--- a/Nueva carpeta/Estructura General de mi blog.docx
+++ b/Nueva carpeta/Estructura General de mi blog.docx
@@ -212,7 +212,7 @@
           <w:szCs w:val="24"/>
           <w:lang w:val="es-MX" w:eastAsia="es-MX"/>
         </w:rPr>
-        <w:t>Mantener el sabor del café está en sus manos</w:t>
+        <w:t>De lo cotidiano a más conocimientos del café</w:t>
       </w:r>
     </w:p>
     <w:p>
@@ -241,7 +241,7 @@
           <w:szCs w:val="24"/>
           <w:lang w:val="es-MX" w:eastAsia="es-MX"/>
         </w:rPr>
-        <w:t xml:space="preserve">Valor comercial del café </w:t>
+        <w:t>Mantener el sabor del café está en sus manos</w:t>
       </w:r>
     </w:p>
     <w:p>
@@ -270,7 +270,7 @@
           <w:szCs w:val="24"/>
           <w:lang w:val="es-MX" w:eastAsia="es-MX"/>
         </w:rPr>
-        <w:t xml:space="preserve">Prosperidad y empatía del café </w:t>
+        <w:t xml:space="preserve">Valor comercial del café </w:t>
       </w:r>
     </w:p>
     <w:p>
@@ -299,7 +299,7 @@
           <w:szCs w:val="24"/>
           <w:lang w:val="es-MX" w:eastAsia="es-MX"/>
         </w:rPr>
-        <w:t xml:space="preserve">Oportunidad, valores y relaciones del café </w:t>
+        <w:t xml:space="preserve">Prosperidad y empatía del café </w:t>
       </w:r>
     </w:p>
     <w:p>
@@ -328,7 +328,7 @@
           <w:szCs w:val="24"/>
           <w:lang w:val="es-MX" w:eastAsia="es-MX"/>
         </w:rPr>
-        <w:t>De lo cotidiano a más conocimientos del café</w:t>
+        <w:t xml:space="preserve">Oportunidad, valores y relaciones del café </w:t>
       </w:r>
     </w:p>
     <w:p>
@@ -4449,41 +4449,6 @@
           <w:lang w:val="es-MX"/>
         </w:rPr>
       </w:pPr>
-      <w:r>
-        <w:rPr>
-          <w:rFonts w:ascii="Times New Roman" w:hAnsi="Times New Roman" w:cs="Times New Roman"/>
-          <w:bCs/>
-          <w:color w:val="000000" w:themeColor="text1"/>
-          <w:sz w:val="24"/>
-          <w:szCs w:val="24"/>
-          <w:lang w:val="es-MX"/>
-        </w:rPr>
-        <w:t xml:space="preserve">Cervera Muñoz, Arcadio, and Wilson Oviedo García. 2024. “REVISIÓN BIBLIOGRÁFICA DE LA APLICACIÓN DE LA METODOLOGÍA DE ANÁLISIS ENVOLVENTE DE DATOS (DEA) EN EL SECTOR AGROPECUARIO DE COLOMBIA.” Revista Facultad de Ciencias Contables Económicas y Administrativas -FACCEA 14 (1): 24–43. </w:t>
-      </w:r>
-      <w:hyperlink r:id="rId19" w:history="1">
-        <w:r>
-          <w:rPr>
-            <w:rStyle w:val="Hipervnculo"/>
-            <w:rFonts w:ascii="Times New Roman" w:hAnsi="Times New Roman" w:cs="Times New Roman"/>
-            <w:bCs/>
-            <w:sz w:val="24"/>
-            <w:szCs w:val="24"/>
-            <w:lang w:val="es-MX"/>
-          </w:rPr>
-          <w:t>https://doi.org/10.47847/faccea.v14n1a2</w:t>
-        </w:r>
-      </w:hyperlink>
-      <w:r>
-        <w:rPr>
-          <w:rFonts w:ascii="Times New Roman" w:hAnsi="Times New Roman" w:cs="Times New Roman"/>
-          <w:bCs/>
-          <w:color w:val="000000" w:themeColor="text1"/>
-          <w:sz w:val="24"/>
-          <w:szCs w:val="24"/>
-          <w:lang w:val="es-MX"/>
-        </w:rPr>
-        <w:t xml:space="preserve"> </w:t>
-      </w:r>
     </w:p>
     <w:p>
       <w:pPr>
@@ -4541,7 +4506,7 @@
                     </pic:cNvPicPr>
                   </pic:nvPicPr>
                   <pic:blipFill>
-                    <a:blip r:embed="rId20">
+                    <a:blip r:embed="rId19">
                       <a:extLst>
                         <a:ext uri="{28A0092B-C50C-407E-A947-70E740481C1C}">
                           <a14:useLocalDpi xmlns:a14="http://schemas.microsoft.com/office/drawing/2010/main" val="0"/>
@@ -4738,66 +4703,6 @@
           <w:color w:val="000000" w:themeColor="text1"/>
           <w:sz w:val="24"/>
           <w:szCs w:val="24"/>
-          <w:lang w:val="es-MX"/>
-        </w:rPr>
-        <w:t xml:space="preserve">Becerril-Torres, Osvaldo, Inmaculada Álvarez-Ayuso, and Laura Del Moral-Barrera. 2010. “Eficiencia Técnica de Las Entidades Federativas de México.” Economía Sociedad y Territorio, May. </w:t>
-      </w:r>
-      <w:hyperlink r:id="rId21" w:history="1">
-        <w:r>
-          <w:rPr>
-            <w:rStyle w:val="Hipervnculo"/>
-            <w:rFonts w:ascii="Times New Roman" w:hAnsi="Times New Roman" w:cs="Times New Roman"/>
-            <w:bCs/>
-            <w:sz w:val="24"/>
-            <w:szCs w:val="24"/>
-            <w:lang w:val="es-MX"/>
-          </w:rPr>
-          <w:t>https://doi.org/10.22136/est002010145</w:t>
-        </w:r>
-      </w:hyperlink>
-      <w:r>
-        <w:rPr>
-          <w:rFonts w:ascii="Times New Roman" w:hAnsi="Times New Roman" w:cs="Times New Roman"/>
-          <w:bCs/>
-          <w:color w:val="000000" w:themeColor="text1"/>
-          <w:sz w:val="24"/>
-          <w:szCs w:val="24"/>
-          <w:lang w:val="es-MX"/>
-        </w:rPr>
-        <w:t xml:space="preserve"> </w:t>
-      </w:r>
-    </w:p>
-    <w:p>
-      <w:pPr>
-        <w:spacing w:before="100" w:beforeAutospacing="1" w:after="100" w:afterAutospacing="1" w:line="240" w:lineRule="auto"/>
-        <w:jc w:val="both"/>
-        <w:rPr>
-          <w:rFonts w:ascii="Times New Roman" w:hAnsi="Times New Roman" w:cs="Times New Roman"/>
-          <w:bCs/>
-          <w:color w:val="000000" w:themeColor="text1"/>
-          <w:sz w:val="24"/>
-          <w:szCs w:val="24"/>
-          <w:lang w:val="es-MX"/>
-        </w:rPr>
-      </w:pPr>
-      <w:r>
-        <w:rPr>
-          <w:rFonts w:ascii="Times New Roman" w:hAnsi="Times New Roman" w:cs="Times New Roman"/>
-          <w:bCs/>
-          <w:color w:val="000000" w:themeColor="text1"/>
-          <w:sz w:val="24"/>
-          <w:szCs w:val="24"/>
-          <w:lang w:val="es-MX" w:eastAsia="es-MX"/>
-        </w:rPr>
-        <w:t xml:space="preserve"> </w:t>
-      </w:r>
-      <w:r>
-        <w:rPr>
-          <w:rFonts w:ascii="Times New Roman" w:hAnsi="Times New Roman" w:cs="Times New Roman"/>
-          <w:bCs/>
-          <w:color w:val="000000" w:themeColor="text1"/>
-          <w:sz w:val="24"/>
-          <w:szCs w:val="24"/>
           <w:lang w:val="es-MX" w:eastAsia="es-MX"/>
         </w:rPr>
         <w:drawing>
@@ -4818,7 +4723,7 @@
                     </pic:cNvPicPr>
                   </pic:nvPicPr>
                   <pic:blipFill>
-                    <a:blip r:embed="rId22">
+                    <a:blip r:embed="rId20">
                       <a:extLst>
                         <a:ext uri="{28A0092B-C50C-407E-A947-70E740481C1C}">
                           <a14:useLocalDpi xmlns:a14="http://schemas.microsoft.com/office/drawing/2010/main" val="0"/>
@@ -4872,8 +4777,19 @@
           <w:szCs w:val="24"/>
           <w:lang w:val="es-MX"/>
         </w:rPr>
+        <w:t xml:space="preserve">En este contexto la producción de café es un proceso complejo que involucra múltiples factores, desde la elección de variedades adecuadas hasta el manejo de plagas y enfermedades. La eficiencia en la producción se traduce en un uso óptimo de recursos, lo que no solo mejora la rentabilidad para los agricultores, sino que también contribuye a la sostenibilidad del ecosistema (Leguizamo </w:t>
+      </w:r>
+      <w:r>
+        <w:rPr>
+          <w:rFonts w:ascii="Times New Roman" w:hAnsi="Times New Roman" w:cs="Times New Roman"/>
+          <w:bCs/>
+          <w:color w:val="000000" w:themeColor="text1"/>
+          <w:sz w:val="24"/>
+          <w:szCs w:val="24"/>
+          <w:lang w:val="es-MX"/>
+        </w:rPr>
         <w:lastRenderedPageBreak/>
-        <w:t>En este contexto la producción de café es un proceso complejo que involucra múltiples factores, desde la elección de variedades adecuadas hasta el manejo de plagas y enfermedades. La eficiencia en la producción se traduce en un uso óptimo de recursos, lo que no solo mejora la rentabilidad para los agricultores, sino que también contribuye a la sostenibilidad del ecosistema (Leguizamo et al., 2024). Medir la eficiencia permite identificar áreas de mejora, optimizar prácticas agrícolas y maximizar la calidad del café producido.</w:t>
+        <w:t>et al., 2024). Medir la eficiencia permite identificar áreas de mejora, optimizar prácticas agrícolas y maximizar la calidad del café producido.</w:t>
       </w:r>
     </w:p>
     <w:p>
@@ -4916,7 +4832,7 @@
                     </pic:cNvPicPr>
                   </pic:nvPicPr>
                   <pic:blipFill>
-                    <a:blip r:embed="rId23">
+                    <a:blip r:embed="rId21">
                       <a:extLst>
                         <a:ext uri="{28A0092B-C50C-407E-A947-70E740481C1C}">
                           <a14:useLocalDpi xmlns:a14="http://schemas.microsoft.com/office/drawing/2010/main" val="0"/>
@@ -5019,66 +4935,6 @@
     </w:p>
     <w:p>
       <w:pPr>
-        <w:spacing w:before="100" w:beforeAutospacing="1" w:after="100" w:afterAutospacing="1" w:line="240" w:lineRule="auto"/>
-        <w:jc w:val="both"/>
-        <w:rPr>
-          <w:rFonts w:ascii="Times New Roman" w:hAnsi="Times New Roman" w:cs="Times New Roman"/>
-          <w:bCs/>
-          <w:color w:val="000000" w:themeColor="text1"/>
-          <w:sz w:val="24"/>
-          <w:szCs w:val="24"/>
-          <w:lang w:val="es-MX"/>
-        </w:rPr>
-      </w:pPr>
-      <w:r>
-        <w:rPr>
-          <w:rFonts w:ascii="Times New Roman" w:hAnsi="Times New Roman" w:cs="Times New Roman"/>
-          <w:bCs/>
-          <w:color w:val="000000" w:themeColor="text1"/>
-          <w:sz w:val="24"/>
-          <w:szCs w:val="24"/>
-          <w:lang w:val="es-MX"/>
-        </w:rPr>
-        <w:t xml:space="preserve">González Razo, Felipe de Jesús, Dora Ma. Sangerman-Jarquín, Samuel Rebollar Rebollar, José Miguel Omaña Silvestre, Juvencio Hernández Martínez, and José Luis Morales Hernández. 2019. “El Proceso de Comercialización Del Café En El Sur Del Estado de México.” Revista Mexicana de Ciencias Agrícolas 10 (6): 1195–1206. </w:t>
-      </w:r>
-      <w:hyperlink r:id="rId24" w:history="1">
-        <w:r>
-          <w:rPr>
-            <w:rStyle w:val="Hipervnculo"/>
-            <w:rFonts w:ascii="Times New Roman" w:hAnsi="Times New Roman" w:cs="Times New Roman"/>
-            <w:bCs/>
-            <w:sz w:val="24"/>
-            <w:szCs w:val="24"/>
-            <w:lang w:val="es-MX"/>
-          </w:rPr>
-          <w:t>https://doi.org/10.29312/remexca.v10i6.2057</w:t>
-        </w:r>
-      </w:hyperlink>
-      <w:r>
-        <w:rPr>
-          <w:rFonts w:ascii="Times New Roman" w:hAnsi="Times New Roman" w:cs="Times New Roman"/>
-          <w:bCs/>
-          <w:color w:val="000000" w:themeColor="text1"/>
-          <w:sz w:val="24"/>
-          <w:szCs w:val="24"/>
-          <w:lang w:val="es-MX"/>
-        </w:rPr>
-        <w:t>.</w:t>
-      </w:r>
-      <w:r>
-        <w:rPr>
-          <w:rFonts w:ascii="Times New Roman" w:hAnsi="Times New Roman" w:cs="Times New Roman"/>
-          <w:bCs/>
-          <w:color w:val="000000" w:themeColor="text1"/>
-          <w:sz w:val="24"/>
-          <w:szCs w:val="24"/>
-          <w:lang w:val="es-MX"/>
-        </w:rPr>
-        <w:t xml:space="preserve"> </w:t>
-      </w:r>
-    </w:p>
-    <w:p>
-      <w:pPr>
         <w:spacing w:before="100" w:beforeAutospacing="1" w:after="100" w:afterAutospacing="1"/>
         <w:rPr>
           <w:rFonts w:ascii="Times New Roman" w:hAnsi="Times New Roman" w:cs="Times New Roman"/>
@@ -5095,7 +4951,6 @@
           <w:szCs w:val="24"/>
           <w:lang w:val="es-MX" w:eastAsia="es-MX"/>
         </w:rPr>
-        <w:lastRenderedPageBreak/>
         <w:drawing>
           <wp:inline distT="0" distB="0" distL="0" distR="0" wp14:anchorId="32ED103C" wp14:editId="4B94A04B">
             <wp:extent cx="6043930" cy="2701290"/>
@@ -5126,7 +4981,7 @@
                     </pic:cNvPicPr>
                   </pic:nvPicPr>
                   <pic:blipFill>
-                    <a:blip r:embed="rId25" cstate="print"/>
+                    <a:blip r:embed="rId22" cstate="print"/>
                     <a:stretch>
                       <a:fillRect/>
                     </a:stretch>
@@ -5200,6 +5055,7 @@
           <w:szCs w:val="24"/>
           <w:lang w:val="es-MX"/>
         </w:rPr>
+        <w:lastRenderedPageBreak/>
         <w:t xml:space="preserve">Fuente: </w:t>
       </w:r>
       <w:r>
@@ -5210,7 +5066,37 @@
           <w:szCs w:val="24"/>
           <w:lang w:val="es-ES"/>
         </w:rPr>
-        <w:t xml:space="preserve">Higuera y Rivera (2018) </w:t>
+        <w:t>González et al.</w:t>
+      </w:r>
+      <w:r>
+        <w:rPr>
+          <w:rFonts w:ascii="Times New Roman" w:hAnsi="Times New Roman" w:cs="Times New Roman"/>
+          <w:color w:val="000000" w:themeColor="text1"/>
+          <w:sz w:val="24"/>
+          <w:szCs w:val="24"/>
+          <w:lang w:val="es-ES"/>
+        </w:rPr>
+        <w:t xml:space="preserve"> (201</w:t>
+      </w:r>
+      <w:r>
+        <w:rPr>
+          <w:rFonts w:ascii="Times New Roman" w:hAnsi="Times New Roman" w:cs="Times New Roman"/>
+          <w:color w:val="000000" w:themeColor="text1"/>
+          <w:sz w:val="24"/>
+          <w:szCs w:val="24"/>
+          <w:lang w:val="es-ES"/>
+        </w:rPr>
+        <w:t>9</w:t>
+      </w:r>
+      <w:r>
+        <w:rPr>
+          <w:rFonts w:ascii="Times New Roman" w:hAnsi="Times New Roman" w:cs="Times New Roman"/>
+          <w:color w:val="000000" w:themeColor="text1"/>
+          <w:sz w:val="24"/>
+          <w:szCs w:val="24"/>
+          <w:lang w:val="es-ES"/>
+        </w:rPr>
+        <w:t xml:space="preserve">) </w:t>
       </w:r>
     </w:p>
     <w:p>
@@ -5349,7 +5235,6 @@
           <w:szCs w:val="24"/>
           <w:lang w:val="es-MX" w:eastAsia="es-MX"/>
         </w:rPr>
-        <w:lastRenderedPageBreak/>
         <w:drawing>
           <wp:inline distT="0" distB="0" distL="0" distR="0">
             <wp:extent cx="2622550" cy="1746250"/>
@@ -5368,7 +5253,7 @@
                     </pic:cNvPicPr>
                   </pic:nvPicPr>
                   <pic:blipFill>
-                    <a:blip r:embed="rId26">
+                    <a:blip r:embed="rId23">
                       <a:extLst>
                         <a:ext uri="{28A0092B-C50C-407E-A947-70E740481C1C}">
                           <a14:useLocalDpi xmlns:a14="http://schemas.microsoft.com/office/drawing/2010/main" val="0"/>
@@ -5437,6 +5322,7 @@
           <w:sz w:val="24"/>
           <w:szCs w:val="24"/>
         </w:rPr>
+        <w:lastRenderedPageBreak/>
         <w:t>Los factores relevantes en la relación del LCA+DEA y la sostenibilidad para las organizaciones incluyen la eficiencia, la productividad, la mejora, la estandarización y la eficiencia técnica. Se consideran factores asociados como ventas, oferta y demanda, materias primas, costo de mano de obra y la</w:t>
       </w:r>
       <w:r>
@@ -5456,71 +5342,6 @@
           <w:szCs w:val="24"/>
         </w:rPr>
         <w:t>).</w:t>
-      </w:r>
-    </w:p>
-    <w:p>
-      <w:pPr>
-        <w:spacing w:before="100" w:beforeAutospacing="1" w:after="100" w:afterAutospacing="1"/>
-        <w:rPr>
-          <w:rFonts w:ascii="Times New Roman" w:hAnsi="Times New Roman" w:cs="Times New Roman"/>
-          <w:color w:val="000000" w:themeColor="text1"/>
-          <w:sz w:val="24"/>
-          <w:szCs w:val="24"/>
-        </w:rPr>
-      </w:pPr>
-      <w:r>
-        <w:rPr>
-          <w:rFonts w:ascii="Segoe UI" w:hAnsi="Segoe UI" w:cs="Segoe UI"/>
-          <w:color w:val="343A40"/>
-          <w:sz w:val="23"/>
-          <w:szCs w:val="23"/>
-          <w:shd w:val="clear" w:color="auto" w:fill="FFFFFF"/>
-        </w:rPr>
-        <w:t>Riaño Henao, Camilo Andrés, and Olga Lucía Larrea Serna. 2022. “Análisis Envolvente de Datos y Sus Aplicaciones En Sostenibilidad.” </w:t>
-      </w:r>
-      <w:r>
-        <w:rPr>
-          <w:rStyle w:val="nfasis"/>
-          <w:rFonts w:ascii="Segoe UI" w:hAnsi="Segoe UI" w:cs="Segoe UI"/>
-          <w:color w:val="343A40"/>
-          <w:sz w:val="23"/>
-          <w:szCs w:val="23"/>
-          <w:shd w:val="clear" w:color="auto" w:fill="FFFFFF"/>
-        </w:rPr>
-        <w:t>Ingeniare</w:t>
-      </w:r>
-      <w:r>
-        <w:rPr>
-          <w:rFonts w:ascii="Segoe UI" w:hAnsi="Segoe UI" w:cs="Segoe UI"/>
-          <w:color w:val="343A40"/>
-          <w:sz w:val="23"/>
-          <w:szCs w:val="23"/>
-          <w:shd w:val="clear" w:color="auto" w:fill="FFFFFF"/>
-        </w:rPr>
-        <w:t>, no. 31 (July). </w:t>
-      </w:r>
-      <w:hyperlink r:id="rId27" w:history="1">
-        <w:r>
-          <w:rPr>
-            <w:rStyle w:val="Hipervnculo"/>
-            <w:rFonts w:ascii="Segoe UI" w:hAnsi="Segoe UI" w:cs="Segoe UI"/>
-            <w:color w:val="1F4EB6"/>
-            <w:sz w:val="23"/>
-            <w:szCs w:val="23"/>
-            <w:shd w:val="clear" w:color="auto" w:fill="FFFFFF"/>
-          </w:rPr>
-          <w:t>https://doi.org/10.18041/1909-2458/ingeniare.31.8934</w:t>
-        </w:r>
-      </w:hyperlink>
-      <w:r>
-        <w:rPr>
-          <w:rFonts w:ascii="Segoe UI" w:hAnsi="Segoe UI" w:cs="Segoe UI"/>
-          <w:color w:val="343A40"/>
-          <w:sz w:val="23"/>
-          <w:szCs w:val="23"/>
-          <w:shd w:val="clear" w:color="auto" w:fill="FFFFFF"/>
-        </w:rPr>
-        <w:t>.</w:t>
       </w:r>
     </w:p>
     <w:p>
@@ -5775,18 +5596,7 @@
           <w:szCs w:val="24"/>
           <w:lang w:val="es-ES" w:eastAsia="es-MX"/>
         </w:rPr>
-        <w:t xml:space="preserve"> L.), lo que se dificulta al momento de tomar en cuenta la aplicación de herramientas como el LCA y el DEA en este sector. A pesar de su potencial, la </w:t>
-      </w:r>
-      <w:r>
-        <w:rPr>
-          <w:rFonts w:ascii="Times New Roman" w:eastAsia="Times New Roman" w:hAnsi="Times New Roman" w:cs="Times New Roman"/>
-          <w:color w:val="000000" w:themeColor="text1"/>
-          <w:sz w:val="24"/>
-          <w:szCs w:val="24"/>
-          <w:lang w:val="es-ES" w:eastAsia="es-MX"/>
-        </w:rPr>
-        <w:lastRenderedPageBreak/>
-        <w:t xml:space="preserve">combinación de estas dos metodologías es poco frecuente en investigaciones previas, especialmente en estudios agrícolas, lo que representa una brecha en el conocimiento. </w:t>
+        <w:t xml:space="preserve"> L.), lo que se dificulta al momento de tomar en cuenta la aplicación de herramientas como el LCA y el DEA en este sector. A pesar de su potencial, la combinación de estas dos metodologías es poco frecuente en investigaciones previas, especialmente en estudios agrícolas, lo que representa una brecha en el conocimiento. </w:t>
       </w:r>
     </w:p>
     <w:p>
@@ -5828,7 +5638,7 @@
                     </pic:cNvPicPr>
                   </pic:nvPicPr>
                   <pic:blipFill>
-                    <a:blip r:embed="rId28">
+                    <a:blip r:embed="rId24">
                       <a:extLst>
                         <a:ext uri="{28A0092B-C50C-407E-A947-70E740481C1C}">
                           <a14:useLocalDpi xmlns:a14="http://schemas.microsoft.com/office/drawing/2010/main" val="0"/>
@@ -5905,6 +5715,7 @@
           <w:szCs w:val="24"/>
           <w:lang w:val="es-MX" w:eastAsia="es-MX"/>
         </w:rPr>
+        <w:lastRenderedPageBreak/>
         <w:drawing>
           <wp:inline distT="0" distB="0" distL="0" distR="0">
             <wp:extent cx="2146300" cy="2146300"/>
@@ -5923,7 +5734,7 @@
                     </pic:cNvPicPr>
                   </pic:nvPicPr>
                   <pic:blipFill>
-                    <a:blip r:embed="rId29">
+                    <a:blip r:embed="rId25">
                       <a:extLst>
                         <a:ext uri="{28A0092B-C50C-407E-A947-70E740481C1C}">
                           <a14:useLocalDpi xmlns:a14="http://schemas.microsoft.com/office/drawing/2010/main" val="0"/>
@@ -5990,7 +5801,63 @@
           <w:sz w:val="24"/>
           <w:szCs w:val="24"/>
         </w:rPr>
-        <w:t xml:space="preserve"> pequeños productores o minifundistas, productores agrícolas o agroindustriales y productores secundarios, que son aquellos que no tienen como actividad principal el café. La gran mayoría de los productores son minifundistas y mantienen sus fincas como sistemas de policultivos y rústicos, el 93.5% de las fincas cafetaleras tienen una superficie menor a 3 ha (Ramírez et al., 2010).</w:t>
+        <w:t xml:space="preserve"> pequeños productores o minifundistas, productores agrícolas o agroindustriales y productores secundarios, que son aquellos que no tienen como actividad principal el café. La gran mayoría de los productores son minifundistas y mantienen sus fincas como sistemas de policultivos y rústicos, el 93.5% de las fincas cafetaleras tienen una superficie m</w:t>
+      </w:r>
+      <w:bookmarkStart w:id="0" w:name="_GoBack"/>
+      <w:bookmarkEnd w:id="0"/>
+      <w:r>
+        <w:rPr>
+          <w:rFonts w:ascii="Times New Roman" w:hAnsi="Times New Roman" w:cs="Times New Roman"/>
+          <w:color w:val="000000" w:themeColor="text1"/>
+          <w:sz w:val="24"/>
+          <w:szCs w:val="24"/>
+        </w:rPr>
+        <w:t>enor a 3 ha (</w:t>
+      </w:r>
+      <w:r>
+        <w:rPr>
+          <w:rFonts w:ascii="Times New Roman" w:hAnsi="Times New Roman" w:cs="Times New Roman"/>
+          <w:color w:val="000000" w:themeColor="text1"/>
+          <w:sz w:val="24"/>
+          <w:szCs w:val="24"/>
+        </w:rPr>
+        <w:t>Venegas</w:t>
+      </w:r>
+      <w:r>
+        <w:rPr>
+          <w:rFonts w:ascii="Times New Roman" w:hAnsi="Times New Roman" w:cs="Times New Roman"/>
+          <w:color w:val="000000" w:themeColor="text1"/>
+          <w:sz w:val="24"/>
+          <w:szCs w:val="24"/>
+        </w:rPr>
+        <w:t xml:space="preserve"> et al., 20</w:t>
+      </w:r>
+      <w:r>
+        <w:rPr>
+          <w:rFonts w:ascii="Times New Roman" w:hAnsi="Times New Roman" w:cs="Times New Roman"/>
+          <w:color w:val="000000" w:themeColor="text1"/>
+          <w:sz w:val="24"/>
+          <w:szCs w:val="24"/>
+        </w:rPr>
+        <w:t>2</w:t>
+      </w:r>
+      <w:r>
+        <w:rPr>
+          <w:rFonts w:ascii="Times New Roman" w:hAnsi="Times New Roman" w:cs="Times New Roman"/>
+          <w:color w:val="000000" w:themeColor="text1"/>
+          <w:sz w:val="24"/>
+          <w:szCs w:val="24"/>
+        </w:rPr>
+        <w:t>1</w:t>
+      </w:r>
+      <w:r>
+        <w:rPr>
+          <w:rFonts w:ascii="Times New Roman" w:hAnsi="Times New Roman" w:cs="Times New Roman"/>
+          <w:color w:val="000000" w:themeColor="text1"/>
+          <w:sz w:val="24"/>
+          <w:szCs w:val="24"/>
+        </w:rPr>
+        <w:t>).</w:t>
       </w:r>
     </w:p>
     <w:p>
@@ -6030,7 +5897,66 @@
           <w:sz w:val="24"/>
           <w:szCs w:val="24"/>
         </w:rPr>
-        <w:t xml:space="preserve">La justificación de esta investigación se basa en la escasez de estudios específicos para regiones como Veracruz, donde la mayoría de las investigaciones se han centrado en contextos globales o nacionales, limitando la comprensión de las particularidades locales. Otros estudios de DEA en agricultura han utilizado datos a nivel macro o nacional, sin considerar factores locales como las </w:t>
+        <w:t xml:space="preserve">La justificación de esta investigación se basa en la escasez de estudios específicos para regiones como Veracruz, donde la mayoría de las investigaciones se han centrado en contextos globales o nacionales, limitando la comprensión de las particularidades locales. Otros estudios de DEA en agricultura han utilizado datos a nivel macro o nacional, sin considerar factores locales como las condiciones climáticas, variedades de cultivos y prácticas agrícolas, lo que afecta la precisión en la evaluación de la eficiencia. </w:t>
+      </w:r>
+    </w:p>
+    <w:p>
+      <w:pPr>
+        <w:spacing w:before="100" w:beforeAutospacing="1" w:after="100" w:afterAutospacing="1" w:line="240" w:lineRule="auto"/>
+        <w:rPr>
+          <w:rFonts w:ascii="Times New Roman" w:hAnsi="Times New Roman" w:cs="Times New Roman"/>
+          <w:color w:val="000000" w:themeColor="text1"/>
+          <w:sz w:val="24"/>
+          <w:szCs w:val="24"/>
+        </w:rPr>
+      </w:pPr>
+      <w:r>
+        <w:rPr>
+          <w:rFonts w:ascii="Times New Roman" w:hAnsi="Times New Roman" w:cs="Times New Roman"/>
+          <w:color w:val="000000" w:themeColor="text1"/>
+          <w:sz w:val="24"/>
+          <w:szCs w:val="24"/>
+        </w:rPr>
+        <w:t>La necesidad de evaluar la ecoeficiencia en la producción agrícola se ha vuelto crucial debido a los crecientes desafíos ambientales y la demanda de prácticas sostenibles. El DEA se ha consolidado como una herramienta útil para medir la eficiencia en sistemas productivos, ya que permite evaluar múltiples entradas y salidas sin la necesidad de especificar una función de producción. Su aplicación en la agricultura, especialmente en cultivos como el café, permite identificar las fincas que alcanzan los mejores niveles de eficiencia, lo cual es fundamental para mejorar el uso de recursos y reducir el impacto ambiental. No obstante, la DEA por sí solo no proporciona información detallada sobre los efectos ambientales, lo que subraya la importancia de complementarlo con otros métodos, como el LCA.</w:t>
+      </w:r>
+    </w:p>
+    <w:p>
+      <w:pPr>
+        <w:spacing w:before="100" w:beforeAutospacing="1" w:after="100" w:afterAutospacing="1" w:line="240" w:lineRule="auto"/>
+        <w:rPr>
+          <w:rFonts w:ascii="Times New Roman" w:hAnsi="Times New Roman" w:cs="Times New Roman"/>
+          <w:color w:val="000000" w:themeColor="text1"/>
+          <w:sz w:val="24"/>
+          <w:szCs w:val="24"/>
+        </w:rPr>
+      </w:pPr>
+      <w:r>
+        <w:rPr>
+          <w:rFonts w:ascii="Times New Roman" w:hAnsi="Times New Roman" w:cs="Times New Roman"/>
+          <w:color w:val="000000" w:themeColor="text1"/>
+          <w:sz w:val="24"/>
+          <w:szCs w:val="24"/>
+        </w:rPr>
+        <w:t>El Análisis de Ciclo de Vida es una metodología que evalúa los impactos ambientales de un producto desde su origen hasta su disposición final, ofreciendo una visión integral de los efectos de las actividades agrícolas. En la producción de café (</w:t>
+      </w:r>
+      <w:r>
+        <w:rPr>
+          <w:rFonts w:ascii="Times New Roman" w:hAnsi="Times New Roman" w:cs="Times New Roman"/>
+          <w:i/>
+          <w:color w:val="000000" w:themeColor="text1"/>
+          <w:sz w:val="24"/>
+          <w:szCs w:val="24"/>
+        </w:rPr>
+        <w:t>Coffea arabica</w:t>
+      </w:r>
+      <w:r>
+        <w:rPr>
+          <w:rFonts w:ascii="Times New Roman" w:hAnsi="Times New Roman" w:cs="Times New Roman"/>
+          <w:color w:val="000000" w:themeColor="text1"/>
+          <w:sz w:val="24"/>
+          <w:szCs w:val="24"/>
+        </w:rPr>
+        <w:t xml:space="preserve"> L.), el LCA permite identificar los puntos críticos en el proceso productivo que generan mayores impactos, como el uso de agua, energía y la emisión de gases de efecto invernadero. Combinando LCA con DEA, es </w:t>
       </w:r>
       <w:r>
         <w:rPr>
@@ -6040,66 +5966,7 @@
           <w:szCs w:val="24"/>
         </w:rPr>
         <w:lastRenderedPageBreak/>
-        <w:t xml:space="preserve">condiciones climáticas, variedades de cultivos y prácticas agrícolas, lo que afecta la precisión en la evaluación de la eficiencia. </w:t>
-      </w:r>
-    </w:p>
-    <w:p>
-      <w:pPr>
-        <w:spacing w:before="100" w:beforeAutospacing="1" w:after="100" w:afterAutospacing="1" w:line="240" w:lineRule="auto"/>
-        <w:rPr>
-          <w:rFonts w:ascii="Times New Roman" w:hAnsi="Times New Roman" w:cs="Times New Roman"/>
-          <w:color w:val="000000" w:themeColor="text1"/>
-          <w:sz w:val="24"/>
-          <w:szCs w:val="24"/>
-        </w:rPr>
-      </w:pPr>
-      <w:r>
-        <w:rPr>
-          <w:rFonts w:ascii="Times New Roman" w:hAnsi="Times New Roman" w:cs="Times New Roman"/>
-          <w:color w:val="000000" w:themeColor="text1"/>
-          <w:sz w:val="24"/>
-          <w:szCs w:val="24"/>
-        </w:rPr>
-        <w:t>La necesidad de evaluar la ecoeficiencia en la producción agrícola se ha vuelto crucial debido a los crecientes desafíos ambientales y la demanda de prácticas sostenibles. El DEA se ha consolidado como una herramienta útil para medir la eficiencia en sistemas productivos, ya que permite evaluar múltiples entradas y salidas sin la necesidad de especificar una función de producción. Su aplicación en la agricultura, especialmente en cultivos como el café, permite identificar las fincas que alcanzan los mejores niveles de eficiencia, lo cual es fundamental para mejorar el uso de recursos y reducir el impacto ambiental. No obstante, la DEA por sí solo no proporciona información detallada sobre los efectos ambientales, lo que subraya la importancia de complementarlo con otros métodos, como el LCA.</w:t>
-      </w:r>
-    </w:p>
-    <w:p>
-      <w:pPr>
-        <w:spacing w:before="100" w:beforeAutospacing="1" w:after="100" w:afterAutospacing="1" w:line="240" w:lineRule="auto"/>
-        <w:rPr>
-          <w:rFonts w:ascii="Times New Roman" w:hAnsi="Times New Roman" w:cs="Times New Roman"/>
-          <w:color w:val="000000" w:themeColor="text1"/>
-          <w:sz w:val="24"/>
-          <w:szCs w:val="24"/>
-        </w:rPr>
-      </w:pPr>
-      <w:r>
-        <w:rPr>
-          <w:rFonts w:ascii="Times New Roman" w:hAnsi="Times New Roman" w:cs="Times New Roman"/>
-          <w:color w:val="000000" w:themeColor="text1"/>
-          <w:sz w:val="24"/>
-          <w:szCs w:val="24"/>
-        </w:rPr>
-        <w:t>El Análisis de Ciclo de Vida es una metodología que evalúa los impactos ambientales de un producto desde su origen hasta su disposición final, ofreciendo una visión integral de los efectos de las actividades agrícolas. En la producción de café (</w:t>
-      </w:r>
-      <w:r>
-        <w:rPr>
-          <w:rFonts w:ascii="Times New Roman" w:hAnsi="Times New Roman" w:cs="Times New Roman"/>
-          <w:i/>
-          <w:color w:val="000000" w:themeColor="text1"/>
-          <w:sz w:val="24"/>
-          <w:szCs w:val="24"/>
-        </w:rPr>
-        <w:t>Coffea arabica</w:t>
-      </w:r>
-      <w:r>
-        <w:rPr>
-          <w:rFonts w:ascii="Times New Roman" w:hAnsi="Times New Roman" w:cs="Times New Roman"/>
-          <w:color w:val="000000" w:themeColor="text1"/>
-          <w:sz w:val="24"/>
-          <w:szCs w:val="24"/>
-        </w:rPr>
-        <w:t xml:space="preserve"> L.), el LCA permite identificar los puntos críticos en el proceso productivo que generan mayores impactos, como el uso de agua, energía y la emisión de gases de efecto invernadero. Combinando LCA con DEA, es posible no solo evaluar la eficiencia productiva de las fincas, sino también entender el impacto ambiental asociado a las prácticas agrícolas, proporcionando un enfoque más holístico de la ecoeficiencia. Esta combinación de herramientas es especialmente valiosa en la región cafetera, donde los desafíos ambientales y económicos requieren soluciones innovadoras que optimicen tanto la producción como la sostenibilidad.</w:t>
+        <w:t>posible no solo evaluar la eficiencia productiva de las fincas, sino también entender el impacto ambiental asociado a las prácticas agrícolas, proporcionando un enfoque más holístico de la ecoeficiencia. Esta combinación de herramientas es especialmente valiosa en la región cafetera, donde los desafíos ambientales y económicos requieren soluciones innovadoras que optimicen tanto la producción como la sostenibilidad.</w:t>
       </w:r>
     </w:p>
     <w:p>
@@ -6139,7 +6006,7 @@
                     </pic:cNvPicPr>
                   </pic:nvPicPr>
                   <pic:blipFill>
-                    <a:blip r:embed="rId30">
+                    <a:blip r:embed="rId26">
                       <a:extLst>
                         <a:ext uri="{28A0092B-C50C-407E-A947-70E740481C1C}">
                           <a14:useLocalDpi xmlns:a14="http://schemas.microsoft.com/office/drawing/2010/main" val="0"/>
@@ -6182,7 +6049,6 @@
           <w:szCs w:val="24"/>
         </w:rPr>
       </w:pPr>
-      <w:bookmarkStart w:id="0" w:name="_GoBack"/>
       <w:r>
         <w:rPr>
           <w:rFonts w:ascii="Times New Roman" w:hAnsi="Times New Roman" w:cs="Times New Roman"/>
@@ -6208,26 +6074,24 @@
         <w:t xml:space="preserve"> </w:t>
       </w:r>
     </w:p>
-    <w:bookmarkEnd w:id="0"/>
-    <w:p>
-      <w:pPr>
-        <w:spacing w:before="100" w:beforeAutospacing="1" w:after="100" w:afterAutospacing="1" w:line="240" w:lineRule="auto"/>
-        <w:rPr>
-          <w:rFonts w:ascii="Times New Roman" w:hAnsi="Times New Roman" w:cs="Times New Roman"/>
-          <w:color w:val="000000" w:themeColor="text1"/>
-          <w:sz w:val="24"/>
-          <w:szCs w:val="24"/>
-        </w:rPr>
-      </w:pPr>
-      <w:r>
-        <w:rPr>
-          <w:rFonts w:ascii="Times New Roman" w:hAnsi="Times New Roman" w:cs="Times New Roman"/>
-          <w:color w:val="000000" w:themeColor="text1"/>
-          <w:sz w:val="24"/>
-          <w:szCs w:val="24"/>
-          <w:lang w:val="es-MX" w:eastAsia="es-MX"/>
-        </w:rPr>
-        <w:lastRenderedPageBreak/>
+    <w:p>
+      <w:pPr>
+        <w:spacing w:before="100" w:beforeAutospacing="1" w:after="100" w:afterAutospacing="1" w:line="240" w:lineRule="auto"/>
+        <w:rPr>
+          <w:rFonts w:ascii="Times New Roman" w:hAnsi="Times New Roman" w:cs="Times New Roman"/>
+          <w:color w:val="000000" w:themeColor="text1"/>
+          <w:sz w:val="24"/>
+          <w:szCs w:val="24"/>
+        </w:rPr>
+      </w:pPr>
+      <w:r>
+        <w:rPr>
+          <w:rFonts w:ascii="Times New Roman" w:hAnsi="Times New Roman" w:cs="Times New Roman"/>
+          <w:color w:val="000000" w:themeColor="text1"/>
+          <w:sz w:val="24"/>
+          <w:szCs w:val="24"/>
+          <w:lang w:val="es-MX" w:eastAsia="es-MX"/>
+        </w:rPr>
         <w:drawing>
           <wp:anchor distT="0" distB="0" distL="114300" distR="114300" simplePos="0" relativeHeight="251663360" behindDoc="1" locked="0" layoutInCell="1" allowOverlap="1" wp14:anchorId="098E3E6C" wp14:editId="30FD70A7">
             <wp:simplePos x="0" y="0"/>
@@ -6262,7 +6126,7 @@
                     </pic:cNvPicPr>
                   </pic:nvPicPr>
                   <pic:blipFill>
-                    <a:blip r:embed="rId31">
+                    <a:blip r:embed="rId27">
                       <a:extLst>
                         <a:ext uri="{28A0092B-C50C-407E-A947-70E740481C1C}">
                           <a14:useLocalDpi xmlns:a14="http://schemas.microsoft.com/office/drawing/2010/main" val="0"/>
@@ -6463,7 +6327,9 @@
       <w:pPr>
         <w:spacing w:after="0"/>
         <w:rPr>
-          <w:rFonts w:ascii="Times New Roman" w:hAnsi="Times New Roman" w:cs="Times New Roman"/>
+          <w:rStyle w:val="Textoennegrita"/>
+          <w:rFonts w:ascii="Times New Roman" w:hAnsi="Times New Roman" w:cs="Times New Roman"/>
+          <w:bCs w:val="0"/>
           <w:color w:val="000000" w:themeColor="text1"/>
           <w:sz w:val="24"/>
           <w:szCs w:val="24"/>
@@ -6474,12 +6340,445 @@
       <w:pPr>
         <w:spacing w:after="0"/>
         <w:rPr>
-          <w:rFonts w:ascii="Times New Roman" w:hAnsi="Times New Roman" w:cs="Times New Roman"/>
-          <w:color w:val="000000" w:themeColor="text1"/>
-          <w:sz w:val="24"/>
-          <w:szCs w:val="24"/>
-        </w:rPr>
-      </w:pPr>
+          <w:rStyle w:val="Textoennegrita"/>
+          <w:rFonts w:ascii="Times New Roman" w:hAnsi="Times New Roman" w:cs="Times New Roman"/>
+          <w:bCs w:val="0"/>
+          <w:color w:val="000000" w:themeColor="text1"/>
+          <w:sz w:val="24"/>
+          <w:szCs w:val="24"/>
+        </w:rPr>
+      </w:pPr>
+    </w:p>
+    <w:p>
+      <w:pPr>
+        <w:spacing w:after="0"/>
+        <w:rPr>
+          <w:rStyle w:val="Textoennegrita"/>
+          <w:rFonts w:ascii="Times New Roman" w:hAnsi="Times New Roman" w:cs="Times New Roman"/>
+          <w:bCs w:val="0"/>
+          <w:color w:val="000000" w:themeColor="text1"/>
+          <w:sz w:val="24"/>
+          <w:szCs w:val="24"/>
+        </w:rPr>
+      </w:pPr>
+      <w:r>
+        <w:rPr>
+          <w:rStyle w:val="Textoennegrita"/>
+          <w:rFonts w:ascii="Times New Roman" w:hAnsi="Times New Roman" w:cs="Times New Roman"/>
+          <w:bCs w:val="0"/>
+          <w:color w:val="000000" w:themeColor="text1"/>
+          <w:sz w:val="24"/>
+          <w:szCs w:val="24"/>
+        </w:rPr>
+        <w:lastRenderedPageBreak/>
+        <w:t>Referencias</w:t>
+      </w:r>
+    </w:p>
+    <w:p>
+      <w:pPr>
+        <w:spacing w:after="0"/>
+        <w:ind w:left="709" w:hanging="709"/>
+        <w:rPr>
+          <w:rFonts w:ascii="Times New Roman" w:hAnsi="Times New Roman" w:cs="Times New Roman"/>
+          <w:bCs/>
+          <w:color w:val="000000" w:themeColor="text1"/>
+          <w:sz w:val="24"/>
+          <w:szCs w:val="24"/>
+          <w:lang w:val="es-MX"/>
+        </w:rPr>
+      </w:pPr>
+      <w:r>
+        <w:rPr>
+          <w:rFonts w:ascii="Times New Roman" w:hAnsi="Times New Roman" w:cs="Times New Roman"/>
+          <w:bCs/>
+          <w:color w:val="000000" w:themeColor="text1"/>
+          <w:sz w:val="24"/>
+          <w:szCs w:val="24"/>
+          <w:lang w:val="es-MX"/>
+        </w:rPr>
+        <w:t xml:space="preserve">Becerril-Torres, Osvaldo, Inmaculada Álvarez-Ayuso, and Laura Del Moral-Barrera. 2010. “Eficiencia Técnica de Las Entidades Federativas de México.” </w:t>
+      </w:r>
+      <w:r>
+        <w:rPr>
+          <w:rFonts w:ascii="Times New Roman" w:hAnsi="Times New Roman" w:cs="Times New Roman"/>
+          <w:bCs/>
+          <w:i/>
+          <w:color w:val="000000" w:themeColor="text1"/>
+          <w:sz w:val="24"/>
+          <w:szCs w:val="24"/>
+          <w:lang w:val="es-MX"/>
+        </w:rPr>
+        <w:t>Economía Sociedad y Territorio</w:t>
+      </w:r>
+      <w:r>
+        <w:rPr>
+          <w:rFonts w:ascii="Times New Roman" w:hAnsi="Times New Roman" w:cs="Times New Roman"/>
+          <w:bCs/>
+          <w:color w:val="000000" w:themeColor="text1"/>
+          <w:sz w:val="24"/>
+          <w:szCs w:val="24"/>
+          <w:lang w:val="es-MX"/>
+        </w:rPr>
+        <w:t xml:space="preserve">, May. </w:t>
+      </w:r>
+      <w:hyperlink r:id="rId28" w:history="1">
+        <w:r>
+          <w:rPr>
+            <w:rStyle w:val="Hipervnculo"/>
+            <w:rFonts w:ascii="Times New Roman" w:hAnsi="Times New Roman" w:cs="Times New Roman"/>
+            <w:bCs/>
+            <w:sz w:val="24"/>
+            <w:szCs w:val="24"/>
+            <w:lang w:val="es-MX"/>
+          </w:rPr>
+          <w:t>https://doi.org/10.22136/est002010145</w:t>
+        </w:r>
+      </w:hyperlink>
+      <w:r>
+        <w:rPr>
+          <w:rFonts w:ascii="Times New Roman" w:hAnsi="Times New Roman" w:cs="Times New Roman"/>
+          <w:bCs/>
+          <w:color w:val="000000" w:themeColor="text1"/>
+          <w:sz w:val="24"/>
+          <w:szCs w:val="24"/>
+          <w:lang w:val="es-MX"/>
+        </w:rPr>
+        <w:t xml:space="preserve"> </w:t>
+      </w:r>
+    </w:p>
+    <w:p>
+      <w:pPr>
+        <w:spacing w:after="0"/>
+        <w:ind w:left="709" w:hanging="709"/>
+        <w:rPr>
+          <w:rFonts w:ascii="Times New Roman" w:hAnsi="Times New Roman" w:cs="Times New Roman"/>
+          <w:bCs/>
+          <w:color w:val="000000" w:themeColor="text1"/>
+          <w:sz w:val="24"/>
+          <w:szCs w:val="24"/>
+          <w:lang w:val="es-MX"/>
+        </w:rPr>
+      </w:pPr>
+      <w:r>
+        <w:rPr>
+          <w:rFonts w:ascii="Times New Roman" w:hAnsi="Times New Roman" w:cs="Times New Roman"/>
+          <w:bCs/>
+          <w:color w:val="000000" w:themeColor="text1"/>
+          <w:sz w:val="24"/>
+          <w:szCs w:val="24"/>
+          <w:lang w:val="es-MX"/>
+        </w:rPr>
+        <w:t>Cervera Muñoz, Arcadio, and Wilson Oviedo García. 2024. “</w:t>
+      </w:r>
+      <w:r>
+        <w:rPr>
+          <w:rFonts w:ascii="Times New Roman" w:hAnsi="Times New Roman" w:cs="Times New Roman"/>
+          <w:bCs/>
+          <w:color w:val="000000" w:themeColor="text1"/>
+          <w:sz w:val="24"/>
+          <w:szCs w:val="24"/>
+          <w:lang w:val="es-MX"/>
+        </w:rPr>
+        <w:t>revisión bibliográfica de la aplicación de la metodología de análisis envolvente de datos (dea) en el sector agropecuario de colombia</w:t>
+      </w:r>
+      <w:r>
+        <w:rPr>
+          <w:rFonts w:ascii="Times New Roman" w:hAnsi="Times New Roman" w:cs="Times New Roman"/>
+          <w:bCs/>
+          <w:color w:val="000000" w:themeColor="text1"/>
+          <w:sz w:val="24"/>
+          <w:szCs w:val="24"/>
+          <w:lang w:val="es-MX"/>
+        </w:rPr>
+        <w:t xml:space="preserve">.” </w:t>
+      </w:r>
+      <w:r>
+        <w:rPr>
+          <w:rFonts w:ascii="Times New Roman" w:hAnsi="Times New Roman" w:cs="Times New Roman"/>
+          <w:bCs/>
+          <w:i/>
+          <w:color w:val="000000" w:themeColor="text1"/>
+          <w:sz w:val="24"/>
+          <w:szCs w:val="24"/>
+          <w:lang w:val="es-MX"/>
+        </w:rPr>
+        <w:t>Revista Facultad de Ciencias Contables Económicas y Administrativas -FACCEA</w:t>
+      </w:r>
+      <w:r>
+        <w:rPr>
+          <w:rFonts w:ascii="Times New Roman" w:hAnsi="Times New Roman" w:cs="Times New Roman"/>
+          <w:bCs/>
+          <w:color w:val="000000" w:themeColor="text1"/>
+          <w:sz w:val="24"/>
+          <w:szCs w:val="24"/>
+          <w:lang w:val="es-MX"/>
+        </w:rPr>
+        <w:t xml:space="preserve"> 14 (1): 24–43. </w:t>
+      </w:r>
+      <w:hyperlink r:id="rId29" w:history="1">
+        <w:r>
+          <w:rPr>
+            <w:rStyle w:val="Hipervnculo"/>
+            <w:rFonts w:ascii="Times New Roman" w:hAnsi="Times New Roman" w:cs="Times New Roman"/>
+            <w:bCs/>
+            <w:sz w:val="24"/>
+            <w:szCs w:val="24"/>
+            <w:lang w:val="es-MX"/>
+          </w:rPr>
+          <w:t>https://doi.org/10.47847/faccea.v14n1a2</w:t>
+        </w:r>
+      </w:hyperlink>
+      <w:r>
+        <w:rPr>
+          <w:rFonts w:ascii="Times New Roman" w:hAnsi="Times New Roman" w:cs="Times New Roman"/>
+          <w:bCs/>
+          <w:color w:val="000000" w:themeColor="text1"/>
+          <w:sz w:val="24"/>
+          <w:szCs w:val="24"/>
+          <w:lang w:val="es-MX"/>
+        </w:rPr>
+        <w:t xml:space="preserve"> </w:t>
+      </w:r>
+    </w:p>
+    <w:p>
+      <w:pPr>
+        <w:spacing w:after="0"/>
+        <w:ind w:left="709" w:hanging="709"/>
+        <w:rPr>
+          <w:rFonts w:ascii="Times New Roman" w:hAnsi="Times New Roman" w:cs="Times New Roman"/>
+          <w:bCs/>
+          <w:color w:val="000000" w:themeColor="text1"/>
+          <w:sz w:val="24"/>
+          <w:szCs w:val="24"/>
+          <w:lang w:val="es-MX"/>
+        </w:rPr>
+      </w:pPr>
+      <w:r>
+        <w:rPr>
+          <w:rFonts w:ascii="Times New Roman" w:hAnsi="Times New Roman" w:cs="Times New Roman"/>
+          <w:bCs/>
+          <w:color w:val="000000" w:themeColor="text1"/>
+          <w:sz w:val="24"/>
+          <w:szCs w:val="24"/>
+          <w:lang w:val="es-MX"/>
+        </w:rPr>
+        <w:t xml:space="preserve">González Razo, Felipe de Jesús, Dora Ma. Sangerman-Jarquín, Samuel Rebollar Rebollar, José Miguel Omaña Silvestre, Juvencio Hernández Martínez, and José Luis Morales Hernández. 2019. “El Proceso de Comercialización Del Café En El Sur Del Estado de México.” </w:t>
+      </w:r>
+      <w:r>
+        <w:rPr>
+          <w:rFonts w:ascii="Times New Roman" w:hAnsi="Times New Roman" w:cs="Times New Roman"/>
+          <w:bCs/>
+          <w:i/>
+          <w:color w:val="000000" w:themeColor="text1"/>
+          <w:sz w:val="24"/>
+          <w:szCs w:val="24"/>
+          <w:lang w:val="es-MX"/>
+        </w:rPr>
+        <w:t>Revista Mexicana de Ciencias Agrícolas</w:t>
+      </w:r>
+      <w:r>
+        <w:rPr>
+          <w:rFonts w:ascii="Times New Roman" w:hAnsi="Times New Roman" w:cs="Times New Roman"/>
+          <w:bCs/>
+          <w:color w:val="000000" w:themeColor="text1"/>
+          <w:sz w:val="24"/>
+          <w:szCs w:val="24"/>
+          <w:lang w:val="es-MX"/>
+        </w:rPr>
+        <w:t xml:space="preserve"> 10 (6): 1195–1206. </w:t>
+      </w:r>
+      <w:hyperlink r:id="rId30" w:history="1">
+        <w:r>
+          <w:rPr>
+            <w:rStyle w:val="Hipervnculo"/>
+            <w:rFonts w:ascii="Times New Roman" w:hAnsi="Times New Roman" w:cs="Times New Roman"/>
+            <w:bCs/>
+            <w:sz w:val="24"/>
+            <w:szCs w:val="24"/>
+            <w:lang w:val="es-MX"/>
+          </w:rPr>
+          <w:t>https://doi.org/10.29312/remexca.v10i6.2057</w:t>
+        </w:r>
+      </w:hyperlink>
+      <w:r>
+        <w:rPr>
+          <w:rFonts w:ascii="Times New Roman" w:hAnsi="Times New Roman" w:cs="Times New Roman"/>
+          <w:bCs/>
+          <w:color w:val="000000" w:themeColor="text1"/>
+          <w:sz w:val="24"/>
+          <w:szCs w:val="24"/>
+          <w:lang w:val="es-MX"/>
+        </w:rPr>
+        <w:t xml:space="preserve"> </w:t>
+      </w:r>
+    </w:p>
+    <w:p>
+      <w:pPr>
+        <w:spacing w:after="0"/>
+        <w:ind w:left="709" w:hanging="709"/>
+        <w:rPr>
+          <w:rFonts w:ascii="Times New Roman" w:hAnsi="Times New Roman" w:cs="Times New Roman"/>
+          <w:bCs/>
+          <w:color w:val="000000" w:themeColor="text1"/>
+          <w:sz w:val="24"/>
+          <w:szCs w:val="24"/>
+          <w:lang w:val="es-MX"/>
+        </w:rPr>
+      </w:pPr>
+      <w:r>
+        <w:rPr>
+          <w:rFonts w:ascii="Times New Roman" w:hAnsi="Times New Roman" w:cs="Times New Roman"/>
+          <w:bCs/>
+          <w:color w:val="000000" w:themeColor="text1"/>
+          <w:sz w:val="24"/>
+          <w:szCs w:val="24"/>
+          <w:lang w:val="es-MX"/>
+        </w:rPr>
+        <w:t xml:space="preserve">Leguizamo-Sotelo, Gabriel, Martha Lidya Salgado-Siclán, and Martín Rubí-Arriaga. 2024. “Análisis de La Producción de Café (Coffea Arabica l.), En Amatepec, Estado de México.” </w:t>
+      </w:r>
+      <w:r>
+        <w:rPr>
+          <w:rFonts w:ascii="Times New Roman" w:hAnsi="Times New Roman" w:cs="Times New Roman"/>
+          <w:bCs/>
+          <w:i/>
+          <w:color w:val="000000" w:themeColor="text1"/>
+          <w:sz w:val="24"/>
+          <w:szCs w:val="24"/>
+          <w:lang w:val="es-MX"/>
+        </w:rPr>
+        <w:t>Ecosistemas y Recursos Agropecuarios</w:t>
+      </w:r>
+      <w:r>
+        <w:rPr>
+          <w:rFonts w:ascii="Times New Roman" w:hAnsi="Times New Roman" w:cs="Times New Roman"/>
+          <w:bCs/>
+          <w:color w:val="000000" w:themeColor="text1"/>
+          <w:sz w:val="24"/>
+          <w:szCs w:val="24"/>
+          <w:lang w:val="es-MX"/>
+        </w:rPr>
+        <w:t xml:space="preserve"> 11 (1). </w:t>
+      </w:r>
+      <w:hyperlink r:id="rId31" w:history="1">
+        <w:r>
+          <w:rPr>
+            <w:rStyle w:val="Hipervnculo"/>
+            <w:rFonts w:ascii="Times New Roman" w:hAnsi="Times New Roman" w:cs="Times New Roman"/>
+            <w:bCs/>
+            <w:sz w:val="24"/>
+            <w:szCs w:val="24"/>
+            <w:lang w:val="es-MX"/>
+          </w:rPr>
+          <w:t>https://doi.org/10.19136/era.a11n1.3840</w:t>
+        </w:r>
+      </w:hyperlink>
+      <w:r>
+        <w:rPr>
+          <w:rFonts w:ascii="Times New Roman" w:hAnsi="Times New Roman" w:cs="Times New Roman"/>
+          <w:bCs/>
+          <w:color w:val="000000" w:themeColor="text1"/>
+          <w:sz w:val="24"/>
+          <w:szCs w:val="24"/>
+          <w:lang w:val="es-MX"/>
+        </w:rPr>
+        <w:t xml:space="preserve"> </w:t>
+      </w:r>
+    </w:p>
+    <w:p>
+      <w:pPr>
+        <w:spacing w:after="0"/>
+        <w:ind w:left="709" w:hanging="709"/>
+        <w:rPr>
+          <w:rFonts w:ascii="Times New Roman" w:hAnsi="Times New Roman" w:cs="Times New Roman"/>
+          <w:bCs/>
+          <w:color w:val="000000" w:themeColor="text1"/>
+          <w:sz w:val="24"/>
+          <w:szCs w:val="24"/>
+          <w:lang w:val="es-MX"/>
+        </w:rPr>
+      </w:pPr>
+      <w:r>
+        <w:rPr>
+          <w:rFonts w:ascii="Times New Roman" w:hAnsi="Times New Roman" w:cs="Times New Roman"/>
+          <w:bCs/>
+          <w:color w:val="000000" w:themeColor="text1"/>
+          <w:sz w:val="24"/>
+          <w:szCs w:val="24"/>
+          <w:lang w:val="es-MX"/>
+        </w:rPr>
+        <w:t xml:space="preserve">Riaño Henao, Camilo Andrés, and Olga Lucía Larrea Serna. 2022. “Análisis Envolvente de Datos y Sus Aplicaciones En Sostenibilidad.” Ingeniare, no. 31 (July). </w:t>
+      </w:r>
+      <w:hyperlink r:id="rId32" w:history="1">
+        <w:r>
+          <w:rPr>
+            <w:rStyle w:val="Hipervnculo"/>
+            <w:rFonts w:ascii="Times New Roman" w:hAnsi="Times New Roman" w:cs="Times New Roman"/>
+            <w:bCs/>
+            <w:sz w:val="24"/>
+            <w:szCs w:val="24"/>
+            <w:lang w:val="es-MX"/>
+          </w:rPr>
+          <w:t>https://doi.org/10.18041/1909-2458/ingeniare.31.8934</w:t>
+        </w:r>
+      </w:hyperlink>
+      <w:r>
+        <w:rPr>
+          <w:rFonts w:ascii="Times New Roman" w:hAnsi="Times New Roman" w:cs="Times New Roman"/>
+          <w:bCs/>
+          <w:color w:val="000000" w:themeColor="text1"/>
+          <w:sz w:val="24"/>
+          <w:szCs w:val="24"/>
+          <w:lang w:val="es-MX"/>
+        </w:rPr>
+        <w:t xml:space="preserve"> </w:t>
+      </w:r>
+    </w:p>
+    <w:p>
+      <w:pPr>
+        <w:spacing w:after="0"/>
+        <w:ind w:left="709" w:hanging="709"/>
+        <w:rPr>
+          <w:rFonts w:ascii="Times New Roman" w:hAnsi="Times New Roman" w:cs="Times New Roman"/>
+          <w:color w:val="000000" w:themeColor="text1"/>
+          <w:sz w:val="24"/>
+          <w:szCs w:val="24"/>
+        </w:rPr>
+      </w:pPr>
+      <w:r>
+        <w:rPr>
+          <w:rFonts w:ascii="Times New Roman" w:hAnsi="Times New Roman" w:cs="Times New Roman"/>
+          <w:bCs/>
+          <w:color w:val="000000" w:themeColor="text1"/>
+          <w:sz w:val="24"/>
+          <w:szCs w:val="24"/>
+          <w:lang w:val="es-MX"/>
+        </w:rPr>
+        <w:t xml:space="preserve">Venegas Sandoval, Andrea, Lorena Soto Pinto, Guadalupe Álvarez Gordillo, Armando Alayón Gamboa, and Emmanuel Díaz Nigenda. 2021. “La Diversificación de Estrategias Socioambientales En La Familia Campesina: Mecanismo de Resiliencia Ante La Crisis Del Café En Chiapas.” Revista Pueblos y Fronteras Digital 16 (May): 1–31. </w:t>
+      </w:r>
+      <w:hyperlink r:id="rId33" w:history="1">
+        <w:r>
+          <w:rPr>
+            <w:rStyle w:val="Hipervnculo"/>
+            <w:rFonts w:ascii="Times New Roman" w:hAnsi="Times New Roman" w:cs="Times New Roman"/>
+            <w:bCs/>
+            <w:sz w:val="24"/>
+            <w:szCs w:val="24"/>
+            <w:lang w:val="es-MX"/>
+          </w:rPr>
+          <w:t>https://doi.org/10.22201/cimsur.18704115e.2021.v16.510</w:t>
+        </w:r>
+      </w:hyperlink>
+      <w:r>
+        <w:rPr>
+          <w:rFonts w:ascii="Times New Roman" w:hAnsi="Times New Roman" w:cs="Times New Roman"/>
+          <w:bCs/>
+          <w:color w:val="000000" w:themeColor="text1"/>
+          <w:sz w:val="24"/>
+          <w:szCs w:val="24"/>
+          <w:lang w:val="es-MX"/>
+        </w:rPr>
+        <w:t xml:space="preserve"> </w:t>
+      </w:r>
     </w:p>
     <w:p>
       <w:pPr>
@@ -6607,7 +6906,7 @@
                     </pic:cNvPicPr>
                   </pic:nvPicPr>
                   <pic:blipFill>
-                    <a:blip r:embed="rId32">
+                    <a:blip r:embed="rId34">
                       <a:extLst>
                         <a:ext uri="{28A0092B-C50C-407E-A947-70E740481C1C}">
                           <a14:useLocalDpi xmlns:a14="http://schemas.microsoft.com/office/drawing/2010/main" val="0"/>
@@ -6917,703 +7216,6 @@
                 <pic:pic xmlns:pic="http://schemas.openxmlformats.org/drawingml/2006/picture">
                   <pic:nvPicPr>
                     <pic:cNvPr id="0" name="Picture 7" descr="C:\Users\USER\Documents\Ecoeficiencia combinado con LCA y DEA\posts\Imagenes ok\LCA 2.png"/>
-                    <pic:cNvPicPr>
-                      <a:picLocks noChangeAspect="1" noChangeArrowheads="1"/>
-                    </pic:cNvPicPr>
-                  </pic:nvPicPr>
-                  <pic:blipFill>
-                    <a:blip r:embed="rId33">
-                      <a:extLst>
-                        <a:ext uri="{28A0092B-C50C-407E-A947-70E740481C1C}">
-                          <a14:useLocalDpi xmlns:a14="http://schemas.microsoft.com/office/drawing/2010/main" val="0"/>
-                        </a:ext>
-                      </a:extLst>
-                    </a:blip>
-                    <a:srcRect/>
-                    <a:stretch>
-                      <a:fillRect/>
-                    </a:stretch>
-                  </pic:blipFill>
-                  <pic:spPr bwMode="auto">
-                    <a:xfrm>
-                      <a:off x="0" y="0"/>
-                      <a:ext cx="3810000" cy="2857500"/>
-                    </a:xfrm>
-                    <a:prstGeom prst="rect">
-                      <a:avLst/>
-                    </a:prstGeom>
-                    <a:noFill/>
-                    <a:ln>
-                      <a:noFill/>
-                    </a:ln>
-                  </pic:spPr>
-                </pic:pic>
-              </a:graphicData>
-            </a:graphic>
-          </wp:inline>
-        </w:drawing>
-      </w:r>
-    </w:p>
-    <w:p>
-      <w:pPr>
-        <w:pStyle w:val="Ttulo3"/>
-        <w:rPr>
-          <w:color w:val="000000" w:themeColor="text1"/>
-          <w:sz w:val="24"/>
-          <w:szCs w:val="24"/>
-        </w:rPr>
-      </w:pPr>
-      <w:r>
-        <w:rPr>
-          <w:rStyle w:val="Textoennegrita"/>
-          <w:b/>
-          <w:bCs/>
-          <w:color w:val="000000" w:themeColor="text1"/>
-          <w:sz w:val="24"/>
-          <w:szCs w:val="24"/>
-        </w:rPr>
-        <w:t>3. Metodologías Comunes</w:t>
-      </w:r>
-    </w:p>
-    <w:p>
-      <w:pPr>
-        <w:numPr>
-          <w:ilvl w:val="0"/>
-          <w:numId w:val="5"/>
-        </w:numPr>
-        <w:spacing w:before="100" w:beforeAutospacing="1" w:after="100" w:afterAutospacing="1" w:line="240" w:lineRule="auto"/>
-        <w:rPr>
-          <w:rFonts w:ascii="Times New Roman" w:hAnsi="Times New Roman" w:cs="Times New Roman"/>
-          <w:color w:val="000000" w:themeColor="text1"/>
-          <w:sz w:val="24"/>
-          <w:szCs w:val="24"/>
-        </w:rPr>
-      </w:pPr>
-      <w:r>
-        <w:rPr>
-          <w:rStyle w:val="Textoennegrita"/>
-          <w:rFonts w:ascii="Times New Roman" w:hAnsi="Times New Roman" w:cs="Times New Roman"/>
-          <w:color w:val="000000" w:themeColor="text1"/>
-          <w:sz w:val="24"/>
-          <w:szCs w:val="24"/>
-        </w:rPr>
-        <w:t>Enfoque de Cuna a Puerta:</w:t>
-      </w:r>
-      <w:r>
-        <w:rPr>
-          <w:rFonts w:ascii="Times New Roman" w:hAnsi="Times New Roman" w:cs="Times New Roman"/>
-          <w:color w:val="000000" w:themeColor="text1"/>
-          <w:sz w:val="24"/>
-          <w:szCs w:val="24"/>
-        </w:rPr>
-        <w:t xml:space="preserve"> Analiza desde la producción hasta la salida del producto de la finca.</w:t>
-      </w:r>
-    </w:p>
-    <w:p>
-      <w:pPr>
-        <w:numPr>
-          <w:ilvl w:val="0"/>
-          <w:numId w:val="5"/>
-        </w:numPr>
-        <w:spacing w:before="100" w:beforeAutospacing="1" w:after="100" w:afterAutospacing="1" w:line="240" w:lineRule="auto"/>
-        <w:rPr>
-          <w:rFonts w:ascii="Times New Roman" w:hAnsi="Times New Roman" w:cs="Times New Roman"/>
-          <w:color w:val="000000" w:themeColor="text1"/>
-          <w:sz w:val="24"/>
-          <w:szCs w:val="24"/>
-        </w:rPr>
-      </w:pPr>
-      <w:r>
-        <w:rPr>
-          <w:rStyle w:val="Textoennegrita"/>
-          <w:rFonts w:ascii="Times New Roman" w:hAnsi="Times New Roman" w:cs="Times New Roman"/>
-          <w:color w:val="000000" w:themeColor="text1"/>
-          <w:sz w:val="24"/>
-          <w:szCs w:val="24"/>
-        </w:rPr>
-        <w:t>Enfoque de Cuna a Tumba:</w:t>
-      </w:r>
-      <w:r>
-        <w:rPr>
-          <w:rFonts w:ascii="Times New Roman" w:hAnsi="Times New Roman" w:cs="Times New Roman"/>
-          <w:color w:val="000000" w:themeColor="text1"/>
-          <w:sz w:val="24"/>
-          <w:szCs w:val="24"/>
-        </w:rPr>
-        <w:t xml:space="preserve"> Considera toda la vida del producto, incluyendo su disposición final.</w:t>
-      </w:r>
-    </w:p>
-    <w:p>
-      <w:pPr>
-        <w:spacing w:before="100" w:beforeAutospacing="1" w:after="100" w:afterAutospacing="1" w:line="240" w:lineRule="auto"/>
-        <w:ind w:left="720"/>
-        <w:rPr>
-          <w:rFonts w:ascii="Times New Roman" w:hAnsi="Times New Roman" w:cs="Times New Roman"/>
-          <w:color w:val="000000" w:themeColor="text1"/>
-          <w:sz w:val="24"/>
-          <w:szCs w:val="24"/>
-        </w:rPr>
-      </w:pPr>
-      <w:r>
-        <w:rPr>
-          <w:rFonts w:ascii="Times New Roman" w:hAnsi="Times New Roman" w:cs="Times New Roman"/>
-          <w:color w:val="000000" w:themeColor="text1"/>
-          <w:sz w:val="24"/>
-          <w:szCs w:val="24"/>
-          <w:lang w:val="es-MX" w:eastAsia="es-MX"/>
-        </w:rPr>
-        <w:drawing>
-          <wp:inline distT="0" distB="0" distL="0" distR="0">
-            <wp:extent cx="4902200" cy="2857500"/>
-            <wp:effectExtent l="0" t="0" r="0" b="0"/>
-            <wp:docPr id="18" name="Imagen 18" descr="C:\Users\USER\Documents\Ecoeficiencia combinado con LCA y DEA\posts\Imagenes ok\LCA 3.png"/>
-            <wp:cNvGraphicFramePr>
-              <a:graphicFrameLocks xmlns:a="http://schemas.openxmlformats.org/drawingml/2006/main" noChangeAspect="1"/>
-            </wp:cNvGraphicFramePr>
-            <a:graphic xmlns:a="http://schemas.openxmlformats.org/drawingml/2006/main">
-              <a:graphicData uri="http://schemas.openxmlformats.org/drawingml/2006/picture">
-                <pic:pic xmlns:pic="http://schemas.openxmlformats.org/drawingml/2006/picture">
-                  <pic:nvPicPr>
-                    <pic:cNvPr id="0" name="Picture 6" descr="C:\Users\USER\Documents\Ecoeficiencia combinado con LCA y DEA\posts\Imagenes ok\LCA 3.png"/>
-                    <pic:cNvPicPr>
-                      <a:picLocks noChangeAspect="1" noChangeArrowheads="1"/>
-                    </pic:cNvPicPr>
-                  </pic:nvPicPr>
-                  <pic:blipFill>
-                    <a:blip r:embed="rId34">
-                      <a:extLst>
-                        <a:ext uri="{28A0092B-C50C-407E-A947-70E740481C1C}">
-                          <a14:useLocalDpi xmlns:a14="http://schemas.microsoft.com/office/drawing/2010/main" val="0"/>
-                        </a:ext>
-                      </a:extLst>
-                    </a:blip>
-                    <a:srcRect/>
-                    <a:stretch>
-                      <a:fillRect/>
-                    </a:stretch>
-                  </pic:blipFill>
-                  <pic:spPr bwMode="auto">
-                    <a:xfrm>
-                      <a:off x="0" y="0"/>
-                      <a:ext cx="4902200" cy="2857500"/>
-                    </a:xfrm>
-                    <a:prstGeom prst="rect">
-                      <a:avLst/>
-                    </a:prstGeom>
-                    <a:noFill/>
-                    <a:ln>
-                      <a:noFill/>
-                    </a:ln>
-                  </pic:spPr>
-                </pic:pic>
-              </a:graphicData>
-            </a:graphic>
-          </wp:inline>
-        </w:drawing>
-      </w:r>
-    </w:p>
-    <w:p>
-      <w:pPr>
-        <w:pStyle w:val="Ttulo3"/>
-        <w:rPr>
-          <w:color w:val="000000" w:themeColor="text1"/>
-          <w:sz w:val="24"/>
-          <w:szCs w:val="24"/>
-        </w:rPr>
-      </w:pPr>
-      <w:r>
-        <w:rPr>
-          <w:rStyle w:val="Textoennegrita"/>
-          <w:b/>
-          <w:bCs/>
-          <w:color w:val="000000" w:themeColor="text1"/>
-          <w:sz w:val="24"/>
-          <w:szCs w:val="24"/>
-        </w:rPr>
-        <w:t>4. Tendencias Actuales</w:t>
-      </w:r>
-    </w:p>
-    <w:p>
-      <w:pPr>
-        <w:numPr>
-          <w:ilvl w:val="0"/>
-          <w:numId w:val="6"/>
-        </w:numPr>
-        <w:spacing w:before="100" w:beforeAutospacing="1" w:after="100" w:afterAutospacing="1" w:line="240" w:lineRule="auto"/>
-        <w:rPr>
-          <w:rFonts w:ascii="Times New Roman" w:hAnsi="Times New Roman" w:cs="Times New Roman"/>
-          <w:color w:val="000000" w:themeColor="text1"/>
-          <w:sz w:val="24"/>
-          <w:szCs w:val="24"/>
-        </w:rPr>
-      </w:pPr>
-      <w:r>
-        <w:rPr>
-          <w:rFonts w:ascii="Times New Roman" w:hAnsi="Times New Roman" w:cs="Times New Roman"/>
-          <w:color w:val="000000" w:themeColor="text1"/>
-          <w:sz w:val="24"/>
-          <w:szCs w:val="24"/>
-        </w:rPr>
-        <w:t>Uso de bases de datos específicas para cultivos tropicales.</w:t>
-      </w:r>
-    </w:p>
-    <w:p>
-      <w:pPr>
-        <w:numPr>
-          <w:ilvl w:val="0"/>
-          <w:numId w:val="6"/>
-        </w:numPr>
-        <w:spacing w:before="100" w:beforeAutospacing="1" w:after="100" w:afterAutospacing="1" w:line="240" w:lineRule="auto"/>
-        <w:rPr>
-          <w:rFonts w:ascii="Times New Roman" w:hAnsi="Times New Roman" w:cs="Times New Roman"/>
-          <w:color w:val="000000" w:themeColor="text1"/>
-          <w:sz w:val="24"/>
-          <w:szCs w:val="24"/>
-        </w:rPr>
-      </w:pPr>
-      <w:r>
-        <w:rPr>
-          <w:rFonts w:ascii="Times New Roman" w:hAnsi="Times New Roman" w:cs="Times New Roman"/>
-          <w:color w:val="000000" w:themeColor="text1"/>
-          <w:sz w:val="24"/>
-          <w:szCs w:val="24"/>
-        </w:rPr>
-        <w:t>Integración con modelos de cambio climático.</w:t>
-      </w:r>
-    </w:p>
-    <w:p>
-      <w:pPr>
-        <w:numPr>
-          <w:ilvl w:val="0"/>
-          <w:numId w:val="6"/>
-        </w:numPr>
-        <w:spacing w:before="100" w:beforeAutospacing="1" w:after="100" w:afterAutospacing="1" w:line="240" w:lineRule="auto"/>
-        <w:rPr>
-          <w:rFonts w:ascii="Times New Roman" w:hAnsi="Times New Roman" w:cs="Times New Roman"/>
-          <w:color w:val="000000" w:themeColor="text1"/>
-          <w:sz w:val="24"/>
-          <w:szCs w:val="24"/>
-        </w:rPr>
-      </w:pPr>
-      <w:r>
-        <w:rPr>
-          <w:rFonts w:ascii="Times New Roman" w:hAnsi="Times New Roman" w:cs="Times New Roman"/>
-          <w:color w:val="000000" w:themeColor="text1"/>
-          <w:sz w:val="24"/>
-          <w:szCs w:val="24"/>
-        </w:rPr>
-        <w:t>Análisis de escenarios para la reducción de emisiones.</w:t>
-      </w:r>
-    </w:p>
-    <w:p>
-      <w:pPr>
-        <w:pStyle w:val="Ttulo3"/>
-        <w:rPr>
-          <w:color w:val="000000" w:themeColor="text1"/>
-          <w:sz w:val="24"/>
-          <w:szCs w:val="24"/>
-        </w:rPr>
-      </w:pPr>
-      <w:r>
-        <w:rPr>
-          <w:rStyle w:val="Textoennegrita"/>
-          <w:b/>
-          <w:bCs/>
-          <w:color w:val="000000" w:themeColor="text1"/>
-          <w:sz w:val="24"/>
-          <w:szCs w:val="24"/>
-        </w:rPr>
-        <w:lastRenderedPageBreak/>
-        <w:t>5. Limitaciones</w:t>
-      </w:r>
-    </w:p>
-    <w:p>
-      <w:pPr>
-        <w:numPr>
-          <w:ilvl w:val="0"/>
-          <w:numId w:val="7"/>
-        </w:numPr>
-        <w:spacing w:before="100" w:beforeAutospacing="1" w:after="100" w:afterAutospacing="1" w:line="240" w:lineRule="auto"/>
-        <w:rPr>
-          <w:rFonts w:ascii="Times New Roman" w:hAnsi="Times New Roman" w:cs="Times New Roman"/>
-          <w:color w:val="000000" w:themeColor="text1"/>
-          <w:sz w:val="24"/>
-          <w:szCs w:val="24"/>
-        </w:rPr>
-      </w:pPr>
-      <w:r>
-        <w:rPr>
-          <w:rFonts w:ascii="Times New Roman" w:hAnsi="Times New Roman" w:cs="Times New Roman"/>
-          <w:color w:val="000000" w:themeColor="text1"/>
-          <w:sz w:val="24"/>
-          <w:szCs w:val="24"/>
-        </w:rPr>
-        <w:t>Requiere datos detallados y a menudo difíciles de obtener.</w:t>
-      </w:r>
-    </w:p>
-    <w:p>
-      <w:pPr>
-        <w:numPr>
-          <w:ilvl w:val="0"/>
-          <w:numId w:val="7"/>
-        </w:numPr>
-        <w:spacing w:before="100" w:beforeAutospacing="1" w:after="100" w:afterAutospacing="1" w:line="240" w:lineRule="auto"/>
-        <w:rPr>
-          <w:rFonts w:ascii="Times New Roman" w:hAnsi="Times New Roman" w:cs="Times New Roman"/>
-          <w:color w:val="000000" w:themeColor="text1"/>
-          <w:sz w:val="24"/>
-          <w:szCs w:val="24"/>
-        </w:rPr>
-      </w:pPr>
-      <w:r>
-        <w:rPr>
-          <w:rFonts w:ascii="Times New Roman" w:hAnsi="Times New Roman" w:cs="Times New Roman"/>
-          <w:color w:val="000000" w:themeColor="text1"/>
-          <w:sz w:val="24"/>
-          <w:szCs w:val="24"/>
-        </w:rPr>
-        <w:t>Puede ser costoso y complejo.</w:t>
-      </w:r>
-    </w:p>
-    <w:p>
-      <w:pPr>
-        <w:numPr>
-          <w:ilvl w:val="0"/>
-          <w:numId w:val="7"/>
-        </w:numPr>
-        <w:spacing w:before="100" w:beforeAutospacing="1" w:after="100" w:afterAutospacing="1" w:line="240" w:lineRule="auto"/>
-        <w:rPr>
-          <w:rFonts w:ascii="Times New Roman" w:hAnsi="Times New Roman" w:cs="Times New Roman"/>
-          <w:color w:val="000000" w:themeColor="text1"/>
-          <w:sz w:val="24"/>
-          <w:szCs w:val="24"/>
-        </w:rPr>
-      </w:pPr>
-      <w:r>
-        <w:rPr>
-          <w:rFonts w:ascii="Times New Roman" w:hAnsi="Times New Roman" w:cs="Times New Roman"/>
-          <w:color w:val="000000" w:themeColor="text1"/>
-          <w:sz w:val="24"/>
-          <w:szCs w:val="24"/>
-        </w:rPr>
-        <w:t>No siempre considera aspectos sociales.</w:t>
-      </w:r>
-    </w:p>
-    <w:p>
-      <w:pPr>
-        <w:pStyle w:val="Ttulo3"/>
-        <w:rPr>
-          <w:color w:val="000000" w:themeColor="text1"/>
-          <w:sz w:val="24"/>
-          <w:szCs w:val="24"/>
-        </w:rPr>
-      </w:pPr>
-      <w:r>
-        <w:rPr>
-          <w:rStyle w:val="Textoennegrita"/>
-          <w:b/>
-          <w:bCs/>
-          <w:color w:val="000000" w:themeColor="text1"/>
-          <w:sz w:val="24"/>
-          <w:szCs w:val="24"/>
-        </w:rPr>
-        <w:t>6. Principales Resultados</w:t>
-      </w:r>
-    </w:p>
-    <w:p>
-      <w:pPr>
-        <w:pStyle w:val="Ttulo4"/>
-        <w:rPr>
-          <w:rFonts w:ascii="Times New Roman" w:hAnsi="Times New Roman" w:cs="Times New Roman"/>
-          <w:color w:val="000000" w:themeColor="text1"/>
-          <w:sz w:val="24"/>
-          <w:szCs w:val="24"/>
-        </w:rPr>
-      </w:pPr>
-      <w:r>
-        <w:rPr>
-          <w:rStyle w:val="Textoennegrita"/>
-          <w:rFonts w:ascii="Times New Roman" w:hAnsi="Times New Roman" w:cs="Times New Roman"/>
-          <w:b w:val="0"/>
-          <w:bCs w:val="0"/>
-          <w:color w:val="000000" w:themeColor="text1"/>
-          <w:sz w:val="24"/>
-          <w:szCs w:val="24"/>
-        </w:rPr>
-        <w:t>Mundo</w:t>
-      </w:r>
-    </w:p>
-    <w:p>
-      <w:pPr>
-        <w:numPr>
-          <w:ilvl w:val="0"/>
-          <w:numId w:val="8"/>
-        </w:numPr>
-        <w:spacing w:before="100" w:beforeAutospacing="1" w:after="100" w:afterAutospacing="1" w:line="240" w:lineRule="auto"/>
-        <w:rPr>
-          <w:rFonts w:ascii="Times New Roman" w:hAnsi="Times New Roman" w:cs="Times New Roman"/>
-          <w:color w:val="000000" w:themeColor="text1"/>
-          <w:sz w:val="24"/>
-          <w:szCs w:val="24"/>
-        </w:rPr>
-      </w:pPr>
-      <w:r>
-        <w:rPr>
-          <w:rFonts w:ascii="Times New Roman" w:hAnsi="Times New Roman" w:cs="Times New Roman"/>
-          <w:color w:val="000000" w:themeColor="text1"/>
-          <w:sz w:val="24"/>
-          <w:szCs w:val="24"/>
-        </w:rPr>
-        <w:t>Implementación de LCA en certificaciones como Rainforest Alliance y Fair Trade.</w:t>
-      </w:r>
-    </w:p>
-    <w:p>
-      <w:pPr>
-        <w:numPr>
-          <w:ilvl w:val="0"/>
-          <w:numId w:val="8"/>
-        </w:numPr>
-        <w:spacing w:before="100" w:beforeAutospacing="1" w:after="100" w:afterAutospacing="1" w:line="240" w:lineRule="auto"/>
-        <w:rPr>
-          <w:rFonts w:ascii="Times New Roman" w:hAnsi="Times New Roman" w:cs="Times New Roman"/>
-          <w:color w:val="000000" w:themeColor="text1"/>
-          <w:sz w:val="24"/>
-          <w:szCs w:val="24"/>
-        </w:rPr>
-      </w:pPr>
-      <w:r>
-        <w:rPr>
-          <w:rFonts w:ascii="Times New Roman" w:hAnsi="Times New Roman" w:cs="Times New Roman"/>
-          <w:color w:val="000000" w:themeColor="text1"/>
-          <w:sz w:val="24"/>
-          <w:szCs w:val="24"/>
-        </w:rPr>
-        <w:t>Reducción de emisiones en el procesamiento de café en Europa.</w:t>
-      </w:r>
-    </w:p>
-    <w:p>
-      <w:pPr>
-        <w:pStyle w:val="Ttulo4"/>
-        <w:rPr>
-          <w:rFonts w:ascii="Times New Roman" w:hAnsi="Times New Roman" w:cs="Times New Roman"/>
-          <w:color w:val="000000" w:themeColor="text1"/>
-          <w:sz w:val="24"/>
-          <w:szCs w:val="24"/>
-        </w:rPr>
-      </w:pPr>
-      <w:r>
-        <w:rPr>
-          <w:rStyle w:val="Textoennegrita"/>
-          <w:rFonts w:ascii="Times New Roman" w:hAnsi="Times New Roman" w:cs="Times New Roman"/>
-          <w:b w:val="0"/>
-          <w:bCs w:val="0"/>
-          <w:color w:val="000000" w:themeColor="text1"/>
-          <w:sz w:val="24"/>
-          <w:szCs w:val="24"/>
-        </w:rPr>
-        <w:t>América Latina</w:t>
-      </w:r>
-    </w:p>
-    <w:p>
-      <w:pPr>
-        <w:numPr>
-          <w:ilvl w:val="0"/>
-          <w:numId w:val="9"/>
-        </w:numPr>
-        <w:spacing w:before="100" w:beforeAutospacing="1" w:after="100" w:afterAutospacing="1" w:line="240" w:lineRule="auto"/>
-        <w:rPr>
-          <w:rFonts w:ascii="Times New Roman" w:hAnsi="Times New Roman" w:cs="Times New Roman"/>
-          <w:color w:val="000000" w:themeColor="text1"/>
-          <w:sz w:val="24"/>
-          <w:szCs w:val="24"/>
-        </w:rPr>
-      </w:pPr>
-      <w:r>
-        <w:rPr>
-          <w:rFonts w:ascii="Times New Roman" w:hAnsi="Times New Roman" w:cs="Times New Roman"/>
-          <w:color w:val="000000" w:themeColor="text1"/>
-          <w:sz w:val="24"/>
-          <w:szCs w:val="24"/>
-        </w:rPr>
-        <w:t>Estudios sobre huella hídrica y de carbono en Brasil y Colombia.</w:t>
-      </w:r>
-    </w:p>
-    <w:p>
-      <w:pPr>
-        <w:numPr>
-          <w:ilvl w:val="0"/>
-          <w:numId w:val="9"/>
-        </w:numPr>
-        <w:spacing w:before="100" w:beforeAutospacing="1" w:after="100" w:afterAutospacing="1" w:line="240" w:lineRule="auto"/>
-        <w:rPr>
-          <w:rFonts w:ascii="Times New Roman" w:hAnsi="Times New Roman" w:cs="Times New Roman"/>
-          <w:color w:val="000000" w:themeColor="text1"/>
-          <w:sz w:val="24"/>
-          <w:szCs w:val="24"/>
-        </w:rPr>
-      </w:pPr>
-      <w:r>
-        <w:rPr>
-          <w:rFonts w:ascii="Times New Roman" w:hAnsi="Times New Roman" w:cs="Times New Roman"/>
-          <w:color w:val="000000" w:themeColor="text1"/>
-          <w:sz w:val="24"/>
-          <w:szCs w:val="24"/>
-        </w:rPr>
-        <w:t>Optimización del uso de fertilizantes en cafetales peruanos.</w:t>
-      </w:r>
-    </w:p>
-    <w:p>
-      <w:pPr>
-        <w:pStyle w:val="Ttulo4"/>
-        <w:rPr>
-          <w:rFonts w:ascii="Times New Roman" w:hAnsi="Times New Roman" w:cs="Times New Roman"/>
-          <w:color w:val="000000" w:themeColor="text1"/>
-          <w:sz w:val="24"/>
-          <w:szCs w:val="24"/>
-        </w:rPr>
-      </w:pPr>
-      <w:r>
-        <w:rPr>
-          <w:rStyle w:val="Textoennegrita"/>
-          <w:rFonts w:ascii="Times New Roman" w:hAnsi="Times New Roman" w:cs="Times New Roman"/>
-          <w:b w:val="0"/>
-          <w:bCs w:val="0"/>
-          <w:color w:val="000000" w:themeColor="text1"/>
-          <w:sz w:val="24"/>
-          <w:szCs w:val="24"/>
-        </w:rPr>
-        <w:t>México</w:t>
-      </w:r>
-    </w:p>
-    <w:p>
-      <w:pPr>
-        <w:numPr>
-          <w:ilvl w:val="0"/>
-          <w:numId w:val="10"/>
-        </w:numPr>
-        <w:spacing w:before="100" w:beforeAutospacing="1" w:after="100" w:afterAutospacing="1" w:line="240" w:lineRule="auto"/>
-        <w:rPr>
-          <w:rFonts w:ascii="Times New Roman" w:hAnsi="Times New Roman" w:cs="Times New Roman"/>
-          <w:color w:val="000000" w:themeColor="text1"/>
-          <w:sz w:val="24"/>
-          <w:szCs w:val="24"/>
-        </w:rPr>
-      </w:pPr>
-      <w:r>
-        <w:rPr>
-          <w:rFonts w:ascii="Times New Roman" w:hAnsi="Times New Roman" w:cs="Times New Roman"/>
-          <w:color w:val="000000" w:themeColor="text1"/>
-          <w:sz w:val="24"/>
-          <w:szCs w:val="24"/>
-        </w:rPr>
-        <w:t>Evaluaciones de impacto ambiental en cafetales de Veracruz y Chiapas.</w:t>
-      </w:r>
-    </w:p>
-    <w:p>
-      <w:pPr>
-        <w:numPr>
-          <w:ilvl w:val="0"/>
-          <w:numId w:val="10"/>
-        </w:numPr>
-        <w:spacing w:before="100" w:beforeAutospacing="1" w:after="100" w:afterAutospacing="1" w:line="240" w:lineRule="auto"/>
-        <w:rPr>
-          <w:rFonts w:ascii="Times New Roman" w:hAnsi="Times New Roman" w:cs="Times New Roman"/>
-          <w:color w:val="000000" w:themeColor="text1"/>
-          <w:sz w:val="24"/>
-          <w:szCs w:val="24"/>
-        </w:rPr>
-      </w:pPr>
-      <w:r>
-        <w:rPr>
-          <w:rFonts w:ascii="Times New Roman" w:hAnsi="Times New Roman" w:cs="Times New Roman"/>
-          <w:color w:val="000000" w:themeColor="text1"/>
-          <w:sz w:val="24"/>
-          <w:szCs w:val="24"/>
-        </w:rPr>
-        <w:t>Propuestas de mejora en procesos de beneficio húmedo.</w:t>
-      </w:r>
-    </w:p>
-    <w:p>
-      <w:pPr>
-        <w:spacing w:after="0"/>
-        <w:rPr>
-          <w:rFonts w:ascii="Times New Roman" w:hAnsi="Times New Roman" w:cs="Times New Roman"/>
-          <w:color w:val="000000" w:themeColor="text1"/>
-          <w:sz w:val="24"/>
-          <w:szCs w:val="24"/>
-        </w:rPr>
-      </w:pPr>
-    </w:p>
-    <w:p>
-      <w:pPr>
-        <w:rPr>
-          <w:rStyle w:val="Textoennegrita"/>
-          <w:rFonts w:ascii="Times New Roman" w:eastAsiaTheme="majorEastAsia" w:hAnsi="Times New Roman" w:cs="Times New Roman"/>
-          <w:bCs w:val="0"/>
-          <w:color w:val="000000" w:themeColor="text1"/>
-          <w:sz w:val="24"/>
-          <w:szCs w:val="24"/>
-        </w:rPr>
-      </w:pPr>
-      <w:r>
-        <w:rPr>
-          <w:rStyle w:val="Textoennegrita"/>
-          <w:rFonts w:ascii="Times New Roman" w:hAnsi="Times New Roman" w:cs="Times New Roman"/>
-          <w:bCs w:val="0"/>
-          <w:color w:val="000000" w:themeColor="text1"/>
-          <w:sz w:val="24"/>
-          <w:szCs w:val="24"/>
-        </w:rPr>
-        <w:br w:type="page"/>
-      </w:r>
-    </w:p>
-    <w:p>
-      <w:pPr>
-        <w:pStyle w:val="Ttulo2"/>
-        <w:rPr>
-          <w:rStyle w:val="Textoennegrita"/>
-          <w:rFonts w:ascii="Times New Roman" w:hAnsi="Times New Roman" w:cs="Times New Roman"/>
-          <w:bCs w:val="0"/>
-          <w:color w:val="000000" w:themeColor="text1"/>
-          <w:sz w:val="24"/>
-          <w:szCs w:val="24"/>
-        </w:rPr>
-      </w:pPr>
-      <w:r>
-        <w:rPr>
-          <w:rStyle w:val="Textoennegrita"/>
-          <w:rFonts w:ascii="Times New Roman" w:hAnsi="Times New Roman" w:cs="Times New Roman"/>
-          <w:bCs w:val="0"/>
-          <w:color w:val="000000" w:themeColor="text1"/>
-          <w:sz w:val="24"/>
-          <w:szCs w:val="24"/>
-        </w:rPr>
-        <w:lastRenderedPageBreak/>
-        <w:t>Análisis Envolvente de Datos (DEA)</w:t>
-      </w:r>
-    </w:p>
-    <w:p/>
-    <w:p>
-      <w:pPr>
-        <w:jc w:val="center"/>
-      </w:pPr>
-      <w:r>
-        <w:rPr>
-          <w:lang w:val="es-MX" w:eastAsia="es-MX"/>
-        </w:rPr>
-        <w:drawing>
-          <wp:inline distT="0" distB="0" distL="0" distR="0">
-            <wp:extent cx="3810000" cy="2857500"/>
-            <wp:effectExtent l="0" t="0" r="0" b="0"/>
-            <wp:docPr id="20" name="Imagen 20" descr="C:\Users\USER\Documents\Ecoeficiencia combinado con LCA y DEA\posts\Imagenes ok\DEA 1.png"/>
-            <wp:cNvGraphicFramePr>
-              <a:graphicFrameLocks xmlns:a="http://schemas.openxmlformats.org/drawingml/2006/main" noChangeAspect="1"/>
-            </wp:cNvGraphicFramePr>
-            <a:graphic xmlns:a="http://schemas.openxmlformats.org/drawingml/2006/main">
-              <a:graphicData uri="http://schemas.openxmlformats.org/drawingml/2006/picture">
-                <pic:pic xmlns:pic="http://schemas.openxmlformats.org/drawingml/2006/picture">
-                  <pic:nvPicPr>
-                    <pic:cNvPr id="0" name="Picture 8" descr="C:\Users\USER\Documents\Ecoeficiencia combinado con LCA y DEA\posts\Imagenes ok\DEA 1.png"/>
                     <pic:cNvPicPr>
                       <a:picLocks noChangeAspect="1" noChangeArrowheads="1"/>
                     </pic:cNvPicPr>
@@ -7669,6 +7271,703 @@
           <w:sz w:val="24"/>
           <w:szCs w:val="24"/>
         </w:rPr>
+        <w:t>3. Metodologías Comunes</w:t>
+      </w:r>
+    </w:p>
+    <w:p>
+      <w:pPr>
+        <w:numPr>
+          <w:ilvl w:val="0"/>
+          <w:numId w:val="5"/>
+        </w:numPr>
+        <w:spacing w:before="100" w:beforeAutospacing="1" w:after="100" w:afterAutospacing="1" w:line="240" w:lineRule="auto"/>
+        <w:rPr>
+          <w:rFonts w:ascii="Times New Roman" w:hAnsi="Times New Roman" w:cs="Times New Roman"/>
+          <w:color w:val="000000" w:themeColor="text1"/>
+          <w:sz w:val="24"/>
+          <w:szCs w:val="24"/>
+        </w:rPr>
+      </w:pPr>
+      <w:r>
+        <w:rPr>
+          <w:rStyle w:val="Textoennegrita"/>
+          <w:rFonts w:ascii="Times New Roman" w:hAnsi="Times New Roman" w:cs="Times New Roman"/>
+          <w:color w:val="000000" w:themeColor="text1"/>
+          <w:sz w:val="24"/>
+          <w:szCs w:val="24"/>
+        </w:rPr>
+        <w:t>Enfoque de Cuna a Puerta:</w:t>
+      </w:r>
+      <w:r>
+        <w:rPr>
+          <w:rFonts w:ascii="Times New Roman" w:hAnsi="Times New Roman" w:cs="Times New Roman"/>
+          <w:color w:val="000000" w:themeColor="text1"/>
+          <w:sz w:val="24"/>
+          <w:szCs w:val="24"/>
+        </w:rPr>
+        <w:t xml:space="preserve"> Analiza desde la producción hasta la salida del producto de la finca.</w:t>
+      </w:r>
+    </w:p>
+    <w:p>
+      <w:pPr>
+        <w:numPr>
+          <w:ilvl w:val="0"/>
+          <w:numId w:val="5"/>
+        </w:numPr>
+        <w:spacing w:before="100" w:beforeAutospacing="1" w:after="100" w:afterAutospacing="1" w:line="240" w:lineRule="auto"/>
+        <w:rPr>
+          <w:rFonts w:ascii="Times New Roman" w:hAnsi="Times New Roman" w:cs="Times New Roman"/>
+          <w:color w:val="000000" w:themeColor="text1"/>
+          <w:sz w:val="24"/>
+          <w:szCs w:val="24"/>
+        </w:rPr>
+      </w:pPr>
+      <w:r>
+        <w:rPr>
+          <w:rStyle w:val="Textoennegrita"/>
+          <w:rFonts w:ascii="Times New Roman" w:hAnsi="Times New Roman" w:cs="Times New Roman"/>
+          <w:color w:val="000000" w:themeColor="text1"/>
+          <w:sz w:val="24"/>
+          <w:szCs w:val="24"/>
+        </w:rPr>
+        <w:t>Enfoque de Cuna a Tumba:</w:t>
+      </w:r>
+      <w:r>
+        <w:rPr>
+          <w:rFonts w:ascii="Times New Roman" w:hAnsi="Times New Roman" w:cs="Times New Roman"/>
+          <w:color w:val="000000" w:themeColor="text1"/>
+          <w:sz w:val="24"/>
+          <w:szCs w:val="24"/>
+        </w:rPr>
+        <w:t xml:space="preserve"> Considera toda la vida del producto, incluyendo su disposición final.</w:t>
+      </w:r>
+    </w:p>
+    <w:p>
+      <w:pPr>
+        <w:spacing w:before="100" w:beforeAutospacing="1" w:after="100" w:afterAutospacing="1" w:line="240" w:lineRule="auto"/>
+        <w:ind w:left="720"/>
+        <w:rPr>
+          <w:rFonts w:ascii="Times New Roman" w:hAnsi="Times New Roman" w:cs="Times New Roman"/>
+          <w:color w:val="000000" w:themeColor="text1"/>
+          <w:sz w:val="24"/>
+          <w:szCs w:val="24"/>
+        </w:rPr>
+      </w:pPr>
+      <w:r>
+        <w:rPr>
+          <w:rFonts w:ascii="Times New Roman" w:hAnsi="Times New Roman" w:cs="Times New Roman"/>
+          <w:color w:val="000000" w:themeColor="text1"/>
+          <w:sz w:val="24"/>
+          <w:szCs w:val="24"/>
+          <w:lang w:val="es-MX" w:eastAsia="es-MX"/>
+        </w:rPr>
+        <w:drawing>
+          <wp:inline distT="0" distB="0" distL="0" distR="0">
+            <wp:extent cx="4902200" cy="2857500"/>
+            <wp:effectExtent l="0" t="0" r="0" b="0"/>
+            <wp:docPr id="18" name="Imagen 18" descr="C:\Users\USER\Documents\Ecoeficiencia combinado con LCA y DEA\posts\Imagenes ok\LCA 3.png"/>
+            <wp:cNvGraphicFramePr>
+              <a:graphicFrameLocks xmlns:a="http://schemas.openxmlformats.org/drawingml/2006/main" noChangeAspect="1"/>
+            </wp:cNvGraphicFramePr>
+            <a:graphic xmlns:a="http://schemas.openxmlformats.org/drawingml/2006/main">
+              <a:graphicData uri="http://schemas.openxmlformats.org/drawingml/2006/picture">
+                <pic:pic xmlns:pic="http://schemas.openxmlformats.org/drawingml/2006/picture">
+                  <pic:nvPicPr>
+                    <pic:cNvPr id="0" name="Picture 6" descr="C:\Users\USER\Documents\Ecoeficiencia combinado con LCA y DEA\posts\Imagenes ok\LCA 3.png"/>
+                    <pic:cNvPicPr>
+                      <a:picLocks noChangeAspect="1" noChangeArrowheads="1"/>
+                    </pic:cNvPicPr>
+                  </pic:nvPicPr>
+                  <pic:blipFill>
+                    <a:blip r:embed="rId36">
+                      <a:extLst>
+                        <a:ext uri="{28A0092B-C50C-407E-A947-70E740481C1C}">
+                          <a14:useLocalDpi xmlns:a14="http://schemas.microsoft.com/office/drawing/2010/main" val="0"/>
+                        </a:ext>
+                      </a:extLst>
+                    </a:blip>
+                    <a:srcRect/>
+                    <a:stretch>
+                      <a:fillRect/>
+                    </a:stretch>
+                  </pic:blipFill>
+                  <pic:spPr bwMode="auto">
+                    <a:xfrm>
+                      <a:off x="0" y="0"/>
+                      <a:ext cx="4902200" cy="2857500"/>
+                    </a:xfrm>
+                    <a:prstGeom prst="rect">
+                      <a:avLst/>
+                    </a:prstGeom>
+                    <a:noFill/>
+                    <a:ln>
+                      <a:noFill/>
+                    </a:ln>
+                  </pic:spPr>
+                </pic:pic>
+              </a:graphicData>
+            </a:graphic>
+          </wp:inline>
+        </w:drawing>
+      </w:r>
+    </w:p>
+    <w:p>
+      <w:pPr>
+        <w:pStyle w:val="Ttulo3"/>
+        <w:rPr>
+          <w:color w:val="000000" w:themeColor="text1"/>
+          <w:sz w:val="24"/>
+          <w:szCs w:val="24"/>
+        </w:rPr>
+      </w:pPr>
+      <w:r>
+        <w:rPr>
+          <w:rStyle w:val="Textoennegrita"/>
+          <w:b/>
+          <w:bCs/>
+          <w:color w:val="000000" w:themeColor="text1"/>
+          <w:sz w:val="24"/>
+          <w:szCs w:val="24"/>
+        </w:rPr>
+        <w:t>4. Tendencias Actuales</w:t>
+      </w:r>
+    </w:p>
+    <w:p>
+      <w:pPr>
+        <w:numPr>
+          <w:ilvl w:val="0"/>
+          <w:numId w:val="6"/>
+        </w:numPr>
+        <w:spacing w:before="100" w:beforeAutospacing="1" w:after="100" w:afterAutospacing="1" w:line="240" w:lineRule="auto"/>
+        <w:rPr>
+          <w:rFonts w:ascii="Times New Roman" w:hAnsi="Times New Roman" w:cs="Times New Roman"/>
+          <w:color w:val="000000" w:themeColor="text1"/>
+          <w:sz w:val="24"/>
+          <w:szCs w:val="24"/>
+        </w:rPr>
+      </w:pPr>
+      <w:r>
+        <w:rPr>
+          <w:rFonts w:ascii="Times New Roman" w:hAnsi="Times New Roman" w:cs="Times New Roman"/>
+          <w:color w:val="000000" w:themeColor="text1"/>
+          <w:sz w:val="24"/>
+          <w:szCs w:val="24"/>
+        </w:rPr>
+        <w:t>Uso de bases de datos específicas para cultivos tropicales.</w:t>
+      </w:r>
+    </w:p>
+    <w:p>
+      <w:pPr>
+        <w:numPr>
+          <w:ilvl w:val="0"/>
+          <w:numId w:val="6"/>
+        </w:numPr>
+        <w:spacing w:before="100" w:beforeAutospacing="1" w:after="100" w:afterAutospacing="1" w:line="240" w:lineRule="auto"/>
+        <w:rPr>
+          <w:rFonts w:ascii="Times New Roman" w:hAnsi="Times New Roman" w:cs="Times New Roman"/>
+          <w:color w:val="000000" w:themeColor="text1"/>
+          <w:sz w:val="24"/>
+          <w:szCs w:val="24"/>
+        </w:rPr>
+      </w:pPr>
+      <w:r>
+        <w:rPr>
+          <w:rFonts w:ascii="Times New Roman" w:hAnsi="Times New Roman" w:cs="Times New Roman"/>
+          <w:color w:val="000000" w:themeColor="text1"/>
+          <w:sz w:val="24"/>
+          <w:szCs w:val="24"/>
+        </w:rPr>
+        <w:t>Integración con modelos de cambio climático.</w:t>
+      </w:r>
+    </w:p>
+    <w:p>
+      <w:pPr>
+        <w:numPr>
+          <w:ilvl w:val="0"/>
+          <w:numId w:val="6"/>
+        </w:numPr>
+        <w:spacing w:before="100" w:beforeAutospacing="1" w:after="100" w:afterAutospacing="1" w:line="240" w:lineRule="auto"/>
+        <w:rPr>
+          <w:rFonts w:ascii="Times New Roman" w:hAnsi="Times New Roman" w:cs="Times New Roman"/>
+          <w:color w:val="000000" w:themeColor="text1"/>
+          <w:sz w:val="24"/>
+          <w:szCs w:val="24"/>
+        </w:rPr>
+      </w:pPr>
+      <w:r>
+        <w:rPr>
+          <w:rFonts w:ascii="Times New Roman" w:hAnsi="Times New Roman" w:cs="Times New Roman"/>
+          <w:color w:val="000000" w:themeColor="text1"/>
+          <w:sz w:val="24"/>
+          <w:szCs w:val="24"/>
+        </w:rPr>
+        <w:t>Análisis de escenarios para la reducción de emisiones.</w:t>
+      </w:r>
+    </w:p>
+    <w:p>
+      <w:pPr>
+        <w:pStyle w:val="Ttulo3"/>
+        <w:rPr>
+          <w:color w:val="000000" w:themeColor="text1"/>
+          <w:sz w:val="24"/>
+          <w:szCs w:val="24"/>
+        </w:rPr>
+      </w:pPr>
+      <w:r>
+        <w:rPr>
+          <w:rStyle w:val="Textoennegrita"/>
+          <w:b/>
+          <w:bCs/>
+          <w:color w:val="000000" w:themeColor="text1"/>
+          <w:sz w:val="24"/>
+          <w:szCs w:val="24"/>
+        </w:rPr>
+        <w:lastRenderedPageBreak/>
+        <w:t>5. Limitaciones</w:t>
+      </w:r>
+    </w:p>
+    <w:p>
+      <w:pPr>
+        <w:numPr>
+          <w:ilvl w:val="0"/>
+          <w:numId w:val="7"/>
+        </w:numPr>
+        <w:spacing w:before="100" w:beforeAutospacing="1" w:after="100" w:afterAutospacing="1" w:line="240" w:lineRule="auto"/>
+        <w:rPr>
+          <w:rFonts w:ascii="Times New Roman" w:hAnsi="Times New Roman" w:cs="Times New Roman"/>
+          <w:color w:val="000000" w:themeColor="text1"/>
+          <w:sz w:val="24"/>
+          <w:szCs w:val="24"/>
+        </w:rPr>
+      </w:pPr>
+      <w:r>
+        <w:rPr>
+          <w:rFonts w:ascii="Times New Roman" w:hAnsi="Times New Roman" w:cs="Times New Roman"/>
+          <w:color w:val="000000" w:themeColor="text1"/>
+          <w:sz w:val="24"/>
+          <w:szCs w:val="24"/>
+        </w:rPr>
+        <w:t>Requiere datos detallados y a menudo difíciles de obtener.</w:t>
+      </w:r>
+    </w:p>
+    <w:p>
+      <w:pPr>
+        <w:numPr>
+          <w:ilvl w:val="0"/>
+          <w:numId w:val="7"/>
+        </w:numPr>
+        <w:spacing w:before="100" w:beforeAutospacing="1" w:after="100" w:afterAutospacing="1" w:line="240" w:lineRule="auto"/>
+        <w:rPr>
+          <w:rFonts w:ascii="Times New Roman" w:hAnsi="Times New Roman" w:cs="Times New Roman"/>
+          <w:color w:val="000000" w:themeColor="text1"/>
+          <w:sz w:val="24"/>
+          <w:szCs w:val="24"/>
+        </w:rPr>
+      </w:pPr>
+      <w:r>
+        <w:rPr>
+          <w:rFonts w:ascii="Times New Roman" w:hAnsi="Times New Roman" w:cs="Times New Roman"/>
+          <w:color w:val="000000" w:themeColor="text1"/>
+          <w:sz w:val="24"/>
+          <w:szCs w:val="24"/>
+        </w:rPr>
+        <w:t>Puede ser costoso y complejo.</w:t>
+      </w:r>
+    </w:p>
+    <w:p>
+      <w:pPr>
+        <w:numPr>
+          <w:ilvl w:val="0"/>
+          <w:numId w:val="7"/>
+        </w:numPr>
+        <w:spacing w:before="100" w:beforeAutospacing="1" w:after="100" w:afterAutospacing="1" w:line="240" w:lineRule="auto"/>
+        <w:rPr>
+          <w:rFonts w:ascii="Times New Roman" w:hAnsi="Times New Roman" w:cs="Times New Roman"/>
+          <w:color w:val="000000" w:themeColor="text1"/>
+          <w:sz w:val="24"/>
+          <w:szCs w:val="24"/>
+        </w:rPr>
+      </w:pPr>
+      <w:r>
+        <w:rPr>
+          <w:rFonts w:ascii="Times New Roman" w:hAnsi="Times New Roman" w:cs="Times New Roman"/>
+          <w:color w:val="000000" w:themeColor="text1"/>
+          <w:sz w:val="24"/>
+          <w:szCs w:val="24"/>
+        </w:rPr>
+        <w:t>No siempre considera aspectos sociales.</w:t>
+      </w:r>
+    </w:p>
+    <w:p>
+      <w:pPr>
+        <w:pStyle w:val="Ttulo3"/>
+        <w:rPr>
+          <w:color w:val="000000" w:themeColor="text1"/>
+          <w:sz w:val="24"/>
+          <w:szCs w:val="24"/>
+        </w:rPr>
+      </w:pPr>
+      <w:r>
+        <w:rPr>
+          <w:rStyle w:val="Textoennegrita"/>
+          <w:b/>
+          <w:bCs/>
+          <w:color w:val="000000" w:themeColor="text1"/>
+          <w:sz w:val="24"/>
+          <w:szCs w:val="24"/>
+        </w:rPr>
+        <w:t>6. Principales Resultados</w:t>
+      </w:r>
+    </w:p>
+    <w:p>
+      <w:pPr>
+        <w:pStyle w:val="Ttulo4"/>
+        <w:rPr>
+          <w:rFonts w:ascii="Times New Roman" w:hAnsi="Times New Roman" w:cs="Times New Roman"/>
+          <w:color w:val="000000" w:themeColor="text1"/>
+          <w:sz w:val="24"/>
+          <w:szCs w:val="24"/>
+        </w:rPr>
+      </w:pPr>
+      <w:r>
+        <w:rPr>
+          <w:rStyle w:val="Textoennegrita"/>
+          <w:rFonts w:ascii="Times New Roman" w:hAnsi="Times New Roman" w:cs="Times New Roman"/>
+          <w:b w:val="0"/>
+          <w:bCs w:val="0"/>
+          <w:color w:val="000000" w:themeColor="text1"/>
+          <w:sz w:val="24"/>
+          <w:szCs w:val="24"/>
+        </w:rPr>
+        <w:t>Mundo</w:t>
+      </w:r>
+    </w:p>
+    <w:p>
+      <w:pPr>
+        <w:numPr>
+          <w:ilvl w:val="0"/>
+          <w:numId w:val="8"/>
+        </w:numPr>
+        <w:spacing w:before="100" w:beforeAutospacing="1" w:after="100" w:afterAutospacing="1" w:line="240" w:lineRule="auto"/>
+        <w:rPr>
+          <w:rFonts w:ascii="Times New Roman" w:hAnsi="Times New Roman" w:cs="Times New Roman"/>
+          <w:color w:val="000000" w:themeColor="text1"/>
+          <w:sz w:val="24"/>
+          <w:szCs w:val="24"/>
+        </w:rPr>
+      </w:pPr>
+      <w:r>
+        <w:rPr>
+          <w:rFonts w:ascii="Times New Roman" w:hAnsi="Times New Roman" w:cs="Times New Roman"/>
+          <w:color w:val="000000" w:themeColor="text1"/>
+          <w:sz w:val="24"/>
+          <w:szCs w:val="24"/>
+        </w:rPr>
+        <w:t>Implementación de LCA en certificaciones como Rainforest Alliance y Fair Trade.</w:t>
+      </w:r>
+    </w:p>
+    <w:p>
+      <w:pPr>
+        <w:numPr>
+          <w:ilvl w:val="0"/>
+          <w:numId w:val="8"/>
+        </w:numPr>
+        <w:spacing w:before="100" w:beforeAutospacing="1" w:after="100" w:afterAutospacing="1" w:line="240" w:lineRule="auto"/>
+        <w:rPr>
+          <w:rFonts w:ascii="Times New Roman" w:hAnsi="Times New Roman" w:cs="Times New Roman"/>
+          <w:color w:val="000000" w:themeColor="text1"/>
+          <w:sz w:val="24"/>
+          <w:szCs w:val="24"/>
+        </w:rPr>
+      </w:pPr>
+      <w:r>
+        <w:rPr>
+          <w:rFonts w:ascii="Times New Roman" w:hAnsi="Times New Roman" w:cs="Times New Roman"/>
+          <w:color w:val="000000" w:themeColor="text1"/>
+          <w:sz w:val="24"/>
+          <w:szCs w:val="24"/>
+        </w:rPr>
+        <w:t>Reducción de emisiones en el procesamiento de café en Europa.</w:t>
+      </w:r>
+    </w:p>
+    <w:p>
+      <w:pPr>
+        <w:pStyle w:val="Ttulo4"/>
+        <w:rPr>
+          <w:rFonts w:ascii="Times New Roman" w:hAnsi="Times New Roman" w:cs="Times New Roman"/>
+          <w:color w:val="000000" w:themeColor="text1"/>
+          <w:sz w:val="24"/>
+          <w:szCs w:val="24"/>
+        </w:rPr>
+      </w:pPr>
+      <w:r>
+        <w:rPr>
+          <w:rStyle w:val="Textoennegrita"/>
+          <w:rFonts w:ascii="Times New Roman" w:hAnsi="Times New Roman" w:cs="Times New Roman"/>
+          <w:b w:val="0"/>
+          <w:bCs w:val="0"/>
+          <w:color w:val="000000" w:themeColor="text1"/>
+          <w:sz w:val="24"/>
+          <w:szCs w:val="24"/>
+        </w:rPr>
+        <w:t>América Latina</w:t>
+      </w:r>
+    </w:p>
+    <w:p>
+      <w:pPr>
+        <w:numPr>
+          <w:ilvl w:val="0"/>
+          <w:numId w:val="9"/>
+        </w:numPr>
+        <w:spacing w:before="100" w:beforeAutospacing="1" w:after="100" w:afterAutospacing="1" w:line="240" w:lineRule="auto"/>
+        <w:rPr>
+          <w:rFonts w:ascii="Times New Roman" w:hAnsi="Times New Roman" w:cs="Times New Roman"/>
+          <w:color w:val="000000" w:themeColor="text1"/>
+          <w:sz w:val="24"/>
+          <w:szCs w:val="24"/>
+        </w:rPr>
+      </w:pPr>
+      <w:r>
+        <w:rPr>
+          <w:rFonts w:ascii="Times New Roman" w:hAnsi="Times New Roman" w:cs="Times New Roman"/>
+          <w:color w:val="000000" w:themeColor="text1"/>
+          <w:sz w:val="24"/>
+          <w:szCs w:val="24"/>
+        </w:rPr>
+        <w:t>Estudios sobre huella hídrica y de carbono en Brasil y Colombia.</w:t>
+      </w:r>
+    </w:p>
+    <w:p>
+      <w:pPr>
+        <w:numPr>
+          <w:ilvl w:val="0"/>
+          <w:numId w:val="9"/>
+        </w:numPr>
+        <w:spacing w:before="100" w:beforeAutospacing="1" w:after="100" w:afterAutospacing="1" w:line="240" w:lineRule="auto"/>
+        <w:rPr>
+          <w:rFonts w:ascii="Times New Roman" w:hAnsi="Times New Roman" w:cs="Times New Roman"/>
+          <w:color w:val="000000" w:themeColor="text1"/>
+          <w:sz w:val="24"/>
+          <w:szCs w:val="24"/>
+        </w:rPr>
+      </w:pPr>
+      <w:r>
+        <w:rPr>
+          <w:rFonts w:ascii="Times New Roman" w:hAnsi="Times New Roman" w:cs="Times New Roman"/>
+          <w:color w:val="000000" w:themeColor="text1"/>
+          <w:sz w:val="24"/>
+          <w:szCs w:val="24"/>
+        </w:rPr>
+        <w:t>Optimización del uso de fertilizantes en cafetales peruanos.</w:t>
+      </w:r>
+    </w:p>
+    <w:p>
+      <w:pPr>
+        <w:pStyle w:val="Ttulo4"/>
+        <w:rPr>
+          <w:rFonts w:ascii="Times New Roman" w:hAnsi="Times New Roman" w:cs="Times New Roman"/>
+          <w:color w:val="000000" w:themeColor="text1"/>
+          <w:sz w:val="24"/>
+          <w:szCs w:val="24"/>
+        </w:rPr>
+      </w:pPr>
+      <w:r>
+        <w:rPr>
+          <w:rStyle w:val="Textoennegrita"/>
+          <w:rFonts w:ascii="Times New Roman" w:hAnsi="Times New Roman" w:cs="Times New Roman"/>
+          <w:b w:val="0"/>
+          <w:bCs w:val="0"/>
+          <w:color w:val="000000" w:themeColor="text1"/>
+          <w:sz w:val="24"/>
+          <w:szCs w:val="24"/>
+        </w:rPr>
+        <w:t>México</w:t>
+      </w:r>
+    </w:p>
+    <w:p>
+      <w:pPr>
+        <w:numPr>
+          <w:ilvl w:val="0"/>
+          <w:numId w:val="10"/>
+        </w:numPr>
+        <w:spacing w:before="100" w:beforeAutospacing="1" w:after="100" w:afterAutospacing="1" w:line="240" w:lineRule="auto"/>
+        <w:rPr>
+          <w:rFonts w:ascii="Times New Roman" w:hAnsi="Times New Roman" w:cs="Times New Roman"/>
+          <w:color w:val="000000" w:themeColor="text1"/>
+          <w:sz w:val="24"/>
+          <w:szCs w:val="24"/>
+        </w:rPr>
+      </w:pPr>
+      <w:r>
+        <w:rPr>
+          <w:rFonts w:ascii="Times New Roman" w:hAnsi="Times New Roman" w:cs="Times New Roman"/>
+          <w:color w:val="000000" w:themeColor="text1"/>
+          <w:sz w:val="24"/>
+          <w:szCs w:val="24"/>
+        </w:rPr>
+        <w:t>Evaluaciones de impacto ambiental en cafetales de Veracruz y Chiapas.</w:t>
+      </w:r>
+    </w:p>
+    <w:p>
+      <w:pPr>
+        <w:numPr>
+          <w:ilvl w:val="0"/>
+          <w:numId w:val="10"/>
+        </w:numPr>
+        <w:spacing w:before="100" w:beforeAutospacing="1" w:after="100" w:afterAutospacing="1" w:line="240" w:lineRule="auto"/>
+        <w:rPr>
+          <w:rFonts w:ascii="Times New Roman" w:hAnsi="Times New Roman" w:cs="Times New Roman"/>
+          <w:color w:val="000000" w:themeColor="text1"/>
+          <w:sz w:val="24"/>
+          <w:szCs w:val="24"/>
+        </w:rPr>
+      </w:pPr>
+      <w:r>
+        <w:rPr>
+          <w:rFonts w:ascii="Times New Roman" w:hAnsi="Times New Roman" w:cs="Times New Roman"/>
+          <w:color w:val="000000" w:themeColor="text1"/>
+          <w:sz w:val="24"/>
+          <w:szCs w:val="24"/>
+        </w:rPr>
+        <w:t>Propuestas de mejora en procesos de beneficio húmedo.</w:t>
+      </w:r>
+    </w:p>
+    <w:p>
+      <w:pPr>
+        <w:spacing w:after="0"/>
+        <w:rPr>
+          <w:rFonts w:ascii="Times New Roman" w:hAnsi="Times New Roman" w:cs="Times New Roman"/>
+          <w:color w:val="000000" w:themeColor="text1"/>
+          <w:sz w:val="24"/>
+          <w:szCs w:val="24"/>
+        </w:rPr>
+      </w:pPr>
+    </w:p>
+    <w:p>
+      <w:pPr>
+        <w:rPr>
+          <w:rStyle w:val="Textoennegrita"/>
+          <w:rFonts w:ascii="Times New Roman" w:eastAsiaTheme="majorEastAsia" w:hAnsi="Times New Roman" w:cs="Times New Roman"/>
+          <w:bCs w:val="0"/>
+          <w:color w:val="000000" w:themeColor="text1"/>
+          <w:sz w:val="24"/>
+          <w:szCs w:val="24"/>
+        </w:rPr>
+      </w:pPr>
+      <w:r>
+        <w:rPr>
+          <w:rStyle w:val="Textoennegrita"/>
+          <w:rFonts w:ascii="Times New Roman" w:hAnsi="Times New Roman" w:cs="Times New Roman"/>
+          <w:bCs w:val="0"/>
+          <w:color w:val="000000" w:themeColor="text1"/>
+          <w:sz w:val="24"/>
+          <w:szCs w:val="24"/>
+        </w:rPr>
+        <w:br w:type="page"/>
+      </w:r>
+    </w:p>
+    <w:p>
+      <w:pPr>
+        <w:pStyle w:val="Ttulo2"/>
+        <w:rPr>
+          <w:rStyle w:val="Textoennegrita"/>
+          <w:rFonts w:ascii="Times New Roman" w:hAnsi="Times New Roman" w:cs="Times New Roman"/>
+          <w:bCs w:val="0"/>
+          <w:color w:val="000000" w:themeColor="text1"/>
+          <w:sz w:val="24"/>
+          <w:szCs w:val="24"/>
+        </w:rPr>
+      </w:pPr>
+      <w:r>
+        <w:rPr>
+          <w:rStyle w:val="Textoennegrita"/>
+          <w:rFonts w:ascii="Times New Roman" w:hAnsi="Times New Roman" w:cs="Times New Roman"/>
+          <w:bCs w:val="0"/>
+          <w:color w:val="000000" w:themeColor="text1"/>
+          <w:sz w:val="24"/>
+          <w:szCs w:val="24"/>
+        </w:rPr>
+        <w:lastRenderedPageBreak/>
+        <w:t>Análisis Envolvente de Datos (DEA)</w:t>
+      </w:r>
+    </w:p>
+    <w:p/>
+    <w:p>
+      <w:pPr>
+        <w:jc w:val="center"/>
+      </w:pPr>
+      <w:r>
+        <w:rPr>
+          <w:lang w:val="es-MX" w:eastAsia="es-MX"/>
+        </w:rPr>
+        <w:drawing>
+          <wp:inline distT="0" distB="0" distL="0" distR="0">
+            <wp:extent cx="3810000" cy="2857500"/>
+            <wp:effectExtent l="0" t="0" r="0" b="0"/>
+            <wp:docPr id="20" name="Imagen 20" descr="C:\Users\USER\Documents\Ecoeficiencia combinado con LCA y DEA\posts\Imagenes ok\DEA 1.png"/>
+            <wp:cNvGraphicFramePr>
+              <a:graphicFrameLocks xmlns:a="http://schemas.openxmlformats.org/drawingml/2006/main" noChangeAspect="1"/>
+            </wp:cNvGraphicFramePr>
+            <a:graphic xmlns:a="http://schemas.openxmlformats.org/drawingml/2006/main">
+              <a:graphicData uri="http://schemas.openxmlformats.org/drawingml/2006/picture">
+                <pic:pic xmlns:pic="http://schemas.openxmlformats.org/drawingml/2006/picture">
+                  <pic:nvPicPr>
+                    <pic:cNvPr id="0" name="Picture 8" descr="C:\Users\USER\Documents\Ecoeficiencia combinado con LCA y DEA\posts\Imagenes ok\DEA 1.png"/>
+                    <pic:cNvPicPr>
+                      <a:picLocks noChangeAspect="1" noChangeArrowheads="1"/>
+                    </pic:cNvPicPr>
+                  </pic:nvPicPr>
+                  <pic:blipFill>
+                    <a:blip r:embed="rId37">
+                      <a:extLst>
+                        <a:ext uri="{28A0092B-C50C-407E-A947-70E740481C1C}">
+                          <a14:useLocalDpi xmlns:a14="http://schemas.microsoft.com/office/drawing/2010/main" val="0"/>
+                        </a:ext>
+                      </a:extLst>
+                    </a:blip>
+                    <a:srcRect/>
+                    <a:stretch>
+                      <a:fillRect/>
+                    </a:stretch>
+                  </pic:blipFill>
+                  <pic:spPr bwMode="auto">
+                    <a:xfrm>
+                      <a:off x="0" y="0"/>
+                      <a:ext cx="3810000" cy="2857500"/>
+                    </a:xfrm>
+                    <a:prstGeom prst="rect">
+                      <a:avLst/>
+                    </a:prstGeom>
+                    <a:noFill/>
+                    <a:ln>
+                      <a:noFill/>
+                    </a:ln>
+                  </pic:spPr>
+                </pic:pic>
+              </a:graphicData>
+            </a:graphic>
+          </wp:inline>
+        </w:drawing>
+      </w:r>
+    </w:p>
+    <w:p>
+      <w:pPr>
+        <w:pStyle w:val="Ttulo3"/>
+        <w:rPr>
+          <w:color w:val="000000" w:themeColor="text1"/>
+          <w:sz w:val="24"/>
+          <w:szCs w:val="24"/>
+        </w:rPr>
+      </w:pPr>
+      <w:r>
+        <w:rPr>
+          <w:rStyle w:val="Textoennegrita"/>
+          <w:b/>
+          <w:bCs/>
+          <w:color w:val="000000" w:themeColor="text1"/>
+          <w:sz w:val="24"/>
+          <w:szCs w:val="24"/>
+        </w:rPr>
         <w:t>Ventana principal</w:t>
       </w:r>
     </w:p>
@@ -7771,7 +8070,7 @@
                     </pic:cNvPicPr>
                   </pic:nvPicPr>
                   <pic:blipFill>
-                    <a:blip r:embed="rId36"/>
+                    <a:blip r:embed="rId38"/>
                     <a:stretch>
                       <a:fillRect/>
                     </a:stretch>
@@ -8077,7 +8376,7 @@
                     </pic:cNvPicPr>
                   </pic:nvPicPr>
                   <pic:blipFill>
-                    <a:blip r:embed="rId37"/>
+                    <a:blip r:embed="rId39"/>
                     <a:stretch>
                       <a:fillRect/>
                     </a:stretch>
@@ -8170,7 +8469,7 @@
                     </pic:cNvPicPr>
                   </pic:nvPicPr>
                   <pic:blipFill>
-                    <a:blip r:embed="rId38"/>
+                    <a:blip r:embed="rId40"/>
                     <a:stretch>
                       <a:fillRect/>
                     </a:stretch>
@@ -8717,7 +9016,7 @@
         </w:rPr>
         <w:t xml:space="preserve">URL en Github: </w:t>
       </w:r>
-      <w:hyperlink r:id="rId39" w:history="1">
+      <w:hyperlink r:id="rId41" w:history="1">
         <w:r>
           <w:rPr>
             <w:rStyle w:val="Hipervnculo"/>
@@ -8760,7 +9059,7 @@
         </w:rPr>
         <w:t xml:space="preserve">URL del blog: </w:t>
       </w:r>
-      <w:hyperlink r:id="rId40" w:history="1">
+      <w:hyperlink r:id="rId42" w:history="1">
         <w:r>
           <w:rPr>
             <w:rStyle w:val="Hipervnculo"/>
@@ -12838,7 +13137,7 @@
 </file>
 
 <file path=customXml/itemProps1.xml><?xml version="1.0" encoding="utf-8"?>
-<ds:datastoreItem xmlns:ds="http://schemas.openxmlformats.org/officeDocument/2006/customXml" ds:itemID="{0711EACA-262A-42A6-9D73-51C3C21BD77F}">
+<ds:datastoreItem xmlns:ds="http://schemas.openxmlformats.org/officeDocument/2006/customXml" ds:itemID="{90592D14-2C76-44EC-9088-73498B0065B7}">
   <ds:schemaRefs>
     <ds:schemaRef ds:uri="http://schemas.openxmlformats.org/officeDocument/2006/bibliography"/>
   </ds:schemaRefs>

--- a/Nueva carpeta/Estructura General de mi blog.docx
+++ b/Nueva carpeta/Estructura General de mi blog.docx
@@ -1134,6 +1134,31 @@
     </w:p>
     <w:p>
       <w:pPr>
+        <w:spacing w:before="100" w:beforeAutospacing="1" w:after="100" w:afterAutospacing="1" w:line="240" w:lineRule="auto"/>
+        <w:ind w:left="720"/>
+        <w:rPr>
+          <w:rFonts w:ascii="Times New Roman" w:eastAsia="Times New Roman" w:hAnsi="Times New Roman" w:cs="Times New Roman"/>
+          <w:noProof w:val="0"/>
+          <w:color w:val="000000" w:themeColor="text1"/>
+          <w:sz w:val="24"/>
+          <w:szCs w:val="24"/>
+          <w:lang w:val="es-MX" w:eastAsia="es-MX"/>
+        </w:rPr>
+      </w:pPr>
+      <w:r>
+        <w:rPr>
+          <w:rFonts w:ascii="Times New Roman" w:eastAsia="Times New Roman" w:hAnsi="Times New Roman" w:cs="Times New Roman"/>
+          <w:noProof w:val="0"/>
+          <w:color w:val="000000" w:themeColor="text1"/>
+          <w:sz w:val="24"/>
+          <w:szCs w:val="24"/>
+          <w:lang w:val="es-MX" w:eastAsia="es-MX"/>
+        </w:rPr>
+        <w:t>La Ecoeficiencia de México en una taza</w:t>
+      </w:r>
+    </w:p>
+    <w:p>
+      <w:pPr>
         <w:numPr>
           <w:ilvl w:val="1"/>
           <w:numId w:val="1"/>
@@ -1207,7 +1232,7 @@
       <w:pPr>
         <w:numPr>
           <w:ilvl w:val="2"/>
-          <w:numId w:val="1"/>
+          <w:numId w:val="22"/>
         </w:numPr>
         <w:spacing w:before="100" w:beforeAutospacing="1" w:after="100" w:afterAutospacing="1" w:line="240" w:lineRule="auto"/>
         <w:rPr>
@@ -1239,19 +1264,9 @@
       <w:pPr>
         <w:numPr>
           <w:ilvl w:val="2"/>
-          <w:numId w:val="1"/>
+          <w:numId w:val="22"/>
         </w:numPr>
         <w:spacing w:before="100" w:beforeAutospacing="1" w:after="100" w:afterAutospacing="1" w:line="240" w:lineRule="auto"/>
-        <w:rPr>
-          <w:rFonts w:ascii="Times New Roman" w:eastAsia="Times New Roman" w:hAnsi="Times New Roman" w:cs="Times New Roman"/>
-          <w:noProof w:val="0"/>
-          <w:color w:val="000000" w:themeColor="text1"/>
-          <w:sz w:val="24"/>
-          <w:szCs w:val="24"/>
-          <w:lang w:val="es-MX" w:eastAsia="es-MX"/>
-        </w:rPr>
-      </w:pPr>
-      <w:r>
         <w:rPr>
           <w:rFonts w:ascii="Times New Roman" w:eastAsia="Times New Roman" w:hAnsi="Times New Roman" w:cs="Times New Roman"/>
           <w:b/>
@@ -1262,91 +1277,6 @@
           <w:szCs w:val="24"/>
           <w:lang w:val="es-MX" w:eastAsia="es-MX"/>
         </w:rPr>
-        <w:t>Ecoeficiencia</w:t>
-      </w:r>
-      <w:r>
-        <w:rPr>
-          <w:rFonts w:ascii="Times New Roman" w:eastAsia="Times New Roman" w:hAnsi="Times New Roman" w:cs="Times New Roman"/>
-          <w:noProof w:val="0"/>
-          <w:color w:val="000000" w:themeColor="text1"/>
-          <w:sz w:val="24"/>
-          <w:szCs w:val="24"/>
-          <w:lang w:val="es-MX" w:eastAsia="es-MX"/>
-        </w:rPr>
-        <w:t xml:space="preserve"> (pestaña principal)</w:t>
-      </w:r>
-    </w:p>
-    <w:p>
-      <w:pPr>
-        <w:numPr>
-          <w:ilvl w:val="3"/>
-          <w:numId w:val="1"/>
-        </w:numPr>
-        <w:spacing w:before="100" w:beforeAutospacing="1" w:after="100" w:afterAutospacing="1" w:line="240" w:lineRule="auto"/>
-        <w:rPr>
-          <w:rFonts w:ascii="Times New Roman" w:eastAsia="Times New Roman" w:hAnsi="Times New Roman" w:cs="Times New Roman"/>
-          <w:noProof w:val="0"/>
-          <w:color w:val="000000" w:themeColor="text1"/>
-          <w:sz w:val="24"/>
-          <w:szCs w:val="24"/>
-          <w:lang w:val="es-MX" w:eastAsia="es-MX"/>
-        </w:rPr>
-      </w:pPr>
-      <w:r>
-        <w:rPr>
-          <w:rFonts w:ascii="Times New Roman" w:eastAsia="Times New Roman" w:hAnsi="Times New Roman" w:cs="Times New Roman"/>
-          <w:noProof w:val="0"/>
-          <w:color w:val="000000" w:themeColor="text1"/>
-          <w:sz w:val="24"/>
-          <w:szCs w:val="24"/>
-          <w:lang w:val="es-MX" w:eastAsia="es-MX"/>
-        </w:rPr>
-        <w:t>Análisis del Ciclo de Vida (LCA)</w:t>
-      </w:r>
-    </w:p>
-    <w:p>
-      <w:pPr>
-        <w:numPr>
-          <w:ilvl w:val="3"/>
-          <w:numId w:val="1"/>
-        </w:numPr>
-        <w:spacing w:before="100" w:beforeAutospacing="1" w:after="100" w:afterAutospacing="1" w:line="240" w:lineRule="auto"/>
-        <w:rPr>
-          <w:rFonts w:ascii="Times New Roman" w:eastAsia="Times New Roman" w:hAnsi="Times New Roman" w:cs="Times New Roman"/>
-          <w:noProof w:val="0"/>
-          <w:color w:val="000000" w:themeColor="text1"/>
-          <w:sz w:val="24"/>
-          <w:szCs w:val="24"/>
-          <w:lang w:val="es-MX" w:eastAsia="es-MX"/>
-        </w:rPr>
-      </w:pPr>
-      <w:r>
-        <w:rPr>
-          <w:rFonts w:ascii="Times New Roman" w:eastAsia="Times New Roman" w:hAnsi="Times New Roman" w:cs="Times New Roman"/>
-          <w:noProof w:val="0"/>
-          <w:color w:val="000000" w:themeColor="text1"/>
-          <w:sz w:val="24"/>
-          <w:szCs w:val="24"/>
-          <w:lang w:val="es-MX" w:eastAsia="es-MX"/>
-        </w:rPr>
-        <w:t>Análisis Envolvente de Datos (DEA)</w:t>
-      </w:r>
-    </w:p>
-    <w:p>
-      <w:pPr>
-        <w:numPr>
-          <w:ilvl w:val="0"/>
-          <w:numId w:val="1"/>
-        </w:numPr>
-        <w:spacing w:before="100" w:beforeAutospacing="1" w:after="100" w:afterAutospacing="1" w:line="240" w:lineRule="auto"/>
-        <w:rPr>
-          <w:rFonts w:ascii="Times New Roman" w:eastAsia="Times New Roman" w:hAnsi="Times New Roman" w:cs="Times New Roman"/>
-          <w:noProof w:val="0"/>
-          <w:color w:val="000000" w:themeColor="text1"/>
-          <w:sz w:val="24"/>
-          <w:szCs w:val="24"/>
-          <w:lang w:val="es-MX" w:eastAsia="es-MX"/>
-        </w:rPr>
       </w:pPr>
       <w:r>
         <w:rPr>
@@ -1359,75 +1289,8 @@
           <w:szCs w:val="24"/>
           <w:lang w:val="es-MX" w:eastAsia="es-MX"/>
         </w:rPr>
-        <w:t>Ventanas Secundarias</w:t>
-      </w:r>
-    </w:p>
-    <w:p>
-      <w:pPr>
-        <w:numPr>
-          <w:ilvl w:val="1"/>
-          <w:numId w:val="1"/>
-        </w:numPr>
-        <w:spacing w:before="100" w:beforeAutospacing="1" w:after="100" w:afterAutospacing="1" w:line="240" w:lineRule="auto"/>
-        <w:rPr>
-          <w:rFonts w:ascii="Times New Roman" w:eastAsia="Times New Roman" w:hAnsi="Times New Roman" w:cs="Times New Roman"/>
-          <w:noProof w:val="0"/>
-          <w:color w:val="000000" w:themeColor="text1"/>
-          <w:sz w:val="24"/>
-          <w:szCs w:val="24"/>
-          <w:lang w:val="es-MX" w:eastAsia="es-MX"/>
-        </w:rPr>
-      </w:pPr>
-      <w:r>
-        <w:rPr>
-          <w:rFonts w:ascii="Times New Roman" w:eastAsia="Times New Roman" w:hAnsi="Times New Roman" w:cs="Times New Roman"/>
-          <w:noProof w:val="0"/>
-          <w:color w:val="000000" w:themeColor="text1"/>
-          <w:sz w:val="24"/>
-          <w:szCs w:val="24"/>
-          <w:lang w:val="es-MX" w:eastAsia="es-MX"/>
-        </w:rPr>
-        <w:t>Para cada subventana (LCA y DEA),</w:t>
-      </w:r>
-      <w:r>
-        <w:rPr>
-          <w:rFonts w:ascii="Times New Roman" w:eastAsia="Times New Roman" w:hAnsi="Times New Roman" w:cs="Times New Roman"/>
-          <w:noProof w:val="0"/>
-          <w:color w:val="000000" w:themeColor="text1"/>
-          <w:sz w:val="24"/>
-          <w:szCs w:val="24"/>
-          <w:lang w:val="es-MX" w:eastAsia="es-MX"/>
-        </w:rPr>
-        <w:t xml:space="preserve"> se</w:t>
-      </w:r>
-      <w:r>
-        <w:rPr>
-          <w:rFonts w:ascii="Times New Roman" w:eastAsia="Times New Roman" w:hAnsi="Times New Roman" w:cs="Times New Roman"/>
-          <w:noProof w:val="0"/>
-          <w:color w:val="000000" w:themeColor="text1"/>
-          <w:sz w:val="24"/>
-          <w:szCs w:val="24"/>
-          <w:lang w:val="es-MX" w:eastAsia="es-MX"/>
-        </w:rPr>
-        <w:t xml:space="preserve"> incluirá:</w:t>
-      </w:r>
-    </w:p>
-    <w:p>
-      <w:pPr>
-        <w:numPr>
-          <w:ilvl w:val="2"/>
-          <w:numId w:val="1"/>
-        </w:numPr>
-        <w:spacing w:before="100" w:beforeAutospacing="1" w:after="100" w:afterAutospacing="1" w:line="240" w:lineRule="auto"/>
-        <w:rPr>
-          <w:rFonts w:ascii="Times New Roman" w:eastAsia="Times New Roman" w:hAnsi="Times New Roman" w:cs="Times New Roman"/>
-          <w:noProof w:val="0"/>
-          <w:color w:val="000000" w:themeColor="text1"/>
-          <w:sz w:val="24"/>
-          <w:szCs w:val="24"/>
-          <w:lang w:val="es-MX" w:eastAsia="es-MX"/>
-        </w:rPr>
-      </w:pPr>
+        <w:t>Ecoeficiencia</w:t>
+      </w:r>
       <w:r>
         <w:rPr>
           <w:rFonts w:ascii="Times New Roman" w:eastAsia="Times New Roman" w:hAnsi="Times New Roman" w:cs="Times New Roman"/>
@@ -1439,26 +1302,27 @@
           <w:szCs w:val="24"/>
           <w:lang w:val="es-MX" w:eastAsia="es-MX"/>
         </w:rPr>
-        <w:t>Concepto</w:t>
+        <w:t xml:space="preserve"> en cafetales</w:t>
+      </w:r>
+      <w:r>
+        <w:rPr>
+          <w:rFonts w:ascii="Times New Roman" w:eastAsia="Times New Roman" w:hAnsi="Times New Roman" w:cs="Times New Roman"/>
+          <w:noProof w:val="0"/>
+          <w:color w:val="000000" w:themeColor="text1"/>
+          <w:sz w:val="24"/>
+          <w:szCs w:val="24"/>
+          <w:lang w:val="es-MX" w:eastAsia="es-MX"/>
+        </w:rPr>
+        <w:t xml:space="preserve"> </w:t>
       </w:r>
     </w:p>
     <w:p>
       <w:pPr>
         <w:numPr>
           <w:ilvl w:val="2"/>
-          <w:numId w:val="1"/>
+          <w:numId w:val="22"/>
         </w:numPr>
         <w:spacing w:before="100" w:beforeAutospacing="1" w:after="100" w:afterAutospacing="1" w:line="240" w:lineRule="auto"/>
-        <w:rPr>
-          <w:rFonts w:ascii="Times New Roman" w:eastAsia="Times New Roman" w:hAnsi="Times New Roman" w:cs="Times New Roman"/>
-          <w:noProof w:val="0"/>
-          <w:color w:val="000000" w:themeColor="text1"/>
-          <w:sz w:val="24"/>
-          <w:szCs w:val="24"/>
-          <w:lang w:val="es-MX" w:eastAsia="es-MX"/>
-        </w:rPr>
-      </w:pPr>
-      <w:r>
         <w:rPr>
           <w:rFonts w:ascii="Times New Roman" w:eastAsia="Times New Roman" w:hAnsi="Times New Roman" w:cs="Times New Roman"/>
           <w:b/>
@@ -1469,24 +1333,6 @@
           <w:szCs w:val="24"/>
           <w:lang w:val="es-MX" w:eastAsia="es-MX"/>
         </w:rPr>
-        <w:t>Características</w:t>
-      </w:r>
-    </w:p>
-    <w:p>
-      <w:pPr>
-        <w:numPr>
-          <w:ilvl w:val="2"/>
-          <w:numId w:val="1"/>
-        </w:numPr>
-        <w:spacing w:before="100" w:beforeAutospacing="1" w:after="100" w:afterAutospacing="1" w:line="240" w:lineRule="auto"/>
-        <w:rPr>
-          <w:rFonts w:ascii="Times New Roman" w:eastAsia="Times New Roman" w:hAnsi="Times New Roman" w:cs="Times New Roman"/>
-          <w:noProof w:val="0"/>
-          <w:color w:val="000000" w:themeColor="text1"/>
-          <w:sz w:val="24"/>
-          <w:szCs w:val="24"/>
-          <w:lang w:val="es-MX" w:eastAsia="es-MX"/>
-        </w:rPr>
       </w:pPr>
       <w:r>
         <w:rPr>
@@ -1499,26 +1345,16 @@
           <w:szCs w:val="24"/>
           <w:lang w:val="es-MX" w:eastAsia="es-MX"/>
         </w:rPr>
-        <w:t>Metodologías comunes</w:t>
+        <w:t>Análisis del Ciclo de Vida (LCA)</w:t>
       </w:r>
     </w:p>
     <w:p>
       <w:pPr>
         <w:numPr>
           <w:ilvl w:val="2"/>
-          <w:numId w:val="1"/>
+          <w:numId w:val="22"/>
         </w:numPr>
         <w:spacing w:before="100" w:beforeAutospacing="1" w:after="100" w:afterAutospacing="1" w:line="240" w:lineRule="auto"/>
-        <w:rPr>
-          <w:rFonts w:ascii="Times New Roman" w:eastAsia="Times New Roman" w:hAnsi="Times New Roman" w:cs="Times New Roman"/>
-          <w:noProof w:val="0"/>
-          <w:color w:val="000000" w:themeColor="text1"/>
-          <w:sz w:val="24"/>
-          <w:szCs w:val="24"/>
-          <w:lang w:val="es-MX" w:eastAsia="es-MX"/>
-        </w:rPr>
-      </w:pPr>
-      <w:r>
         <w:rPr>
           <w:rFonts w:ascii="Times New Roman" w:eastAsia="Times New Roman" w:hAnsi="Times New Roman" w:cs="Times New Roman"/>
           <w:b/>
@@ -1529,24 +1365,6 @@
           <w:szCs w:val="24"/>
           <w:lang w:val="es-MX" w:eastAsia="es-MX"/>
         </w:rPr>
-        <w:t>Tendencias de trabajo</w:t>
-      </w:r>
-    </w:p>
-    <w:p>
-      <w:pPr>
-        <w:numPr>
-          <w:ilvl w:val="2"/>
-          <w:numId w:val="1"/>
-        </w:numPr>
-        <w:spacing w:before="100" w:beforeAutospacing="1" w:after="100" w:afterAutospacing="1" w:line="240" w:lineRule="auto"/>
-        <w:rPr>
-          <w:rFonts w:ascii="Times New Roman" w:eastAsia="Times New Roman" w:hAnsi="Times New Roman" w:cs="Times New Roman"/>
-          <w:noProof w:val="0"/>
-          <w:color w:val="000000" w:themeColor="text1"/>
-          <w:sz w:val="24"/>
-          <w:szCs w:val="24"/>
-          <w:lang w:val="es-MX" w:eastAsia="es-MX"/>
-        </w:rPr>
       </w:pPr>
       <w:r>
         <w:rPr>
@@ -1559,37 +1377,7 @@
           <w:szCs w:val="24"/>
           <w:lang w:val="es-MX" w:eastAsia="es-MX"/>
         </w:rPr>
-        <w:t>Limitaciones</w:t>
-      </w:r>
-    </w:p>
-    <w:p>
-      <w:pPr>
-        <w:numPr>
-          <w:ilvl w:val="2"/>
-          <w:numId w:val="1"/>
-        </w:numPr>
-        <w:spacing w:before="100" w:beforeAutospacing="1" w:after="100" w:afterAutospacing="1" w:line="240" w:lineRule="auto"/>
-        <w:rPr>
-          <w:rFonts w:ascii="Times New Roman" w:eastAsia="Times New Roman" w:hAnsi="Times New Roman" w:cs="Times New Roman"/>
-          <w:noProof w:val="0"/>
-          <w:color w:val="000000" w:themeColor="text1"/>
-          <w:sz w:val="24"/>
-          <w:szCs w:val="24"/>
-          <w:lang w:val="es-MX" w:eastAsia="es-MX"/>
-        </w:rPr>
-      </w:pPr>
-      <w:r>
-        <w:rPr>
-          <w:rFonts w:ascii="Times New Roman" w:eastAsia="Times New Roman" w:hAnsi="Times New Roman" w:cs="Times New Roman"/>
-          <w:b/>
-          <w:bCs/>
-          <w:noProof w:val="0"/>
-          <w:color w:val="000000" w:themeColor="text1"/>
-          <w:sz w:val="24"/>
-          <w:szCs w:val="24"/>
-          <w:lang w:val="es-MX" w:eastAsia="es-MX"/>
-        </w:rPr>
-        <w:t>Principales resultados en el mundo, América Latina y México</w:t>
+        <w:t>Análisis Envolvente de Datos (DEA)</w:t>
       </w:r>
     </w:p>
     <w:p>
@@ -5801,18 +5589,7 @@
           <w:sz w:val="24"/>
           <w:szCs w:val="24"/>
         </w:rPr>
-        <w:t xml:space="preserve"> pequeños productores o minifundistas, productores agrícolas o agroindustriales y productores secundarios, que son aquellos que no tienen como actividad principal el café. La gran mayoría de los productores son minifundistas y mantienen sus fincas como sistemas de policultivos y rústicos, el 93.5% de las fincas cafetaleras tienen una superficie m</w:t>
-      </w:r>
-      <w:bookmarkStart w:id="0" w:name="_GoBack"/>
-      <w:bookmarkEnd w:id="0"/>
-      <w:r>
-        <w:rPr>
-          <w:rFonts w:ascii="Times New Roman" w:hAnsi="Times New Roman" w:cs="Times New Roman"/>
-          <w:color w:val="000000" w:themeColor="text1"/>
-          <w:sz w:val="24"/>
-          <w:szCs w:val="24"/>
-        </w:rPr>
-        <w:t>enor a 3 ha (</w:t>
+        <w:t xml:space="preserve"> pequeños productores o minifundistas, productores agrícolas o agroindustriales y productores secundarios, que son aquellos que no tienen como actividad principal el café. La gran mayoría de los productores son minifundistas y mantienen sus fincas como sistemas de policultivos y rústicos, el 93.5% de las fincas cafetaleras tienen una superficie menor a 3 ha (</w:t>
       </w:r>
       <w:r>
         <w:rPr>
@@ -6468,29 +6245,7 @@
           <w:szCs w:val="24"/>
           <w:lang w:val="es-MX"/>
         </w:rPr>
-        <w:t>Cervera Muñoz, Arcadio, and Wilson Oviedo García. 2024. “</w:t>
-      </w:r>
-      <w:r>
-        <w:rPr>
-          <w:rFonts w:ascii="Times New Roman" w:hAnsi="Times New Roman" w:cs="Times New Roman"/>
-          <w:bCs/>
-          <w:color w:val="000000" w:themeColor="text1"/>
-          <w:sz w:val="24"/>
-          <w:szCs w:val="24"/>
-          <w:lang w:val="es-MX"/>
-        </w:rPr>
-        <w:t>revisión bibliográfica de la aplicación de la metodología de análisis envolvente de datos (dea) en el sector agropecuario de colombia</w:t>
-      </w:r>
-      <w:r>
-        <w:rPr>
-          <w:rFonts w:ascii="Times New Roman" w:hAnsi="Times New Roman" w:cs="Times New Roman"/>
-          <w:bCs/>
-          <w:color w:val="000000" w:themeColor="text1"/>
-          <w:sz w:val="24"/>
-          <w:szCs w:val="24"/>
-          <w:lang w:val="es-MX"/>
-        </w:rPr>
-        <w:t xml:space="preserve">.” </w:t>
+        <w:t xml:space="preserve">Cervera Muñoz, Arcadio, and Wilson Oviedo García. 2024. “revisión bibliográfica de la aplicación de la metodología de análisis envolvente de datos (dea) en el sector agropecuario de colombia.” </w:t>
       </w:r>
       <w:r>
         <w:rPr>
@@ -7063,6 +6818,16 @@
         </w:rPr>
         <w:t>l Análisis Ciclo de Vida (LCA) es un método analítico empleado para la evaluación del uso, transformación, consumo y destino de los recursos. A nivel mundial, a través de las normas internacionales ISO 14040 e ISO 14044, esta herramienta se considera integral en la medición y direccionamiento de la carga ambiental y la huella ecológica asociadas con la fabricación de un producto, un proceso o actividad, desde la cuna hasta la tumba (ISO 2006; Anielski y Wilson, 2010)</w:t>
       </w:r>
+      <w:r>
+        <w:rPr>
+          <w:rFonts w:ascii="Times New Roman" w:eastAsia="Times New Roman" w:hAnsi="Times New Roman" w:cs="Times New Roman"/>
+          <w:color w:val="000000" w:themeColor="text1"/>
+          <w:sz w:val="24"/>
+          <w:szCs w:val="24"/>
+          <w:lang w:eastAsia="es-MX"/>
+        </w:rPr>
+        <w:t>.</w:t>
+      </w:r>
     </w:p>
     <w:p>
       <w:pPr>
@@ -7071,7 +6836,186 @@
         <w:jc w:val="both"/>
         <w:rPr>
           <w:rFonts w:ascii="Times New Roman" w:eastAsia="Times New Roman" w:hAnsi="Times New Roman" w:cs="Times New Roman"/>
-          <w:b/>
+          <w:noProof w:val="0"/>
+          <w:sz w:val="24"/>
+          <w:szCs w:val="24"/>
+          <w:lang w:val="es-MX" w:eastAsia="es-MX"/>
+        </w:rPr>
+      </w:pPr>
+      <w:r>
+        <w:rPr>
+          <w:rFonts w:ascii="Times New Roman" w:eastAsia="Times New Roman" w:hAnsi="Times New Roman" w:cs="Times New Roman"/>
+          <w:noProof w:val="0"/>
+          <w:sz w:val="24"/>
+          <w:szCs w:val="24"/>
+          <w:lang w:val="es-MX" w:eastAsia="es-MX"/>
+        </w:rPr>
+        <w:t>En la agricultura, el LCA cuantifica indicadores como el consumo de agua, las emisiones de gases de efecto invernadero y la pérdida de biodiversidad (</w:t>
+      </w:r>
+      <w:proofErr w:type="spellStart"/>
+      <w:r>
+        <w:rPr>
+          <w:rFonts w:ascii="Times New Roman" w:eastAsia="Times New Roman" w:hAnsi="Times New Roman" w:cs="Times New Roman"/>
+          <w:noProof w:val="0"/>
+          <w:sz w:val="24"/>
+          <w:szCs w:val="24"/>
+          <w:lang w:val="es-MX" w:eastAsia="es-MX"/>
+        </w:rPr>
+        <w:t>Notarnicola</w:t>
+      </w:r>
+      <w:proofErr w:type="spellEnd"/>
+      <w:r>
+        <w:rPr>
+          <w:rFonts w:ascii="Times New Roman" w:eastAsia="Times New Roman" w:hAnsi="Times New Roman" w:cs="Times New Roman"/>
+          <w:noProof w:val="0"/>
+          <w:sz w:val="24"/>
+          <w:szCs w:val="24"/>
+          <w:lang w:val="es-MX" w:eastAsia="es-MX"/>
+        </w:rPr>
+        <w:t xml:space="preserve"> </w:t>
+      </w:r>
+      <w:r>
+        <w:rPr>
+          <w:rFonts w:ascii="Times New Roman" w:eastAsia="Times New Roman" w:hAnsi="Times New Roman" w:cs="Times New Roman"/>
+          <w:i/>
+          <w:noProof w:val="0"/>
+          <w:sz w:val="24"/>
+          <w:szCs w:val="24"/>
+          <w:lang w:val="es-MX" w:eastAsia="es-MX"/>
+        </w:rPr>
+        <w:t>et al</w:t>
+      </w:r>
+      <w:r>
+        <w:rPr>
+          <w:rFonts w:ascii="Times New Roman" w:eastAsia="Times New Roman" w:hAnsi="Times New Roman" w:cs="Times New Roman"/>
+          <w:noProof w:val="0"/>
+          <w:sz w:val="24"/>
+          <w:szCs w:val="24"/>
+          <w:lang w:val="es-MX" w:eastAsia="es-MX"/>
+        </w:rPr>
+        <w:t>., 2017).</w:t>
+      </w:r>
+      <w:r>
+        <w:rPr>
+          <w:rFonts w:ascii="Times New Roman" w:eastAsia="Times New Roman" w:hAnsi="Times New Roman" w:cs="Times New Roman"/>
+          <w:noProof w:val="0"/>
+          <w:sz w:val="24"/>
+          <w:szCs w:val="24"/>
+          <w:lang w:val="es-MX" w:eastAsia="es-MX"/>
+        </w:rPr>
+        <w:t xml:space="preserve"> </w:t>
+      </w:r>
+      <w:r>
+        <w:rPr>
+          <w:rFonts w:ascii="Times New Roman" w:eastAsia="Times New Roman" w:hAnsi="Times New Roman" w:cs="Times New Roman"/>
+          <w:noProof w:val="0"/>
+          <w:sz w:val="24"/>
+          <w:szCs w:val="24"/>
+          <w:lang w:val="es-MX" w:eastAsia="es-MX"/>
+        </w:rPr>
+        <w:t xml:space="preserve">La metodología LCA permite </w:t>
+      </w:r>
+      <w:r>
+        <w:rPr>
+          <w:rFonts w:ascii="Times New Roman" w:eastAsia="Times New Roman" w:hAnsi="Times New Roman" w:cs="Times New Roman"/>
+          <w:noProof w:val="0"/>
+          <w:sz w:val="24"/>
+          <w:szCs w:val="24"/>
+          <w:lang w:val="es-MX" w:eastAsia="es-MX"/>
+        </w:rPr>
+        <w:t>medir</w:t>
+      </w:r>
+      <w:r>
+        <w:rPr>
+          <w:rFonts w:ascii="Times New Roman" w:eastAsia="Times New Roman" w:hAnsi="Times New Roman" w:cs="Times New Roman"/>
+          <w:noProof w:val="0"/>
+          <w:sz w:val="24"/>
+          <w:szCs w:val="24"/>
+          <w:lang w:val="es-MX" w:eastAsia="es-MX"/>
+        </w:rPr>
+        <w:t xml:space="preserve"> el </w:t>
+      </w:r>
+      <w:r>
+        <w:rPr>
+          <w:rFonts w:ascii="Times New Roman" w:eastAsia="Times New Roman" w:hAnsi="Times New Roman" w:cs="Times New Roman"/>
+          <w:noProof w:val="0"/>
+          <w:sz w:val="24"/>
+          <w:szCs w:val="24"/>
+          <w:lang w:val="es-MX" w:eastAsia="es-MX"/>
+        </w:rPr>
+        <w:t>impacto ambiental</w:t>
+      </w:r>
+      <w:r>
+        <w:rPr>
+          <w:rFonts w:ascii="Times New Roman" w:eastAsia="Times New Roman" w:hAnsi="Times New Roman" w:cs="Times New Roman"/>
+          <w:noProof w:val="0"/>
+          <w:sz w:val="24"/>
+          <w:szCs w:val="24"/>
+          <w:lang w:val="es-MX" w:eastAsia="es-MX"/>
+        </w:rPr>
+        <w:t xml:space="preserve"> de un producto desde la extracción de materias primas hasta su disposición final (ISO 14040, 2006). Por su parte, el DEA permite medir la eficiencia relativa de unidades productivas utilizando múltiples insumos y productos (</w:t>
+      </w:r>
+      <w:proofErr w:type="spellStart"/>
+      <w:r>
+        <w:rPr>
+          <w:rFonts w:ascii="Times New Roman" w:eastAsia="Times New Roman" w:hAnsi="Times New Roman" w:cs="Times New Roman"/>
+          <w:noProof w:val="0"/>
+          <w:sz w:val="24"/>
+          <w:szCs w:val="24"/>
+          <w:lang w:val="es-MX" w:eastAsia="es-MX"/>
+        </w:rPr>
+        <w:t>Charnes</w:t>
+      </w:r>
+      <w:proofErr w:type="spellEnd"/>
+      <w:r>
+        <w:rPr>
+          <w:rFonts w:ascii="Times New Roman" w:eastAsia="Times New Roman" w:hAnsi="Times New Roman" w:cs="Times New Roman"/>
+          <w:noProof w:val="0"/>
+          <w:sz w:val="24"/>
+          <w:szCs w:val="24"/>
+          <w:lang w:val="es-MX" w:eastAsia="es-MX"/>
+        </w:rPr>
+        <w:t xml:space="preserve"> </w:t>
+      </w:r>
+      <w:r>
+        <w:rPr>
+          <w:rFonts w:ascii="Times New Roman" w:eastAsia="Times New Roman" w:hAnsi="Times New Roman" w:cs="Times New Roman"/>
+          <w:i/>
+          <w:noProof w:val="0"/>
+          <w:sz w:val="24"/>
+          <w:szCs w:val="24"/>
+          <w:lang w:val="es-MX" w:eastAsia="es-MX"/>
+        </w:rPr>
+        <w:t>et al</w:t>
+      </w:r>
+      <w:r>
+        <w:rPr>
+          <w:rFonts w:ascii="Times New Roman" w:eastAsia="Times New Roman" w:hAnsi="Times New Roman" w:cs="Times New Roman"/>
+          <w:noProof w:val="0"/>
+          <w:sz w:val="24"/>
+          <w:szCs w:val="24"/>
+          <w:lang w:val="es-MX" w:eastAsia="es-MX"/>
+        </w:rPr>
+        <w:t>.</w:t>
+      </w:r>
+      <w:r>
+        <w:rPr>
+          <w:rFonts w:ascii="Times New Roman" w:eastAsia="Times New Roman" w:hAnsi="Times New Roman" w:cs="Times New Roman"/>
+          <w:noProof w:val="0"/>
+          <w:sz w:val="24"/>
+          <w:szCs w:val="24"/>
+          <w:lang w:val="es-MX" w:eastAsia="es-MX"/>
+        </w:rPr>
+        <w:t>, 1978).</w:t>
+      </w:r>
+    </w:p>
+    <w:p>
+      <w:pPr>
+        <w:shd w:val="clear" w:color="auto" w:fill="FFFFFF"/>
+        <w:spacing w:after="0" w:line="240" w:lineRule="auto"/>
+        <w:jc w:val="both"/>
+        <w:rPr>
+          <w:rFonts w:ascii="Times New Roman" w:eastAsia="Times New Roman" w:hAnsi="Times New Roman" w:cs="Times New Roman"/>
           <w:color w:val="000000" w:themeColor="text1"/>
           <w:sz w:val="24"/>
           <w:szCs w:val="24"/>
@@ -7081,24 +7025,182 @@
     </w:p>
     <w:p>
       <w:pPr>
+        <w:shd w:val="clear" w:color="auto" w:fill="FFFFFF"/>
+        <w:spacing w:after="0" w:line="240" w:lineRule="auto"/>
+        <w:jc w:val="both"/>
+        <w:rPr>
+          <w:rFonts w:ascii="Times New Roman" w:eastAsia="Times New Roman" w:hAnsi="Times New Roman" w:cs="Times New Roman"/>
+          <w:color w:val="000000" w:themeColor="text1"/>
+          <w:sz w:val="24"/>
+          <w:szCs w:val="24"/>
+          <w:lang w:eastAsia="es-MX"/>
+        </w:rPr>
+      </w:pPr>
+      <w:r>
+        <w:rPr>
+          <w:rFonts w:ascii="Times New Roman" w:eastAsia="Times New Roman" w:hAnsi="Times New Roman" w:cs="Times New Roman"/>
+          <w:color w:val="000000" w:themeColor="text1"/>
+          <w:sz w:val="24"/>
+          <w:szCs w:val="24"/>
+          <w:lang w:eastAsia="es-MX"/>
+        </w:rPr>
+        <w:t>En la producción agrícola y otras áreas, los impactos ambientales se pueden medir mediante diversos indicadores a través del LCA (Azadi et al., 2020). Esta metodología permite evaluar los impactos ambientales de un producto o proceso a lo largo de toda su cadena de suministro, lo que ha llevado a su amplia adopción, especialmente en el ámbito agrícola (Angulo et al., 2019). Uno de los principales problemas ambientales es el calentamiento global (Alvarado et al., 2023), cuyo impacto se evalúa en LCA mediante la Huella de Carbono (FC). Este indicador estima las emisiones totales de gases de efecto invernadero asociadas a un producto o actividad a lo largo de su ciclo de vida (González &amp; Camacho, 2017).</w:t>
+      </w:r>
+    </w:p>
+    <w:p>
+      <w:pPr>
+        <w:shd w:val="clear" w:color="auto" w:fill="FFFFFF"/>
+        <w:spacing w:after="0" w:line="240" w:lineRule="auto"/>
+        <w:jc w:val="both"/>
+        <w:rPr>
+          <w:rFonts w:ascii="Times New Roman" w:eastAsia="Times New Roman" w:hAnsi="Times New Roman" w:cs="Times New Roman"/>
+          <w:color w:val="000000" w:themeColor="text1"/>
+          <w:sz w:val="24"/>
+          <w:szCs w:val="24"/>
+          <w:lang w:eastAsia="es-MX"/>
+        </w:rPr>
+      </w:pPr>
+      <w:r>
+        <w:rPr>
+          <w:rFonts w:ascii="Times New Roman" w:eastAsia="Times New Roman" w:hAnsi="Times New Roman" w:cs="Times New Roman"/>
+          <w:color w:val="000000" w:themeColor="text1"/>
+          <w:sz w:val="24"/>
+          <w:szCs w:val="24"/>
+          <w:lang w:eastAsia="es-MX"/>
+        </w:rPr>
+        <w:lastRenderedPageBreak/>
+        <w:t>Por su parte el Análisis de Ciclo de Vida es una técnica iterativa para evaluar la cadena de valor de un producto, servicio o sistema y conocer los posibles impactos asociados con su manufactura y consumo (Sarmiento, 2016). Es una herramienta poderosa para hacer comparaciones holísticas de los sistemas y para la correcta asignación de los recursos (Curran, 2017).</w:t>
+      </w:r>
+    </w:p>
+    <w:p>
+      <w:pPr>
         <w:pStyle w:val="Ttulo3"/>
         <w:rPr>
-          <w:color w:val="000000" w:themeColor="text1"/>
-          <w:sz w:val="24"/>
-          <w:szCs w:val="24"/>
-        </w:rPr>
-      </w:pPr>
-      <w:r>
-        <w:rPr>
-          <w:rStyle w:val="Textoennegrita"/>
-          <w:b/>
+          <w:noProof/>
+          <w:lang w:val="es-ES_tradnl"/>
+        </w:rPr>
+      </w:pPr>
+      <w:r>
+        <w:rPr>
+          <w:noProof/>
+          <w:lang w:val="es-ES_tradnl"/>
+        </w:rPr>
+        <w:t>2. Características</w:t>
+      </w:r>
+    </w:p>
+    <w:p>
+      <w:pPr>
+        <w:spacing w:after="0" w:line="360" w:lineRule="auto"/>
+        <w:jc w:val="both"/>
+        <w:rPr>
+          <w:rFonts w:ascii="Times New Roman" w:eastAsia="Times New Roman" w:hAnsi="Times New Roman" w:cs="Times New Roman"/>
+          <w:noProof w:val="0"/>
+          <w:sz w:val="24"/>
+          <w:szCs w:val="24"/>
+          <w:lang w:val="es-MX" w:eastAsia="es-MX"/>
+        </w:rPr>
+      </w:pPr>
+      <w:r>
+        <w:rPr>
+          <w:rFonts w:ascii="Times New Roman" w:eastAsia="Times New Roman" w:hAnsi="Times New Roman" w:cs="Times New Roman"/>
+          <w:noProof w:val="0"/>
+          <w:sz w:val="24"/>
+          <w:szCs w:val="24"/>
+          <w:lang w:val="es-MX" w:eastAsia="es-MX"/>
+        </w:rPr>
+        <w:t>El enfoque LCA ha sido aplicado en cafetales para identificar los puntos críticos del ciclo de vida del producto, como el uso del agua en el riego, la energía empleada en el beneficiado húmedo y las emisiones de G</w:t>
+      </w:r>
+      <w:r>
+        <w:rPr>
+          <w:rFonts w:ascii="Times New Roman" w:eastAsia="Times New Roman" w:hAnsi="Times New Roman" w:cs="Times New Roman"/>
+          <w:noProof w:val="0"/>
+          <w:sz w:val="24"/>
+          <w:szCs w:val="24"/>
+          <w:lang w:val="es-MX" w:eastAsia="es-MX"/>
+        </w:rPr>
+        <w:t>EI durante el transporte (</w:t>
+      </w:r>
+      <w:proofErr w:type="spellStart"/>
+      <w:r>
+        <w:rPr>
+          <w:rFonts w:ascii="Times New Roman" w:eastAsia="Times New Roman" w:hAnsi="Times New Roman" w:cs="Times New Roman"/>
           <w:bCs/>
-          <w:color w:val="000000" w:themeColor="text1"/>
-          <w:sz w:val="24"/>
-          <w:szCs w:val="24"/>
-        </w:rPr>
-        <w:t>2. Características</w:t>
-      </w:r>
+          <w:noProof w:val="0"/>
+          <w:sz w:val="24"/>
+          <w:szCs w:val="24"/>
+          <w:lang w:val="es-MX" w:eastAsia="es-MX"/>
+        </w:rPr>
+        <w:t>Trinh</w:t>
+      </w:r>
+      <w:proofErr w:type="spellEnd"/>
+      <w:r>
+        <w:rPr>
+          <w:rFonts w:ascii="Times New Roman" w:eastAsia="Times New Roman" w:hAnsi="Times New Roman" w:cs="Times New Roman"/>
+          <w:bCs/>
+          <w:noProof w:val="0"/>
+          <w:sz w:val="24"/>
+          <w:szCs w:val="24"/>
+          <w:lang w:val="es-MX" w:eastAsia="es-MX"/>
+        </w:rPr>
+        <w:t xml:space="preserve"> </w:t>
+      </w:r>
+      <w:r>
+        <w:rPr>
+          <w:rFonts w:ascii="Times New Roman" w:eastAsia="Times New Roman" w:hAnsi="Times New Roman" w:cs="Times New Roman"/>
+          <w:bCs/>
+          <w:i/>
+          <w:noProof w:val="0"/>
+          <w:sz w:val="24"/>
+          <w:szCs w:val="24"/>
+          <w:lang w:val="es-MX" w:eastAsia="es-MX"/>
+        </w:rPr>
+        <w:t>et al</w:t>
+      </w:r>
+      <w:r>
+        <w:rPr>
+          <w:rFonts w:ascii="Times New Roman" w:eastAsia="Times New Roman" w:hAnsi="Times New Roman" w:cs="Times New Roman"/>
+          <w:bCs/>
+          <w:noProof w:val="0"/>
+          <w:sz w:val="24"/>
+          <w:szCs w:val="24"/>
+          <w:lang w:val="es-MX" w:eastAsia="es-MX"/>
+        </w:rPr>
+        <w:t>.</w:t>
+      </w:r>
+      <w:r>
+        <w:rPr>
+          <w:rFonts w:ascii="Times New Roman" w:eastAsia="Times New Roman" w:hAnsi="Times New Roman" w:cs="Times New Roman"/>
+          <w:noProof w:val="0"/>
+          <w:sz w:val="24"/>
+          <w:szCs w:val="24"/>
+          <w:lang w:val="es-MX" w:eastAsia="es-MX"/>
+        </w:rPr>
+        <w:t>, 2020</w:t>
+      </w:r>
+      <w:r>
+        <w:rPr>
+          <w:rFonts w:ascii="Times New Roman" w:eastAsia="Times New Roman" w:hAnsi="Times New Roman" w:cs="Times New Roman"/>
+          <w:noProof w:val="0"/>
+          <w:sz w:val="24"/>
+          <w:szCs w:val="24"/>
+          <w:lang w:val="es-MX" w:eastAsia="es-MX"/>
+        </w:rPr>
+        <w:t>). Estos estudios han demostrado que la fase agrícola es responsable de una proporción considerable del impacto ambiental total del café, lo que resalta la necesidad de intervención directa en las prácticas de cultivo.</w:t>
+      </w:r>
+    </w:p>
+    <w:p>
+      <w:pPr>
+        <w:pStyle w:val="Ttulo3"/>
+        <w:rPr>
+          <w:b w:val="0"/>
+          <w:bCs w:val="0"/>
+          <w:noProof/>
+          <w:color w:val="000000" w:themeColor="text1"/>
+          <w:sz w:val="24"/>
+          <w:szCs w:val="24"/>
+          <w:lang w:val="es-ES_tradnl"/>
+        </w:rPr>
+      </w:pPr>
     </w:p>
     <w:p>
       <w:pPr>
@@ -7202,7 +7304,6 @@
           <w:szCs w:val="24"/>
           <w:lang w:val="es-MX" w:eastAsia="es-MX"/>
         </w:rPr>
-        <w:lastRenderedPageBreak/>
         <w:drawing>
           <wp:inline distT="0" distB="0" distL="0" distR="0">
             <wp:extent cx="3810000" cy="2857500"/>
@@ -7330,6 +7431,7 @@
           <w:sz w:val="24"/>
           <w:szCs w:val="24"/>
         </w:rPr>
+        <w:lastRenderedPageBreak/>
         <w:t>Enfoque de Cuna a Tumba:</w:t>
       </w:r>
       <w:r>
@@ -7522,7 +7624,6 @@
           <w:sz w:val="24"/>
           <w:szCs w:val="24"/>
         </w:rPr>
-        <w:lastRenderedPageBreak/>
         <w:t>5. Limitaciones</w:t>
       </w:r>
     </w:p>
@@ -7781,6 +7882,7 @@
           <w:sz w:val="24"/>
           <w:szCs w:val="24"/>
         </w:rPr>
+        <w:lastRenderedPageBreak/>
         <w:t>México</w:t>
       </w:r>
     </w:p>
@@ -8030,6 +8132,82 @@
           <w:sz w:val="24"/>
           <w:szCs w:val="24"/>
         </w:rPr>
+        <w:t>El Análisis Envolvente de Datos es una técnica no paramétrica cuyas primeras aplicaciones se remontan a 1978 (Riaño y Larrea, 2021). Su origen se encuentra en la investigación doctoral de Rhodes, quien evaluaba la eficacia del programa de educación Follow-Through en las escuelas públicas de Estados Unidos. No obstante, el desarrollo de esta técnica no se debe exclusivamente a Rhodes. También es fundamental reconocer la contribución de Charnes, Cooper, Banker, Färe, Grosskopf, Seiford y Thrall, quienes desempeñaron un papel crucial en el desarrollo de los modelos matemáticos que sustentan el DEA (Pishgar et al., 2021).</w:t>
+      </w:r>
+    </w:p>
+    <w:p>
+      <w:pPr>
+        <w:spacing w:before="100" w:beforeAutospacing="1" w:after="100" w:afterAutospacing="1"/>
+        <w:rPr>
+          <w:rFonts w:ascii="Times New Roman" w:hAnsi="Times New Roman" w:cs="Times New Roman"/>
+          <w:color w:val="000000" w:themeColor="text1"/>
+          <w:sz w:val="24"/>
+          <w:szCs w:val="24"/>
+        </w:rPr>
+      </w:pPr>
+      <w:r>
+        <w:rPr>
+          <w:rFonts w:ascii="Times New Roman" w:hAnsi="Times New Roman" w:cs="Times New Roman"/>
+          <w:color w:val="000000" w:themeColor="text1"/>
+          <w:sz w:val="24"/>
+          <w:szCs w:val="24"/>
+        </w:rPr>
+        <w:t xml:space="preserve">Los métodos de selección de variables persiguen, primordialmente, ordenar un conjunto de variables (inputs y outputs) definidas para evaluar a las </w:t>
+      </w:r>
+      <w:r>
+        <w:rPr>
+          <w:rFonts w:ascii="Times New Roman" w:hAnsi="Times New Roman" w:cs="Times New Roman"/>
+          <w:color w:val="000000" w:themeColor="text1"/>
+          <w:sz w:val="24"/>
+          <w:szCs w:val="24"/>
+        </w:rPr>
+        <w:t>Unidades de Toma de Decisiones (</w:t>
+      </w:r>
+      <w:r>
+        <w:rPr>
+          <w:rFonts w:ascii="Times New Roman" w:hAnsi="Times New Roman" w:cs="Times New Roman"/>
+          <w:color w:val="000000" w:themeColor="text1"/>
+          <w:sz w:val="24"/>
+          <w:szCs w:val="24"/>
+        </w:rPr>
+        <w:t>DMUs</w:t>
+      </w:r>
+      <w:r>
+        <w:rPr>
+          <w:rFonts w:ascii="Times New Roman" w:hAnsi="Times New Roman" w:cs="Times New Roman"/>
+          <w:color w:val="000000" w:themeColor="text1"/>
+          <w:sz w:val="24"/>
+          <w:szCs w:val="24"/>
+        </w:rPr>
+        <w:t>)</w:t>
+      </w:r>
+      <w:r>
+        <w:rPr>
+          <w:rFonts w:ascii="Times New Roman" w:hAnsi="Times New Roman" w:cs="Times New Roman"/>
+          <w:color w:val="000000" w:themeColor="text1"/>
+          <w:sz w:val="24"/>
+          <w:szCs w:val="24"/>
+        </w:rPr>
+        <w:t xml:space="preserve"> usando modelos DEA, con el propósito de seleccionar un número restringido de variables, a manera de mantener la relación causal en los modelos y que éstos indiquen adecuadamente el desempeño de las DMUs evaluadas (Peças et al., 2019; González &amp; Valdés, 2009).</w:t>
+      </w:r>
+    </w:p>
+    <w:p>
+      <w:pPr>
+        <w:spacing w:before="100" w:beforeAutospacing="1" w:after="100" w:afterAutospacing="1"/>
+        <w:rPr>
+          <w:rFonts w:ascii="Times New Roman" w:hAnsi="Times New Roman" w:cs="Times New Roman"/>
+          <w:color w:val="000000" w:themeColor="text1"/>
+          <w:sz w:val="24"/>
+          <w:szCs w:val="24"/>
+        </w:rPr>
+      </w:pPr>
+      <w:r>
+        <w:rPr>
+          <w:rFonts w:ascii="Times New Roman" w:hAnsi="Times New Roman" w:cs="Times New Roman"/>
+          <w:color w:val="000000" w:themeColor="text1"/>
+          <w:sz w:val="24"/>
+          <w:szCs w:val="24"/>
+        </w:rPr>
         <w:t>El DEA es una técnica no paramétrica que permite evaluar la eficiencia de los productores de café al analizar los recursos empleados y los resultados obtenidos, especialmente en situaciones con múltiples entradas y salidas (Riaño y Larrea, 2021).</w:t>
       </w:r>
     </w:p>
@@ -8052,6 +8230,7 @@
           <w:szCs w:val="24"/>
           <w:lang w:val="es-MX" w:eastAsia="es-MX"/>
         </w:rPr>
+        <w:lastRenderedPageBreak/>
         <w:drawing>
           <wp:inline distT="0" distB="0" distL="0" distR="0" wp14:anchorId="7F2E25E9" wp14:editId="28714DC3">
             <wp:extent cx="4654550" cy="1892100"/>
@@ -8134,28 +8313,18 @@
           <w:szCs w:val="24"/>
           <w:lang w:eastAsia="es-MX"/>
         </w:rPr>
-        <w:t xml:space="preserve">. (1978), fueron los pioneros en desarrollar el método de Análisis Envolvente de Datos (DEA), un enfoque no paramétrico que no requiere una estructura específica para definir la frontera de eficiencia. Esto permite comparar la eficiencia técnica sin necesidad de conocer previamente </w:t>
-      </w:r>
-      <w:r>
+        <w:t xml:space="preserve">. (1978), fueron los pioneros en desarrollar el método de Análisis Envolvente de Datos (DEA), un enfoque no paramétrico que no requiere una estructura específica para definir la frontera de eficiencia. Esto permite comparar la eficiencia técnica sin necesidad de conocer previamente una función de producción. El DEA es una metodología de optimización diseñada para medir la eficiencia relativa de las unidades organizacionales (DMU's, por sus siglas en inglés de Decision Making Units, o Unidades de Toma de Decisión). </w:t>
+      </w:r>
+    </w:p>
+    <w:p>
+      <w:pPr>
+        <w:spacing w:before="100" w:beforeAutospacing="1" w:after="100" w:afterAutospacing="1"/>
         <w:rPr>
           <w:rFonts w:ascii="Times New Roman" w:eastAsia="Times New Roman" w:hAnsi="Times New Roman" w:cs="Times New Roman"/>
           <w:color w:val="000000" w:themeColor="text1"/>
           <w:sz w:val="24"/>
           <w:szCs w:val="24"/>
           <w:lang w:eastAsia="es-MX"/>
-        </w:rPr>
-        <w:lastRenderedPageBreak/>
-        <w:t xml:space="preserve">una función de producción. El DEA es una metodología de optimización diseñada para medir la eficiencia relativa de las unidades organizacionales (DMU's, por sus siglas en inglés de Decision Making Units, o Unidades de Toma de Decisión). </w:t>
-      </w:r>
-    </w:p>
-    <w:p>
-      <w:pPr>
-        <w:spacing w:before="100" w:beforeAutospacing="1" w:after="100" w:afterAutospacing="1"/>
-        <w:rPr>
-          <w:rFonts w:ascii="Times New Roman" w:hAnsi="Times New Roman" w:cs="Times New Roman"/>
-          <w:color w:val="000000" w:themeColor="text1"/>
-          <w:sz w:val="24"/>
-          <w:szCs w:val="24"/>
         </w:rPr>
       </w:pPr>
       <w:r>
@@ -8193,8 +8362,274 @@
     </w:p>
     <w:p>
       <w:pPr>
+        <w:spacing w:after="0" w:line="360" w:lineRule="auto"/>
+        <w:jc w:val="both"/>
+        <w:rPr>
+          <w:rFonts w:ascii="Times New Roman" w:eastAsia="Times New Roman" w:hAnsi="Times New Roman" w:cs="Times New Roman"/>
+          <w:color w:val="000000" w:themeColor="text1"/>
+          <w:sz w:val="24"/>
+          <w:szCs w:val="24"/>
+          <w:lang w:eastAsia="es-MX"/>
+        </w:rPr>
+      </w:pPr>
+      <w:r>
+        <w:rPr>
+          <w:rFonts w:ascii="Times New Roman" w:eastAsia="Times New Roman" w:hAnsi="Times New Roman" w:cs="Times New Roman"/>
+          <w:color w:val="000000" w:themeColor="text1"/>
+          <w:sz w:val="24"/>
+          <w:szCs w:val="24"/>
+          <w:lang w:eastAsia="es-MX"/>
+        </w:rPr>
+        <w:t>Por su parte, el uso del DEA en la cafeticultura permite analizar la eficiencia técnica de las unidades productivas, comparando entradas como insumos agrícolas y mano de obra, con salidas como volumen de producción e ingresos generados. En un estudio reciente realizado en Colombia, Gaitán (2020) identificó diferencias significativas en la eficiencia de las fincas cafetaleras asociadas a factores como la capacitación técnica, el acceso a tecnologías limpias y la diversificación productiva.</w:t>
+      </w:r>
+    </w:p>
+    <w:p>
+      <w:pPr>
+        <w:spacing w:before="100" w:beforeAutospacing="1" w:after="100" w:afterAutospacing="1"/>
+        <w:rPr>
+          <w:rFonts w:ascii="Times New Roman" w:eastAsia="Times New Roman" w:hAnsi="Times New Roman" w:cs="Times New Roman"/>
+          <w:color w:val="000000" w:themeColor="text1"/>
+          <w:sz w:val="24"/>
+          <w:szCs w:val="24"/>
+          <w:lang w:eastAsia="es-MX"/>
+        </w:rPr>
+      </w:pPr>
+    </w:p>
+    <w:p>
+      <w:pPr>
+        <w:spacing w:before="100" w:beforeAutospacing="1" w:after="100" w:afterAutospacing="1"/>
+        <w:rPr>
+          <w:rFonts w:ascii="Times New Roman" w:eastAsia="Times New Roman" w:hAnsi="Times New Roman" w:cs="Times New Roman"/>
+          <w:color w:val="000000" w:themeColor="text1"/>
+          <w:sz w:val="24"/>
+          <w:szCs w:val="24"/>
+          <w:lang w:eastAsia="es-MX"/>
+        </w:rPr>
+      </w:pPr>
+    </w:p>
+    <w:p>
+      <w:pPr>
+        <w:spacing w:before="100" w:beforeAutospacing="1" w:after="100" w:afterAutospacing="1"/>
+        <w:rPr>
+          <w:rFonts w:ascii="Times New Roman" w:eastAsia="Times New Roman" w:hAnsi="Times New Roman" w:cs="Times New Roman"/>
+          <w:color w:val="000000" w:themeColor="text1"/>
+          <w:sz w:val="24"/>
+          <w:szCs w:val="24"/>
+          <w:lang w:eastAsia="es-MX"/>
+        </w:rPr>
+      </w:pPr>
+    </w:p>
+    <w:p>
+      <w:pPr>
+        <w:spacing w:before="100" w:beforeAutospacing="1" w:after="100" w:afterAutospacing="1"/>
+        <w:rPr>
+          <w:rFonts w:ascii="Times New Roman" w:hAnsi="Times New Roman" w:cs="Times New Roman"/>
+          <w:b/>
+          <w:color w:val="000000" w:themeColor="text1"/>
+          <w:sz w:val="24"/>
+          <w:szCs w:val="24"/>
+        </w:rPr>
+      </w:pPr>
+      <w:r>
+        <w:rPr>
+          <w:rFonts w:ascii="Times New Roman" w:hAnsi="Times New Roman" w:cs="Times New Roman"/>
+          <w:b/>
+          <w:color w:val="000000" w:themeColor="text1"/>
+          <w:sz w:val="24"/>
+          <w:szCs w:val="24"/>
+        </w:rPr>
+        <w:lastRenderedPageBreak/>
+        <w:t>Diferencia entre eficiencia técnica, económica y ecoeficiencia</w:t>
+      </w:r>
+    </w:p>
+    <w:p>
+      <w:pPr>
+        <w:spacing w:before="100" w:beforeAutospacing="1" w:after="100" w:afterAutospacing="1"/>
+        <w:rPr>
+          <w:rFonts w:ascii="Times New Roman" w:hAnsi="Times New Roman" w:cs="Times New Roman"/>
+          <w:color w:val="000000" w:themeColor="text1"/>
+          <w:sz w:val="24"/>
+          <w:szCs w:val="24"/>
+        </w:rPr>
+      </w:pPr>
+      <w:r>
+        <w:rPr>
+          <w:rFonts w:ascii="Times New Roman" w:hAnsi="Times New Roman" w:cs="Times New Roman"/>
+          <w:color w:val="000000" w:themeColor="text1"/>
+          <w:sz w:val="24"/>
+          <w:szCs w:val="24"/>
+        </w:rPr>
+        <w:t>La eficiencia técnica se centra en maximizar la producción utilizando un conjunto fijo de insumos, sin tener en cuenta los costos ni las externalidades ambientales (Harya et al., 2024). Se refiere a la capacidad de un sistema productivo para generar la mayor cantidad posible de producto con la mínima utilización de recursos, optimizando los procesos técnicos. Este enfoque prioriza el rendimiento productivo, ignorando aspectos financieros o impactos ecológicos.</w:t>
+      </w:r>
+    </w:p>
+    <w:p>
+      <w:pPr>
+        <w:spacing w:before="100" w:beforeAutospacing="1" w:after="100" w:afterAutospacing="1"/>
+        <w:rPr>
+          <w:rFonts w:ascii="Times New Roman" w:hAnsi="Times New Roman" w:cs="Times New Roman"/>
+          <w:color w:val="000000" w:themeColor="text1"/>
+          <w:sz w:val="24"/>
+          <w:szCs w:val="24"/>
+        </w:rPr>
+      </w:pPr>
+      <w:r>
+        <w:rPr>
+          <w:rFonts w:ascii="Times New Roman" w:hAnsi="Times New Roman" w:cs="Times New Roman"/>
+          <w:color w:val="000000" w:themeColor="text1"/>
+          <w:sz w:val="24"/>
+          <w:szCs w:val="24"/>
+        </w:rPr>
+        <w:t xml:space="preserve">La eficiencia económica se centra en maximizar la rentabilidad mediante la optimización de la relación entre costos y beneficios (Bhat &amp; Kaur, 2024). Evalúa el uso de recursos desde una perspectiva monetaria, buscando generar el mayor ingreso posible con los menores costos de producción. Este enfoque prioriza la viabilidad financiera, asegurando que las decisiones de gestión resulten en un equilibrio óptimo entre los recursos invertidos y los retornos obtenidos. </w:t>
+      </w:r>
+    </w:p>
+    <w:p>
+      <w:pPr>
+        <w:spacing w:before="100" w:beforeAutospacing="1" w:after="100" w:afterAutospacing="1"/>
+        <w:rPr>
+          <w:rFonts w:ascii="Times New Roman" w:hAnsi="Times New Roman" w:cs="Times New Roman"/>
+          <w:color w:val="000000" w:themeColor="text1"/>
+          <w:sz w:val="24"/>
+          <w:szCs w:val="24"/>
+        </w:rPr>
+      </w:pPr>
+      <w:r>
+        <w:rPr>
+          <w:rFonts w:ascii="Times New Roman" w:hAnsi="Times New Roman" w:cs="Times New Roman"/>
+          <w:color w:val="000000" w:themeColor="text1"/>
+          <w:sz w:val="24"/>
+          <w:szCs w:val="24"/>
+        </w:rPr>
+        <w:t>En contraste, la ecoeficiencia incorpora el impacto ambiental como un criterio central, evaluando simultáneamente la productividad, los costos y las externalidades entre ellas las emisiones de carbono o la pérdida de biodiversidad (Cardoso et al., 2024). Esta integración holística distingue a la ecoeficiencia dado que es un enfoque más completo para la sostenibilidad.</w:t>
+      </w:r>
+    </w:p>
+    <w:p>
+      <w:pPr>
+        <w:spacing w:before="100" w:beforeAutospacing="1" w:after="100" w:afterAutospacing="1"/>
+        <w:rPr>
+          <w:rFonts w:ascii="Times New Roman" w:hAnsi="Times New Roman" w:cs="Times New Roman"/>
+          <w:color w:val="000000" w:themeColor="text1"/>
+          <w:sz w:val="24"/>
+          <w:szCs w:val="24"/>
+        </w:rPr>
+      </w:pPr>
+      <w:r>
+        <w:rPr>
+          <w:rFonts w:ascii="Times New Roman" w:hAnsi="Times New Roman" w:cs="Times New Roman"/>
+          <w:color w:val="000000" w:themeColor="text1"/>
+          <w:sz w:val="24"/>
+          <w:szCs w:val="24"/>
+        </w:rPr>
+        <w:t>La ecoeficiencia trasciende las nociones tradicionales de eficiencia al exigir un equilibrio ético entre el bienestar humano y la conservación del capital natural, un aspecto que debería guiar las políticas agrícolas globales.</w:t>
+      </w:r>
+    </w:p>
+    <w:p>
+      <w:pPr>
+        <w:spacing w:before="100" w:beforeAutospacing="1" w:after="100" w:afterAutospacing="1"/>
+        <w:rPr>
+          <w:rFonts w:ascii="Times New Roman" w:hAnsi="Times New Roman" w:cs="Times New Roman"/>
+          <w:color w:val="000000" w:themeColor="text1"/>
+          <w:sz w:val="24"/>
+          <w:szCs w:val="24"/>
+        </w:rPr>
+      </w:pPr>
+      <w:r>
+        <w:rPr>
+          <w:rFonts w:ascii="Times New Roman" w:hAnsi="Times New Roman" w:cs="Times New Roman"/>
+          <w:color w:val="000000" w:themeColor="text1"/>
+          <w:sz w:val="24"/>
+          <w:szCs w:val="24"/>
+        </w:rPr>
+        <w:t>Así, la ecoeficiencia busca producir más con pocos recursos y menos daño ambiental. Mientras la eficiencia técnica y económica se enfocan en desempeño físico o financiero, la ecoeficiencia añade una dimensión ecológica. Por ello se plantea que la ecoeficiencia es clave en sistemas sostenibles, como los agrícolas dado que aporta una mirada distinta sobre el uso eficiente de los recursos.</w:t>
+      </w:r>
+    </w:p>
+    <w:p>
+      <w:pPr>
+        <w:spacing w:before="100" w:beforeAutospacing="1" w:after="100" w:afterAutospacing="1"/>
+        <w:rPr>
+          <w:rFonts w:ascii="Times New Roman" w:hAnsi="Times New Roman" w:cs="Times New Roman"/>
+          <w:color w:val="000000" w:themeColor="text1"/>
+          <w:sz w:val="24"/>
+          <w:szCs w:val="24"/>
+        </w:rPr>
+      </w:pPr>
+      <w:r>
+        <w:rPr>
+          <w:rFonts w:ascii="Times New Roman" w:hAnsi="Times New Roman" w:cs="Times New Roman"/>
+          <w:color w:val="000000" w:themeColor="text1"/>
+          <w:sz w:val="24"/>
+          <w:szCs w:val="24"/>
+        </w:rPr>
+        <w:t xml:space="preserve">Experiencias en México, Colombia y Costa Rica ilustran el potencial de la ecoeficiencia. Para el caso de México, según la Morales et al. (2025) reportaron que los cafetales bajo sombra en Chiapas, que integran árboles nativos, aumentaron la biodiversidad en un 20% y redujeron el uso de agroquímicos en un 30%. </w:t>
+      </w:r>
+    </w:p>
+    <w:p>
+      <w:pPr>
+        <w:spacing w:before="100" w:beforeAutospacing="1" w:after="100" w:afterAutospacing="1"/>
+        <w:rPr>
+          <w:rFonts w:ascii="Times New Roman" w:hAnsi="Times New Roman" w:cs="Times New Roman"/>
+          <w:color w:val="000000" w:themeColor="text1"/>
+          <w:sz w:val="24"/>
+          <w:szCs w:val="24"/>
+        </w:rPr>
+      </w:pPr>
+      <w:r>
+        <w:rPr>
+          <w:rFonts w:ascii="Times New Roman" w:hAnsi="Times New Roman" w:cs="Times New Roman"/>
+          <w:color w:val="000000" w:themeColor="text1"/>
+          <w:sz w:val="24"/>
+          <w:szCs w:val="24"/>
+        </w:rPr>
+        <w:t xml:space="preserve">Del análisis en Colombia, la Federación Nacional de Cafeteros implementó un programa de café sostenible que mejoró los rendimientos en un 15% y disminuyó las emisiones en un 10% mediante la utilización de compost (Ferrucho et al., 2024). </w:t>
+      </w:r>
+    </w:p>
+    <w:p>
+      <w:pPr>
+        <w:spacing w:before="100" w:beforeAutospacing="1" w:after="100" w:afterAutospacing="1"/>
+        <w:rPr>
+          <w:rFonts w:ascii="Times New Roman" w:hAnsi="Times New Roman" w:cs="Times New Roman"/>
+          <w:color w:val="000000" w:themeColor="text1"/>
+          <w:sz w:val="24"/>
+          <w:szCs w:val="24"/>
+        </w:rPr>
+      </w:pPr>
+      <w:r>
+        <w:rPr>
+          <w:rFonts w:ascii="Times New Roman" w:hAnsi="Times New Roman" w:cs="Times New Roman"/>
+          <w:color w:val="000000" w:themeColor="text1"/>
+          <w:sz w:val="24"/>
+          <w:szCs w:val="24"/>
+        </w:rPr>
+        <w:t>Otro hallazgo fue en Costa Rica, las certificaciones como Rainforest Alliance han permitido a los productores reducir el consumo de agua en un 25% y aumentar sus ingresos en un 12% (Rubio, 2024). Sin embargo, la falta de metodologías estandarizadas y el acceso limitado a financiamiento restringen la escalabilidad de las iniciativas (Broeckhoven et al., 2025).</w:t>
+      </w:r>
+    </w:p>
+    <w:p>
+      <w:pPr>
+        <w:spacing w:before="100" w:beforeAutospacing="1" w:after="100" w:afterAutospacing="1"/>
+        <w:rPr>
+          <w:rFonts w:ascii="Times New Roman" w:hAnsi="Times New Roman" w:cs="Times New Roman"/>
+          <w:color w:val="000000" w:themeColor="text1"/>
+          <w:sz w:val="24"/>
+          <w:szCs w:val="24"/>
+        </w:rPr>
+      </w:pPr>
+      <w:r>
+        <w:rPr>
+          <w:rFonts w:ascii="Times New Roman" w:hAnsi="Times New Roman" w:cs="Times New Roman"/>
+          <w:color w:val="000000" w:themeColor="text1"/>
+          <w:sz w:val="24"/>
+          <w:szCs w:val="24"/>
+        </w:rPr>
+        <w:lastRenderedPageBreak/>
+        <w:t>Estas experiencias destacan la necesidad de integrar los conocimientos tradicionales de los productores, como el uso de cultivos intercalados, para enriquecer las estrategias ecoeficientes y garantizar su viabilidad a largo plazo.</w:t>
+      </w:r>
+    </w:p>
+    <w:p>
+      <w:pPr>
         <w:pStyle w:val="Ttulo3"/>
         <w:rPr>
+          <w:rStyle w:val="Textoennegrita"/>
+          <w:b/>
+          <w:bCs/>
           <w:color w:val="000000" w:themeColor="text1"/>
           <w:sz w:val="24"/>
           <w:szCs w:val="24"/>
@@ -8450,7 +8885,6 @@
           <w:szCs w:val="24"/>
           <w:lang w:val="es-MX" w:eastAsia="es-MX"/>
         </w:rPr>
-        <w:lastRenderedPageBreak/>
         <w:drawing>
           <wp:inline distT="0" distB="0" distL="0" distR="0" wp14:anchorId="123C129D" wp14:editId="25A2C0B1">
             <wp:extent cx="3167657" cy="1966650"/>
@@ -8566,6 +9000,7 @@
           <w:sz w:val="24"/>
           <w:szCs w:val="24"/>
         </w:rPr>
+        <w:lastRenderedPageBreak/>
         <w:t>Combinación de DEA con análisis de big data en agricultura.</w:t>
       </w:r>
     </w:p>
@@ -8946,6 +9381,50 @@
     </w:p>
     <w:p>
       <w:pPr>
+        <w:spacing w:after="0" w:line="360" w:lineRule="auto"/>
+        <w:jc w:val="both"/>
+        <w:rPr>
+          <w:rFonts w:ascii="Times New Roman" w:eastAsia="Times New Roman" w:hAnsi="Times New Roman" w:cs="Times New Roman"/>
+          <w:noProof w:val="0"/>
+          <w:sz w:val="24"/>
+          <w:szCs w:val="24"/>
+          <w:lang w:val="es-MX" w:eastAsia="es-MX"/>
+        </w:rPr>
+      </w:pPr>
+      <w:r>
+        <w:rPr>
+          <w:rFonts w:ascii="Times New Roman" w:eastAsia="Times New Roman" w:hAnsi="Times New Roman" w:cs="Times New Roman"/>
+          <w:noProof w:val="0"/>
+          <w:sz w:val="24"/>
+          <w:szCs w:val="24"/>
+          <w:lang w:val="es-MX" w:eastAsia="es-MX"/>
+        </w:rPr>
+        <w:t xml:space="preserve">En regiones como Veracruz, México, esta perspectiva es especialmente pertinente, dado que la producción de café se caracteriza por una alta heterogeneidad en cuanto a tamaño de finca, sistemas de manejo y condiciones ecológicas (Gómez </w:t>
+      </w:r>
+      <w:r>
+        <w:rPr>
+          <w:rFonts w:ascii="Times New Roman" w:eastAsia="Times New Roman" w:hAnsi="Times New Roman" w:cs="Times New Roman"/>
+          <w:i/>
+          <w:noProof w:val="0"/>
+          <w:sz w:val="24"/>
+          <w:szCs w:val="24"/>
+          <w:lang w:val="es-MX" w:eastAsia="es-MX"/>
+        </w:rPr>
+        <w:t>et al</w:t>
+      </w:r>
+      <w:r>
+        <w:rPr>
+          <w:rFonts w:ascii="Times New Roman" w:eastAsia="Times New Roman" w:hAnsi="Times New Roman" w:cs="Times New Roman"/>
+          <w:noProof w:val="0"/>
+          <w:sz w:val="24"/>
+          <w:szCs w:val="24"/>
+          <w:lang w:val="es-MX" w:eastAsia="es-MX"/>
+        </w:rPr>
+        <w:t>., 2018). Sin embargo, existe una escasez de estudios que apliquen este enfoque de manera localizada. Tal como señalan los autores anteriores, adaptar las metodologías de ecoeficiencia al contexto regional permite formular recomendaciones específicas para los productores y diseñar políticas públicas más efectivas en este sector.</w:t>
+      </w:r>
+    </w:p>
+    <w:p>
+      <w:pPr>
         <w:rPr>
           <w:rFonts w:ascii="Times New Roman" w:hAnsi="Times New Roman" w:cs="Times New Roman"/>
           <w:color w:val="000000" w:themeColor="text1"/>
@@ -8972,7 +9451,6 @@
           <w:szCs w:val="24"/>
           <w:shd w:val="clear" w:color="auto" w:fill="F9F9F9"/>
         </w:rPr>
-        <w:lastRenderedPageBreak/>
         <w:t>Envi</w:t>
       </w:r>
       <w:r>
@@ -9047,6 +9525,7 @@
           <w:color w:val="000000" w:themeColor="text1"/>
           <w:sz w:val="24"/>
           <w:szCs w:val="24"/>
+          <w:shd w:val="clear" w:color="auto" w:fill="F9F9F9"/>
         </w:rPr>
       </w:pPr>
       <w:r>
@@ -9081,6 +9560,27 @@
           <w:shd w:val="clear" w:color="auto" w:fill="F9F9F9"/>
         </w:rPr>
         <w:t xml:space="preserve"> </w:t>
+      </w:r>
+    </w:p>
+    <w:p>
+      <w:pPr>
+        <w:rPr>
+          <w:rFonts w:ascii="Times New Roman" w:hAnsi="Times New Roman" w:cs="Times New Roman"/>
+          <w:color w:val="000000" w:themeColor="text1"/>
+          <w:sz w:val="24"/>
+          <w:szCs w:val="24"/>
+        </w:rPr>
+      </w:pPr>
+      <w:bookmarkStart w:id="0" w:name="_GoBack"/>
+      <w:bookmarkEnd w:id="0"/>
+      <w:r>
+        <w:rPr>
+          <w:rFonts w:ascii="Times New Roman" w:hAnsi="Times New Roman" w:cs="Times New Roman"/>
+          <w:color w:val="000000" w:themeColor="text1"/>
+          <w:sz w:val="24"/>
+          <w:szCs w:val="24"/>
+        </w:rPr>
+        <w:t>https://ecoeficiencia-en-cafe.netlify.app/</w:t>
       </w:r>
     </w:p>
     <w:sectPr>
@@ -9832,6 +10332,155 @@
     </w:lvl>
   </w:abstractNum>
   <w:abstractNum w:abstractNumId="5" w15:restartNumberingAfterBreak="0">
+    <w:nsid w:val="272F02AD"/>
+    <w:multiLevelType w:val="multilevel"/>
+    <w:tmpl w:val="93BE4658"/>
+    <w:lvl w:ilvl="0">
+      <w:start w:val="1"/>
+      <w:numFmt w:val="bullet"/>
+      <w:lvlText w:val=""/>
+      <w:lvlJc w:val="left"/>
+      <w:pPr>
+        <w:tabs>
+          <w:tab w:val="num" w:pos="720"/>
+        </w:tabs>
+        <w:ind w:left="720" w:hanging="360"/>
+      </w:pPr>
+      <w:rPr>
+        <w:rFonts w:ascii="Symbol" w:hAnsi="Symbol" w:hint="default"/>
+        <w:sz w:val="20"/>
+      </w:rPr>
+    </w:lvl>
+    <w:lvl w:ilvl="1">
+      <w:start w:val="1"/>
+      <w:numFmt w:val="bullet"/>
+      <w:lvlText w:val="o"/>
+      <w:lvlJc w:val="left"/>
+      <w:pPr>
+        <w:tabs>
+          <w:tab w:val="num" w:pos="1440"/>
+        </w:tabs>
+        <w:ind w:left="1440" w:hanging="360"/>
+      </w:pPr>
+      <w:rPr>
+        <w:rFonts w:ascii="Courier New" w:hAnsi="Courier New" w:hint="default"/>
+        <w:sz w:val="20"/>
+      </w:rPr>
+    </w:lvl>
+    <w:lvl w:ilvl="2">
+      <w:start w:val="1"/>
+      <w:numFmt w:val="decimal"/>
+      <w:lvlText w:val="%3."/>
+      <w:lvlJc w:val="left"/>
+      <w:pPr>
+        <w:tabs>
+          <w:tab w:val="num" w:pos="2160"/>
+        </w:tabs>
+        <w:ind w:left="2160" w:hanging="360"/>
+      </w:pPr>
+      <w:rPr>
+        <w:rFonts w:hint="default"/>
+        <w:sz w:val="20"/>
+      </w:rPr>
+    </w:lvl>
+    <w:lvl w:ilvl="3">
+      <w:start w:val="1"/>
+      <w:numFmt w:val="bullet"/>
+      <w:lvlText w:val=""/>
+      <w:lvlJc w:val="left"/>
+      <w:pPr>
+        <w:tabs>
+          <w:tab w:val="num" w:pos="2880"/>
+        </w:tabs>
+        <w:ind w:left="2880" w:hanging="360"/>
+      </w:pPr>
+      <w:rPr>
+        <w:rFonts w:ascii="Wingdings" w:hAnsi="Wingdings" w:hint="default"/>
+        <w:sz w:val="20"/>
+      </w:rPr>
+    </w:lvl>
+    <w:lvl w:ilvl="4" w:tentative="1">
+      <w:start w:val="1"/>
+      <w:numFmt w:val="bullet"/>
+      <w:lvlText w:val=""/>
+      <w:lvlJc w:val="left"/>
+      <w:pPr>
+        <w:tabs>
+          <w:tab w:val="num" w:pos="3600"/>
+        </w:tabs>
+        <w:ind w:left="3600" w:hanging="360"/>
+      </w:pPr>
+      <w:rPr>
+        <w:rFonts w:ascii="Wingdings" w:hAnsi="Wingdings" w:hint="default"/>
+        <w:sz w:val="20"/>
+      </w:rPr>
+    </w:lvl>
+    <w:lvl w:ilvl="5" w:tentative="1">
+      <w:start w:val="1"/>
+      <w:numFmt w:val="bullet"/>
+      <w:lvlText w:val=""/>
+      <w:lvlJc w:val="left"/>
+      <w:pPr>
+        <w:tabs>
+          <w:tab w:val="num" w:pos="4320"/>
+        </w:tabs>
+        <w:ind w:left="4320" w:hanging="360"/>
+      </w:pPr>
+      <w:rPr>
+        <w:rFonts w:ascii="Wingdings" w:hAnsi="Wingdings" w:hint="default"/>
+        <w:sz w:val="20"/>
+      </w:rPr>
+    </w:lvl>
+    <w:lvl w:ilvl="6" w:tentative="1">
+      <w:start w:val="1"/>
+      <w:numFmt w:val="bullet"/>
+      <w:lvlText w:val=""/>
+      <w:lvlJc w:val="left"/>
+      <w:pPr>
+        <w:tabs>
+          <w:tab w:val="num" w:pos="5040"/>
+        </w:tabs>
+        <w:ind w:left="5040" w:hanging="360"/>
+      </w:pPr>
+      <w:rPr>
+        <w:rFonts w:ascii="Wingdings" w:hAnsi="Wingdings" w:hint="default"/>
+        <w:sz w:val="20"/>
+      </w:rPr>
+    </w:lvl>
+    <w:lvl w:ilvl="7" w:tentative="1">
+      <w:start w:val="1"/>
+      <w:numFmt w:val="bullet"/>
+      <w:lvlText w:val=""/>
+      <w:lvlJc w:val="left"/>
+      <w:pPr>
+        <w:tabs>
+          <w:tab w:val="num" w:pos="5760"/>
+        </w:tabs>
+        <w:ind w:left="5760" w:hanging="360"/>
+      </w:pPr>
+      <w:rPr>
+        <w:rFonts w:ascii="Wingdings" w:hAnsi="Wingdings" w:hint="default"/>
+        <w:sz w:val="20"/>
+      </w:rPr>
+    </w:lvl>
+    <w:lvl w:ilvl="8" w:tentative="1">
+      <w:start w:val="1"/>
+      <w:numFmt w:val="bullet"/>
+      <w:lvlText w:val=""/>
+      <w:lvlJc w:val="left"/>
+      <w:pPr>
+        <w:tabs>
+          <w:tab w:val="num" w:pos="6480"/>
+        </w:tabs>
+        <w:ind w:left="6480" w:hanging="360"/>
+      </w:pPr>
+      <w:rPr>
+        <w:rFonts w:ascii="Wingdings" w:hAnsi="Wingdings" w:hint="default"/>
+        <w:sz w:val="20"/>
+      </w:rPr>
+    </w:lvl>
+  </w:abstractNum>
+  <w:abstractNum w:abstractNumId="6" w15:restartNumberingAfterBreak="0">
     <w:nsid w:val="2A400D54"/>
     <w:multiLevelType w:val="multilevel"/>
     <w:tmpl w:val="13ECB43E"/>
@@ -9980,7 +10629,7 @@
       </w:rPr>
     </w:lvl>
   </w:abstractNum>
-  <w:abstractNum w:abstractNumId="6" w15:restartNumberingAfterBreak="0">
+  <w:abstractNum w:abstractNumId="7" w15:restartNumberingAfterBreak="0">
     <w:nsid w:val="3021302F"/>
     <w:multiLevelType w:val="multilevel"/>
     <w:tmpl w:val="73C602F4"/>
@@ -10129,7 +10778,7 @@
       </w:rPr>
     </w:lvl>
   </w:abstractNum>
-  <w:abstractNum w:abstractNumId="7" w15:restartNumberingAfterBreak="0">
+  <w:abstractNum w:abstractNumId="8" w15:restartNumberingAfterBreak="0">
     <w:nsid w:val="37F27166"/>
     <w:multiLevelType w:val="multilevel"/>
     <w:tmpl w:val="5114E554"/>
@@ -10278,7 +10927,7 @@
       </w:rPr>
     </w:lvl>
   </w:abstractNum>
-  <w:abstractNum w:abstractNumId="8" w15:restartNumberingAfterBreak="0">
+  <w:abstractNum w:abstractNumId="9" w15:restartNumberingAfterBreak="0">
     <w:nsid w:val="3F2A6A5C"/>
     <w:multiLevelType w:val="multilevel"/>
     <w:tmpl w:val="156AD366"/>
@@ -10427,7 +11076,7 @@
       </w:rPr>
     </w:lvl>
   </w:abstractNum>
-  <w:abstractNum w:abstractNumId="9" w15:restartNumberingAfterBreak="0">
+  <w:abstractNum w:abstractNumId="10" w15:restartNumberingAfterBreak="0">
     <w:nsid w:val="43F831E3"/>
     <w:multiLevelType w:val="hybridMultilevel"/>
     <w:tmpl w:val="1F926494"/>
@@ -10540,7 +11189,7 @@
       </w:rPr>
     </w:lvl>
   </w:abstractNum>
-  <w:abstractNum w:abstractNumId="10" w15:restartNumberingAfterBreak="0">
+  <w:abstractNum w:abstractNumId="11" w15:restartNumberingAfterBreak="0">
     <w:nsid w:val="454E08D5"/>
     <w:multiLevelType w:val="multilevel"/>
     <w:tmpl w:val="E6FA9208"/>
@@ -10653,7 +11302,7 @@
       </w:pPr>
     </w:lvl>
   </w:abstractNum>
-  <w:abstractNum w:abstractNumId="11" w15:restartNumberingAfterBreak="0">
+  <w:abstractNum w:abstractNumId="12" w15:restartNumberingAfterBreak="0">
     <w:nsid w:val="45E80606"/>
     <w:multiLevelType w:val="multilevel"/>
     <w:tmpl w:val="7A243CD2"/>
@@ -10802,7 +11451,7 @@
       </w:rPr>
     </w:lvl>
   </w:abstractNum>
-  <w:abstractNum w:abstractNumId="12" w15:restartNumberingAfterBreak="0">
+  <w:abstractNum w:abstractNumId="13" w15:restartNumberingAfterBreak="0">
     <w:nsid w:val="59C46D37"/>
     <w:multiLevelType w:val="multilevel"/>
     <w:tmpl w:val="40E4F86C"/>
@@ -10951,7 +11600,7 @@
       </w:rPr>
     </w:lvl>
   </w:abstractNum>
-  <w:abstractNum w:abstractNumId="13" w15:restartNumberingAfterBreak="0">
+  <w:abstractNum w:abstractNumId="14" w15:restartNumberingAfterBreak="0">
     <w:nsid w:val="61152FED"/>
     <w:multiLevelType w:val="multilevel"/>
     <w:tmpl w:val="CD3275C4"/>
@@ -11100,7 +11749,7 @@
       </w:rPr>
     </w:lvl>
   </w:abstractNum>
-  <w:abstractNum w:abstractNumId="14" w15:restartNumberingAfterBreak="0">
+  <w:abstractNum w:abstractNumId="15" w15:restartNumberingAfterBreak="0">
     <w:nsid w:val="630A345F"/>
     <w:multiLevelType w:val="multilevel"/>
     <w:tmpl w:val="C9D0DCBE"/>
@@ -11249,7 +11898,7 @@
       </w:rPr>
     </w:lvl>
   </w:abstractNum>
-  <w:abstractNum w:abstractNumId="15" w15:restartNumberingAfterBreak="0">
+  <w:abstractNum w:abstractNumId="16" w15:restartNumberingAfterBreak="0">
     <w:nsid w:val="64CA59E0"/>
     <w:multiLevelType w:val="multilevel"/>
     <w:tmpl w:val="5498D662"/>
@@ -11398,7 +12047,7 @@
       </w:rPr>
     </w:lvl>
   </w:abstractNum>
-  <w:abstractNum w:abstractNumId="16" w15:restartNumberingAfterBreak="0">
+  <w:abstractNum w:abstractNumId="17" w15:restartNumberingAfterBreak="0">
     <w:nsid w:val="6A260A97"/>
     <w:multiLevelType w:val="multilevel"/>
     <w:tmpl w:val="D0C81C68"/>
@@ -11547,7 +12196,7 @@
       </w:rPr>
     </w:lvl>
   </w:abstractNum>
-  <w:abstractNum w:abstractNumId="17" w15:restartNumberingAfterBreak="0">
+  <w:abstractNum w:abstractNumId="18" w15:restartNumberingAfterBreak="0">
     <w:nsid w:val="6D522DBF"/>
     <w:multiLevelType w:val="multilevel"/>
     <w:tmpl w:val="7A687460"/>
@@ -11696,7 +12345,7 @@
       </w:rPr>
     </w:lvl>
   </w:abstractNum>
-  <w:abstractNum w:abstractNumId="18" w15:restartNumberingAfterBreak="0">
+  <w:abstractNum w:abstractNumId="19" w15:restartNumberingAfterBreak="0">
     <w:nsid w:val="6FF71A13"/>
     <w:multiLevelType w:val="multilevel"/>
     <w:tmpl w:val="E9BC532C"/>
@@ -11809,7 +12458,7 @@
       </w:pPr>
     </w:lvl>
   </w:abstractNum>
-  <w:abstractNum w:abstractNumId="19" w15:restartNumberingAfterBreak="0">
+  <w:abstractNum w:abstractNumId="20" w15:restartNumberingAfterBreak="0">
     <w:nsid w:val="723A6711"/>
     <w:multiLevelType w:val="multilevel"/>
     <w:tmpl w:val="9C6A3354"/>
@@ -11958,7 +12607,7 @@
       </w:rPr>
     </w:lvl>
   </w:abstractNum>
-  <w:abstractNum w:abstractNumId="20" w15:restartNumberingAfterBreak="0">
+  <w:abstractNum w:abstractNumId="21" w15:restartNumberingAfterBreak="0">
     <w:nsid w:val="77E13202"/>
     <w:multiLevelType w:val="multilevel"/>
     <w:tmpl w:val="6EECB63A"/>
@@ -12108,46 +12757,46 @@
     </w:lvl>
   </w:abstractNum>
   <w:num w:numId="1">
+    <w:abstractNumId w:val="15"/>
+  </w:num>
+  <w:num w:numId="2">
+    <w:abstractNumId w:val="20"/>
+  </w:num>
+  <w:num w:numId="3">
+    <w:abstractNumId w:val="21"/>
+  </w:num>
+  <w:num w:numId="4">
+    <w:abstractNumId w:val="7"/>
+  </w:num>
+  <w:num w:numId="5">
     <w:abstractNumId w:val="14"/>
   </w:num>
-  <w:num w:numId="2">
-    <w:abstractNumId w:val="19"/>
-  </w:num>
-  <w:num w:numId="3">
-    <w:abstractNumId w:val="20"/>
-  </w:num>
-  <w:num w:numId="4">
-    <w:abstractNumId w:val="6"/>
-  </w:num>
-  <w:num w:numId="5">
-    <w:abstractNumId w:val="13"/>
-  </w:num>
   <w:num w:numId="6">
-    <w:abstractNumId w:val="7"/>
+    <w:abstractNumId w:val="8"/>
   </w:num>
   <w:num w:numId="7">
-    <w:abstractNumId w:val="5"/>
+    <w:abstractNumId w:val="6"/>
   </w:num>
   <w:num w:numId="8">
     <w:abstractNumId w:val="4"/>
   </w:num>
   <w:num w:numId="9">
-    <w:abstractNumId w:val="16"/>
+    <w:abstractNumId w:val="17"/>
   </w:num>
   <w:num w:numId="10">
     <w:abstractNumId w:val="2"/>
   </w:num>
   <w:num w:numId="11">
-    <w:abstractNumId w:val="8"/>
+    <w:abstractNumId w:val="9"/>
   </w:num>
   <w:num w:numId="12">
-    <w:abstractNumId w:val="11"/>
+    <w:abstractNumId w:val="12"/>
   </w:num>
   <w:num w:numId="13">
-    <w:abstractNumId w:val="12"/>
+    <w:abstractNumId w:val="13"/>
   </w:num>
   <w:num w:numId="14">
-    <w:abstractNumId w:val="15"/>
+    <w:abstractNumId w:val="16"/>
   </w:num>
   <w:num w:numId="15">
     <w:abstractNumId w:val="0"/>
@@ -12156,19 +12805,22 @@
     <w:abstractNumId w:val="1"/>
   </w:num>
   <w:num w:numId="17">
-    <w:abstractNumId w:val="17"/>
+    <w:abstractNumId w:val="18"/>
   </w:num>
   <w:num w:numId="18">
     <w:abstractNumId w:val="3"/>
   </w:num>
   <w:num w:numId="19">
-    <w:abstractNumId w:val="9"/>
+    <w:abstractNumId w:val="10"/>
   </w:num>
   <w:num w:numId="20">
-    <w:abstractNumId w:val="10"/>
+    <w:abstractNumId w:val="11"/>
   </w:num>
   <w:num w:numId="21">
-    <w:abstractNumId w:val="18"/>
+    <w:abstractNumId w:val="19"/>
+  </w:num>
+  <w:num w:numId="22">
+    <w:abstractNumId w:val="5"/>
   </w:num>
 </w:numbering>
 </file>
@@ -13137,7 +13789,7 @@
 </file>
 
 <file path=customXml/itemProps1.xml><?xml version="1.0" encoding="utf-8"?>
-<ds:datastoreItem xmlns:ds="http://schemas.openxmlformats.org/officeDocument/2006/customXml" ds:itemID="{90592D14-2C76-44EC-9088-73498B0065B7}">
+<ds:datastoreItem xmlns:ds="http://schemas.openxmlformats.org/officeDocument/2006/customXml" ds:itemID="{7C50ABAB-3805-4852-AD9C-8262C8CB1EB2}">
   <ds:schemaRefs>
     <ds:schemaRef ds:uri="http://schemas.openxmlformats.org/officeDocument/2006/bibliography"/>
   </ds:schemaRefs>

--- a/Nueva carpeta/Estructura General de mi blog.docx
+++ b/Nueva carpeta/Estructura General de mi blog.docx
@@ -6816,7 +6816,27 @@
           <w:szCs w:val="24"/>
           <w:lang w:eastAsia="es-MX"/>
         </w:rPr>
-        <w:t>l Análisis Ciclo de Vida (LCA) es un método analítico empleado para la evaluación del uso, transformación, consumo y destino de los recursos. A nivel mundial, a través de las normas internacionales ISO 14040 e ISO 14044, esta herramienta se considera integral en la medición y direccionamiento de la carga ambiental y la huella ecológica asociadas con la fabricación de un producto, un proceso o actividad, desde la cuna hasta la tumba (ISO 2006; Anielski y Wilson, 2010)</w:t>
+        <w:t>l Análisis Ciclo de Vida (LCA) es un método analítico empleado para la evaluación del uso, transformación, consumo y destino de los recursos. A nivel mundial, a través de las normas internacionales ISO 14040 e ISO 14044, esta herramienta se considera integral en la medición y direccionamiento de la carga ambiental y la huella ecológica asociadas con la fabricación de un producto, un proceso o actividad, desde l</w:t>
+      </w:r>
+      <w:r>
+        <w:rPr>
+          <w:rFonts w:ascii="Times New Roman" w:eastAsia="Times New Roman" w:hAnsi="Times New Roman" w:cs="Times New Roman"/>
+          <w:color w:val="000000" w:themeColor="text1"/>
+          <w:sz w:val="24"/>
+          <w:szCs w:val="24"/>
+          <w:lang w:eastAsia="es-MX"/>
+        </w:rPr>
+        <w:t>a cuna hasta la tumba (ISO 2006</w:t>
+      </w:r>
+      <w:r>
+        <w:rPr>
+          <w:rFonts w:ascii="Times New Roman" w:eastAsia="Times New Roman" w:hAnsi="Times New Roman" w:cs="Times New Roman"/>
+          <w:color w:val="000000" w:themeColor="text1"/>
+          <w:sz w:val="24"/>
+          <w:szCs w:val="24"/>
+          <w:lang w:eastAsia="es-MX"/>
+        </w:rPr>
+        <w:t>)</w:t>
       </w:r>
       <w:r>
         <w:rPr>
@@ -6836,178 +6856,12 @@
         <w:jc w:val="both"/>
         <w:rPr>
           <w:rFonts w:ascii="Times New Roman" w:eastAsia="Times New Roman" w:hAnsi="Times New Roman" w:cs="Times New Roman"/>
-          <w:noProof w:val="0"/>
-          <w:sz w:val="24"/>
-          <w:szCs w:val="24"/>
-          <w:lang w:val="es-MX" w:eastAsia="es-MX"/>
-        </w:rPr>
-      </w:pPr>
-      <w:r>
-        <w:rPr>
-          <w:rFonts w:ascii="Times New Roman" w:eastAsia="Times New Roman" w:hAnsi="Times New Roman" w:cs="Times New Roman"/>
-          <w:noProof w:val="0"/>
-          <w:sz w:val="24"/>
-          <w:szCs w:val="24"/>
-          <w:lang w:val="es-MX" w:eastAsia="es-MX"/>
-        </w:rPr>
-        <w:t>En la agricultura, el LCA cuantifica indicadores como el consumo de agua, las emisiones de gases de efecto invernadero y la pérdida de biodiversidad (</w:t>
-      </w:r>
-      <w:proofErr w:type="spellStart"/>
-      <w:r>
-        <w:rPr>
-          <w:rFonts w:ascii="Times New Roman" w:eastAsia="Times New Roman" w:hAnsi="Times New Roman" w:cs="Times New Roman"/>
-          <w:noProof w:val="0"/>
-          <w:sz w:val="24"/>
-          <w:szCs w:val="24"/>
-          <w:lang w:val="es-MX" w:eastAsia="es-MX"/>
-        </w:rPr>
-        <w:t>Notarnicola</w:t>
-      </w:r>
-      <w:proofErr w:type="spellEnd"/>
-      <w:r>
-        <w:rPr>
-          <w:rFonts w:ascii="Times New Roman" w:eastAsia="Times New Roman" w:hAnsi="Times New Roman" w:cs="Times New Roman"/>
-          <w:noProof w:val="0"/>
-          <w:sz w:val="24"/>
-          <w:szCs w:val="24"/>
-          <w:lang w:val="es-MX" w:eastAsia="es-MX"/>
-        </w:rPr>
-        <w:t xml:space="preserve"> </w:t>
-      </w:r>
-      <w:r>
-        <w:rPr>
-          <w:rFonts w:ascii="Times New Roman" w:eastAsia="Times New Roman" w:hAnsi="Times New Roman" w:cs="Times New Roman"/>
-          <w:i/>
-          <w:noProof w:val="0"/>
-          <w:sz w:val="24"/>
-          <w:szCs w:val="24"/>
-          <w:lang w:val="es-MX" w:eastAsia="es-MX"/>
-        </w:rPr>
-        <w:t>et al</w:t>
-      </w:r>
-      <w:r>
-        <w:rPr>
-          <w:rFonts w:ascii="Times New Roman" w:eastAsia="Times New Roman" w:hAnsi="Times New Roman" w:cs="Times New Roman"/>
-          <w:noProof w:val="0"/>
-          <w:sz w:val="24"/>
-          <w:szCs w:val="24"/>
-          <w:lang w:val="es-MX" w:eastAsia="es-MX"/>
-        </w:rPr>
-        <w:t>., 2017).</w:t>
-      </w:r>
-      <w:r>
-        <w:rPr>
-          <w:rFonts w:ascii="Times New Roman" w:eastAsia="Times New Roman" w:hAnsi="Times New Roman" w:cs="Times New Roman"/>
-          <w:noProof w:val="0"/>
-          <w:sz w:val="24"/>
-          <w:szCs w:val="24"/>
-          <w:lang w:val="es-MX" w:eastAsia="es-MX"/>
-        </w:rPr>
-        <w:t xml:space="preserve"> </w:t>
-      </w:r>
-      <w:r>
-        <w:rPr>
-          <w:rFonts w:ascii="Times New Roman" w:eastAsia="Times New Roman" w:hAnsi="Times New Roman" w:cs="Times New Roman"/>
-          <w:noProof w:val="0"/>
-          <w:sz w:val="24"/>
-          <w:szCs w:val="24"/>
-          <w:lang w:val="es-MX" w:eastAsia="es-MX"/>
-        </w:rPr>
-        <w:t xml:space="preserve">La metodología LCA permite </w:t>
-      </w:r>
-      <w:r>
-        <w:rPr>
-          <w:rFonts w:ascii="Times New Roman" w:eastAsia="Times New Roman" w:hAnsi="Times New Roman" w:cs="Times New Roman"/>
-          <w:noProof w:val="0"/>
-          <w:sz w:val="24"/>
-          <w:szCs w:val="24"/>
-          <w:lang w:val="es-MX" w:eastAsia="es-MX"/>
-        </w:rPr>
-        <w:t>medir</w:t>
-      </w:r>
-      <w:r>
-        <w:rPr>
-          <w:rFonts w:ascii="Times New Roman" w:eastAsia="Times New Roman" w:hAnsi="Times New Roman" w:cs="Times New Roman"/>
-          <w:noProof w:val="0"/>
-          <w:sz w:val="24"/>
-          <w:szCs w:val="24"/>
-          <w:lang w:val="es-MX" w:eastAsia="es-MX"/>
-        </w:rPr>
-        <w:t xml:space="preserve"> el </w:t>
-      </w:r>
-      <w:r>
-        <w:rPr>
-          <w:rFonts w:ascii="Times New Roman" w:eastAsia="Times New Roman" w:hAnsi="Times New Roman" w:cs="Times New Roman"/>
-          <w:noProof w:val="0"/>
-          <w:sz w:val="24"/>
-          <w:szCs w:val="24"/>
-          <w:lang w:val="es-MX" w:eastAsia="es-MX"/>
-        </w:rPr>
-        <w:t>impacto ambiental</w:t>
-      </w:r>
-      <w:r>
-        <w:rPr>
-          <w:rFonts w:ascii="Times New Roman" w:eastAsia="Times New Roman" w:hAnsi="Times New Roman" w:cs="Times New Roman"/>
-          <w:noProof w:val="0"/>
-          <w:sz w:val="24"/>
-          <w:szCs w:val="24"/>
-          <w:lang w:val="es-MX" w:eastAsia="es-MX"/>
-        </w:rPr>
-        <w:t xml:space="preserve"> de un producto desde la extracción de materias primas hasta su disposición final (ISO 14040, 2006). Por su parte, el DEA permite medir la eficiencia relativa de unidades productivas utilizando múltiples insumos y productos (</w:t>
-      </w:r>
-      <w:proofErr w:type="spellStart"/>
-      <w:r>
-        <w:rPr>
-          <w:rFonts w:ascii="Times New Roman" w:eastAsia="Times New Roman" w:hAnsi="Times New Roman" w:cs="Times New Roman"/>
-          <w:noProof w:val="0"/>
-          <w:sz w:val="24"/>
-          <w:szCs w:val="24"/>
-          <w:lang w:val="es-MX" w:eastAsia="es-MX"/>
-        </w:rPr>
-        <w:t>Charnes</w:t>
-      </w:r>
-      <w:proofErr w:type="spellEnd"/>
-      <w:r>
-        <w:rPr>
-          <w:rFonts w:ascii="Times New Roman" w:eastAsia="Times New Roman" w:hAnsi="Times New Roman" w:cs="Times New Roman"/>
-          <w:noProof w:val="0"/>
-          <w:sz w:val="24"/>
-          <w:szCs w:val="24"/>
-          <w:lang w:val="es-MX" w:eastAsia="es-MX"/>
-        </w:rPr>
-        <w:t xml:space="preserve"> </w:t>
-      </w:r>
-      <w:r>
-        <w:rPr>
-          <w:rFonts w:ascii="Times New Roman" w:eastAsia="Times New Roman" w:hAnsi="Times New Roman" w:cs="Times New Roman"/>
-          <w:i/>
-          <w:noProof w:val="0"/>
-          <w:sz w:val="24"/>
-          <w:szCs w:val="24"/>
-          <w:lang w:val="es-MX" w:eastAsia="es-MX"/>
-        </w:rPr>
-        <w:t>et al</w:t>
-      </w:r>
-      <w:r>
-        <w:rPr>
-          <w:rFonts w:ascii="Times New Roman" w:eastAsia="Times New Roman" w:hAnsi="Times New Roman" w:cs="Times New Roman"/>
-          <w:noProof w:val="0"/>
-          <w:sz w:val="24"/>
-          <w:szCs w:val="24"/>
-          <w:lang w:val="es-MX" w:eastAsia="es-MX"/>
-        </w:rPr>
-        <w:t>.</w:t>
-      </w:r>
-      <w:r>
-        <w:rPr>
-          <w:rFonts w:ascii="Times New Roman" w:eastAsia="Times New Roman" w:hAnsi="Times New Roman" w:cs="Times New Roman"/>
-          <w:noProof w:val="0"/>
-          <w:sz w:val="24"/>
-          <w:szCs w:val="24"/>
-          <w:lang w:val="es-MX" w:eastAsia="es-MX"/>
-        </w:rPr>
-        <w:t>, 1978).</w:t>
-      </w:r>
+          <w:color w:val="000000" w:themeColor="text1"/>
+          <w:sz w:val="24"/>
+          <w:szCs w:val="24"/>
+          <w:lang w:eastAsia="es-MX"/>
+        </w:rPr>
+      </w:pPr>
     </w:p>
     <w:p>
       <w:pPr>
@@ -7016,12 +6870,178 @@
         <w:jc w:val="both"/>
         <w:rPr>
           <w:rFonts w:ascii="Times New Roman" w:eastAsia="Times New Roman" w:hAnsi="Times New Roman" w:cs="Times New Roman"/>
-          <w:color w:val="000000" w:themeColor="text1"/>
-          <w:sz w:val="24"/>
-          <w:szCs w:val="24"/>
-          <w:lang w:eastAsia="es-MX"/>
-        </w:rPr>
-      </w:pPr>
+          <w:noProof w:val="0"/>
+          <w:sz w:val="24"/>
+          <w:szCs w:val="24"/>
+          <w:lang w:val="es-MX" w:eastAsia="es-MX"/>
+        </w:rPr>
+      </w:pPr>
+      <w:r>
+        <w:rPr>
+          <w:rFonts w:ascii="Times New Roman" w:eastAsia="Times New Roman" w:hAnsi="Times New Roman" w:cs="Times New Roman"/>
+          <w:noProof w:val="0"/>
+          <w:sz w:val="24"/>
+          <w:szCs w:val="24"/>
+          <w:lang w:val="es-MX" w:eastAsia="es-MX"/>
+        </w:rPr>
+        <w:t>En la agricultura, el LCA cuantifica indicadores como el consumo de agua, las emisiones de gases de efecto invernadero y la pérdida de biodiversidad (</w:t>
+      </w:r>
+      <w:proofErr w:type="spellStart"/>
+      <w:r>
+        <w:rPr>
+          <w:rFonts w:ascii="Times New Roman" w:eastAsia="Times New Roman" w:hAnsi="Times New Roman" w:cs="Times New Roman"/>
+          <w:noProof w:val="0"/>
+          <w:sz w:val="24"/>
+          <w:szCs w:val="24"/>
+          <w:lang w:val="es-MX" w:eastAsia="es-MX"/>
+        </w:rPr>
+        <w:t>Notarnicola</w:t>
+      </w:r>
+      <w:proofErr w:type="spellEnd"/>
+      <w:r>
+        <w:rPr>
+          <w:rFonts w:ascii="Times New Roman" w:eastAsia="Times New Roman" w:hAnsi="Times New Roman" w:cs="Times New Roman"/>
+          <w:noProof w:val="0"/>
+          <w:sz w:val="24"/>
+          <w:szCs w:val="24"/>
+          <w:lang w:val="es-MX" w:eastAsia="es-MX"/>
+        </w:rPr>
+        <w:t xml:space="preserve"> </w:t>
+      </w:r>
+      <w:r>
+        <w:rPr>
+          <w:rFonts w:ascii="Times New Roman" w:eastAsia="Times New Roman" w:hAnsi="Times New Roman" w:cs="Times New Roman"/>
+          <w:i/>
+          <w:noProof w:val="0"/>
+          <w:sz w:val="24"/>
+          <w:szCs w:val="24"/>
+          <w:lang w:val="es-MX" w:eastAsia="es-MX"/>
+        </w:rPr>
+        <w:t>et al</w:t>
+      </w:r>
+      <w:r>
+        <w:rPr>
+          <w:rFonts w:ascii="Times New Roman" w:eastAsia="Times New Roman" w:hAnsi="Times New Roman" w:cs="Times New Roman"/>
+          <w:noProof w:val="0"/>
+          <w:sz w:val="24"/>
+          <w:szCs w:val="24"/>
+          <w:lang w:val="es-MX" w:eastAsia="es-MX"/>
+        </w:rPr>
+        <w:t>., 2017).</w:t>
+      </w:r>
+      <w:r>
+        <w:rPr>
+          <w:rFonts w:ascii="Times New Roman" w:eastAsia="Times New Roman" w:hAnsi="Times New Roman" w:cs="Times New Roman"/>
+          <w:noProof w:val="0"/>
+          <w:sz w:val="24"/>
+          <w:szCs w:val="24"/>
+          <w:lang w:val="es-MX" w:eastAsia="es-MX"/>
+        </w:rPr>
+        <w:t xml:space="preserve"> </w:t>
+      </w:r>
+      <w:r>
+        <w:rPr>
+          <w:rFonts w:ascii="Times New Roman" w:eastAsia="Times New Roman" w:hAnsi="Times New Roman" w:cs="Times New Roman"/>
+          <w:noProof w:val="0"/>
+          <w:sz w:val="24"/>
+          <w:szCs w:val="24"/>
+          <w:lang w:val="es-MX" w:eastAsia="es-MX"/>
+        </w:rPr>
+        <w:t xml:space="preserve">La metodología LCA permite </w:t>
+      </w:r>
+      <w:r>
+        <w:rPr>
+          <w:rFonts w:ascii="Times New Roman" w:eastAsia="Times New Roman" w:hAnsi="Times New Roman" w:cs="Times New Roman"/>
+          <w:noProof w:val="0"/>
+          <w:sz w:val="24"/>
+          <w:szCs w:val="24"/>
+          <w:lang w:val="es-MX" w:eastAsia="es-MX"/>
+        </w:rPr>
+        <w:t>medir</w:t>
+      </w:r>
+      <w:r>
+        <w:rPr>
+          <w:rFonts w:ascii="Times New Roman" w:eastAsia="Times New Roman" w:hAnsi="Times New Roman" w:cs="Times New Roman"/>
+          <w:noProof w:val="0"/>
+          <w:sz w:val="24"/>
+          <w:szCs w:val="24"/>
+          <w:lang w:val="es-MX" w:eastAsia="es-MX"/>
+        </w:rPr>
+        <w:t xml:space="preserve"> el </w:t>
+      </w:r>
+      <w:r>
+        <w:rPr>
+          <w:rFonts w:ascii="Times New Roman" w:eastAsia="Times New Roman" w:hAnsi="Times New Roman" w:cs="Times New Roman"/>
+          <w:noProof w:val="0"/>
+          <w:sz w:val="24"/>
+          <w:szCs w:val="24"/>
+          <w:lang w:val="es-MX" w:eastAsia="es-MX"/>
+        </w:rPr>
+        <w:t>impacto ambiental</w:t>
+      </w:r>
+      <w:r>
+        <w:rPr>
+          <w:rFonts w:ascii="Times New Roman" w:eastAsia="Times New Roman" w:hAnsi="Times New Roman" w:cs="Times New Roman"/>
+          <w:noProof w:val="0"/>
+          <w:sz w:val="24"/>
+          <w:szCs w:val="24"/>
+          <w:lang w:val="es-MX" w:eastAsia="es-MX"/>
+        </w:rPr>
+        <w:t xml:space="preserve"> de un producto desde la extracción de materias primas hasta su disposición final (ISO 14040, 2006). Por su parte, el DEA permite medir la eficiencia relativa de unidades productivas utilizando múltiples insumos y productos (</w:t>
+      </w:r>
+      <w:proofErr w:type="spellStart"/>
+      <w:r>
+        <w:rPr>
+          <w:rFonts w:ascii="Times New Roman" w:eastAsia="Times New Roman" w:hAnsi="Times New Roman" w:cs="Times New Roman"/>
+          <w:noProof w:val="0"/>
+          <w:sz w:val="24"/>
+          <w:szCs w:val="24"/>
+          <w:lang w:val="es-MX" w:eastAsia="es-MX"/>
+        </w:rPr>
+        <w:t>Charnes</w:t>
+      </w:r>
+      <w:proofErr w:type="spellEnd"/>
+      <w:r>
+        <w:rPr>
+          <w:rFonts w:ascii="Times New Roman" w:eastAsia="Times New Roman" w:hAnsi="Times New Roman" w:cs="Times New Roman"/>
+          <w:noProof w:val="0"/>
+          <w:sz w:val="24"/>
+          <w:szCs w:val="24"/>
+          <w:lang w:val="es-MX" w:eastAsia="es-MX"/>
+        </w:rPr>
+        <w:t xml:space="preserve"> </w:t>
+      </w:r>
+      <w:r>
+        <w:rPr>
+          <w:rFonts w:ascii="Times New Roman" w:eastAsia="Times New Roman" w:hAnsi="Times New Roman" w:cs="Times New Roman"/>
+          <w:i/>
+          <w:noProof w:val="0"/>
+          <w:sz w:val="24"/>
+          <w:szCs w:val="24"/>
+          <w:lang w:val="es-MX" w:eastAsia="es-MX"/>
+        </w:rPr>
+        <w:t>et al</w:t>
+      </w:r>
+      <w:r>
+        <w:rPr>
+          <w:rFonts w:ascii="Times New Roman" w:eastAsia="Times New Roman" w:hAnsi="Times New Roman" w:cs="Times New Roman"/>
+          <w:noProof w:val="0"/>
+          <w:sz w:val="24"/>
+          <w:szCs w:val="24"/>
+          <w:lang w:val="es-MX" w:eastAsia="es-MX"/>
+        </w:rPr>
+        <w:t>.</w:t>
+      </w:r>
+      <w:r>
+        <w:rPr>
+          <w:rFonts w:ascii="Times New Roman" w:eastAsia="Times New Roman" w:hAnsi="Times New Roman" w:cs="Times New Roman"/>
+          <w:noProof w:val="0"/>
+          <w:sz w:val="24"/>
+          <w:szCs w:val="24"/>
+          <w:lang w:val="es-MX" w:eastAsia="es-MX"/>
+        </w:rPr>
+        <w:t>, 1978).</w:t>
+      </w:r>
     </w:p>
     <w:p>
       <w:pPr>
@@ -7036,7 +7056,12 @@
           <w:lang w:eastAsia="es-MX"/>
         </w:rPr>
       </w:pPr>
-      <w:r>
+    </w:p>
+    <w:p>
+      <w:pPr>
+        <w:shd w:val="clear" w:color="auto" w:fill="FFFFFF"/>
+        <w:spacing w:after="0" w:line="240" w:lineRule="auto"/>
+        <w:jc w:val="both"/>
         <w:rPr>
           <w:rFonts w:ascii="Times New Roman" w:eastAsia="Times New Roman" w:hAnsi="Times New Roman" w:cs="Times New Roman"/>
           <w:color w:val="000000" w:themeColor="text1"/>
@@ -7044,7 +7069,16 @@
           <w:szCs w:val="24"/>
           <w:lang w:eastAsia="es-MX"/>
         </w:rPr>
-        <w:t>En la producción agrícola y otras áreas, los impactos ambientales se pueden medir mediante diversos indicadores a través del LCA (Azadi et al., 2020). Esta metodología permite evaluar los impactos ambientales de un producto o proceso a lo largo de toda su cadena de suministro, lo que ha llevado a su amplia adopción, especialmente en el ámbito agrícola (Angulo et al., 2019). Uno de los principales problemas ambientales es el calentamiento global (Alvarado et al., 2023), cuyo impacto se evalúa en LCA mediante la Huella de Carbono (FC). Este indicador estima las emisiones totales de gases de efecto invernadero asociadas a un producto o actividad a lo largo de su ciclo de vida (González &amp; Camacho, 2017).</w:t>
+      </w:pPr>
+      <w:r>
+        <w:rPr>
+          <w:rFonts w:ascii="Times New Roman" w:eastAsia="Times New Roman" w:hAnsi="Times New Roman" w:cs="Times New Roman"/>
+          <w:color w:val="000000" w:themeColor="text1"/>
+          <w:sz w:val="24"/>
+          <w:szCs w:val="24"/>
+          <w:lang w:eastAsia="es-MX"/>
+        </w:rPr>
+        <w:t>En la producción agrícola y otras áreas, los impactos ambientales se pueden medir mediante diversos indicadores a través del LCA. Esta metodología permite evaluar los impactos ambientales de un producto o proceso a lo largo de toda su cadena de suministro, lo que ha llevado a su amplia adopción, especialmente en el ámbito agrícola (Angulo et al., 2019). Uno de los principales problemas ambientales es el calentamiento global, cuyo impacto se evalúa en LCA mediante la Huella de Carbono (FC). Este indicador estima las emisiones totales de gases de efecto invernadero asociadas a un producto o actividad a lo largo de su ciclo de vida (González &amp; Camacho, 2017).</w:t>
       </w:r>
     </w:p>
     <w:p>
@@ -9536,7 +9570,19 @@
           <w:szCs w:val="24"/>
           <w:shd w:val="clear" w:color="auto" w:fill="F9F9F9"/>
         </w:rPr>
-        <w:t xml:space="preserve">URL del blog: </w:t>
+        <w:t>URL</w:t>
+      </w:r>
+      <w:bookmarkStart w:id="0" w:name="_GoBack"/>
+      <w:bookmarkEnd w:id="0"/>
+      <w:r>
+        <w:rPr>
+          <w:rFonts w:ascii="Times New Roman" w:hAnsi="Times New Roman" w:cs="Times New Roman"/>
+          <w:color w:val="000000" w:themeColor="text1"/>
+          <w:sz w:val="24"/>
+          <w:szCs w:val="24"/>
+          <w:shd w:val="clear" w:color="auto" w:fill="F9F9F9"/>
+        </w:rPr>
+        <w:t xml:space="preserve"> del blog: </w:t>
       </w:r>
       <w:hyperlink r:id="rId42" w:history="1">
         <w:r>
@@ -9571,8 +9617,6 @@
           <w:szCs w:val="24"/>
         </w:rPr>
       </w:pPr>
-      <w:bookmarkStart w:id="0" w:name="_GoBack"/>
-      <w:bookmarkEnd w:id="0"/>
       <w:r>
         <w:rPr>
           <w:rFonts w:ascii="Times New Roman" w:hAnsi="Times New Roman" w:cs="Times New Roman"/>
@@ -13789,7 +13833,7 @@
 </file>
 
 <file path=customXml/itemProps1.xml><?xml version="1.0" encoding="utf-8"?>
-<ds:datastoreItem xmlns:ds="http://schemas.openxmlformats.org/officeDocument/2006/customXml" ds:itemID="{7C50ABAB-3805-4852-AD9C-8262C8CB1EB2}">
+<ds:datastoreItem xmlns:ds="http://schemas.openxmlformats.org/officeDocument/2006/customXml" ds:itemID="{0E6194EE-EA58-4D82-AC62-22EBB980BC0F}">
   <ds:schemaRefs>
     <ds:schemaRef ds:uri="http://schemas.openxmlformats.org/officeDocument/2006/bibliography"/>
   </ds:schemaRefs>

--- a/Nueva carpeta/Estructura General de mi blog.docx
+++ b/Nueva carpeta/Estructura General de mi blog.docx
@@ -7078,7 +7078,41 @@
           <w:szCs w:val="24"/>
           <w:lang w:eastAsia="es-MX"/>
         </w:rPr>
-        <w:t>En la producción agrícola y otras áreas, los impactos ambientales se pueden medir mediante diversos indicadores a través del LCA. Esta metodología permite evaluar los impactos ambientales de un producto o proceso a lo largo de toda su cadena de suministro, lo que ha llevado a su amplia adopción, especialmente en el ámbito agrícola (Angulo et al., 2019). Uno de los principales problemas ambientales es el calentamiento global, cuyo impacto se evalúa en LCA mediante la Huella de Carbono (FC). Este indicador estima las emisiones totales de gases de efecto invernadero asociadas a un producto o actividad a lo largo de su ciclo de vida (González &amp; Camacho, 2017).</w:t>
+        <w:t>En la producción agrícola y otras áreas, los impactos ambientales se pueden medir mediante diversos indicadores a través del LCA. Esta metodología permite evaluar los impactos ambientales de un producto o proceso a lo largo de toda su cadena de suministro, lo que ha llevado a su amplia adopción, especialmente en el ámbito agrícola (Angulo et al., 2019). Uno de los principales problemas ambientales es el calentamiento global, cuyo impacto se evalúa en LCA mediante la Huella de Carbono (FC). Este indicador estima las emisiones totales de gases de efecto invernadero asociadas a un producto o actividad a lo largo de su ciclo de vida (</w:t>
+      </w:r>
+      <w:proofErr w:type="spellStart"/>
+      <w:r>
+        <w:rPr>
+          <w:rFonts w:ascii="Times New Roman" w:eastAsia="Times New Roman" w:hAnsi="Times New Roman" w:cs="Times New Roman"/>
+          <w:bCs/>
+          <w:noProof w:val="0"/>
+          <w:sz w:val="24"/>
+          <w:szCs w:val="24"/>
+          <w:lang w:val="es-MX" w:eastAsia="es-MX"/>
+        </w:rPr>
+        <w:t>Garcia</w:t>
+      </w:r>
+      <w:proofErr w:type="spellEnd"/>
+      <w:r>
+        <w:rPr>
+          <w:rFonts w:ascii="Times New Roman" w:eastAsia="Times New Roman" w:hAnsi="Times New Roman" w:cs="Times New Roman"/>
+          <w:bCs/>
+          <w:noProof w:val="0"/>
+          <w:sz w:val="24"/>
+          <w:szCs w:val="24"/>
+          <w:lang w:val="es-MX" w:eastAsia="es-MX"/>
+        </w:rPr>
+        <w:t xml:space="preserve"> et al.</w:t>
+      </w:r>
+      <w:r>
+        <w:rPr>
+          <w:rFonts w:ascii="Times New Roman" w:eastAsia="Times New Roman" w:hAnsi="Times New Roman" w:cs="Times New Roman"/>
+          <w:color w:val="000000" w:themeColor="text1"/>
+          <w:sz w:val="24"/>
+          <w:szCs w:val="24"/>
+          <w:lang w:eastAsia="es-MX"/>
+        </w:rPr>
+        <w:t>, 2017).</w:t>
       </w:r>
     </w:p>
     <w:p>
@@ -7103,7 +7137,109 @@
           <w:lang w:eastAsia="es-MX"/>
         </w:rPr>
         <w:lastRenderedPageBreak/>
-        <w:t>Por su parte el Análisis de Ciclo de Vida es una técnica iterativa para evaluar la cadena de valor de un producto, servicio o sistema y conocer los posibles impactos asociados con su manufactura y consumo (Sarmiento, 2016). Es una herramienta poderosa para hacer comparaciones holísticas de los sistemas y para la correcta asignación de los recursos (Curran, 2017).</w:t>
+        <w:t>Por su parte el Análisis de Ciclo de Vida es una técnica iterativa para evaluar la cadena de valor de un producto, servicio o sistema y conocer los posibles impactos asociados con su manufactura y consumo (Sar</w:t>
+      </w:r>
+      <w:r>
+        <w:rPr>
+          <w:rFonts w:ascii="Times New Roman" w:eastAsia="Times New Roman" w:hAnsi="Times New Roman" w:cs="Times New Roman"/>
+          <w:color w:val="000000" w:themeColor="text1"/>
+          <w:sz w:val="24"/>
+          <w:szCs w:val="24"/>
+          <w:lang w:eastAsia="es-MX"/>
+        </w:rPr>
+        <w:t xml:space="preserve">per </w:t>
+      </w:r>
+      <w:r>
+        <w:rPr>
+          <w:rFonts w:ascii="Times New Roman" w:eastAsia="Times New Roman" w:hAnsi="Times New Roman" w:cs="Times New Roman"/>
+          <w:bCs/>
+          <w:noProof w:val="0"/>
+          <w:sz w:val="24"/>
+          <w:szCs w:val="24"/>
+          <w:lang w:val="es-MX" w:eastAsia="es-MX"/>
+        </w:rPr>
+        <w:t xml:space="preserve">&amp; </w:t>
+      </w:r>
+      <w:r>
+        <w:rPr>
+          <w:rFonts w:ascii="Times New Roman" w:eastAsia="Times New Roman" w:hAnsi="Times New Roman" w:cs="Times New Roman"/>
+          <w:bCs/>
+          <w:noProof w:val="0"/>
+          <w:sz w:val="24"/>
+          <w:szCs w:val="24"/>
+          <w:lang w:val="es-MX" w:eastAsia="es-MX"/>
+        </w:rPr>
+        <w:t>Quiñones</w:t>
+      </w:r>
+      <w:r>
+        <w:rPr>
+          <w:rFonts w:ascii="Times New Roman" w:eastAsia="Times New Roman" w:hAnsi="Times New Roman" w:cs="Times New Roman"/>
+          <w:color w:val="000000" w:themeColor="text1"/>
+          <w:sz w:val="24"/>
+          <w:szCs w:val="24"/>
+          <w:lang w:eastAsia="es-MX"/>
+        </w:rPr>
+        <w:t>, 201</w:t>
+      </w:r>
+      <w:r>
+        <w:rPr>
+          <w:rFonts w:ascii="Times New Roman" w:eastAsia="Times New Roman" w:hAnsi="Times New Roman" w:cs="Times New Roman"/>
+          <w:color w:val="000000" w:themeColor="text1"/>
+          <w:sz w:val="24"/>
+          <w:szCs w:val="24"/>
+          <w:lang w:eastAsia="es-MX"/>
+        </w:rPr>
+        <w:t>7</w:t>
+      </w:r>
+      <w:r>
+        <w:rPr>
+          <w:rFonts w:ascii="Times New Roman" w:eastAsia="Times New Roman" w:hAnsi="Times New Roman" w:cs="Times New Roman"/>
+          <w:color w:val="000000" w:themeColor="text1"/>
+          <w:sz w:val="24"/>
+          <w:szCs w:val="24"/>
+          <w:lang w:eastAsia="es-MX"/>
+        </w:rPr>
+        <w:t>). Es una herramienta poderosa para hacer comparaciones holísticas de los sistemas y para la correcta asignación de los recursos (</w:t>
+      </w:r>
+      <w:r>
+        <w:rPr>
+          <w:rFonts w:ascii="Times New Roman" w:eastAsia="Times New Roman" w:hAnsi="Times New Roman" w:cs="Times New Roman"/>
+          <w:color w:val="000000" w:themeColor="text1"/>
+          <w:sz w:val="24"/>
+          <w:szCs w:val="24"/>
+          <w:lang w:eastAsia="es-MX"/>
+        </w:rPr>
+        <w:t>Costa et al.</w:t>
+      </w:r>
+      <w:r>
+        <w:rPr>
+          <w:rFonts w:ascii="Times New Roman" w:eastAsia="Times New Roman" w:hAnsi="Times New Roman" w:cs="Times New Roman"/>
+          <w:color w:val="000000" w:themeColor="text1"/>
+          <w:sz w:val="24"/>
+          <w:szCs w:val="24"/>
+          <w:lang w:eastAsia="es-MX"/>
+        </w:rPr>
+        <w:t>, 201</w:t>
+      </w:r>
+      <w:r>
+        <w:rPr>
+          <w:rFonts w:ascii="Times New Roman" w:eastAsia="Times New Roman" w:hAnsi="Times New Roman" w:cs="Times New Roman"/>
+          <w:color w:val="000000" w:themeColor="text1"/>
+          <w:sz w:val="24"/>
+          <w:szCs w:val="24"/>
+          <w:lang w:eastAsia="es-MX"/>
+        </w:rPr>
+        <w:t>8</w:t>
+      </w:r>
+      <w:r>
+        <w:rPr>
+          <w:rFonts w:ascii="Times New Roman" w:eastAsia="Times New Roman" w:hAnsi="Times New Roman" w:cs="Times New Roman"/>
+          <w:color w:val="000000" w:themeColor="text1"/>
+          <w:sz w:val="24"/>
+          <w:szCs w:val="24"/>
+          <w:lang w:eastAsia="es-MX"/>
+        </w:rPr>
+        <w:t>).</w:t>
       </w:r>
     </w:p>
     <w:p>
@@ -7142,7 +7278,7 @@
           <w:szCs w:val="24"/>
           <w:lang w:val="es-MX" w:eastAsia="es-MX"/>
         </w:rPr>
-        <w:t>El enfoque LCA ha sido aplicado en cafetales para identificar los puntos críticos del ciclo de vida del producto, como el uso del agua en el riego, la energía empleada en el beneficiado húmedo y las emisiones de G</w:t>
+        <w:t xml:space="preserve">El enfoque LCA ha sido aplicado en cafetales para identificar los puntos críticos del ciclo de vida del producto, como el uso del agua en el riego, la energía empleada en el beneficiado húmedo y las emisiones de </w:t>
       </w:r>
       <w:r>
         <w:rPr>
@@ -7152,7 +7288,57 @@
           <w:szCs w:val="24"/>
           <w:lang w:val="es-MX" w:eastAsia="es-MX"/>
         </w:rPr>
-        <w:t>EI durante el transporte (</w:t>
+        <w:t xml:space="preserve">Gases de Efecto Invernadero </w:t>
+      </w:r>
+      <w:r>
+        <w:rPr>
+          <w:rFonts w:ascii="Times New Roman" w:eastAsia="Times New Roman" w:hAnsi="Times New Roman" w:cs="Times New Roman"/>
+          <w:noProof w:val="0"/>
+          <w:sz w:val="24"/>
+          <w:szCs w:val="24"/>
+          <w:lang w:val="es-MX" w:eastAsia="es-MX"/>
+        </w:rPr>
+        <w:t>(</w:t>
+      </w:r>
+      <w:r>
+        <w:rPr>
+          <w:rFonts w:ascii="Times New Roman" w:eastAsia="Times New Roman" w:hAnsi="Times New Roman" w:cs="Times New Roman"/>
+          <w:noProof w:val="0"/>
+          <w:sz w:val="24"/>
+          <w:szCs w:val="24"/>
+          <w:lang w:val="es-MX" w:eastAsia="es-MX"/>
+        </w:rPr>
+        <w:t>G</w:t>
+      </w:r>
+      <w:r>
+        <w:rPr>
+          <w:rFonts w:ascii="Times New Roman" w:eastAsia="Times New Roman" w:hAnsi="Times New Roman" w:cs="Times New Roman"/>
+          <w:noProof w:val="0"/>
+          <w:sz w:val="24"/>
+          <w:szCs w:val="24"/>
+          <w:lang w:val="es-MX" w:eastAsia="es-MX"/>
+        </w:rPr>
+        <w:t>EI</w:t>
+      </w:r>
+      <w:r>
+        <w:rPr>
+          <w:rFonts w:ascii="Times New Roman" w:eastAsia="Times New Roman" w:hAnsi="Times New Roman" w:cs="Times New Roman"/>
+          <w:noProof w:val="0"/>
+          <w:sz w:val="24"/>
+          <w:szCs w:val="24"/>
+          <w:lang w:val="es-MX" w:eastAsia="es-MX"/>
+        </w:rPr>
+        <w:t>)</w:t>
+      </w:r>
+      <w:r>
+        <w:rPr>
+          <w:rFonts w:ascii="Times New Roman" w:eastAsia="Times New Roman" w:hAnsi="Times New Roman" w:cs="Times New Roman"/>
+          <w:noProof w:val="0"/>
+          <w:sz w:val="24"/>
+          <w:szCs w:val="24"/>
+          <w:lang w:val="es-MX" w:eastAsia="es-MX"/>
+        </w:rPr>
+        <w:t xml:space="preserve"> durante el transporte (</w:t>
       </w:r>
       <w:proofErr w:type="spellStart"/>
       <w:r>
@@ -7209,7 +7395,7 @@
           <w:szCs w:val="24"/>
           <w:lang w:val="es-MX" w:eastAsia="es-MX"/>
         </w:rPr>
-        <w:t>, 2020</w:t>
+        <w:t>, 2019</w:t>
       </w:r>
       <w:r>
         <w:rPr>
@@ -7281,7 +7467,25 @@
           <w:sz w:val="24"/>
           <w:szCs w:val="24"/>
         </w:rPr>
-        <w:t>Evalúa impactos en múltiples categorías (uso del suelo, huella de carbono, consumo de agua, etc.).</w:t>
+        <w:t>Evalúa impactos en múltiples categorías (uso del suelo, hue</w:t>
+      </w:r>
+      <w:r>
+        <w:rPr>
+          <w:rFonts w:ascii="Times New Roman" w:hAnsi="Times New Roman" w:cs="Times New Roman"/>
+          <w:color w:val="000000" w:themeColor="text1"/>
+          <w:sz w:val="24"/>
+          <w:szCs w:val="24"/>
+        </w:rPr>
+        <w:t>lla de carbono, consumo de agua</w:t>
+      </w:r>
+      <w:r>
+        <w:rPr>
+          <w:rFonts w:ascii="Times New Roman" w:hAnsi="Times New Roman" w:cs="Times New Roman"/>
+          <w:color w:val="000000" w:themeColor="text1"/>
+          <w:sz w:val="24"/>
+          <w:szCs w:val="24"/>
+        </w:rPr>
+        <w:t>).</w:t>
       </w:r>
     </w:p>
     <w:p>
@@ -7316,6 +7520,644 @@
           <w:color w:val="000000" w:themeColor="text1"/>
           <w:sz w:val="24"/>
           <w:szCs w:val="24"/>
+          <w:lang w:val="es-MX"/>
+        </w:rPr>
+      </w:pPr>
+      <w:r>
+        <w:rPr>
+          <w:rFonts w:ascii="Times New Roman" w:hAnsi="Times New Roman" w:cs="Times New Roman"/>
+          <w:color w:val="000000" w:themeColor="text1"/>
+          <w:sz w:val="24"/>
+          <w:szCs w:val="24"/>
+          <w:lang w:val="es-MX"/>
+        </w:rPr>
+        <w:t xml:space="preserve">El análisis del ciclo de vida de un producto es una metodología que </w:t>
+      </w:r>
+      <w:r>
+        <w:rPr>
+          <w:rFonts w:ascii="Times New Roman" w:hAnsi="Times New Roman" w:cs="Times New Roman"/>
+          <w:b/>
+          <w:bCs/>
+          <w:color w:val="000000" w:themeColor="text1"/>
+          <w:sz w:val="24"/>
+          <w:szCs w:val="24"/>
+          <w:lang w:val="es-MX"/>
+        </w:rPr>
+        <w:t xml:space="preserve">intenta identificar, cuantificar y caracterizar los diferentes impactos ambientales </w:t>
+      </w:r>
+      <w:r>
+        <w:rPr>
+          <w:rFonts w:ascii="Times New Roman" w:hAnsi="Times New Roman" w:cs="Times New Roman"/>
+          <w:color w:val="000000" w:themeColor="text1"/>
+          <w:sz w:val="24"/>
+          <w:szCs w:val="24"/>
+          <w:lang w:val="es-MX"/>
+        </w:rPr>
+        <w:t>potenciales, asociados a cada una de las etapas del ciclo de vida de un producto.</w:t>
+      </w:r>
+    </w:p>
+    <w:p>
+      <w:pPr>
+        <w:spacing w:before="100" w:beforeAutospacing="1" w:after="100" w:afterAutospacing="1" w:line="240" w:lineRule="auto"/>
+        <w:rPr>
+          <w:rFonts w:ascii="Times New Roman" w:hAnsi="Times New Roman" w:cs="Times New Roman"/>
+          <w:color w:val="000000" w:themeColor="text1"/>
+          <w:sz w:val="24"/>
+          <w:szCs w:val="24"/>
+          <w:lang w:val="es-MX"/>
+        </w:rPr>
+      </w:pPr>
+      <w:r>
+        <w:rPr>
+          <w:rFonts w:ascii="Times New Roman" w:hAnsi="Times New Roman" w:cs="Times New Roman"/>
+          <w:color w:val="000000" w:themeColor="text1"/>
+          <w:sz w:val="24"/>
+          <w:szCs w:val="24"/>
+          <w:lang w:val="es-ES"/>
+        </w:rPr>
+        <w:t xml:space="preserve">El Análisis del Ciclo de Vida </w:t>
+      </w:r>
+      <w:r>
+        <w:rPr>
+          <w:rFonts w:ascii="Times New Roman" w:hAnsi="Times New Roman" w:cs="Times New Roman"/>
+          <w:color w:val="000000" w:themeColor="text1"/>
+          <w:sz w:val="24"/>
+          <w:szCs w:val="24"/>
+          <w:lang w:val="es-MX"/>
+        </w:rPr>
+        <w:t xml:space="preserve">es la </w:t>
+      </w:r>
+      <w:r>
+        <w:rPr>
+          <w:rFonts w:ascii="Times New Roman" w:hAnsi="Times New Roman" w:cs="Times New Roman"/>
+          <w:b/>
+          <w:bCs/>
+          <w:color w:val="000000" w:themeColor="text1"/>
+          <w:sz w:val="24"/>
+          <w:szCs w:val="24"/>
+          <w:lang w:val="es-MX"/>
+        </w:rPr>
+        <w:t xml:space="preserve">recopilación y evaluación de las entradas, las salidas y los impactos ambientales potenciales de un sistema del producto a través de su ciclo de vida </w:t>
+      </w:r>
+      <w:r>
+        <w:rPr>
+          <w:rFonts w:ascii="Times New Roman" w:hAnsi="Times New Roman" w:cs="Times New Roman"/>
+          <w:color w:val="000000" w:themeColor="text1"/>
+          <w:sz w:val="24"/>
+          <w:szCs w:val="24"/>
+          <w:lang w:val="es-ES"/>
+        </w:rPr>
+        <w:t>(</w:t>
+      </w:r>
+      <w:r>
+        <w:rPr>
+          <w:rFonts w:ascii="Times New Roman" w:hAnsi="Times New Roman" w:cs="Times New Roman"/>
+          <w:color w:val="000000" w:themeColor="text1"/>
+          <w:sz w:val="24"/>
+          <w:szCs w:val="24"/>
+          <w:lang w:val="en-US"/>
+        </w:rPr>
+        <w:t>ISO 14040, 2006).</w:t>
+      </w:r>
+    </w:p>
+    <w:p>
+      <w:pPr>
+        <w:numPr>
+          <w:ilvl w:val="0"/>
+          <w:numId w:val="23"/>
+        </w:numPr>
+        <w:spacing w:before="100" w:beforeAutospacing="1" w:after="100" w:afterAutospacing="1" w:line="240" w:lineRule="auto"/>
+        <w:rPr>
+          <w:rFonts w:ascii="Times New Roman" w:hAnsi="Times New Roman" w:cs="Times New Roman"/>
+          <w:color w:val="000000" w:themeColor="text1"/>
+          <w:sz w:val="24"/>
+          <w:szCs w:val="24"/>
+          <w:lang w:val="es-MX"/>
+        </w:rPr>
+      </w:pPr>
+      <w:r>
+        <w:rPr>
+          <w:rFonts w:ascii="Times New Roman" w:hAnsi="Times New Roman" w:cs="Times New Roman"/>
+          <w:bCs/>
+          <w:iCs/>
+          <w:color w:val="000000" w:themeColor="text1"/>
+          <w:sz w:val="24"/>
+          <w:szCs w:val="24"/>
+          <w:lang w:val="es-MX"/>
+        </w:rPr>
+        <w:t>Definición de objetivos y alcances</w:t>
+      </w:r>
+      <w:r>
+        <w:rPr>
+          <w:rFonts w:ascii="Times New Roman" w:hAnsi="Times New Roman" w:cs="Times New Roman"/>
+          <w:iCs/>
+          <w:color w:val="000000" w:themeColor="text1"/>
+          <w:sz w:val="24"/>
+          <w:szCs w:val="24"/>
+          <w:lang w:val="es-MX"/>
+        </w:rPr>
+        <w:t>:</w:t>
+      </w:r>
+      <w:r>
+        <w:rPr>
+          <w:rFonts w:ascii="Times New Roman" w:hAnsi="Times New Roman" w:cs="Times New Roman"/>
+          <w:color w:val="000000" w:themeColor="text1"/>
+          <w:sz w:val="24"/>
+          <w:szCs w:val="24"/>
+          <w:lang w:val="es-MX"/>
+        </w:rPr>
+        <w:t> En esta fase se exponen los motivos por los que se desarrolla el estudio y se establece </w:t>
+      </w:r>
+      <w:r>
+        <w:rPr>
+          <w:rFonts w:ascii="Times New Roman" w:hAnsi="Times New Roman" w:cs="Times New Roman"/>
+          <w:bCs/>
+          <w:color w:val="000000" w:themeColor="text1"/>
+          <w:sz w:val="24"/>
+          <w:szCs w:val="24"/>
+          <w:lang w:val="es-MX"/>
+        </w:rPr>
+        <w:t>el alcance</w:t>
+      </w:r>
+      <w:r>
+        <w:rPr>
+          <w:rFonts w:ascii="Times New Roman" w:hAnsi="Times New Roman" w:cs="Times New Roman"/>
+          <w:color w:val="000000" w:themeColor="text1"/>
+          <w:sz w:val="24"/>
+          <w:szCs w:val="24"/>
+          <w:lang w:val="es-MX"/>
+        </w:rPr>
+        <w:t xml:space="preserve"> donde se define la </w:t>
+      </w:r>
+      <w:r>
+        <w:rPr>
+          <w:rFonts w:ascii="Times New Roman" w:hAnsi="Times New Roman" w:cs="Times New Roman"/>
+          <w:color w:val="000000" w:themeColor="text1"/>
+          <w:sz w:val="24"/>
+          <w:szCs w:val="24"/>
+          <w:lang w:val="es-MX"/>
+        </w:rPr>
+        <w:t>amplitud, profundidad y detalle del estudio</w:t>
+      </w:r>
+      <w:r>
+        <w:rPr>
+          <w:rFonts w:ascii="Times New Roman" w:hAnsi="Times New Roman" w:cs="Times New Roman"/>
+          <w:color w:val="000000" w:themeColor="text1"/>
+          <w:sz w:val="24"/>
+          <w:szCs w:val="24"/>
+          <w:lang w:val="es-MX"/>
+        </w:rPr>
+        <w:t>.</w:t>
+      </w:r>
+    </w:p>
+    <w:p>
+      <w:pPr>
+        <w:numPr>
+          <w:ilvl w:val="0"/>
+          <w:numId w:val="23"/>
+        </w:numPr>
+        <w:spacing w:before="100" w:beforeAutospacing="1" w:after="100" w:afterAutospacing="1" w:line="240" w:lineRule="auto"/>
+        <w:rPr>
+          <w:rFonts w:ascii="Times New Roman" w:hAnsi="Times New Roman" w:cs="Times New Roman"/>
+          <w:color w:val="000000" w:themeColor="text1"/>
+          <w:sz w:val="24"/>
+          <w:szCs w:val="24"/>
+          <w:lang w:val="es-MX"/>
+        </w:rPr>
+      </w:pPr>
+      <w:r>
+        <w:rPr>
+          <w:rFonts w:ascii="Times New Roman" w:hAnsi="Times New Roman" w:cs="Times New Roman"/>
+          <w:bCs/>
+          <w:color w:val="000000" w:themeColor="text1"/>
+          <w:sz w:val="24"/>
+          <w:szCs w:val="24"/>
+          <w:lang w:val="es-MX"/>
+        </w:rPr>
+        <w:t>I</w:t>
+      </w:r>
+      <w:r>
+        <w:rPr>
+          <w:rFonts w:ascii="Times New Roman" w:hAnsi="Times New Roman" w:cs="Times New Roman"/>
+          <w:bCs/>
+          <w:iCs/>
+          <w:color w:val="000000" w:themeColor="text1"/>
+          <w:sz w:val="24"/>
+          <w:szCs w:val="24"/>
+          <w:lang w:val="es-MX"/>
+        </w:rPr>
+        <w:t>nventario del Ciclo de Vida (ICV)</w:t>
+      </w:r>
+      <w:r>
+        <w:rPr>
+          <w:rFonts w:ascii="Times New Roman" w:hAnsi="Times New Roman" w:cs="Times New Roman"/>
+          <w:color w:val="000000" w:themeColor="text1"/>
+          <w:sz w:val="24"/>
+          <w:szCs w:val="24"/>
+          <w:lang w:val="es-MX"/>
+        </w:rPr>
+        <w:t>: Durante esta etapa se </w:t>
+      </w:r>
+      <w:r>
+        <w:rPr>
+          <w:rFonts w:ascii="Times New Roman" w:hAnsi="Times New Roman" w:cs="Times New Roman"/>
+          <w:bCs/>
+          <w:color w:val="000000" w:themeColor="text1"/>
+          <w:sz w:val="24"/>
+          <w:szCs w:val="24"/>
+          <w:lang w:val="es-MX"/>
+        </w:rPr>
+        <w:t>identifican y cuantifican</w:t>
+      </w:r>
+      <w:r>
+        <w:rPr>
+          <w:rFonts w:ascii="Times New Roman" w:hAnsi="Times New Roman" w:cs="Times New Roman"/>
+          <w:color w:val="000000" w:themeColor="text1"/>
+          <w:sz w:val="24"/>
+          <w:szCs w:val="24"/>
+          <w:lang w:val="es-MX"/>
+        </w:rPr>
+        <w:t xml:space="preserve"> todas las </w:t>
+      </w:r>
+      <w:r>
+        <w:rPr>
+          <w:rFonts w:ascii="Times New Roman" w:hAnsi="Times New Roman" w:cs="Times New Roman"/>
+          <w:bCs/>
+          <w:color w:val="000000" w:themeColor="text1"/>
+          <w:sz w:val="24"/>
+          <w:szCs w:val="24"/>
+          <w:lang w:val="es-MX"/>
+        </w:rPr>
+        <w:t>entradas</w:t>
+      </w:r>
+      <w:r>
+        <w:rPr>
+          <w:rFonts w:ascii="Times New Roman" w:hAnsi="Times New Roman" w:cs="Times New Roman"/>
+          <w:color w:val="000000" w:themeColor="text1"/>
+          <w:sz w:val="24"/>
+          <w:szCs w:val="24"/>
+          <w:lang w:val="es-MX"/>
+        </w:rPr>
+        <w:t xml:space="preserve"> (consumo de recursos y materiales) </w:t>
+      </w:r>
+      <w:r>
+        <w:rPr>
+          <w:rFonts w:ascii="Times New Roman" w:hAnsi="Times New Roman" w:cs="Times New Roman"/>
+          <w:bCs/>
+          <w:color w:val="000000" w:themeColor="text1"/>
+          <w:sz w:val="24"/>
+          <w:szCs w:val="24"/>
+          <w:lang w:val="es-MX"/>
+        </w:rPr>
+        <w:t xml:space="preserve">y salidas </w:t>
+      </w:r>
+      <w:r>
+        <w:rPr>
+          <w:rFonts w:ascii="Times New Roman" w:hAnsi="Times New Roman" w:cs="Times New Roman"/>
+          <w:color w:val="000000" w:themeColor="text1"/>
+          <w:sz w:val="24"/>
+          <w:szCs w:val="24"/>
+          <w:lang w:val="es-MX"/>
+        </w:rPr>
+        <w:t xml:space="preserve">(emisiones al aire, suelo, aguas y generación de residuos) </w:t>
+      </w:r>
+      <w:r>
+        <w:rPr>
+          <w:rFonts w:ascii="Times New Roman" w:hAnsi="Times New Roman" w:cs="Times New Roman"/>
+          <w:bCs/>
+          <w:color w:val="000000" w:themeColor="text1"/>
+          <w:sz w:val="24"/>
+          <w:szCs w:val="24"/>
+          <w:lang w:val="es-MX"/>
+        </w:rPr>
+        <w:t xml:space="preserve">que pueden causar un impacto </w:t>
+      </w:r>
+      <w:r>
+        <w:rPr>
+          <w:rFonts w:ascii="Times New Roman" w:hAnsi="Times New Roman" w:cs="Times New Roman"/>
+          <w:color w:val="000000" w:themeColor="text1"/>
+          <w:sz w:val="24"/>
+          <w:szCs w:val="24"/>
+          <w:lang w:val="es-MX"/>
+        </w:rPr>
+        <w:t xml:space="preserve">durante </w:t>
+      </w:r>
+      <w:r>
+        <w:rPr>
+          <w:rFonts w:ascii="Times New Roman" w:hAnsi="Times New Roman" w:cs="Times New Roman"/>
+          <w:color w:val="000000" w:themeColor="text1"/>
+          <w:sz w:val="24"/>
+          <w:szCs w:val="24"/>
+          <w:lang w:val="es-MX"/>
+        </w:rPr>
+        <w:t>el ciclo de vida de un producto. Los datos obtenidos en esta fase son el punto de partida para la evaluación de impactos del ciclo de vida.</w:t>
+      </w:r>
+    </w:p>
+    <w:p>
+      <w:pPr>
+        <w:numPr>
+          <w:ilvl w:val="0"/>
+          <w:numId w:val="23"/>
+        </w:numPr>
+        <w:spacing w:before="100" w:beforeAutospacing="1" w:after="100" w:afterAutospacing="1" w:line="240" w:lineRule="auto"/>
+        <w:rPr>
+          <w:rFonts w:ascii="Times New Roman" w:hAnsi="Times New Roman" w:cs="Times New Roman"/>
+          <w:color w:val="000000" w:themeColor="text1"/>
+          <w:sz w:val="24"/>
+          <w:szCs w:val="24"/>
+          <w:lang w:val="es-MX"/>
+        </w:rPr>
+      </w:pPr>
+      <w:r>
+        <w:rPr>
+          <w:rFonts w:ascii="Times New Roman" w:hAnsi="Times New Roman" w:cs="Times New Roman"/>
+          <w:bCs/>
+          <w:iCs/>
+          <w:color w:val="000000" w:themeColor="text1"/>
+          <w:sz w:val="24"/>
+          <w:szCs w:val="24"/>
+          <w:lang w:val="es-MX"/>
+        </w:rPr>
+        <w:t>Evaluación de los Impactos del Ciclo de Vida (EICV)</w:t>
+      </w:r>
+      <w:r>
+        <w:rPr>
+          <w:rFonts w:ascii="Times New Roman" w:hAnsi="Times New Roman" w:cs="Times New Roman"/>
+          <w:color w:val="000000" w:themeColor="text1"/>
+          <w:sz w:val="24"/>
+          <w:szCs w:val="24"/>
+          <w:lang w:val="es-MX"/>
+        </w:rPr>
+        <w:t>: Durante esta etapa </w:t>
+      </w:r>
+      <w:r>
+        <w:rPr>
+          <w:rFonts w:ascii="Times New Roman" w:hAnsi="Times New Roman" w:cs="Times New Roman"/>
+          <w:bCs/>
+          <w:color w:val="000000" w:themeColor="text1"/>
+          <w:sz w:val="24"/>
+          <w:szCs w:val="24"/>
+          <w:lang w:val="es-MX"/>
+        </w:rPr>
+        <w:t>se relacionan</w:t>
+      </w:r>
+      <w:r>
+        <w:rPr>
+          <w:rFonts w:ascii="Times New Roman" w:hAnsi="Times New Roman" w:cs="Times New Roman"/>
+          <w:color w:val="000000" w:themeColor="text1"/>
+          <w:sz w:val="24"/>
+          <w:szCs w:val="24"/>
+          <w:lang w:val="es-MX"/>
+        </w:rPr>
+        <w:t xml:space="preserve"> las </w:t>
+      </w:r>
+      <w:r>
+        <w:rPr>
+          <w:rFonts w:ascii="Times New Roman" w:hAnsi="Times New Roman" w:cs="Times New Roman"/>
+          <w:bCs/>
+          <w:color w:val="000000" w:themeColor="text1"/>
+          <w:sz w:val="24"/>
+          <w:szCs w:val="24"/>
+          <w:lang w:val="es-MX"/>
+        </w:rPr>
+        <w:t xml:space="preserve">entradas y salidas </w:t>
+      </w:r>
+      <w:r>
+        <w:rPr>
+          <w:rFonts w:ascii="Times New Roman" w:hAnsi="Times New Roman" w:cs="Times New Roman"/>
+          <w:color w:val="000000" w:themeColor="text1"/>
+          <w:sz w:val="24"/>
+          <w:szCs w:val="24"/>
+          <w:lang w:val="es-MX"/>
+        </w:rPr>
+        <w:t xml:space="preserve">seleccionadas en el inventario con los posibles impactos sobre el medio ambiente, la salud humana y los recursos, con el fin de </w:t>
+      </w:r>
+      <w:r>
+        <w:rPr>
+          <w:rFonts w:ascii="Times New Roman" w:hAnsi="Times New Roman" w:cs="Times New Roman"/>
+          <w:bCs/>
+          <w:color w:val="000000" w:themeColor="text1"/>
+          <w:sz w:val="24"/>
+          <w:szCs w:val="24"/>
+          <w:lang w:val="es-MX"/>
+        </w:rPr>
+        <w:t xml:space="preserve">clasificar, caracterizar y valorar </w:t>
+      </w:r>
+      <w:r>
+        <w:rPr>
+          <w:rFonts w:ascii="Times New Roman" w:hAnsi="Times New Roman" w:cs="Times New Roman"/>
+          <w:color w:val="000000" w:themeColor="text1"/>
+          <w:sz w:val="24"/>
+          <w:szCs w:val="24"/>
+          <w:lang w:val="es-MX"/>
+        </w:rPr>
+        <w:t>la importancia que los potenciales impactos generan.</w:t>
+      </w:r>
+    </w:p>
+    <w:p>
+      <w:pPr>
+        <w:numPr>
+          <w:ilvl w:val="0"/>
+          <w:numId w:val="23"/>
+        </w:numPr>
+        <w:spacing w:before="100" w:beforeAutospacing="1" w:after="100" w:afterAutospacing="1" w:line="240" w:lineRule="auto"/>
+        <w:rPr>
+          <w:rFonts w:ascii="Times New Roman" w:hAnsi="Times New Roman" w:cs="Times New Roman"/>
+          <w:color w:val="000000" w:themeColor="text1"/>
+          <w:sz w:val="24"/>
+          <w:szCs w:val="24"/>
+          <w:lang w:val="es-MX"/>
+        </w:rPr>
+      </w:pPr>
+      <w:r>
+        <w:rPr>
+          <w:rFonts w:ascii="Times New Roman" w:hAnsi="Times New Roman" w:cs="Times New Roman"/>
+          <w:bCs/>
+          <w:color w:val="000000" w:themeColor="text1"/>
+          <w:sz w:val="24"/>
+          <w:szCs w:val="24"/>
+          <w:lang w:val="es-MX"/>
+        </w:rPr>
+        <w:t>Interpretación de resultados</w:t>
+      </w:r>
+      <w:r>
+        <w:rPr>
+          <w:rFonts w:ascii="Times New Roman" w:hAnsi="Times New Roman" w:cs="Times New Roman"/>
+          <w:color w:val="000000" w:themeColor="text1"/>
+          <w:sz w:val="24"/>
+          <w:szCs w:val="24"/>
+          <w:lang w:val="es-MX"/>
+        </w:rPr>
+        <w:t xml:space="preserve">: La interpretación es la combinación de los resultados del (ICV) y la (EICV), con la finalidad de extraer, de acuerdo a los objetivos y alcances </w:t>
+      </w:r>
+      <w:r>
+        <w:rPr>
+          <w:rFonts w:ascii="Times New Roman" w:hAnsi="Times New Roman" w:cs="Times New Roman"/>
+          <w:color w:val="000000" w:themeColor="text1"/>
+          <w:sz w:val="24"/>
+          <w:szCs w:val="24"/>
+          <w:lang w:val="es-MX"/>
+        </w:rPr>
+        <w:lastRenderedPageBreak/>
+        <w:t>planteados</w:t>
+      </w:r>
+      <w:r>
+        <w:rPr>
+          <w:rFonts w:ascii="Times New Roman" w:hAnsi="Times New Roman" w:cs="Times New Roman"/>
+          <w:bCs/>
+          <w:color w:val="000000" w:themeColor="text1"/>
+          <w:sz w:val="24"/>
+          <w:szCs w:val="24"/>
+          <w:lang w:val="es-MX"/>
+        </w:rPr>
+        <w:t>, conclusiones y recomendaciones</w:t>
+      </w:r>
+      <w:r>
+        <w:rPr>
+          <w:rFonts w:ascii="Times New Roman" w:hAnsi="Times New Roman" w:cs="Times New Roman"/>
+          <w:color w:val="000000" w:themeColor="text1"/>
+          <w:sz w:val="24"/>
+          <w:szCs w:val="24"/>
+          <w:lang w:val="es-MX"/>
+        </w:rPr>
+        <w:t xml:space="preserve"> que permitan la </w:t>
+      </w:r>
+      <w:r>
+        <w:rPr>
+          <w:rFonts w:ascii="Times New Roman" w:hAnsi="Times New Roman" w:cs="Times New Roman"/>
+          <w:bCs/>
+          <w:color w:val="000000" w:themeColor="text1"/>
+          <w:sz w:val="24"/>
+          <w:szCs w:val="24"/>
+          <w:lang w:val="es-MX"/>
+        </w:rPr>
+        <w:t>toma de decisiones</w:t>
+      </w:r>
+      <w:r>
+        <w:rPr>
+          <w:rFonts w:ascii="Times New Roman" w:hAnsi="Times New Roman" w:cs="Times New Roman"/>
+          <w:color w:val="000000" w:themeColor="text1"/>
+          <w:sz w:val="24"/>
+          <w:szCs w:val="24"/>
+          <w:lang w:val="es-MX"/>
+        </w:rPr>
+        <w:t>. A veces, puede implicar un proceso dinámico de revisión y  actualización del alcance, así como de la naturaleza y la calidad de los datos recopilados para que sean coherentes con el objetivo y e</w:t>
+      </w:r>
+      <w:r>
+        <w:rPr>
+          <w:rFonts w:ascii="Times New Roman" w:hAnsi="Times New Roman" w:cs="Times New Roman"/>
+          <w:color w:val="000000" w:themeColor="text1"/>
+          <w:sz w:val="24"/>
+          <w:szCs w:val="24"/>
+          <w:lang w:val="es-MX"/>
+        </w:rPr>
+        <w:t>l alcance.</w:t>
+      </w:r>
+    </w:p>
+    <w:p>
+      <w:pPr>
+        <w:pStyle w:val="NormalWeb"/>
+        <w:ind w:left="720"/>
+      </w:pPr>
+      <w:r>
+        <w:t xml:space="preserve">Existen diferentes metodologías para la integración de LCA, de acuerdo con </w:t>
+      </w:r>
+      <w:r>
+        <w:rPr>
+          <w:rStyle w:val="cite"/>
+        </w:rPr>
+        <w:t>[</w:t>
+      </w:r>
+      <w:r>
+        <w:rPr>
+          <w:rStyle w:val="cite-id"/>
+        </w:rPr>
+        <w:t>@vásquez-ibarra2021</w:t>
+      </w:r>
+      <w:r>
+        <w:rPr>
+          <w:rStyle w:val="cite"/>
+        </w:rPr>
+        <w:t>]</w:t>
+      </w:r>
+      <w:r>
+        <w:t xml:space="preserve"> estas son;</w:t>
+      </w:r>
+    </w:p>
+    <w:p>
+      <w:pPr>
+        <w:spacing w:before="100" w:beforeAutospacing="1" w:after="100" w:afterAutospacing="1" w:line="240" w:lineRule="auto"/>
+        <w:ind w:left="720"/>
+        <w:rPr>
+          <w:rFonts w:ascii="Times New Roman" w:hAnsi="Times New Roman" w:cs="Times New Roman"/>
+          <w:color w:val="000000" w:themeColor="text1"/>
+          <w:sz w:val="24"/>
+          <w:szCs w:val="24"/>
+          <w:lang w:val="es-MX"/>
+        </w:rPr>
+      </w:pPr>
+      <w:r>
+        <w:rPr>
+          <w:rFonts w:ascii="Times New Roman" w:hAnsi="Times New Roman" w:cs="Times New Roman"/>
+          <w:color w:val="000000" w:themeColor="text1"/>
+          <w:sz w:val="24"/>
+          <w:szCs w:val="24"/>
+          <w:lang w:val="es-MX"/>
+        </w:rPr>
+        <w:drawing>
+          <wp:inline distT="0" distB="0" distL="0" distR="0" wp14:anchorId="75F2FB13" wp14:editId="1D088A7F">
+            <wp:extent cx="5971540" cy="3358515"/>
+            <wp:effectExtent l="0" t="0" r="0" b="0"/>
+            <wp:docPr id="1" name="Imagen 1"/>
+            <wp:cNvGraphicFramePr>
+              <a:graphicFrameLocks xmlns:a="http://schemas.openxmlformats.org/drawingml/2006/main" noChangeAspect="1"/>
+            </wp:cNvGraphicFramePr>
+            <a:graphic xmlns:a="http://schemas.openxmlformats.org/drawingml/2006/main">
+              <a:graphicData uri="http://schemas.openxmlformats.org/drawingml/2006/picture">
+                <pic:pic xmlns:pic="http://schemas.openxmlformats.org/drawingml/2006/picture">
+                  <pic:nvPicPr>
+                    <pic:cNvPr id="1" name=""/>
+                    <pic:cNvPicPr/>
+                  </pic:nvPicPr>
+                  <pic:blipFill>
+                    <a:blip r:embed="rId35"/>
+                    <a:stretch>
+                      <a:fillRect/>
+                    </a:stretch>
+                  </pic:blipFill>
+                  <pic:spPr>
+                    <a:xfrm>
+                      <a:off x="0" y="0"/>
+                      <a:ext cx="5971540" cy="3358515"/>
+                    </a:xfrm>
+                    <a:prstGeom prst="rect">
+                      <a:avLst/>
+                    </a:prstGeom>
+                  </pic:spPr>
+                </pic:pic>
+              </a:graphicData>
+            </a:graphic>
+          </wp:inline>
+        </w:drawing>
+      </w:r>
+    </w:p>
+    <w:p>
+      <w:pPr>
+        <w:pStyle w:val="NormalWeb"/>
+        <w:ind w:left="720"/>
+      </w:pPr>
+      <w:r>
+        <w:t>En esta oportunidad se resalta para el contexto actual de Veracruz, la Metodología LCA+DEA con el método de cuatro pasos</w:t>
+      </w:r>
+    </w:p>
+    <w:p>
+      <w:pPr>
+        <w:spacing w:before="100" w:beforeAutospacing="1" w:after="100" w:afterAutospacing="1" w:line="240" w:lineRule="auto"/>
+        <w:rPr>
+          <w:rFonts w:ascii="Times New Roman" w:hAnsi="Times New Roman" w:cs="Times New Roman"/>
+          <w:color w:val="000000" w:themeColor="text1"/>
+          <w:sz w:val="24"/>
+          <w:szCs w:val="24"/>
         </w:rPr>
       </w:pPr>
     </w:p>
@@ -7338,10 +8180,11 @@
           <w:szCs w:val="24"/>
           <w:lang w:val="es-MX" w:eastAsia="es-MX"/>
         </w:rPr>
+        <w:lastRenderedPageBreak/>
         <w:drawing>
           <wp:inline distT="0" distB="0" distL="0" distR="0">
-            <wp:extent cx="3810000" cy="2857500"/>
-            <wp:effectExtent l="0" t="0" r="0" b="0"/>
+            <wp:extent cx="4168815" cy="2857500"/>
+            <wp:effectExtent l="0" t="0" r="3175" b="0"/>
             <wp:docPr id="19" name="Imagen 19" descr="C:\Users\USER\Documents\Ecoeficiencia combinado con LCA y DEA\posts\Imagenes ok\LCA 2.png"/>
             <wp:cNvGraphicFramePr>
               <a:graphicFrameLocks xmlns:a="http://schemas.openxmlformats.org/drawingml/2006/main" noChangeAspect="1"/>
@@ -7356,7 +8199,733 @@
                     </pic:cNvPicPr>
                   </pic:nvPicPr>
                   <pic:blipFill>
-                    <a:blip r:embed="rId35">
+                    <a:blip r:embed="rId36">
+                      <a:extLst>
+                        <a:ext uri="{28A0092B-C50C-407E-A947-70E740481C1C}">
+                          <a14:useLocalDpi xmlns:a14="http://schemas.microsoft.com/office/drawing/2010/main" val="0"/>
+                        </a:ext>
+                      </a:extLst>
+                    </a:blip>
+                    <a:srcRect/>
+                    <a:stretch>
+                      <a:fillRect/>
+                    </a:stretch>
+                  </pic:blipFill>
+                  <pic:spPr bwMode="auto">
+                    <a:xfrm>
+                      <a:off x="0" y="0"/>
+                      <a:ext cx="4174486" cy="2861387"/>
+                    </a:xfrm>
+                    <a:prstGeom prst="rect">
+                      <a:avLst/>
+                    </a:prstGeom>
+                    <a:noFill/>
+                    <a:ln>
+                      <a:noFill/>
+                    </a:ln>
+                  </pic:spPr>
+                </pic:pic>
+              </a:graphicData>
+            </a:graphic>
+          </wp:inline>
+        </w:drawing>
+      </w:r>
+    </w:p>
+    <w:p>
+      <w:pPr>
+        <w:pStyle w:val="Ttulo3"/>
+        <w:rPr>
+          <w:color w:val="000000" w:themeColor="text1"/>
+          <w:sz w:val="24"/>
+          <w:szCs w:val="24"/>
+        </w:rPr>
+      </w:pPr>
+      <w:r>
+        <w:rPr>
+          <w:rStyle w:val="Textoennegrita"/>
+          <w:b/>
+          <w:bCs/>
+          <w:color w:val="000000" w:themeColor="text1"/>
+          <w:sz w:val="24"/>
+          <w:szCs w:val="24"/>
+        </w:rPr>
+        <w:t>3. Metodologías Comunes</w:t>
+      </w:r>
+    </w:p>
+    <w:p>
+      <w:pPr>
+        <w:numPr>
+          <w:ilvl w:val="0"/>
+          <w:numId w:val="5"/>
+        </w:numPr>
+        <w:spacing w:before="100" w:beforeAutospacing="1" w:after="100" w:afterAutospacing="1" w:line="240" w:lineRule="auto"/>
+        <w:rPr>
+          <w:rFonts w:ascii="Times New Roman" w:hAnsi="Times New Roman" w:cs="Times New Roman"/>
+          <w:color w:val="000000" w:themeColor="text1"/>
+          <w:sz w:val="24"/>
+          <w:szCs w:val="24"/>
+        </w:rPr>
+      </w:pPr>
+      <w:r>
+        <w:rPr>
+          <w:rStyle w:val="Textoennegrita"/>
+          <w:rFonts w:ascii="Times New Roman" w:hAnsi="Times New Roman" w:cs="Times New Roman"/>
+          <w:color w:val="000000" w:themeColor="text1"/>
+          <w:sz w:val="24"/>
+          <w:szCs w:val="24"/>
+        </w:rPr>
+        <w:t>Enfoque de Cuna a Puerta:</w:t>
+      </w:r>
+      <w:r>
+        <w:rPr>
+          <w:rFonts w:ascii="Times New Roman" w:hAnsi="Times New Roman" w:cs="Times New Roman"/>
+          <w:color w:val="000000" w:themeColor="text1"/>
+          <w:sz w:val="24"/>
+          <w:szCs w:val="24"/>
+        </w:rPr>
+        <w:t xml:space="preserve"> Analiza desde la producción hasta la salida del producto de la finca.</w:t>
+      </w:r>
+    </w:p>
+    <w:p>
+      <w:pPr>
+        <w:numPr>
+          <w:ilvl w:val="0"/>
+          <w:numId w:val="5"/>
+        </w:numPr>
+        <w:spacing w:before="100" w:beforeAutospacing="1" w:after="100" w:afterAutospacing="1" w:line="240" w:lineRule="auto"/>
+        <w:rPr>
+          <w:rFonts w:ascii="Times New Roman" w:hAnsi="Times New Roman" w:cs="Times New Roman"/>
+          <w:color w:val="000000" w:themeColor="text1"/>
+          <w:sz w:val="24"/>
+          <w:szCs w:val="24"/>
+        </w:rPr>
+      </w:pPr>
+      <w:r>
+        <w:rPr>
+          <w:rStyle w:val="Textoennegrita"/>
+          <w:rFonts w:ascii="Times New Roman" w:hAnsi="Times New Roman" w:cs="Times New Roman"/>
+          <w:color w:val="000000" w:themeColor="text1"/>
+          <w:sz w:val="24"/>
+          <w:szCs w:val="24"/>
+        </w:rPr>
+        <w:t>Enfoque de Cuna a Tumba:</w:t>
+      </w:r>
+      <w:r>
+        <w:rPr>
+          <w:rFonts w:ascii="Times New Roman" w:hAnsi="Times New Roman" w:cs="Times New Roman"/>
+          <w:color w:val="000000" w:themeColor="text1"/>
+          <w:sz w:val="24"/>
+          <w:szCs w:val="24"/>
+        </w:rPr>
+        <w:t xml:space="preserve"> Considera toda la vida del producto, incluyendo su disposición final.</w:t>
+      </w:r>
+    </w:p>
+    <w:p>
+      <w:pPr>
+        <w:spacing w:before="100" w:beforeAutospacing="1" w:after="100" w:afterAutospacing="1" w:line="240" w:lineRule="auto"/>
+        <w:ind w:left="720"/>
+        <w:rPr>
+          <w:rFonts w:ascii="Times New Roman" w:hAnsi="Times New Roman" w:cs="Times New Roman"/>
+          <w:color w:val="000000" w:themeColor="text1"/>
+          <w:sz w:val="24"/>
+          <w:szCs w:val="24"/>
+        </w:rPr>
+      </w:pPr>
+      <w:r>
+        <w:rPr>
+          <w:rFonts w:ascii="Times New Roman" w:hAnsi="Times New Roman" w:cs="Times New Roman"/>
+          <w:color w:val="000000" w:themeColor="text1"/>
+          <w:sz w:val="24"/>
+          <w:szCs w:val="24"/>
+          <w:lang w:val="es-MX" w:eastAsia="es-MX"/>
+        </w:rPr>
+        <w:drawing>
+          <wp:inline distT="0" distB="0" distL="0" distR="0">
+            <wp:extent cx="4902200" cy="2857500"/>
+            <wp:effectExtent l="0" t="0" r="0" b="0"/>
+            <wp:docPr id="18" name="Imagen 18" descr="C:\Users\USER\Documents\Ecoeficiencia combinado con LCA y DEA\posts\Imagenes ok\LCA 3.png"/>
+            <wp:cNvGraphicFramePr>
+              <a:graphicFrameLocks xmlns:a="http://schemas.openxmlformats.org/drawingml/2006/main" noChangeAspect="1"/>
+            </wp:cNvGraphicFramePr>
+            <a:graphic xmlns:a="http://schemas.openxmlformats.org/drawingml/2006/main">
+              <a:graphicData uri="http://schemas.openxmlformats.org/drawingml/2006/picture">
+                <pic:pic xmlns:pic="http://schemas.openxmlformats.org/drawingml/2006/picture">
+                  <pic:nvPicPr>
+                    <pic:cNvPr id="0" name="Picture 6" descr="C:\Users\USER\Documents\Ecoeficiencia combinado con LCA y DEA\posts\Imagenes ok\LCA 3.png"/>
+                    <pic:cNvPicPr>
+                      <a:picLocks noChangeAspect="1" noChangeArrowheads="1"/>
+                    </pic:cNvPicPr>
+                  </pic:nvPicPr>
+                  <pic:blipFill>
+                    <a:blip r:embed="rId37">
+                      <a:extLst>
+                        <a:ext uri="{28A0092B-C50C-407E-A947-70E740481C1C}">
+                          <a14:useLocalDpi xmlns:a14="http://schemas.microsoft.com/office/drawing/2010/main" val="0"/>
+                        </a:ext>
+                      </a:extLst>
+                    </a:blip>
+                    <a:srcRect/>
+                    <a:stretch>
+                      <a:fillRect/>
+                    </a:stretch>
+                  </pic:blipFill>
+                  <pic:spPr bwMode="auto">
+                    <a:xfrm>
+                      <a:off x="0" y="0"/>
+                      <a:ext cx="4902200" cy="2857500"/>
+                    </a:xfrm>
+                    <a:prstGeom prst="rect">
+                      <a:avLst/>
+                    </a:prstGeom>
+                    <a:noFill/>
+                    <a:ln>
+                      <a:noFill/>
+                    </a:ln>
+                  </pic:spPr>
+                </pic:pic>
+              </a:graphicData>
+            </a:graphic>
+          </wp:inline>
+        </w:drawing>
+      </w:r>
+    </w:p>
+    <w:p>
+      <w:pPr>
+        <w:pStyle w:val="Ttulo3"/>
+        <w:rPr>
+          <w:color w:val="000000" w:themeColor="text1"/>
+          <w:sz w:val="24"/>
+          <w:szCs w:val="24"/>
+        </w:rPr>
+      </w:pPr>
+      <w:r>
+        <w:rPr>
+          <w:rStyle w:val="Textoennegrita"/>
+          <w:b/>
+          <w:bCs/>
+          <w:color w:val="000000" w:themeColor="text1"/>
+          <w:sz w:val="24"/>
+          <w:szCs w:val="24"/>
+        </w:rPr>
+        <w:t>4. Tendencias Actuales</w:t>
+      </w:r>
+    </w:p>
+    <w:p>
+      <w:pPr>
+        <w:numPr>
+          <w:ilvl w:val="0"/>
+          <w:numId w:val="6"/>
+        </w:numPr>
+        <w:spacing w:before="100" w:beforeAutospacing="1" w:after="100" w:afterAutospacing="1" w:line="240" w:lineRule="auto"/>
+        <w:rPr>
+          <w:rFonts w:ascii="Times New Roman" w:hAnsi="Times New Roman" w:cs="Times New Roman"/>
+          <w:color w:val="000000" w:themeColor="text1"/>
+          <w:sz w:val="24"/>
+          <w:szCs w:val="24"/>
+        </w:rPr>
+      </w:pPr>
+      <w:r>
+        <w:rPr>
+          <w:rFonts w:ascii="Times New Roman" w:hAnsi="Times New Roman" w:cs="Times New Roman"/>
+          <w:color w:val="000000" w:themeColor="text1"/>
+          <w:sz w:val="24"/>
+          <w:szCs w:val="24"/>
+        </w:rPr>
+        <w:t>Uso de bases de datos específicas para cultivos tropicales.</w:t>
+      </w:r>
+    </w:p>
+    <w:p>
+      <w:pPr>
+        <w:numPr>
+          <w:ilvl w:val="0"/>
+          <w:numId w:val="6"/>
+        </w:numPr>
+        <w:spacing w:before="100" w:beforeAutospacing="1" w:after="100" w:afterAutospacing="1" w:line="240" w:lineRule="auto"/>
+        <w:rPr>
+          <w:rFonts w:ascii="Times New Roman" w:hAnsi="Times New Roman" w:cs="Times New Roman"/>
+          <w:color w:val="000000" w:themeColor="text1"/>
+          <w:sz w:val="24"/>
+          <w:szCs w:val="24"/>
+        </w:rPr>
+      </w:pPr>
+      <w:r>
+        <w:rPr>
+          <w:rFonts w:ascii="Times New Roman" w:hAnsi="Times New Roman" w:cs="Times New Roman"/>
+          <w:color w:val="000000" w:themeColor="text1"/>
+          <w:sz w:val="24"/>
+          <w:szCs w:val="24"/>
+        </w:rPr>
+        <w:t>Integración con modelos de cambio climático.</w:t>
+      </w:r>
+    </w:p>
+    <w:p>
+      <w:pPr>
+        <w:numPr>
+          <w:ilvl w:val="0"/>
+          <w:numId w:val="6"/>
+        </w:numPr>
+        <w:spacing w:before="100" w:beforeAutospacing="1" w:after="100" w:afterAutospacing="1" w:line="240" w:lineRule="auto"/>
+        <w:rPr>
+          <w:rFonts w:ascii="Times New Roman" w:hAnsi="Times New Roman" w:cs="Times New Roman"/>
+          <w:color w:val="000000" w:themeColor="text1"/>
+          <w:sz w:val="24"/>
+          <w:szCs w:val="24"/>
+        </w:rPr>
+      </w:pPr>
+      <w:r>
+        <w:rPr>
+          <w:rFonts w:ascii="Times New Roman" w:hAnsi="Times New Roman" w:cs="Times New Roman"/>
+          <w:color w:val="000000" w:themeColor="text1"/>
+          <w:sz w:val="24"/>
+          <w:szCs w:val="24"/>
+        </w:rPr>
+        <w:t>Análisis de escenarios para la reducción de emisiones.</w:t>
+      </w:r>
+    </w:p>
+    <w:p>
+      <w:pPr>
+        <w:pStyle w:val="Ttulo3"/>
+        <w:rPr>
+          <w:color w:val="000000" w:themeColor="text1"/>
+          <w:sz w:val="24"/>
+          <w:szCs w:val="24"/>
+        </w:rPr>
+      </w:pPr>
+      <w:r>
+        <w:rPr>
+          <w:rStyle w:val="Textoennegrita"/>
+          <w:b/>
+          <w:bCs/>
+          <w:color w:val="000000" w:themeColor="text1"/>
+          <w:sz w:val="24"/>
+          <w:szCs w:val="24"/>
+        </w:rPr>
+        <w:lastRenderedPageBreak/>
+        <w:t>5. Limitaciones</w:t>
+      </w:r>
+    </w:p>
+    <w:p>
+      <w:pPr>
+        <w:numPr>
+          <w:ilvl w:val="0"/>
+          <w:numId w:val="7"/>
+        </w:numPr>
+        <w:spacing w:before="100" w:beforeAutospacing="1" w:after="100" w:afterAutospacing="1" w:line="240" w:lineRule="auto"/>
+        <w:rPr>
+          <w:rFonts w:ascii="Times New Roman" w:hAnsi="Times New Roman" w:cs="Times New Roman"/>
+          <w:color w:val="000000" w:themeColor="text1"/>
+          <w:sz w:val="24"/>
+          <w:szCs w:val="24"/>
+        </w:rPr>
+      </w:pPr>
+      <w:r>
+        <w:rPr>
+          <w:rFonts w:ascii="Times New Roman" w:hAnsi="Times New Roman" w:cs="Times New Roman"/>
+          <w:color w:val="000000" w:themeColor="text1"/>
+          <w:sz w:val="24"/>
+          <w:szCs w:val="24"/>
+        </w:rPr>
+        <w:t>Requiere datos detallados y a menudo difíciles de obtener.</w:t>
+      </w:r>
+    </w:p>
+    <w:p>
+      <w:pPr>
+        <w:numPr>
+          <w:ilvl w:val="0"/>
+          <w:numId w:val="7"/>
+        </w:numPr>
+        <w:spacing w:before="100" w:beforeAutospacing="1" w:after="100" w:afterAutospacing="1" w:line="240" w:lineRule="auto"/>
+        <w:rPr>
+          <w:rFonts w:ascii="Times New Roman" w:hAnsi="Times New Roman" w:cs="Times New Roman"/>
+          <w:color w:val="000000" w:themeColor="text1"/>
+          <w:sz w:val="24"/>
+          <w:szCs w:val="24"/>
+        </w:rPr>
+      </w:pPr>
+      <w:r>
+        <w:rPr>
+          <w:rFonts w:ascii="Times New Roman" w:hAnsi="Times New Roman" w:cs="Times New Roman"/>
+          <w:color w:val="000000" w:themeColor="text1"/>
+          <w:sz w:val="24"/>
+          <w:szCs w:val="24"/>
+        </w:rPr>
+        <w:t>Puede ser costoso y complejo.</w:t>
+      </w:r>
+    </w:p>
+    <w:p>
+      <w:pPr>
+        <w:numPr>
+          <w:ilvl w:val="0"/>
+          <w:numId w:val="7"/>
+        </w:numPr>
+        <w:spacing w:before="100" w:beforeAutospacing="1" w:after="100" w:afterAutospacing="1" w:line="240" w:lineRule="auto"/>
+        <w:rPr>
+          <w:rFonts w:ascii="Times New Roman" w:hAnsi="Times New Roman" w:cs="Times New Roman"/>
+          <w:color w:val="000000" w:themeColor="text1"/>
+          <w:sz w:val="24"/>
+          <w:szCs w:val="24"/>
+        </w:rPr>
+      </w:pPr>
+      <w:r>
+        <w:rPr>
+          <w:rFonts w:ascii="Times New Roman" w:hAnsi="Times New Roman" w:cs="Times New Roman"/>
+          <w:color w:val="000000" w:themeColor="text1"/>
+          <w:sz w:val="24"/>
+          <w:szCs w:val="24"/>
+        </w:rPr>
+        <w:t>No siempre considera aspectos sociales.</w:t>
+      </w:r>
+    </w:p>
+    <w:p>
+      <w:pPr>
+        <w:pStyle w:val="Ttulo3"/>
+        <w:rPr>
+          <w:color w:val="000000" w:themeColor="text1"/>
+          <w:sz w:val="24"/>
+          <w:szCs w:val="24"/>
+        </w:rPr>
+      </w:pPr>
+      <w:r>
+        <w:rPr>
+          <w:rStyle w:val="Textoennegrita"/>
+          <w:b/>
+          <w:bCs/>
+          <w:color w:val="000000" w:themeColor="text1"/>
+          <w:sz w:val="24"/>
+          <w:szCs w:val="24"/>
+        </w:rPr>
+        <w:t>6. Principales Resultados</w:t>
+      </w:r>
+    </w:p>
+    <w:p>
+      <w:pPr>
+        <w:pStyle w:val="Ttulo4"/>
+        <w:rPr>
+          <w:rFonts w:ascii="Times New Roman" w:hAnsi="Times New Roman" w:cs="Times New Roman"/>
+          <w:color w:val="000000" w:themeColor="text1"/>
+          <w:sz w:val="24"/>
+          <w:szCs w:val="24"/>
+        </w:rPr>
+      </w:pPr>
+      <w:r>
+        <w:rPr>
+          <w:rStyle w:val="Textoennegrita"/>
+          <w:rFonts w:ascii="Times New Roman" w:hAnsi="Times New Roman" w:cs="Times New Roman"/>
+          <w:b w:val="0"/>
+          <w:bCs w:val="0"/>
+          <w:color w:val="000000" w:themeColor="text1"/>
+          <w:sz w:val="24"/>
+          <w:szCs w:val="24"/>
+        </w:rPr>
+        <w:t>Mundo</w:t>
+      </w:r>
+    </w:p>
+    <w:p>
+      <w:pPr>
+        <w:numPr>
+          <w:ilvl w:val="0"/>
+          <w:numId w:val="8"/>
+        </w:numPr>
+        <w:spacing w:before="100" w:beforeAutospacing="1" w:after="100" w:afterAutospacing="1" w:line="240" w:lineRule="auto"/>
+        <w:rPr>
+          <w:rFonts w:ascii="Times New Roman" w:hAnsi="Times New Roman" w:cs="Times New Roman"/>
+          <w:color w:val="000000" w:themeColor="text1"/>
+          <w:sz w:val="24"/>
+          <w:szCs w:val="24"/>
+        </w:rPr>
+      </w:pPr>
+      <w:r>
+        <w:rPr>
+          <w:rFonts w:ascii="Times New Roman" w:hAnsi="Times New Roman" w:cs="Times New Roman"/>
+          <w:color w:val="000000" w:themeColor="text1"/>
+          <w:sz w:val="24"/>
+          <w:szCs w:val="24"/>
+        </w:rPr>
+        <w:t>Implementación de LCA en certificaciones como Rainforest Alliance y Fair Trade.</w:t>
+      </w:r>
+    </w:p>
+    <w:p>
+      <w:pPr>
+        <w:numPr>
+          <w:ilvl w:val="0"/>
+          <w:numId w:val="8"/>
+        </w:numPr>
+        <w:spacing w:before="100" w:beforeAutospacing="1" w:after="100" w:afterAutospacing="1" w:line="240" w:lineRule="auto"/>
+        <w:rPr>
+          <w:rFonts w:ascii="Times New Roman" w:hAnsi="Times New Roman" w:cs="Times New Roman"/>
+          <w:color w:val="000000" w:themeColor="text1"/>
+          <w:sz w:val="24"/>
+          <w:szCs w:val="24"/>
+        </w:rPr>
+      </w:pPr>
+      <w:r>
+        <w:rPr>
+          <w:rFonts w:ascii="Times New Roman" w:hAnsi="Times New Roman" w:cs="Times New Roman"/>
+          <w:color w:val="000000" w:themeColor="text1"/>
+          <w:sz w:val="24"/>
+          <w:szCs w:val="24"/>
+        </w:rPr>
+        <w:t>Reducción de emisiones en el procesamiento de café en Europa.</w:t>
+      </w:r>
+    </w:p>
+    <w:p>
+      <w:pPr>
+        <w:pStyle w:val="Ttulo4"/>
+        <w:rPr>
+          <w:rFonts w:ascii="Times New Roman" w:hAnsi="Times New Roman" w:cs="Times New Roman"/>
+          <w:color w:val="000000" w:themeColor="text1"/>
+          <w:sz w:val="24"/>
+          <w:szCs w:val="24"/>
+        </w:rPr>
+      </w:pPr>
+      <w:r>
+        <w:rPr>
+          <w:rStyle w:val="Textoennegrita"/>
+          <w:rFonts w:ascii="Times New Roman" w:hAnsi="Times New Roman" w:cs="Times New Roman"/>
+          <w:b w:val="0"/>
+          <w:bCs w:val="0"/>
+          <w:color w:val="000000" w:themeColor="text1"/>
+          <w:sz w:val="24"/>
+          <w:szCs w:val="24"/>
+        </w:rPr>
+        <w:t>América Latina</w:t>
+      </w:r>
+    </w:p>
+    <w:p>
+      <w:pPr>
+        <w:numPr>
+          <w:ilvl w:val="0"/>
+          <w:numId w:val="9"/>
+        </w:numPr>
+        <w:spacing w:before="100" w:beforeAutospacing="1" w:after="100" w:afterAutospacing="1" w:line="240" w:lineRule="auto"/>
+        <w:rPr>
+          <w:rFonts w:ascii="Times New Roman" w:hAnsi="Times New Roman" w:cs="Times New Roman"/>
+          <w:color w:val="000000" w:themeColor="text1"/>
+          <w:sz w:val="24"/>
+          <w:szCs w:val="24"/>
+        </w:rPr>
+      </w:pPr>
+      <w:r>
+        <w:rPr>
+          <w:rFonts w:ascii="Times New Roman" w:hAnsi="Times New Roman" w:cs="Times New Roman"/>
+          <w:color w:val="000000" w:themeColor="text1"/>
+          <w:sz w:val="24"/>
+          <w:szCs w:val="24"/>
+        </w:rPr>
+        <w:t>Estudios sobre huella hídrica y de carbono en Brasil y Colombia.</w:t>
+      </w:r>
+    </w:p>
+    <w:p>
+      <w:pPr>
+        <w:numPr>
+          <w:ilvl w:val="0"/>
+          <w:numId w:val="9"/>
+        </w:numPr>
+        <w:spacing w:before="100" w:beforeAutospacing="1" w:after="100" w:afterAutospacing="1" w:line="240" w:lineRule="auto"/>
+        <w:rPr>
+          <w:rFonts w:ascii="Times New Roman" w:hAnsi="Times New Roman" w:cs="Times New Roman"/>
+          <w:color w:val="000000" w:themeColor="text1"/>
+          <w:sz w:val="24"/>
+          <w:szCs w:val="24"/>
+        </w:rPr>
+      </w:pPr>
+      <w:r>
+        <w:rPr>
+          <w:rFonts w:ascii="Times New Roman" w:hAnsi="Times New Roman" w:cs="Times New Roman"/>
+          <w:color w:val="000000" w:themeColor="text1"/>
+          <w:sz w:val="24"/>
+          <w:szCs w:val="24"/>
+        </w:rPr>
+        <w:t>Optimización del uso de fertilizantes en cafetales peruanos.</w:t>
+      </w:r>
+    </w:p>
+    <w:p>
+      <w:pPr>
+        <w:pStyle w:val="Ttulo4"/>
+        <w:rPr>
+          <w:rFonts w:ascii="Times New Roman" w:hAnsi="Times New Roman" w:cs="Times New Roman"/>
+          <w:color w:val="000000" w:themeColor="text1"/>
+          <w:sz w:val="24"/>
+          <w:szCs w:val="24"/>
+        </w:rPr>
+      </w:pPr>
+      <w:r>
+        <w:rPr>
+          <w:rStyle w:val="Textoennegrita"/>
+          <w:rFonts w:ascii="Times New Roman" w:hAnsi="Times New Roman" w:cs="Times New Roman"/>
+          <w:b w:val="0"/>
+          <w:bCs w:val="0"/>
+          <w:color w:val="000000" w:themeColor="text1"/>
+          <w:sz w:val="24"/>
+          <w:szCs w:val="24"/>
+        </w:rPr>
+        <w:t>México</w:t>
+      </w:r>
+    </w:p>
+    <w:p>
+      <w:pPr>
+        <w:numPr>
+          <w:ilvl w:val="0"/>
+          <w:numId w:val="10"/>
+        </w:numPr>
+        <w:spacing w:before="100" w:beforeAutospacing="1" w:after="100" w:afterAutospacing="1" w:line="240" w:lineRule="auto"/>
+        <w:rPr>
+          <w:rFonts w:ascii="Times New Roman" w:hAnsi="Times New Roman" w:cs="Times New Roman"/>
+          <w:color w:val="000000" w:themeColor="text1"/>
+          <w:sz w:val="24"/>
+          <w:szCs w:val="24"/>
+        </w:rPr>
+      </w:pPr>
+      <w:r>
+        <w:rPr>
+          <w:rFonts w:ascii="Times New Roman" w:hAnsi="Times New Roman" w:cs="Times New Roman"/>
+          <w:color w:val="000000" w:themeColor="text1"/>
+          <w:sz w:val="24"/>
+          <w:szCs w:val="24"/>
+        </w:rPr>
+        <w:t>Evaluaciones de impacto ambiental e</w:t>
+      </w:r>
+      <w:bookmarkStart w:id="0" w:name="_GoBack"/>
+      <w:bookmarkEnd w:id="0"/>
+      <w:r>
+        <w:rPr>
+          <w:rFonts w:ascii="Times New Roman" w:hAnsi="Times New Roman" w:cs="Times New Roman"/>
+          <w:color w:val="000000" w:themeColor="text1"/>
+          <w:sz w:val="24"/>
+          <w:szCs w:val="24"/>
+        </w:rPr>
+        <w:t>n cafetales de Veracruz y Chiapas.</w:t>
+      </w:r>
+    </w:p>
+    <w:p>
+      <w:pPr>
+        <w:numPr>
+          <w:ilvl w:val="0"/>
+          <w:numId w:val="10"/>
+        </w:numPr>
+        <w:spacing w:before="100" w:beforeAutospacing="1" w:after="100" w:afterAutospacing="1" w:line="240" w:lineRule="auto"/>
+        <w:rPr>
+          <w:rFonts w:ascii="Times New Roman" w:hAnsi="Times New Roman" w:cs="Times New Roman"/>
+          <w:color w:val="000000" w:themeColor="text1"/>
+          <w:sz w:val="24"/>
+          <w:szCs w:val="24"/>
+        </w:rPr>
+      </w:pPr>
+      <w:r>
+        <w:rPr>
+          <w:rFonts w:ascii="Times New Roman" w:hAnsi="Times New Roman" w:cs="Times New Roman"/>
+          <w:color w:val="000000" w:themeColor="text1"/>
+          <w:sz w:val="24"/>
+          <w:szCs w:val="24"/>
+        </w:rPr>
+        <w:t>Propuestas de mejora en procesos de beneficio húmedo</w:t>
+      </w:r>
+      <w:r>
+        <w:rPr>
+          <w:rFonts w:ascii="Times New Roman" w:hAnsi="Times New Roman" w:cs="Times New Roman"/>
+          <w:color w:val="000000" w:themeColor="text1"/>
+          <w:sz w:val="24"/>
+          <w:szCs w:val="24"/>
+        </w:rPr>
+        <w:t xml:space="preserve"> de cultivos agrícolas</w:t>
+      </w:r>
+      <w:r>
+        <w:rPr>
+          <w:rFonts w:ascii="Times New Roman" w:hAnsi="Times New Roman" w:cs="Times New Roman"/>
+          <w:color w:val="000000" w:themeColor="text1"/>
+          <w:sz w:val="24"/>
+          <w:szCs w:val="24"/>
+        </w:rPr>
+        <w:t>.</w:t>
+      </w:r>
+    </w:p>
+    <w:p>
+      <w:pPr>
+        <w:spacing w:after="0"/>
+        <w:rPr>
+          <w:rFonts w:ascii="Times New Roman" w:hAnsi="Times New Roman" w:cs="Times New Roman"/>
+          <w:color w:val="000000" w:themeColor="text1"/>
+          <w:sz w:val="24"/>
+          <w:szCs w:val="24"/>
+        </w:rPr>
+      </w:pPr>
+    </w:p>
+    <w:p>
+      <w:pPr>
+        <w:rPr>
+          <w:rStyle w:val="Textoennegrita"/>
+          <w:rFonts w:ascii="Times New Roman" w:eastAsiaTheme="majorEastAsia" w:hAnsi="Times New Roman" w:cs="Times New Roman"/>
+          <w:bCs w:val="0"/>
+          <w:color w:val="000000" w:themeColor="text1"/>
+          <w:sz w:val="24"/>
+          <w:szCs w:val="24"/>
+        </w:rPr>
+      </w:pPr>
+      <w:r>
+        <w:rPr>
+          <w:rStyle w:val="Textoennegrita"/>
+          <w:rFonts w:ascii="Times New Roman" w:hAnsi="Times New Roman" w:cs="Times New Roman"/>
+          <w:bCs w:val="0"/>
+          <w:color w:val="000000" w:themeColor="text1"/>
+          <w:sz w:val="24"/>
+          <w:szCs w:val="24"/>
+        </w:rPr>
+        <w:br w:type="page"/>
+      </w:r>
+    </w:p>
+    <w:p>
+      <w:pPr>
+        <w:pStyle w:val="Ttulo2"/>
+        <w:rPr>
+          <w:rStyle w:val="Textoennegrita"/>
+          <w:rFonts w:ascii="Times New Roman" w:hAnsi="Times New Roman" w:cs="Times New Roman"/>
+          <w:bCs w:val="0"/>
+          <w:color w:val="000000" w:themeColor="text1"/>
+          <w:sz w:val="24"/>
+          <w:szCs w:val="24"/>
+        </w:rPr>
+      </w:pPr>
+      <w:r>
+        <w:rPr>
+          <w:rStyle w:val="Textoennegrita"/>
+          <w:rFonts w:ascii="Times New Roman" w:hAnsi="Times New Roman" w:cs="Times New Roman"/>
+          <w:bCs w:val="0"/>
+          <w:color w:val="000000" w:themeColor="text1"/>
+          <w:sz w:val="24"/>
+          <w:szCs w:val="24"/>
+        </w:rPr>
+        <w:lastRenderedPageBreak/>
+        <w:t>Análisis Envolvente de Datos (DEA)</w:t>
+      </w:r>
+    </w:p>
+    <w:p/>
+    <w:p>
+      <w:pPr>
+        <w:jc w:val="center"/>
+      </w:pPr>
+      <w:r>
+        <w:rPr>
+          <w:lang w:val="es-MX" w:eastAsia="es-MX"/>
+        </w:rPr>
+        <w:drawing>
+          <wp:inline distT="0" distB="0" distL="0" distR="0">
+            <wp:extent cx="3810000" cy="2857500"/>
+            <wp:effectExtent l="0" t="0" r="0" b="0"/>
+            <wp:docPr id="20" name="Imagen 20" descr="C:\Users\USER\Documents\Ecoeficiencia combinado con LCA y DEA\posts\Imagenes ok\DEA 1.png"/>
+            <wp:cNvGraphicFramePr>
+              <a:graphicFrameLocks xmlns:a="http://schemas.openxmlformats.org/drawingml/2006/main" noChangeAspect="1"/>
+            </wp:cNvGraphicFramePr>
+            <a:graphic xmlns:a="http://schemas.openxmlformats.org/drawingml/2006/main">
+              <a:graphicData uri="http://schemas.openxmlformats.org/drawingml/2006/picture">
+                <pic:pic xmlns:pic="http://schemas.openxmlformats.org/drawingml/2006/picture">
+                  <pic:nvPicPr>
+                    <pic:cNvPr id="0" name="Picture 8" descr="C:\Users\USER\Documents\Ecoeficiencia combinado con LCA y DEA\posts\Imagenes ok\DEA 1.png"/>
+                    <pic:cNvPicPr>
+                      <a:picLocks noChangeAspect="1" noChangeArrowheads="1"/>
+                    </pic:cNvPicPr>
+                  </pic:nvPicPr>
+                  <pic:blipFill>
+                    <a:blip r:embed="rId38">
                       <a:extLst>
                         <a:ext uri="{28A0092B-C50C-407E-A947-70E740481C1C}">
                           <a14:useLocalDpi xmlns:a14="http://schemas.microsoft.com/office/drawing/2010/main" val="0"/>
@@ -7406,704 +8975,6 @@
           <w:sz w:val="24"/>
           <w:szCs w:val="24"/>
         </w:rPr>
-        <w:t>3. Metodologías Comunes</w:t>
-      </w:r>
-    </w:p>
-    <w:p>
-      <w:pPr>
-        <w:numPr>
-          <w:ilvl w:val="0"/>
-          <w:numId w:val="5"/>
-        </w:numPr>
-        <w:spacing w:before="100" w:beforeAutospacing="1" w:after="100" w:afterAutospacing="1" w:line="240" w:lineRule="auto"/>
-        <w:rPr>
-          <w:rFonts w:ascii="Times New Roman" w:hAnsi="Times New Roman" w:cs="Times New Roman"/>
-          <w:color w:val="000000" w:themeColor="text1"/>
-          <w:sz w:val="24"/>
-          <w:szCs w:val="24"/>
-        </w:rPr>
-      </w:pPr>
-      <w:r>
-        <w:rPr>
-          <w:rStyle w:val="Textoennegrita"/>
-          <w:rFonts w:ascii="Times New Roman" w:hAnsi="Times New Roman" w:cs="Times New Roman"/>
-          <w:color w:val="000000" w:themeColor="text1"/>
-          <w:sz w:val="24"/>
-          <w:szCs w:val="24"/>
-        </w:rPr>
-        <w:t>Enfoque de Cuna a Puerta:</w:t>
-      </w:r>
-      <w:r>
-        <w:rPr>
-          <w:rFonts w:ascii="Times New Roman" w:hAnsi="Times New Roman" w:cs="Times New Roman"/>
-          <w:color w:val="000000" w:themeColor="text1"/>
-          <w:sz w:val="24"/>
-          <w:szCs w:val="24"/>
-        </w:rPr>
-        <w:t xml:space="preserve"> Analiza desde la producción hasta la salida del producto de la finca.</w:t>
-      </w:r>
-    </w:p>
-    <w:p>
-      <w:pPr>
-        <w:numPr>
-          <w:ilvl w:val="0"/>
-          <w:numId w:val="5"/>
-        </w:numPr>
-        <w:spacing w:before="100" w:beforeAutospacing="1" w:after="100" w:afterAutospacing="1" w:line="240" w:lineRule="auto"/>
-        <w:rPr>
-          <w:rFonts w:ascii="Times New Roman" w:hAnsi="Times New Roman" w:cs="Times New Roman"/>
-          <w:color w:val="000000" w:themeColor="text1"/>
-          <w:sz w:val="24"/>
-          <w:szCs w:val="24"/>
-        </w:rPr>
-      </w:pPr>
-      <w:r>
-        <w:rPr>
-          <w:rStyle w:val="Textoennegrita"/>
-          <w:rFonts w:ascii="Times New Roman" w:hAnsi="Times New Roman" w:cs="Times New Roman"/>
-          <w:color w:val="000000" w:themeColor="text1"/>
-          <w:sz w:val="24"/>
-          <w:szCs w:val="24"/>
-        </w:rPr>
-        <w:lastRenderedPageBreak/>
-        <w:t>Enfoque de Cuna a Tumba:</w:t>
-      </w:r>
-      <w:r>
-        <w:rPr>
-          <w:rFonts w:ascii="Times New Roman" w:hAnsi="Times New Roman" w:cs="Times New Roman"/>
-          <w:color w:val="000000" w:themeColor="text1"/>
-          <w:sz w:val="24"/>
-          <w:szCs w:val="24"/>
-        </w:rPr>
-        <w:t xml:space="preserve"> Considera toda la vida del producto, incluyendo su disposición final.</w:t>
-      </w:r>
-    </w:p>
-    <w:p>
-      <w:pPr>
-        <w:spacing w:before="100" w:beforeAutospacing="1" w:after="100" w:afterAutospacing="1" w:line="240" w:lineRule="auto"/>
-        <w:ind w:left="720"/>
-        <w:rPr>
-          <w:rFonts w:ascii="Times New Roman" w:hAnsi="Times New Roman" w:cs="Times New Roman"/>
-          <w:color w:val="000000" w:themeColor="text1"/>
-          <w:sz w:val="24"/>
-          <w:szCs w:val="24"/>
-        </w:rPr>
-      </w:pPr>
-      <w:r>
-        <w:rPr>
-          <w:rFonts w:ascii="Times New Roman" w:hAnsi="Times New Roman" w:cs="Times New Roman"/>
-          <w:color w:val="000000" w:themeColor="text1"/>
-          <w:sz w:val="24"/>
-          <w:szCs w:val="24"/>
-          <w:lang w:val="es-MX" w:eastAsia="es-MX"/>
-        </w:rPr>
-        <w:drawing>
-          <wp:inline distT="0" distB="0" distL="0" distR="0">
-            <wp:extent cx="4902200" cy="2857500"/>
-            <wp:effectExtent l="0" t="0" r="0" b="0"/>
-            <wp:docPr id="18" name="Imagen 18" descr="C:\Users\USER\Documents\Ecoeficiencia combinado con LCA y DEA\posts\Imagenes ok\LCA 3.png"/>
-            <wp:cNvGraphicFramePr>
-              <a:graphicFrameLocks xmlns:a="http://schemas.openxmlformats.org/drawingml/2006/main" noChangeAspect="1"/>
-            </wp:cNvGraphicFramePr>
-            <a:graphic xmlns:a="http://schemas.openxmlformats.org/drawingml/2006/main">
-              <a:graphicData uri="http://schemas.openxmlformats.org/drawingml/2006/picture">
-                <pic:pic xmlns:pic="http://schemas.openxmlformats.org/drawingml/2006/picture">
-                  <pic:nvPicPr>
-                    <pic:cNvPr id="0" name="Picture 6" descr="C:\Users\USER\Documents\Ecoeficiencia combinado con LCA y DEA\posts\Imagenes ok\LCA 3.png"/>
-                    <pic:cNvPicPr>
-                      <a:picLocks noChangeAspect="1" noChangeArrowheads="1"/>
-                    </pic:cNvPicPr>
-                  </pic:nvPicPr>
-                  <pic:blipFill>
-                    <a:blip r:embed="rId36">
-                      <a:extLst>
-                        <a:ext uri="{28A0092B-C50C-407E-A947-70E740481C1C}">
-                          <a14:useLocalDpi xmlns:a14="http://schemas.microsoft.com/office/drawing/2010/main" val="0"/>
-                        </a:ext>
-                      </a:extLst>
-                    </a:blip>
-                    <a:srcRect/>
-                    <a:stretch>
-                      <a:fillRect/>
-                    </a:stretch>
-                  </pic:blipFill>
-                  <pic:spPr bwMode="auto">
-                    <a:xfrm>
-                      <a:off x="0" y="0"/>
-                      <a:ext cx="4902200" cy="2857500"/>
-                    </a:xfrm>
-                    <a:prstGeom prst="rect">
-                      <a:avLst/>
-                    </a:prstGeom>
-                    <a:noFill/>
-                    <a:ln>
-                      <a:noFill/>
-                    </a:ln>
-                  </pic:spPr>
-                </pic:pic>
-              </a:graphicData>
-            </a:graphic>
-          </wp:inline>
-        </w:drawing>
-      </w:r>
-    </w:p>
-    <w:p>
-      <w:pPr>
-        <w:pStyle w:val="Ttulo3"/>
-        <w:rPr>
-          <w:color w:val="000000" w:themeColor="text1"/>
-          <w:sz w:val="24"/>
-          <w:szCs w:val="24"/>
-        </w:rPr>
-      </w:pPr>
-      <w:r>
-        <w:rPr>
-          <w:rStyle w:val="Textoennegrita"/>
-          <w:b/>
-          <w:bCs/>
-          <w:color w:val="000000" w:themeColor="text1"/>
-          <w:sz w:val="24"/>
-          <w:szCs w:val="24"/>
-        </w:rPr>
-        <w:t>4. Tendencias Actuales</w:t>
-      </w:r>
-    </w:p>
-    <w:p>
-      <w:pPr>
-        <w:numPr>
-          <w:ilvl w:val="0"/>
-          <w:numId w:val="6"/>
-        </w:numPr>
-        <w:spacing w:before="100" w:beforeAutospacing="1" w:after="100" w:afterAutospacing="1" w:line="240" w:lineRule="auto"/>
-        <w:rPr>
-          <w:rFonts w:ascii="Times New Roman" w:hAnsi="Times New Roman" w:cs="Times New Roman"/>
-          <w:color w:val="000000" w:themeColor="text1"/>
-          <w:sz w:val="24"/>
-          <w:szCs w:val="24"/>
-        </w:rPr>
-      </w:pPr>
-      <w:r>
-        <w:rPr>
-          <w:rFonts w:ascii="Times New Roman" w:hAnsi="Times New Roman" w:cs="Times New Roman"/>
-          <w:color w:val="000000" w:themeColor="text1"/>
-          <w:sz w:val="24"/>
-          <w:szCs w:val="24"/>
-        </w:rPr>
-        <w:t>Uso de bases de datos específicas para cultivos tropicales.</w:t>
-      </w:r>
-    </w:p>
-    <w:p>
-      <w:pPr>
-        <w:numPr>
-          <w:ilvl w:val="0"/>
-          <w:numId w:val="6"/>
-        </w:numPr>
-        <w:spacing w:before="100" w:beforeAutospacing="1" w:after="100" w:afterAutospacing="1" w:line="240" w:lineRule="auto"/>
-        <w:rPr>
-          <w:rFonts w:ascii="Times New Roman" w:hAnsi="Times New Roman" w:cs="Times New Roman"/>
-          <w:color w:val="000000" w:themeColor="text1"/>
-          <w:sz w:val="24"/>
-          <w:szCs w:val="24"/>
-        </w:rPr>
-      </w:pPr>
-      <w:r>
-        <w:rPr>
-          <w:rFonts w:ascii="Times New Roman" w:hAnsi="Times New Roman" w:cs="Times New Roman"/>
-          <w:color w:val="000000" w:themeColor="text1"/>
-          <w:sz w:val="24"/>
-          <w:szCs w:val="24"/>
-        </w:rPr>
-        <w:t>Integración con modelos de cambio climático.</w:t>
-      </w:r>
-    </w:p>
-    <w:p>
-      <w:pPr>
-        <w:numPr>
-          <w:ilvl w:val="0"/>
-          <w:numId w:val="6"/>
-        </w:numPr>
-        <w:spacing w:before="100" w:beforeAutospacing="1" w:after="100" w:afterAutospacing="1" w:line="240" w:lineRule="auto"/>
-        <w:rPr>
-          <w:rFonts w:ascii="Times New Roman" w:hAnsi="Times New Roman" w:cs="Times New Roman"/>
-          <w:color w:val="000000" w:themeColor="text1"/>
-          <w:sz w:val="24"/>
-          <w:szCs w:val="24"/>
-        </w:rPr>
-      </w:pPr>
-      <w:r>
-        <w:rPr>
-          <w:rFonts w:ascii="Times New Roman" w:hAnsi="Times New Roman" w:cs="Times New Roman"/>
-          <w:color w:val="000000" w:themeColor="text1"/>
-          <w:sz w:val="24"/>
-          <w:szCs w:val="24"/>
-        </w:rPr>
-        <w:t>Análisis de escenarios para la reducción de emisiones.</w:t>
-      </w:r>
-    </w:p>
-    <w:p>
-      <w:pPr>
-        <w:pStyle w:val="Ttulo3"/>
-        <w:rPr>
-          <w:color w:val="000000" w:themeColor="text1"/>
-          <w:sz w:val="24"/>
-          <w:szCs w:val="24"/>
-        </w:rPr>
-      </w:pPr>
-      <w:r>
-        <w:rPr>
-          <w:rStyle w:val="Textoennegrita"/>
-          <w:b/>
-          <w:bCs/>
-          <w:color w:val="000000" w:themeColor="text1"/>
-          <w:sz w:val="24"/>
-          <w:szCs w:val="24"/>
-        </w:rPr>
-        <w:t>5. Limitaciones</w:t>
-      </w:r>
-    </w:p>
-    <w:p>
-      <w:pPr>
-        <w:numPr>
-          <w:ilvl w:val="0"/>
-          <w:numId w:val="7"/>
-        </w:numPr>
-        <w:spacing w:before="100" w:beforeAutospacing="1" w:after="100" w:afterAutospacing="1" w:line="240" w:lineRule="auto"/>
-        <w:rPr>
-          <w:rFonts w:ascii="Times New Roman" w:hAnsi="Times New Roman" w:cs="Times New Roman"/>
-          <w:color w:val="000000" w:themeColor="text1"/>
-          <w:sz w:val="24"/>
-          <w:szCs w:val="24"/>
-        </w:rPr>
-      </w:pPr>
-      <w:r>
-        <w:rPr>
-          <w:rFonts w:ascii="Times New Roman" w:hAnsi="Times New Roman" w:cs="Times New Roman"/>
-          <w:color w:val="000000" w:themeColor="text1"/>
-          <w:sz w:val="24"/>
-          <w:szCs w:val="24"/>
-        </w:rPr>
-        <w:t>Requiere datos detallados y a menudo difíciles de obtener.</w:t>
-      </w:r>
-    </w:p>
-    <w:p>
-      <w:pPr>
-        <w:numPr>
-          <w:ilvl w:val="0"/>
-          <w:numId w:val="7"/>
-        </w:numPr>
-        <w:spacing w:before="100" w:beforeAutospacing="1" w:after="100" w:afterAutospacing="1" w:line="240" w:lineRule="auto"/>
-        <w:rPr>
-          <w:rFonts w:ascii="Times New Roman" w:hAnsi="Times New Roman" w:cs="Times New Roman"/>
-          <w:color w:val="000000" w:themeColor="text1"/>
-          <w:sz w:val="24"/>
-          <w:szCs w:val="24"/>
-        </w:rPr>
-      </w:pPr>
-      <w:r>
-        <w:rPr>
-          <w:rFonts w:ascii="Times New Roman" w:hAnsi="Times New Roman" w:cs="Times New Roman"/>
-          <w:color w:val="000000" w:themeColor="text1"/>
-          <w:sz w:val="24"/>
-          <w:szCs w:val="24"/>
-        </w:rPr>
-        <w:t>Puede ser costoso y complejo.</w:t>
-      </w:r>
-    </w:p>
-    <w:p>
-      <w:pPr>
-        <w:numPr>
-          <w:ilvl w:val="0"/>
-          <w:numId w:val="7"/>
-        </w:numPr>
-        <w:spacing w:before="100" w:beforeAutospacing="1" w:after="100" w:afterAutospacing="1" w:line="240" w:lineRule="auto"/>
-        <w:rPr>
-          <w:rFonts w:ascii="Times New Roman" w:hAnsi="Times New Roman" w:cs="Times New Roman"/>
-          <w:color w:val="000000" w:themeColor="text1"/>
-          <w:sz w:val="24"/>
-          <w:szCs w:val="24"/>
-        </w:rPr>
-      </w:pPr>
-      <w:r>
-        <w:rPr>
-          <w:rFonts w:ascii="Times New Roman" w:hAnsi="Times New Roman" w:cs="Times New Roman"/>
-          <w:color w:val="000000" w:themeColor="text1"/>
-          <w:sz w:val="24"/>
-          <w:szCs w:val="24"/>
-        </w:rPr>
-        <w:t>No siempre considera aspectos sociales.</w:t>
-      </w:r>
-    </w:p>
-    <w:p>
-      <w:pPr>
-        <w:pStyle w:val="Ttulo3"/>
-        <w:rPr>
-          <w:color w:val="000000" w:themeColor="text1"/>
-          <w:sz w:val="24"/>
-          <w:szCs w:val="24"/>
-        </w:rPr>
-      </w:pPr>
-      <w:r>
-        <w:rPr>
-          <w:rStyle w:val="Textoennegrita"/>
-          <w:b/>
-          <w:bCs/>
-          <w:color w:val="000000" w:themeColor="text1"/>
-          <w:sz w:val="24"/>
-          <w:szCs w:val="24"/>
-        </w:rPr>
-        <w:t>6. Principales Resultados</w:t>
-      </w:r>
-    </w:p>
-    <w:p>
-      <w:pPr>
-        <w:pStyle w:val="Ttulo4"/>
-        <w:rPr>
-          <w:rFonts w:ascii="Times New Roman" w:hAnsi="Times New Roman" w:cs="Times New Roman"/>
-          <w:color w:val="000000" w:themeColor="text1"/>
-          <w:sz w:val="24"/>
-          <w:szCs w:val="24"/>
-        </w:rPr>
-      </w:pPr>
-      <w:r>
-        <w:rPr>
-          <w:rStyle w:val="Textoennegrita"/>
-          <w:rFonts w:ascii="Times New Roman" w:hAnsi="Times New Roman" w:cs="Times New Roman"/>
-          <w:b w:val="0"/>
-          <w:bCs w:val="0"/>
-          <w:color w:val="000000" w:themeColor="text1"/>
-          <w:sz w:val="24"/>
-          <w:szCs w:val="24"/>
-        </w:rPr>
-        <w:t>Mundo</w:t>
-      </w:r>
-    </w:p>
-    <w:p>
-      <w:pPr>
-        <w:numPr>
-          <w:ilvl w:val="0"/>
-          <w:numId w:val="8"/>
-        </w:numPr>
-        <w:spacing w:before="100" w:beforeAutospacing="1" w:after="100" w:afterAutospacing="1" w:line="240" w:lineRule="auto"/>
-        <w:rPr>
-          <w:rFonts w:ascii="Times New Roman" w:hAnsi="Times New Roman" w:cs="Times New Roman"/>
-          <w:color w:val="000000" w:themeColor="text1"/>
-          <w:sz w:val="24"/>
-          <w:szCs w:val="24"/>
-        </w:rPr>
-      </w:pPr>
-      <w:r>
-        <w:rPr>
-          <w:rFonts w:ascii="Times New Roman" w:hAnsi="Times New Roman" w:cs="Times New Roman"/>
-          <w:color w:val="000000" w:themeColor="text1"/>
-          <w:sz w:val="24"/>
-          <w:szCs w:val="24"/>
-        </w:rPr>
-        <w:t>Implementación de LCA en certificaciones como Rainforest Alliance y Fair Trade.</w:t>
-      </w:r>
-    </w:p>
-    <w:p>
-      <w:pPr>
-        <w:numPr>
-          <w:ilvl w:val="0"/>
-          <w:numId w:val="8"/>
-        </w:numPr>
-        <w:spacing w:before="100" w:beforeAutospacing="1" w:after="100" w:afterAutospacing="1" w:line="240" w:lineRule="auto"/>
-        <w:rPr>
-          <w:rFonts w:ascii="Times New Roman" w:hAnsi="Times New Roman" w:cs="Times New Roman"/>
-          <w:color w:val="000000" w:themeColor="text1"/>
-          <w:sz w:val="24"/>
-          <w:szCs w:val="24"/>
-        </w:rPr>
-      </w:pPr>
-      <w:r>
-        <w:rPr>
-          <w:rFonts w:ascii="Times New Roman" w:hAnsi="Times New Roman" w:cs="Times New Roman"/>
-          <w:color w:val="000000" w:themeColor="text1"/>
-          <w:sz w:val="24"/>
-          <w:szCs w:val="24"/>
-        </w:rPr>
-        <w:t>Reducción de emisiones en el procesamiento de café en Europa.</w:t>
-      </w:r>
-    </w:p>
-    <w:p>
-      <w:pPr>
-        <w:pStyle w:val="Ttulo4"/>
-        <w:rPr>
-          <w:rFonts w:ascii="Times New Roman" w:hAnsi="Times New Roman" w:cs="Times New Roman"/>
-          <w:color w:val="000000" w:themeColor="text1"/>
-          <w:sz w:val="24"/>
-          <w:szCs w:val="24"/>
-        </w:rPr>
-      </w:pPr>
-      <w:r>
-        <w:rPr>
-          <w:rStyle w:val="Textoennegrita"/>
-          <w:rFonts w:ascii="Times New Roman" w:hAnsi="Times New Roman" w:cs="Times New Roman"/>
-          <w:b w:val="0"/>
-          <w:bCs w:val="0"/>
-          <w:color w:val="000000" w:themeColor="text1"/>
-          <w:sz w:val="24"/>
-          <w:szCs w:val="24"/>
-        </w:rPr>
-        <w:t>América Latina</w:t>
-      </w:r>
-    </w:p>
-    <w:p>
-      <w:pPr>
-        <w:numPr>
-          <w:ilvl w:val="0"/>
-          <w:numId w:val="9"/>
-        </w:numPr>
-        <w:spacing w:before="100" w:beforeAutospacing="1" w:after="100" w:afterAutospacing="1" w:line="240" w:lineRule="auto"/>
-        <w:rPr>
-          <w:rFonts w:ascii="Times New Roman" w:hAnsi="Times New Roman" w:cs="Times New Roman"/>
-          <w:color w:val="000000" w:themeColor="text1"/>
-          <w:sz w:val="24"/>
-          <w:szCs w:val="24"/>
-        </w:rPr>
-      </w:pPr>
-      <w:r>
-        <w:rPr>
-          <w:rFonts w:ascii="Times New Roman" w:hAnsi="Times New Roman" w:cs="Times New Roman"/>
-          <w:color w:val="000000" w:themeColor="text1"/>
-          <w:sz w:val="24"/>
-          <w:szCs w:val="24"/>
-        </w:rPr>
-        <w:t>Estudios sobre huella hídrica y de carbono en Brasil y Colombia.</w:t>
-      </w:r>
-    </w:p>
-    <w:p>
-      <w:pPr>
-        <w:numPr>
-          <w:ilvl w:val="0"/>
-          <w:numId w:val="9"/>
-        </w:numPr>
-        <w:spacing w:before="100" w:beforeAutospacing="1" w:after="100" w:afterAutospacing="1" w:line="240" w:lineRule="auto"/>
-        <w:rPr>
-          <w:rFonts w:ascii="Times New Roman" w:hAnsi="Times New Roman" w:cs="Times New Roman"/>
-          <w:color w:val="000000" w:themeColor="text1"/>
-          <w:sz w:val="24"/>
-          <w:szCs w:val="24"/>
-        </w:rPr>
-      </w:pPr>
-      <w:r>
-        <w:rPr>
-          <w:rFonts w:ascii="Times New Roman" w:hAnsi="Times New Roman" w:cs="Times New Roman"/>
-          <w:color w:val="000000" w:themeColor="text1"/>
-          <w:sz w:val="24"/>
-          <w:szCs w:val="24"/>
-        </w:rPr>
-        <w:t>Optimización del uso de fertilizantes en cafetales peruanos.</w:t>
-      </w:r>
-    </w:p>
-    <w:p>
-      <w:pPr>
-        <w:pStyle w:val="Ttulo4"/>
-        <w:rPr>
-          <w:rFonts w:ascii="Times New Roman" w:hAnsi="Times New Roman" w:cs="Times New Roman"/>
-          <w:color w:val="000000" w:themeColor="text1"/>
-          <w:sz w:val="24"/>
-          <w:szCs w:val="24"/>
-        </w:rPr>
-      </w:pPr>
-      <w:r>
-        <w:rPr>
-          <w:rStyle w:val="Textoennegrita"/>
-          <w:rFonts w:ascii="Times New Roman" w:hAnsi="Times New Roman" w:cs="Times New Roman"/>
-          <w:b w:val="0"/>
-          <w:bCs w:val="0"/>
-          <w:color w:val="000000" w:themeColor="text1"/>
-          <w:sz w:val="24"/>
-          <w:szCs w:val="24"/>
-        </w:rPr>
-        <w:lastRenderedPageBreak/>
-        <w:t>México</w:t>
-      </w:r>
-    </w:p>
-    <w:p>
-      <w:pPr>
-        <w:numPr>
-          <w:ilvl w:val="0"/>
-          <w:numId w:val="10"/>
-        </w:numPr>
-        <w:spacing w:before="100" w:beforeAutospacing="1" w:after="100" w:afterAutospacing="1" w:line="240" w:lineRule="auto"/>
-        <w:rPr>
-          <w:rFonts w:ascii="Times New Roman" w:hAnsi="Times New Roman" w:cs="Times New Roman"/>
-          <w:color w:val="000000" w:themeColor="text1"/>
-          <w:sz w:val="24"/>
-          <w:szCs w:val="24"/>
-        </w:rPr>
-      </w:pPr>
-      <w:r>
-        <w:rPr>
-          <w:rFonts w:ascii="Times New Roman" w:hAnsi="Times New Roman" w:cs="Times New Roman"/>
-          <w:color w:val="000000" w:themeColor="text1"/>
-          <w:sz w:val="24"/>
-          <w:szCs w:val="24"/>
-        </w:rPr>
-        <w:t>Evaluaciones de impacto ambiental en cafetales de Veracruz y Chiapas.</w:t>
-      </w:r>
-    </w:p>
-    <w:p>
-      <w:pPr>
-        <w:numPr>
-          <w:ilvl w:val="0"/>
-          <w:numId w:val="10"/>
-        </w:numPr>
-        <w:spacing w:before="100" w:beforeAutospacing="1" w:after="100" w:afterAutospacing="1" w:line="240" w:lineRule="auto"/>
-        <w:rPr>
-          <w:rFonts w:ascii="Times New Roman" w:hAnsi="Times New Roman" w:cs="Times New Roman"/>
-          <w:color w:val="000000" w:themeColor="text1"/>
-          <w:sz w:val="24"/>
-          <w:szCs w:val="24"/>
-        </w:rPr>
-      </w:pPr>
-      <w:r>
-        <w:rPr>
-          <w:rFonts w:ascii="Times New Roman" w:hAnsi="Times New Roman" w:cs="Times New Roman"/>
-          <w:color w:val="000000" w:themeColor="text1"/>
-          <w:sz w:val="24"/>
-          <w:szCs w:val="24"/>
-        </w:rPr>
-        <w:t>Propuestas de mejora en procesos de beneficio húmedo.</w:t>
-      </w:r>
-    </w:p>
-    <w:p>
-      <w:pPr>
-        <w:spacing w:after="0"/>
-        <w:rPr>
-          <w:rFonts w:ascii="Times New Roman" w:hAnsi="Times New Roman" w:cs="Times New Roman"/>
-          <w:color w:val="000000" w:themeColor="text1"/>
-          <w:sz w:val="24"/>
-          <w:szCs w:val="24"/>
-        </w:rPr>
-      </w:pPr>
-    </w:p>
-    <w:p>
-      <w:pPr>
-        <w:rPr>
-          <w:rStyle w:val="Textoennegrita"/>
-          <w:rFonts w:ascii="Times New Roman" w:eastAsiaTheme="majorEastAsia" w:hAnsi="Times New Roman" w:cs="Times New Roman"/>
-          <w:bCs w:val="0"/>
-          <w:color w:val="000000" w:themeColor="text1"/>
-          <w:sz w:val="24"/>
-          <w:szCs w:val="24"/>
-        </w:rPr>
-      </w:pPr>
-      <w:r>
-        <w:rPr>
-          <w:rStyle w:val="Textoennegrita"/>
-          <w:rFonts w:ascii="Times New Roman" w:hAnsi="Times New Roman" w:cs="Times New Roman"/>
-          <w:bCs w:val="0"/>
-          <w:color w:val="000000" w:themeColor="text1"/>
-          <w:sz w:val="24"/>
-          <w:szCs w:val="24"/>
-        </w:rPr>
-        <w:br w:type="page"/>
-      </w:r>
-    </w:p>
-    <w:p>
-      <w:pPr>
-        <w:pStyle w:val="Ttulo2"/>
-        <w:rPr>
-          <w:rStyle w:val="Textoennegrita"/>
-          <w:rFonts w:ascii="Times New Roman" w:hAnsi="Times New Roman" w:cs="Times New Roman"/>
-          <w:bCs w:val="0"/>
-          <w:color w:val="000000" w:themeColor="text1"/>
-          <w:sz w:val="24"/>
-          <w:szCs w:val="24"/>
-        </w:rPr>
-      </w:pPr>
-      <w:r>
-        <w:rPr>
-          <w:rStyle w:val="Textoennegrita"/>
-          <w:rFonts w:ascii="Times New Roman" w:hAnsi="Times New Roman" w:cs="Times New Roman"/>
-          <w:bCs w:val="0"/>
-          <w:color w:val="000000" w:themeColor="text1"/>
-          <w:sz w:val="24"/>
-          <w:szCs w:val="24"/>
-        </w:rPr>
-        <w:lastRenderedPageBreak/>
-        <w:t>Análisis Envolvente de Datos (DEA)</w:t>
-      </w:r>
-    </w:p>
-    <w:p/>
-    <w:p>
-      <w:pPr>
-        <w:jc w:val="center"/>
-      </w:pPr>
-      <w:r>
-        <w:rPr>
-          <w:lang w:val="es-MX" w:eastAsia="es-MX"/>
-        </w:rPr>
-        <w:drawing>
-          <wp:inline distT="0" distB="0" distL="0" distR="0">
-            <wp:extent cx="3810000" cy="2857500"/>
-            <wp:effectExtent l="0" t="0" r="0" b="0"/>
-            <wp:docPr id="20" name="Imagen 20" descr="C:\Users\USER\Documents\Ecoeficiencia combinado con LCA y DEA\posts\Imagenes ok\DEA 1.png"/>
-            <wp:cNvGraphicFramePr>
-              <a:graphicFrameLocks xmlns:a="http://schemas.openxmlformats.org/drawingml/2006/main" noChangeAspect="1"/>
-            </wp:cNvGraphicFramePr>
-            <a:graphic xmlns:a="http://schemas.openxmlformats.org/drawingml/2006/main">
-              <a:graphicData uri="http://schemas.openxmlformats.org/drawingml/2006/picture">
-                <pic:pic xmlns:pic="http://schemas.openxmlformats.org/drawingml/2006/picture">
-                  <pic:nvPicPr>
-                    <pic:cNvPr id="0" name="Picture 8" descr="C:\Users\USER\Documents\Ecoeficiencia combinado con LCA y DEA\posts\Imagenes ok\DEA 1.png"/>
-                    <pic:cNvPicPr>
-                      <a:picLocks noChangeAspect="1" noChangeArrowheads="1"/>
-                    </pic:cNvPicPr>
-                  </pic:nvPicPr>
-                  <pic:blipFill>
-                    <a:blip r:embed="rId37">
-                      <a:extLst>
-                        <a:ext uri="{28A0092B-C50C-407E-A947-70E740481C1C}">
-                          <a14:useLocalDpi xmlns:a14="http://schemas.microsoft.com/office/drawing/2010/main" val="0"/>
-                        </a:ext>
-                      </a:extLst>
-                    </a:blip>
-                    <a:srcRect/>
-                    <a:stretch>
-                      <a:fillRect/>
-                    </a:stretch>
-                  </pic:blipFill>
-                  <pic:spPr bwMode="auto">
-                    <a:xfrm>
-                      <a:off x="0" y="0"/>
-                      <a:ext cx="3810000" cy="2857500"/>
-                    </a:xfrm>
-                    <a:prstGeom prst="rect">
-                      <a:avLst/>
-                    </a:prstGeom>
-                    <a:noFill/>
-                    <a:ln>
-                      <a:noFill/>
-                    </a:ln>
-                  </pic:spPr>
-                </pic:pic>
-              </a:graphicData>
-            </a:graphic>
-          </wp:inline>
-        </w:drawing>
-      </w:r>
-    </w:p>
-    <w:p>
-      <w:pPr>
-        <w:pStyle w:val="Ttulo3"/>
-        <w:rPr>
-          <w:color w:val="000000" w:themeColor="text1"/>
-          <w:sz w:val="24"/>
-          <w:szCs w:val="24"/>
-        </w:rPr>
-      </w:pPr>
-      <w:r>
-        <w:rPr>
-          <w:rStyle w:val="Textoennegrita"/>
-          <w:b/>
-          <w:bCs/>
-          <w:color w:val="000000" w:themeColor="text1"/>
-          <w:sz w:val="24"/>
-          <w:szCs w:val="24"/>
-        </w:rPr>
         <w:t>Ventana principal</w:t>
       </w:r>
     </w:p>
@@ -8283,7 +9154,7 @@
                     </pic:cNvPicPr>
                   </pic:nvPicPr>
                   <pic:blipFill>
-                    <a:blip r:embed="rId38"/>
+                    <a:blip r:embed="rId39"/>
                     <a:stretch>
                       <a:fillRect/>
                     </a:stretch>
@@ -8845,7 +9716,7 @@
                     </pic:cNvPicPr>
                   </pic:nvPicPr>
                   <pic:blipFill>
-                    <a:blip r:embed="rId39"/>
+                    <a:blip r:embed="rId40"/>
                     <a:stretch>
                       <a:fillRect/>
                     </a:stretch>
@@ -8937,7 +9808,7 @@
                     </pic:cNvPicPr>
                   </pic:nvPicPr>
                   <pic:blipFill>
-                    <a:blip r:embed="rId40"/>
+                    <a:blip r:embed="rId41"/>
                     <a:stretch>
                       <a:fillRect/>
                     </a:stretch>
@@ -9528,7 +10399,7 @@
         </w:rPr>
         <w:t xml:space="preserve">URL en Github: </w:t>
       </w:r>
-      <w:hyperlink r:id="rId41" w:history="1">
+      <w:hyperlink r:id="rId42" w:history="1">
         <w:r>
           <w:rPr>
             <w:rStyle w:val="Hipervnculo"/>
@@ -9570,21 +10441,9 @@
           <w:szCs w:val="24"/>
           <w:shd w:val="clear" w:color="auto" w:fill="F9F9F9"/>
         </w:rPr>
-        <w:t>URL</w:t>
-      </w:r>
-      <w:bookmarkStart w:id="0" w:name="_GoBack"/>
-      <w:bookmarkEnd w:id="0"/>
-      <w:r>
-        <w:rPr>
-          <w:rFonts w:ascii="Times New Roman" w:hAnsi="Times New Roman" w:cs="Times New Roman"/>
-          <w:color w:val="000000" w:themeColor="text1"/>
-          <w:sz w:val="24"/>
-          <w:szCs w:val="24"/>
-          <w:shd w:val="clear" w:color="auto" w:fill="F9F9F9"/>
-        </w:rPr>
-        <w:t xml:space="preserve"> del blog: </w:t>
-      </w:r>
-      <w:hyperlink r:id="rId42" w:history="1">
+        <w:t xml:space="preserve">URL del blog: </w:t>
+      </w:r>
+      <w:hyperlink r:id="rId43" w:history="1">
         <w:r>
           <w:rPr>
             <w:rStyle w:val="Hipervnculo"/>
@@ -10087,6 +10946,146 @@
     </w:lvl>
   </w:abstractNum>
   <w:abstractNum w:abstractNumId="3" w15:restartNumberingAfterBreak="0">
+    <w:nsid w:val="15B97DF0"/>
+    <w:multiLevelType w:val="hybridMultilevel"/>
+    <w:tmpl w:val="505C43A2"/>
+    <w:lvl w:ilvl="0" w:tplc="0CAEEE08">
+      <w:start w:val="1"/>
+      <w:numFmt w:val="bullet"/>
+      <w:lvlText w:val="•"/>
+      <w:lvlJc w:val="left"/>
+      <w:pPr>
+        <w:tabs>
+          <w:tab w:val="num" w:pos="720"/>
+        </w:tabs>
+        <w:ind w:left="720" w:hanging="360"/>
+      </w:pPr>
+      <w:rPr>
+        <w:rFonts w:ascii="Arial" w:hAnsi="Arial" w:hint="default"/>
+      </w:rPr>
+    </w:lvl>
+    <w:lvl w:ilvl="1" w:tplc="373A209C" w:tentative="1">
+      <w:start w:val="1"/>
+      <w:numFmt w:val="bullet"/>
+      <w:lvlText w:val="•"/>
+      <w:lvlJc w:val="left"/>
+      <w:pPr>
+        <w:tabs>
+          <w:tab w:val="num" w:pos="1440"/>
+        </w:tabs>
+        <w:ind w:left="1440" w:hanging="360"/>
+      </w:pPr>
+      <w:rPr>
+        <w:rFonts w:ascii="Arial" w:hAnsi="Arial" w:hint="default"/>
+      </w:rPr>
+    </w:lvl>
+    <w:lvl w:ilvl="2" w:tplc="6830707C" w:tentative="1">
+      <w:start w:val="1"/>
+      <w:numFmt w:val="bullet"/>
+      <w:lvlText w:val="•"/>
+      <w:lvlJc w:val="left"/>
+      <w:pPr>
+        <w:tabs>
+          <w:tab w:val="num" w:pos="2160"/>
+        </w:tabs>
+        <w:ind w:left="2160" w:hanging="360"/>
+      </w:pPr>
+      <w:rPr>
+        <w:rFonts w:ascii="Arial" w:hAnsi="Arial" w:hint="default"/>
+      </w:rPr>
+    </w:lvl>
+    <w:lvl w:ilvl="3" w:tplc="E334DD7A" w:tentative="1">
+      <w:start w:val="1"/>
+      <w:numFmt w:val="bullet"/>
+      <w:lvlText w:val="•"/>
+      <w:lvlJc w:val="left"/>
+      <w:pPr>
+        <w:tabs>
+          <w:tab w:val="num" w:pos="2880"/>
+        </w:tabs>
+        <w:ind w:left="2880" w:hanging="360"/>
+      </w:pPr>
+      <w:rPr>
+        <w:rFonts w:ascii="Arial" w:hAnsi="Arial" w:hint="default"/>
+      </w:rPr>
+    </w:lvl>
+    <w:lvl w:ilvl="4" w:tplc="47C84A08" w:tentative="1">
+      <w:start w:val="1"/>
+      <w:numFmt w:val="bullet"/>
+      <w:lvlText w:val="•"/>
+      <w:lvlJc w:val="left"/>
+      <w:pPr>
+        <w:tabs>
+          <w:tab w:val="num" w:pos="3600"/>
+        </w:tabs>
+        <w:ind w:left="3600" w:hanging="360"/>
+      </w:pPr>
+      <w:rPr>
+        <w:rFonts w:ascii="Arial" w:hAnsi="Arial" w:hint="default"/>
+      </w:rPr>
+    </w:lvl>
+    <w:lvl w:ilvl="5" w:tplc="A76424FC" w:tentative="1">
+      <w:start w:val="1"/>
+      <w:numFmt w:val="bullet"/>
+      <w:lvlText w:val="•"/>
+      <w:lvlJc w:val="left"/>
+      <w:pPr>
+        <w:tabs>
+          <w:tab w:val="num" w:pos="4320"/>
+        </w:tabs>
+        <w:ind w:left="4320" w:hanging="360"/>
+      </w:pPr>
+      <w:rPr>
+        <w:rFonts w:ascii="Arial" w:hAnsi="Arial" w:hint="default"/>
+      </w:rPr>
+    </w:lvl>
+    <w:lvl w:ilvl="6" w:tplc="45ECDAFA" w:tentative="1">
+      <w:start w:val="1"/>
+      <w:numFmt w:val="bullet"/>
+      <w:lvlText w:val="•"/>
+      <w:lvlJc w:val="left"/>
+      <w:pPr>
+        <w:tabs>
+          <w:tab w:val="num" w:pos="5040"/>
+        </w:tabs>
+        <w:ind w:left="5040" w:hanging="360"/>
+      </w:pPr>
+      <w:rPr>
+        <w:rFonts w:ascii="Arial" w:hAnsi="Arial" w:hint="default"/>
+      </w:rPr>
+    </w:lvl>
+    <w:lvl w:ilvl="7" w:tplc="4C4A0FBA" w:tentative="1">
+      <w:start w:val="1"/>
+      <w:numFmt w:val="bullet"/>
+      <w:lvlText w:val="•"/>
+      <w:lvlJc w:val="left"/>
+      <w:pPr>
+        <w:tabs>
+          <w:tab w:val="num" w:pos="5760"/>
+        </w:tabs>
+        <w:ind w:left="5760" w:hanging="360"/>
+      </w:pPr>
+      <w:rPr>
+        <w:rFonts w:ascii="Arial" w:hAnsi="Arial" w:hint="default"/>
+      </w:rPr>
+    </w:lvl>
+    <w:lvl w:ilvl="8" w:tplc="BB2E6AEC" w:tentative="1">
+      <w:start w:val="1"/>
+      <w:numFmt w:val="bullet"/>
+      <w:lvlText w:val="•"/>
+      <w:lvlJc w:val="left"/>
+      <w:pPr>
+        <w:tabs>
+          <w:tab w:val="num" w:pos="6480"/>
+        </w:tabs>
+        <w:ind w:left="6480" w:hanging="360"/>
+      </w:pPr>
+      <w:rPr>
+        <w:rFonts w:ascii="Arial" w:hAnsi="Arial" w:hint="default"/>
+      </w:rPr>
+    </w:lvl>
+  </w:abstractNum>
+  <w:abstractNum w:abstractNumId="4" w15:restartNumberingAfterBreak="0">
     <w:nsid w:val="1BFF2F81"/>
     <w:multiLevelType w:val="hybridMultilevel"/>
     <w:tmpl w:val="2A0EE564"/>
@@ -10226,7 +11225,7 @@
       </w:rPr>
     </w:lvl>
   </w:abstractNum>
-  <w:abstractNum w:abstractNumId="4" w15:restartNumberingAfterBreak="0">
+  <w:abstractNum w:abstractNumId="5" w15:restartNumberingAfterBreak="0">
     <w:nsid w:val="1D5A3FED"/>
     <w:multiLevelType w:val="multilevel"/>
     <w:tmpl w:val="2FECB900"/>
@@ -10375,7 +11374,7 @@
       </w:rPr>
     </w:lvl>
   </w:abstractNum>
-  <w:abstractNum w:abstractNumId="5" w15:restartNumberingAfterBreak="0">
+  <w:abstractNum w:abstractNumId="6" w15:restartNumberingAfterBreak="0">
     <w:nsid w:val="272F02AD"/>
     <w:multiLevelType w:val="multilevel"/>
     <w:tmpl w:val="93BE4658"/>
@@ -10524,7 +11523,7 @@
       </w:rPr>
     </w:lvl>
   </w:abstractNum>
-  <w:abstractNum w:abstractNumId="6" w15:restartNumberingAfterBreak="0">
+  <w:abstractNum w:abstractNumId="7" w15:restartNumberingAfterBreak="0">
     <w:nsid w:val="2A400D54"/>
     <w:multiLevelType w:val="multilevel"/>
     <w:tmpl w:val="13ECB43E"/>
@@ -10673,7 +11672,7 @@
       </w:rPr>
     </w:lvl>
   </w:abstractNum>
-  <w:abstractNum w:abstractNumId="7" w15:restartNumberingAfterBreak="0">
+  <w:abstractNum w:abstractNumId="8" w15:restartNumberingAfterBreak="0">
     <w:nsid w:val="3021302F"/>
     <w:multiLevelType w:val="multilevel"/>
     <w:tmpl w:val="73C602F4"/>
@@ -10822,7 +11821,7 @@
       </w:rPr>
     </w:lvl>
   </w:abstractNum>
-  <w:abstractNum w:abstractNumId="8" w15:restartNumberingAfterBreak="0">
+  <w:abstractNum w:abstractNumId="9" w15:restartNumberingAfterBreak="0">
     <w:nsid w:val="37F27166"/>
     <w:multiLevelType w:val="multilevel"/>
     <w:tmpl w:val="5114E554"/>
@@ -10971,7 +11970,7 @@
       </w:rPr>
     </w:lvl>
   </w:abstractNum>
-  <w:abstractNum w:abstractNumId="9" w15:restartNumberingAfterBreak="0">
+  <w:abstractNum w:abstractNumId="10" w15:restartNumberingAfterBreak="0">
     <w:nsid w:val="3F2A6A5C"/>
     <w:multiLevelType w:val="multilevel"/>
     <w:tmpl w:val="156AD366"/>
@@ -11120,7 +12119,7 @@
       </w:rPr>
     </w:lvl>
   </w:abstractNum>
-  <w:abstractNum w:abstractNumId="10" w15:restartNumberingAfterBreak="0">
+  <w:abstractNum w:abstractNumId="11" w15:restartNumberingAfterBreak="0">
     <w:nsid w:val="43F831E3"/>
     <w:multiLevelType w:val="hybridMultilevel"/>
     <w:tmpl w:val="1F926494"/>
@@ -11233,7 +12232,7 @@
       </w:rPr>
     </w:lvl>
   </w:abstractNum>
-  <w:abstractNum w:abstractNumId="11" w15:restartNumberingAfterBreak="0">
+  <w:abstractNum w:abstractNumId="12" w15:restartNumberingAfterBreak="0">
     <w:nsid w:val="454E08D5"/>
     <w:multiLevelType w:val="multilevel"/>
     <w:tmpl w:val="E6FA9208"/>
@@ -11346,7 +12345,7 @@
       </w:pPr>
     </w:lvl>
   </w:abstractNum>
-  <w:abstractNum w:abstractNumId="12" w15:restartNumberingAfterBreak="0">
+  <w:abstractNum w:abstractNumId="13" w15:restartNumberingAfterBreak="0">
     <w:nsid w:val="45E80606"/>
     <w:multiLevelType w:val="multilevel"/>
     <w:tmpl w:val="7A243CD2"/>
@@ -11495,7 +12494,7 @@
       </w:rPr>
     </w:lvl>
   </w:abstractNum>
-  <w:abstractNum w:abstractNumId="13" w15:restartNumberingAfterBreak="0">
+  <w:abstractNum w:abstractNumId="14" w15:restartNumberingAfterBreak="0">
     <w:nsid w:val="59C46D37"/>
     <w:multiLevelType w:val="multilevel"/>
     <w:tmpl w:val="40E4F86C"/>
@@ -11644,7 +12643,7 @@
       </w:rPr>
     </w:lvl>
   </w:abstractNum>
-  <w:abstractNum w:abstractNumId="14" w15:restartNumberingAfterBreak="0">
+  <w:abstractNum w:abstractNumId="15" w15:restartNumberingAfterBreak="0">
     <w:nsid w:val="61152FED"/>
     <w:multiLevelType w:val="multilevel"/>
     <w:tmpl w:val="CD3275C4"/>
@@ -11793,7 +12792,7 @@
       </w:rPr>
     </w:lvl>
   </w:abstractNum>
-  <w:abstractNum w:abstractNumId="15" w15:restartNumberingAfterBreak="0">
+  <w:abstractNum w:abstractNumId="16" w15:restartNumberingAfterBreak="0">
     <w:nsid w:val="630A345F"/>
     <w:multiLevelType w:val="multilevel"/>
     <w:tmpl w:val="C9D0DCBE"/>
@@ -11942,7 +12941,7 @@
       </w:rPr>
     </w:lvl>
   </w:abstractNum>
-  <w:abstractNum w:abstractNumId="16" w15:restartNumberingAfterBreak="0">
+  <w:abstractNum w:abstractNumId="17" w15:restartNumberingAfterBreak="0">
     <w:nsid w:val="64CA59E0"/>
     <w:multiLevelType w:val="multilevel"/>
     <w:tmpl w:val="5498D662"/>
@@ -12091,7 +13090,7 @@
       </w:rPr>
     </w:lvl>
   </w:abstractNum>
-  <w:abstractNum w:abstractNumId="17" w15:restartNumberingAfterBreak="0">
+  <w:abstractNum w:abstractNumId="18" w15:restartNumberingAfterBreak="0">
     <w:nsid w:val="6A260A97"/>
     <w:multiLevelType w:val="multilevel"/>
     <w:tmpl w:val="D0C81C68"/>
@@ -12240,7 +13239,7 @@
       </w:rPr>
     </w:lvl>
   </w:abstractNum>
-  <w:abstractNum w:abstractNumId="18" w15:restartNumberingAfterBreak="0">
+  <w:abstractNum w:abstractNumId="19" w15:restartNumberingAfterBreak="0">
     <w:nsid w:val="6D522DBF"/>
     <w:multiLevelType w:val="multilevel"/>
     <w:tmpl w:val="7A687460"/>
@@ -12389,7 +13388,7 @@
       </w:rPr>
     </w:lvl>
   </w:abstractNum>
-  <w:abstractNum w:abstractNumId="19" w15:restartNumberingAfterBreak="0">
+  <w:abstractNum w:abstractNumId="20" w15:restartNumberingAfterBreak="0">
     <w:nsid w:val="6FF71A13"/>
     <w:multiLevelType w:val="multilevel"/>
     <w:tmpl w:val="E9BC532C"/>
@@ -12502,7 +13501,7 @@
       </w:pPr>
     </w:lvl>
   </w:abstractNum>
-  <w:abstractNum w:abstractNumId="20" w15:restartNumberingAfterBreak="0">
+  <w:abstractNum w:abstractNumId="21" w15:restartNumberingAfterBreak="0">
     <w:nsid w:val="723A6711"/>
     <w:multiLevelType w:val="multilevel"/>
     <w:tmpl w:val="9C6A3354"/>
@@ -12651,7 +13650,7 @@
       </w:rPr>
     </w:lvl>
   </w:abstractNum>
-  <w:abstractNum w:abstractNumId="21" w15:restartNumberingAfterBreak="0">
+  <w:abstractNum w:abstractNumId="22" w15:restartNumberingAfterBreak="0">
     <w:nsid w:val="77E13202"/>
     <w:multiLevelType w:val="multilevel"/>
     <w:tmpl w:val="6EECB63A"/>
@@ -12801,46 +13800,46 @@
     </w:lvl>
   </w:abstractNum>
   <w:num w:numId="1">
+    <w:abstractNumId w:val="16"/>
+  </w:num>
+  <w:num w:numId="2">
+    <w:abstractNumId w:val="21"/>
+  </w:num>
+  <w:num w:numId="3">
+    <w:abstractNumId w:val="22"/>
+  </w:num>
+  <w:num w:numId="4">
+    <w:abstractNumId w:val="8"/>
+  </w:num>
+  <w:num w:numId="5">
     <w:abstractNumId w:val="15"/>
   </w:num>
-  <w:num w:numId="2">
-    <w:abstractNumId w:val="20"/>
+  <w:num w:numId="6">
+    <w:abstractNumId w:val="9"/>
   </w:num>
-  <w:num w:numId="3">
-    <w:abstractNumId w:val="21"/>
-  </w:num>
-  <w:num w:numId="4">
+  <w:num w:numId="7">
     <w:abstractNumId w:val="7"/>
   </w:num>
-  <w:num w:numId="5">
-    <w:abstractNumId w:val="14"/>
-  </w:num>
-  <w:num w:numId="6">
-    <w:abstractNumId w:val="8"/>
-  </w:num>
-  <w:num w:numId="7">
-    <w:abstractNumId w:val="6"/>
-  </w:num>
   <w:num w:numId="8">
-    <w:abstractNumId w:val="4"/>
+    <w:abstractNumId w:val="5"/>
   </w:num>
   <w:num w:numId="9">
-    <w:abstractNumId w:val="17"/>
+    <w:abstractNumId w:val="18"/>
   </w:num>
   <w:num w:numId="10">
     <w:abstractNumId w:val="2"/>
   </w:num>
   <w:num w:numId="11">
-    <w:abstractNumId w:val="9"/>
+    <w:abstractNumId w:val="10"/>
   </w:num>
   <w:num w:numId="12">
-    <w:abstractNumId w:val="12"/>
+    <w:abstractNumId w:val="13"/>
   </w:num>
   <w:num w:numId="13">
-    <w:abstractNumId w:val="13"/>
+    <w:abstractNumId w:val="14"/>
   </w:num>
   <w:num w:numId="14">
-    <w:abstractNumId w:val="16"/>
+    <w:abstractNumId w:val="17"/>
   </w:num>
   <w:num w:numId="15">
     <w:abstractNumId w:val="0"/>
@@ -12849,22 +13848,25 @@
     <w:abstractNumId w:val="1"/>
   </w:num>
   <w:num w:numId="17">
-    <w:abstractNumId w:val="18"/>
+    <w:abstractNumId w:val="19"/>
   </w:num>
   <w:num w:numId="18">
-    <w:abstractNumId w:val="3"/>
+    <w:abstractNumId w:val="4"/>
   </w:num>
   <w:num w:numId="19">
-    <w:abstractNumId w:val="10"/>
+    <w:abstractNumId w:val="11"/>
   </w:num>
   <w:num w:numId="20">
-    <w:abstractNumId w:val="11"/>
+    <w:abstractNumId w:val="12"/>
   </w:num>
   <w:num w:numId="21">
-    <w:abstractNumId w:val="19"/>
+    <w:abstractNumId w:val="20"/>
   </w:num>
   <w:num w:numId="22">
-    <w:abstractNumId w:val="5"/>
+    <w:abstractNumId w:val="6"/>
+  </w:num>
+  <w:num w:numId="23">
+    <w:abstractNumId w:val="3"/>
   </w:num>
 </w:numbering>
 </file>
@@ -13337,7 +14339,6 @@
   <w:style w:type="character" w:default="1" w:styleId="Fuentedeprrafopredeter">
     <w:name w:val="Default Paragraph Font"/>
     <w:uiPriority w:val="1"/>
-    <w:semiHidden/>
     <w:unhideWhenUsed/>
   </w:style>
   <w:style w:type="table" w:default="1" w:styleId="Tablanormal">
@@ -13563,6 +14564,16 @@
       <w:i/>
       <w:iCs/>
     </w:rPr>
+  </w:style>
+  <w:style w:type="character" w:customStyle="1" w:styleId="cite">
+    <w:name w:val="cite"/>
+    <w:basedOn w:val="Fuentedeprrafopredeter"/>
+    <w:rsid w:val="00C35D3E"/>
+  </w:style>
+  <w:style w:type="character" w:customStyle="1" w:styleId="cite-id">
+    <w:name w:val="cite-id"/>
+    <w:basedOn w:val="Fuentedeprrafopredeter"/>
+    <w:rsid w:val="00C35D3E"/>
   </w:style>
 </w:styles>
 </file>
@@ -13833,7 +14844,7 @@
 </file>
 
 <file path=customXml/itemProps1.xml><?xml version="1.0" encoding="utf-8"?>
-<ds:datastoreItem xmlns:ds="http://schemas.openxmlformats.org/officeDocument/2006/customXml" ds:itemID="{0E6194EE-EA58-4D82-AC62-22EBB980BC0F}">
+<ds:datastoreItem xmlns:ds="http://schemas.openxmlformats.org/officeDocument/2006/customXml" ds:itemID="{0D9D660E-FF35-4C1D-BF46-0E589A5FE792}">
   <ds:schemaRefs>
     <ds:schemaRef ds:uri="http://schemas.openxmlformats.org/officeDocument/2006/bibliography"/>
   </ds:schemaRefs>

--- a/Nueva carpeta/Estructura General de mi blog.docx
+++ b/Nueva carpeta/Estructura General de mi blog.docx
@@ -8783,18 +8783,7 @@
           <w:sz w:val="24"/>
           <w:szCs w:val="24"/>
         </w:rPr>
-        <w:t>Evaluaciones de impacto ambiental e</w:t>
-      </w:r>
-      <w:bookmarkStart w:id="0" w:name="_GoBack"/>
-      <w:bookmarkEnd w:id="0"/>
-      <w:r>
-        <w:rPr>
-          <w:rFonts w:ascii="Times New Roman" w:hAnsi="Times New Roman" w:cs="Times New Roman"/>
-          <w:color w:val="000000" w:themeColor="text1"/>
-          <w:sz w:val="24"/>
-          <w:szCs w:val="24"/>
-        </w:rPr>
-        <w:t>n cafetales de Veracruz y Chiapas.</w:t>
+        <w:t>Evaluaciones de impacto ambiental en cafetales de Veracruz y Chiapas.</w:t>
       </w:r>
     </w:p>
     <w:p>
@@ -8844,6 +8833,482 @@
         <w:spacing w:after="0"/>
         <w:rPr>
           <w:rFonts w:ascii="Times New Roman" w:hAnsi="Times New Roman" w:cs="Times New Roman"/>
+          <w:color w:val="000000" w:themeColor="text1"/>
+          <w:sz w:val="24"/>
+          <w:szCs w:val="24"/>
+        </w:rPr>
+      </w:pPr>
+    </w:p>
+    <w:p>
+      <w:pPr>
+        <w:pStyle w:val="Ttulo2"/>
+        <w:shd w:val="clear" w:color="auto" w:fill="FFFFFF"/>
+        <w:spacing w:before="0" w:line="336" w:lineRule="atLeast"/>
+        <w:rPr>
+          <w:rFonts w:ascii="Source Sans Pro" w:hAnsi="Source Sans Pro"/>
+          <w:b/>
+          <w:noProof w:val="0"/>
+          <w:color w:val="343A40"/>
+          <w:lang w:val="es-MX"/>
+        </w:rPr>
+      </w:pPr>
+      <w:r>
+        <w:rPr>
+          <w:rFonts w:ascii="Source Sans Pro" w:hAnsi="Source Sans Pro"/>
+          <w:b/>
+          <w:color w:val="343A40"/>
+        </w:rPr>
+        <w:t>References</w:t>
+      </w:r>
+    </w:p>
+    <w:p>
+      <w:pPr>
+        <w:shd w:val="clear" w:color="auto" w:fill="FFFFFF"/>
+        <w:ind w:hanging="240"/>
+        <w:rPr>
+          <w:rFonts w:ascii="Source Sans Pro" w:hAnsi="Source Sans Pro"/>
+          <w:color w:val="343A40"/>
+        </w:rPr>
+      </w:pPr>
+      <w:r>
+        <w:rPr>
+          <w:rFonts w:ascii="Source Sans Pro" w:hAnsi="Source Sans Pro"/>
+          <w:color w:val="343A40"/>
+        </w:rPr>
+        <w:t>Angulo-Meza, Lidia, Marcela González-Araya, Alfredo Iriarte, Ricardo Rebolledo-Leiva, and João Carlos Soares de Mello. 2019. “A Multiobjective DEA Model to Assess the Eco-Efficiency of Agricultural Practices Within the CF + DEA Method.” </w:t>
+      </w:r>
+      <w:r>
+        <w:rPr>
+          <w:rStyle w:val="nfasis"/>
+          <w:rFonts w:ascii="Source Sans Pro" w:hAnsi="Source Sans Pro"/>
+          <w:color w:val="343A40"/>
+        </w:rPr>
+        <w:t>Computers and Electronics in Agriculture</w:t>
+      </w:r>
+      <w:r>
+        <w:rPr>
+          <w:rFonts w:ascii="Source Sans Pro" w:hAnsi="Source Sans Pro"/>
+          <w:color w:val="343A40"/>
+        </w:rPr>
+        <w:t> 161 (June): 151–61. </w:t>
+      </w:r>
+      <w:hyperlink r:id="rId38" w:history="1">
+        <w:r>
+          <w:rPr>
+            <w:rStyle w:val="Hipervnculo"/>
+            <w:rFonts w:ascii="Source Sans Pro" w:hAnsi="Source Sans Pro"/>
+            <w:color w:val="2761E3"/>
+          </w:rPr>
+          <w:t>https://doi.org/10.1016/j.compag.2018.05.037</w:t>
+        </w:r>
+      </w:hyperlink>
+      <w:r>
+        <w:rPr>
+          <w:rFonts w:ascii="Source Sans Pro" w:hAnsi="Source Sans Pro"/>
+          <w:color w:val="343A40"/>
+        </w:rPr>
+        <w:t>.</w:t>
+      </w:r>
+    </w:p>
+    <w:p>
+      <w:pPr>
+        <w:shd w:val="clear" w:color="auto" w:fill="FFFFFF"/>
+        <w:ind w:hanging="240"/>
+        <w:rPr>
+          <w:rFonts w:ascii="Source Sans Pro" w:hAnsi="Source Sans Pro"/>
+          <w:color w:val="343A40"/>
+        </w:rPr>
+      </w:pPr>
+      <w:r>
+        <w:rPr>
+          <w:rFonts w:ascii="Source Sans Pro" w:hAnsi="Source Sans Pro"/>
+          <w:color w:val="343A40"/>
+        </w:rPr>
+        <w:t>Charnes, A., W. W. Cooper, and E. Rhodes. 1978. “Measuring the Efficiency of Decision Making Units.” </w:t>
+      </w:r>
+      <w:r>
+        <w:rPr>
+          <w:rStyle w:val="nfasis"/>
+          <w:rFonts w:ascii="Source Sans Pro" w:hAnsi="Source Sans Pro"/>
+          <w:color w:val="343A40"/>
+        </w:rPr>
+        <w:t>European Journal of Operational Research</w:t>
+      </w:r>
+      <w:r>
+        <w:rPr>
+          <w:rFonts w:ascii="Source Sans Pro" w:hAnsi="Source Sans Pro"/>
+          <w:color w:val="343A40"/>
+        </w:rPr>
+        <w:t> 2 (6): 429–44. </w:t>
+      </w:r>
+      <w:hyperlink r:id="rId39" w:history="1">
+        <w:r>
+          <w:rPr>
+            <w:rStyle w:val="Hipervnculo"/>
+            <w:rFonts w:ascii="Source Sans Pro" w:hAnsi="Source Sans Pro"/>
+            <w:color w:val="2761E3"/>
+          </w:rPr>
+          <w:t>https://doi.org/10.1016/0377-2217(78)90138-8</w:t>
+        </w:r>
+      </w:hyperlink>
+      <w:r>
+        <w:rPr>
+          <w:rFonts w:ascii="Source Sans Pro" w:hAnsi="Source Sans Pro"/>
+          <w:color w:val="343A40"/>
+        </w:rPr>
+        <w:t>.</w:t>
+      </w:r>
+    </w:p>
+    <w:p>
+      <w:pPr>
+        <w:shd w:val="clear" w:color="auto" w:fill="FFFFFF"/>
+        <w:ind w:hanging="240"/>
+        <w:rPr>
+          <w:rFonts w:ascii="Source Sans Pro" w:hAnsi="Source Sans Pro"/>
+          <w:color w:val="343A40"/>
+        </w:rPr>
+      </w:pPr>
+      <w:r>
+        <w:rPr>
+          <w:rFonts w:ascii="Source Sans Pro" w:hAnsi="Source Sans Pro"/>
+          <w:color w:val="343A40"/>
+        </w:rPr>
+        <w:t>Costa, Marcela P., Jan C. Schoeneboom, Sueli A. Oliveira, Rafael S. Viñas, and Gerson A. de Medeiros. 2018. “A Socio-Eco-Efficiency Analysis of Integrated and Non-Integrated Crop-Livestock-Forestry Systems in the Brazilian Cerrado Based on LCA.” </w:t>
+      </w:r>
+      <w:r>
+        <w:rPr>
+          <w:rStyle w:val="nfasis"/>
+          <w:rFonts w:ascii="Source Sans Pro" w:hAnsi="Source Sans Pro"/>
+          <w:color w:val="343A40"/>
+        </w:rPr>
+        <w:t>Journal of Cleaner Production</w:t>
+      </w:r>
+      <w:r>
+        <w:rPr>
+          <w:rFonts w:ascii="Source Sans Pro" w:hAnsi="Source Sans Pro"/>
+          <w:color w:val="343A40"/>
+        </w:rPr>
+        <w:t> 171 (January): 1460–71. </w:t>
+      </w:r>
+      <w:hyperlink r:id="rId40" w:history="1">
+        <w:r>
+          <w:rPr>
+            <w:rStyle w:val="Hipervnculo"/>
+            <w:rFonts w:ascii="Source Sans Pro" w:hAnsi="Source Sans Pro"/>
+            <w:color w:val="2761E3"/>
+          </w:rPr>
+          <w:t>https://doi.org/10.1016/j.jclepro.2017.10.063</w:t>
+        </w:r>
+      </w:hyperlink>
+      <w:r>
+        <w:rPr>
+          <w:rFonts w:ascii="Source Sans Pro" w:hAnsi="Source Sans Pro"/>
+          <w:color w:val="343A40"/>
+        </w:rPr>
+        <w:t>.</w:t>
+      </w:r>
+    </w:p>
+    <w:p>
+      <w:pPr>
+        <w:shd w:val="clear" w:color="auto" w:fill="FFFFFF"/>
+        <w:ind w:hanging="240"/>
+        <w:rPr>
+          <w:rFonts w:ascii="Source Sans Pro" w:hAnsi="Source Sans Pro"/>
+          <w:color w:val="343A40"/>
+        </w:rPr>
+      </w:pPr>
+      <w:r>
+        <w:rPr>
+          <w:rFonts w:ascii="Source Sans Pro" w:hAnsi="Source Sans Pro"/>
+          <w:color w:val="343A40"/>
+        </w:rPr>
+        <w:t>Finkbeiner, Matthias, Atsushi Inaba, Reginald Tan, Kim Christiansen, and Hans-Jürgen Klüppel. 2006. “The New International Standards for Life Cycle Assessment: ISO 14040 and ISO 14044.” </w:t>
+      </w:r>
+      <w:r>
+        <w:rPr>
+          <w:rStyle w:val="nfasis"/>
+          <w:rFonts w:ascii="Source Sans Pro" w:hAnsi="Source Sans Pro"/>
+          <w:color w:val="343A40"/>
+        </w:rPr>
+        <w:t>The International Journal of Life Cycle Assessment</w:t>
+      </w:r>
+      <w:r>
+        <w:rPr>
+          <w:rFonts w:ascii="Source Sans Pro" w:hAnsi="Source Sans Pro"/>
+          <w:color w:val="343A40"/>
+        </w:rPr>
+        <w:t> 11 (2): 80–85. </w:t>
+      </w:r>
+      <w:hyperlink r:id="rId41" w:history="1">
+        <w:r>
+          <w:rPr>
+            <w:rStyle w:val="Hipervnculo"/>
+            <w:rFonts w:ascii="Source Sans Pro" w:hAnsi="Source Sans Pro"/>
+            <w:color w:val="2761E3"/>
+          </w:rPr>
+          <w:t>https://doi.org/10.1065/lca2006.02.002</w:t>
+        </w:r>
+      </w:hyperlink>
+      <w:r>
+        <w:rPr>
+          <w:rFonts w:ascii="Source Sans Pro" w:hAnsi="Source Sans Pro"/>
+          <w:color w:val="343A40"/>
+        </w:rPr>
+        <w:t>.</w:t>
+      </w:r>
+    </w:p>
+    <w:p>
+      <w:pPr>
+        <w:shd w:val="clear" w:color="auto" w:fill="FFFFFF"/>
+        <w:ind w:hanging="240"/>
+        <w:rPr>
+          <w:rFonts w:ascii="Source Sans Pro" w:hAnsi="Source Sans Pro"/>
+          <w:color w:val="343A40"/>
+        </w:rPr>
+      </w:pPr>
+      <w:r>
+        <w:rPr>
+          <w:rFonts w:ascii="Source Sans Pro" w:hAnsi="Source Sans Pro"/>
+          <w:color w:val="343A40"/>
+        </w:rPr>
+        <w:t>Garcia-Freites, Samira, Mirjam Röder, and Patricia Thornley. 2020. “Environmental Trade-Offs Associated with Bioenergy from Agri-Residues in Sub-Tropical Regions: A Case Study of the Colombian Coffee Sector.” </w:t>
+      </w:r>
+      <w:r>
+        <w:rPr>
+          <w:rStyle w:val="nfasis"/>
+          <w:rFonts w:ascii="Source Sans Pro" w:hAnsi="Source Sans Pro"/>
+          <w:color w:val="343A40"/>
+        </w:rPr>
+        <w:t>Biomass and Bioenergy</w:t>
+      </w:r>
+      <w:r>
+        <w:rPr>
+          <w:rFonts w:ascii="Source Sans Pro" w:hAnsi="Source Sans Pro"/>
+          <w:color w:val="343A40"/>
+        </w:rPr>
+        <w:t> 140 (September): 105581. </w:t>
+      </w:r>
+      <w:hyperlink r:id="rId42" w:history="1">
+        <w:r>
+          <w:rPr>
+            <w:rStyle w:val="Hipervnculo"/>
+            <w:rFonts w:ascii="Source Sans Pro" w:hAnsi="Source Sans Pro"/>
+            <w:color w:val="2761E3"/>
+          </w:rPr>
+          <w:t>https://doi.org/10.1016/j.biombioe.2020.105581</w:t>
+        </w:r>
+      </w:hyperlink>
+      <w:r>
+        <w:rPr>
+          <w:rFonts w:ascii="Source Sans Pro" w:hAnsi="Source Sans Pro"/>
+          <w:color w:val="343A40"/>
+        </w:rPr>
+        <w:t>.</w:t>
+      </w:r>
+    </w:p>
+    <w:p>
+      <w:pPr>
+        <w:shd w:val="clear" w:color="auto" w:fill="FFFFFF"/>
+        <w:ind w:hanging="240"/>
+        <w:rPr>
+          <w:rFonts w:ascii="Source Sans Pro" w:hAnsi="Source Sans Pro"/>
+          <w:color w:val="343A40"/>
+        </w:rPr>
+      </w:pPr>
+      <w:r>
+        <w:rPr>
+          <w:rFonts w:ascii="Source Sans Pro" w:hAnsi="Source Sans Pro"/>
+          <w:color w:val="343A40"/>
+        </w:rPr>
+        <w:lastRenderedPageBreak/>
+        <w:t>Notarnicola, Bruno, Serenella Sala, Assumpció Anton, Sarah J. McLaren, Erwan Saouter, and Ulf Sonesson. 2017. “The Role of Life Cycle Assessment in Supporting Sustainable Agri-Food Systems: A Review of the Challenges.” </w:t>
+      </w:r>
+      <w:r>
+        <w:rPr>
+          <w:rStyle w:val="nfasis"/>
+          <w:rFonts w:ascii="Source Sans Pro" w:hAnsi="Source Sans Pro"/>
+          <w:color w:val="343A40"/>
+        </w:rPr>
+        <w:t>Journal of Cleaner Production</w:t>
+      </w:r>
+      <w:r>
+        <w:rPr>
+          <w:rFonts w:ascii="Source Sans Pro" w:hAnsi="Source Sans Pro"/>
+          <w:color w:val="343A40"/>
+        </w:rPr>
+        <w:t> 140 (January): 399–409. </w:t>
+      </w:r>
+      <w:hyperlink r:id="rId43" w:history="1">
+        <w:r>
+          <w:rPr>
+            <w:rStyle w:val="Hipervnculo"/>
+            <w:rFonts w:ascii="Source Sans Pro" w:hAnsi="Source Sans Pro"/>
+            <w:color w:val="2761E3"/>
+          </w:rPr>
+          <w:t>https://doi.org/10.1016/j.jclepro.2016.06.071</w:t>
+        </w:r>
+      </w:hyperlink>
+      <w:r>
+        <w:rPr>
+          <w:rFonts w:ascii="Source Sans Pro" w:hAnsi="Source Sans Pro"/>
+          <w:color w:val="343A40"/>
+        </w:rPr>
+        <w:t>.</w:t>
+      </w:r>
+    </w:p>
+    <w:p>
+      <w:pPr>
+        <w:shd w:val="clear" w:color="auto" w:fill="FFFFFF"/>
+        <w:ind w:hanging="240"/>
+        <w:rPr>
+          <w:rFonts w:ascii="Source Sans Pro" w:hAnsi="Source Sans Pro"/>
+          <w:color w:val="343A40"/>
+        </w:rPr>
+      </w:pPr>
+      <w:r>
+        <w:rPr>
+          <w:rFonts w:ascii="Source Sans Pro" w:hAnsi="Source Sans Pro"/>
+          <w:color w:val="343A40"/>
+        </w:rPr>
+        <w:t>Samper, Luis, and Xiomara Quiñones-Ruiz. 2017. “Towards a Balanced Sustainability Vision for the Coffee Industry.” </w:t>
+      </w:r>
+      <w:r>
+        <w:rPr>
+          <w:rStyle w:val="nfasis"/>
+          <w:rFonts w:ascii="Source Sans Pro" w:hAnsi="Source Sans Pro"/>
+          <w:color w:val="343A40"/>
+        </w:rPr>
+        <w:t>Resources</w:t>
+      </w:r>
+      <w:r>
+        <w:rPr>
+          <w:rFonts w:ascii="Source Sans Pro" w:hAnsi="Source Sans Pro"/>
+          <w:color w:val="343A40"/>
+        </w:rPr>
+        <w:t> 6 (2): 17. </w:t>
+      </w:r>
+      <w:hyperlink r:id="rId44" w:history="1">
+        <w:r>
+          <w:rPr>
+            <w:rStyle w:val="Hipervnculo"/>
+            <w:rFonts w:ascii="Source Sans Pro" w:hAnsi="Source Sans Pro"/>
+            <w:color w:val="2761E3"/>
+          </w:rPr>
+          <w:t>https://doi.org/10.3390/resources6020017</w:t>
+        </w:r>
+      </w:hyperlink>
+      <w:r>
+        <w:rPr>
+          <w:rFonts w:ascii="Source Sans Pro" w:hAnsi="Source Sans Pro"/>
+          <w:color w:val="343A40"/>
+        </w:rPr>
+        <w:t>.</w:t>
+      </w:r>
+    </w:p>
+    <w:p>
+      <w:pPr>
+        <w:shd w:val="clear" w:color="auto" w:fill="FFFFFF"/>
+        <w:ind w:hanging="240"/>
+        <w:rPr>
+          <w:rFonts w:ascii="Source Sans Pro" w:hAnsi="Source Sans Pro"/>
+          <w:color w:val="343A40"/>
+        </w:rPr>
+      </w:pPr>
+      <w:r>
+        <w:rPr>
+          <w:rFonts w:ascii="Source Sans Pro" w:hAnsi="Source Sans Pro"/>
+          <w:color w:val="343A40"/>
+        </w:rPr>
+        <w:t>Trinh, L. T. K., A. H. Hu, Y. C. Lan, and Z. H. Chen. 2019. “Comparative Life Cycle Assessment for Conventional and Organic Coffee Cultivation in Vietnam.” </w:t>
+      </w:r>
+      <w:r>
+        <w:rPr>
+          <w:rStyle w:val="nfasis"/>
+          <w:rFonts w:ascii="Source Sans Pro" w:hAnsi="Source Sans Pro"/>
+          <w:color w:val="343A40"/>
+        </w:rPr>
+        <w:t>International Journal of Environmental Science and Technology</w:t>
+      </w:r>
+      <w:r>
+        <w:rPr>
+          <w:rFonts w:ascii="Source Sans Pro" w:hAnsi="Source Sans Pro"/>
+          <w:color w:val="343A40"/>
+        </w:rPr>
+        <w:t> 17 (3): 1307–24. </w:t>
+      </w:r>
+      <w:hyperlink r:id="rId45" w:history="1">
+        <w:r>
+          <w:rPr>
+            <w:rStyle w:val="Hipervnculo"/>
+            <w:rFonts w:ascii="Source Sans Pro" w:hAnsi="Source Sans Pro"/>
+            <w:color w:val="2761E3"/>
+          </w:rPr>
+          <w:t>https://doi.org/10.1007/s13762-019-02539-5</w:t>
+        </w:r>
+      </w:hyperlink>
+      <w:r>
+        <w:rPr>
+          <w:rFonts w:ascii="Source Sans Pro" w:hAnsi="Source Sans Pro"/>
+          <w:color w:val="343A40"/>
+        </w:rPr>
+        <w:t>.</w:t>
+      </w:r>
+    </w:p>
+    <w:p>
+      <w:pPr>
+        <w:shd w:val="clear" w:color="auto" w:fill="FFFFFF"/>
+        <w:ind w:hanging="240"/>
+        <w:rPr>
+          <w:rFonts w:ascii="Source Sans Pro" w:hAnsi="Source Sans Pro"/>
+          <w:color w:val="343A40"/>
+        </w:rPr>
+      </w:pPr>
+      <w:r>
+        <w:rPr>
+          <w:rFonts w:ascii="Source Sans Pro" w:hAnsi="Source Sans Pro"/>
+          <w:color w:val="343A40"/>
+        </w:rPr>
+        <w:t>Vásquez-Ibarra, Leonardo, Alfredo Iriarte, Ricardo Rebolledo-Leiva, Marcia Vásquez, Lidia Angulo-Meza, and Marcela C. González-Araya. 2021. “Considering the Influence of the Variability in Management Practices on the Environmental Impacts of Fruit Production: A Case Study on Raspberry Production in Chile.” </w:t>
+      </w:r>
+      <w:r>
+        <w:rPr>
+          <w:rStyle w:val="nfasis"/>
+          <w:rFonts w:ascii="Source Sans Pro" w:hAnsi="Source Sans Pro"/>
+          <w:color w:val="343A40"/>
+        </w:rPr>
+        <w:t>Journal of Cleaner Production</w:t>
+      </w:r>
+      <w:r>
+        <w:rPr>
+          <w:rFonts w:ascii="Source Sans Pro" w:hAnsi="Source Sans Pro"/>
+          <w:color w:val="343A40"/>
+        </w:rPr>
+        <w:t> 313 (September): 127609. </w:t>
+      </w:r>
+      <w:hyperlink r:id="rId46" w:history="1">
+        <w:r>
+          <w:rPr>
+            <w:rStyle w:val="Hipervnculo"/>
+            <w:rFonts w:ascii="Source Sans Pro" w:hAnsi="Source Sans Pro"/>
+            <w:color w:val="2761E3"/>
+          </w:rPr>
+          <w:t>https://doi.org/10.1016/j.jclepro.2021.127609</w:t>
+        </w:r>
+      </w:hyperlink>
+      <w:r>
+        <w:rPr>
+          <w:rFonts w:ascii="Source Sans Pro" w:hAnsi="Source Sans Pro"/>
+          <w:color w:val="343A40"/>
+        </w:rPr>
+        <w:t>.</w:t>
+      </w:r>
+    </w:p>
+    <w:p>
+      <w:pPr>
+        <w:rPr>
+          <w:rStyle w:val="Textoennegrita"/>
+          <w:rFonts w:ascii="Times New Roman" w:eastAsiaTheme="majorEastAsia" w:hAnsi="Times New Roman" w:cs="Times New Roman"/>
+          <w:bCs w:val="0"/>
           <w:color w:val="000000" w:themeColor="text1"/>
           <w:sz w:val="24"/>
           <w:szCs w:val="24"/>
@@ -8925,7 +9390,7 @@
                     </pic:cNvPicPr>
                   </pic:nvPicPr>
                   <pic:blipFill>
-                    <a:blip r:embed="rId38">
+                    <a:blip r:embed="rId47">
                       <a:extLst>
                         <a:ext uri="{28A0092B-C50C-407E-A947-70E740481C1C}">
                           <a14:useLocalDpi xmlns:a14="http://schemas.microsoft.com/office/drawing/2010/main" val="0"/>
@@ -8977,6 +9442,8 @@
         </w:rPr>
         <w:t>Ventana principal</w:t>
       </w:r>
+      <w:bookmarkStart w:id="0" w:name="_GoBack"/>
+      <w:bookmarkEnd w:id="0"/>
     </w:p>
     <w:p>
       <w:pPr>
@@ -9154,7 +9621,7 @@
                     </pic:cNvPicPr>
                   </pic:nvPicPr>
                   <pic:blipFill>
-                    <a:blip r:embed="rId39"/>
+                    <a:blip r:embed="rId48"/>
                     <a:stretch>
                       <a:fillRect/>
                     </a:stretch>
@@ -9716,7 +10183,7 @@
                     </pic:cNvPicPr>
                   </pic:nvPicPr>
                   <pic:blipFill>
-                    <a:blip r:embed="rId40"/>
+                    <a:blip r:embed="rId49"/>
                     <a:stretch>
                       <a:fillRect/>
                     </a:stretch>
@@ -9808,7 +10275,7 @@
                     </pic:cNvPicPr>
                   </pic:nvPicPr>
                   <pic:blipFill>
-                    <a:blip r:embed="rId41"/>
+                    <a:blip r:embed="rId50"/>
                     <a:stretch>
                       <a:fillRect/>
                     </a:stretch>
@@ -10399,7 +10866,7 @@
         </w:rPr>
         <w:t xml:space="preserve">URL en Github: </w:t>
       </w:r>
-      <w:hyperlink r:id="rId42" w:history="1">
+      <w:hyperlink r:id="rId51" w:history="1">
         <w:r>
           <w:rPr>
             <w:rStyle w:val="Hipervnculo"/>
@@ -10443,7 +10910,7 @@
         </w:rPr>
         <w:t xml:space="preserve">URL del blog: </w:t>
       </w:r>
-      <w:hyperlink r:id="rId43" w:history="1">
+      <w:hyperlink r:id="rId52" w:history="1">
         <w:r>
           <w:rPr>
             <w:rStyle w:val="Hipervnculo"/>
@@ -14844,7 +15311,7 @@
 </file>
 
 <file path=customXml/itemProps1.xml><?xml version="1.0" encoding="utf-8"?>
-<ds:datastoreItem xmlns:ds="http://schemas.openxmlformats.org/officeDocument/2006/customXml" ds:itemID="{0D9D660E-FF35-4C1D-BF46-0E589A5FE792}">
+<ds:datastoreItem xmlns:ds="http://schemas.openxmlformats.org/officeDocument/2006/customXml" ds:itemID="{DD0F4CCC-11EF-4BE5-8FDD-DDF09F5E24E1}">
   <ds:schemaRefs>
     <ds:schemaRef ds:uri="http://schemas.openxmlformats.org/officeDocument/2006/bibliography"/>
   </ds:schemaRefs>

--- a/Nueva carpeta/Estructura General de mi blog.docx
+++ b/Nueva carpeta/Estructura General de mi blog.docx
@@ -9442,69 +9442,142 @@
         </w:rPr>
         <w:t>Ventana principal</w:t>
       </w:r>
+    </w:p>
+    <w:p>
+      <w:pPr>
+        <w:spacing w:before="100" w:beforeAutospacing="1" w:after="100" w:afterAutospacing="1"/>
+        <w:rPr>
+          <w:rFonts w:ascii="Times New Roman" w:hAnsi="Times New Roman" w:cs="Times New Roman"/>
+          <w:color w:val="000000" w:themeColor="text1"/>
+          <w:sz w:val="24"/>
+          <w:szCs w:val="24"/>
+        </w:rPr>
+      </w:pPr>
+      <w:r>
+        <w:rPr>
+          <w:rFonts w:ascii="Times New Roman" w:hAnsi="Times New Roman" w:cs="Times New Roman"/>
+          <w:color w:val="000000" w:themeColor="text1"/>
+          <w:sz w:val="24"/>
+          <w:szCs w:val="24"/>
+        </w:rPr>
+        <w:t>El Análisis Envolvente de Datos (DEA, por sus siglas en inglés) es una técnica de optimización que mide la eficiencia de unidades productivas comparando sus insumos y productos.</w:t>
+      </w:r>
+    </w:p>
+    <w:p>
+      <w:pPr>
+        <w:spacing w:before="100" w:beforeAutospacing="1" w:after="100" w:afterAutospacing="1"/>
+        <w:rPr>
+          <w:rFonts w:ascii="Times New Roman" w:hAnsi="Times New Roman" w:cs="Times New Roman"/>
+          <w:color w:val="000000" w:themeColor="text1"/>
+          <w:sz w:val="24"/>
+          <w:szCs w:val="24"/>
+        </w:rPr>
+      </w:pPr>
+      <w:r>
+        <w:rPr>
+          <w:rStyle w:val="Textoennegrita"/>
+          <w:rFonts w:ascii="Times New Roman" w:hAnsi="Times New Roman" w:cs="Times New Roman"/>
+          <w:bCs w:val="0"/>
+          <w:color w:val="000000" w:themeColor="text1"/>
+          <w:sz w:val="24"/>
+          <w:szCs w:val="24"/>
+        </w:rPr>
+        <w:t xml:space="preserve">Ventana Secundaria </w:t>
+      </w:r>
+    </w:p>
+    <w:p>
+      <w:pPr>
+        <w:spacing w:before="100" w:beforeAutospacing="1" w:after="100" w:afterAutospacing="1"/>
+        <w:rPr>
+          <w:rFonts w:ascii="Times New Roman" w:hAnsi="Times New Roman" w:cs="Times New Roman"/>
+          <w:color w:val="000000" w:themeColor="text1"/>
+          <w:sz w:val="24"/>
+          <w:szCs w:val="24"/>
+        </w:rPr>
+      </w:pPr>
+      <w:r>
+        <w:rPr>
+          <w:rFonts w:ascii="Times New Roman" w:hAnsi="Times New Roman" w:cs="Times New Roman"/>
+          <w:color w:val="000000" w:themeColor="text1"/>
+          <w:sz w:val="24"/>
+          <w:szCs w:val="24"/>
+        </w:rPr>
+        <w:t>El Análisis Envolvente de Datos es una técnica no paramétrica cuyas primeras aplicaciones se remontan a 1978 (Riaño y Larrea, 2021). Su origen se encuentra en la investigación doctoral de Rhodes, quien evaluaba la eficacia del programa de educación Follow-Through en las escuelas públicas de Estados Unidos. No obstante, el desarrollo de esta técnica no se debe exclusivamente a Rhodes. También es fundamental reconocer la contribución de Charnes, Cooper, Banker, Färe, Grosskopf, Seiford y Thrall, quienes desempeñaron un papel cruc</w:t>
+      </w:r>
       <w:bookmarkStart w:id="0" w:name="_GoBack"/>
       <w:bookmarkEnd w:id="0"/>
-    </w:p>
-    <w:p>
-      <w:pPr>
-        <w:spacing w:before="100" w:beforeAutospacing="1" w:after="100" w:afterAutospacing="1"/>
-        <w:rPr>
-          <w:rFonts w:ascii="Times New Roman" w:hAnsi="Times New Roman" w:cs="Times New Roman"/>
-          <w:color w:val="000000" w:themeColor="text1"/>
-          <w:sz w:val="24"/>
-          <w:szCs w:val="24"/>
-        </w:rPr>
-      </w:pPr>
-      <w:r>
-        <w:rPr>
-          <w:rFonts w:ascii="Times New Roman" w:hAnsi="Times New Roman" w:cs="Times New Roman"/>
-          <w:color w:val="000000" w:themeColor="text1"/>
-          <w:sz w:val="24"/>
-          <w:szCs w:val="24"/>
-        </w:rPr>
-        <w:t>El Análisis Envolvente de Datos (DEA, por sus siglas en inglés) es una técnica de optimización que mide la eficiencia de unidades productivas comparando sus insumos y productos.</w:t>
-      </w:r>
-    </w:p>
-    <w:p>
-      <w:pPr>
-        <w:spacing w:before="100" w:beforeAutospacing="1" w:after="100" w:afterAutospacing="1"/>
-        <w:rPr>
-          <w:rFonts w:ascii="Times New Roman" w:hAnsi="Times New Roman" w:cs="Times New Roman"/>
-          <w:color w:val="000000" w:themeColor="text1"/>
-          <w:sz w:val="24"/>
-          <w:szCs w:val="24"/>
-        </w:rPr>
-      </w:pPr>
-      <w:r>
-        <w:rPr>
-          <w:rStyle w:val="Textoennegrita"/>
-          <w:rFonts w:ascii="Times New Roman" w:hAnsi="Times New Roman" w:cs="Times New Roman"/>
-          <w:bCs w:val="0"/>
-          <w:color w:val="000000" w:themeColor="text1"/>
-          <w:sz w:val="24"/>
-          <w:szCs w:val="24"/>
-        </w:rPr>
-        <w:t xml:space="preserve">Ventana Secundaria </w:t>
-      </w:r>
-    </w:p>
-    <w:p>
-      <w:pPr>
-        <w:spacing w:before="100" w:beforeAutospacing="1" w:after="100" w:afterAutospacing="1"/>
-        <w:rPr>
-          <w:rFonts w:ascii="Times New Roman" w:hAnsi="Times New Roman" w:cs="Times New Roman"/>
-          <w:color w:val="000000" w:themeColor="text1"/>
-          <w:sz w:val="24"/>
-          <w:szCs w:val="24"/>
-        </w:rPr>
-      </w:pPr>
-      <w:r>
-        <w:rPr>
-          <w:rFonts w:ascii="Times New Roman" w:hAnsi="Times New Roman" w:cs="Times New Roman"/>
-          <w:color w:val="000000" w:themeColor="text1"/>
-          <w:sz w:val="24"/>
-          <w:szCs w:val="24"/>
-        </w:rPr>
-        <w:t>El Análisis Envolvente de Datos es una técnica no paramétrica cuyas primeras aplicaciones se remontan a 1978 (Riaño y Larrea, 2021). Su origen se encuentra en la investigación doctoral de Rhodes, quien evaluaba la eficacia del programa de educación Follow-Through en las escuelas públicas de Estados Unidos. No obstante, el desarrollo de esta técnica no se debe exclusivamente a Rhodes. También es fundamental reconocer la contribución de Charnes, Cooper, Banker, Färe, Grosskopf, Seiford y Thrall, quienes desempeñaron un papel crucial en el desarrollo de los modelos matemáticos que sustentan el DEA (Pishgar et al., 2021).</w:t>
+      <w:r>
+        <w:rPr>
+          <w:rFonts w:ascii="Times New Roman" w:hAnsi="Times New Roman" w:cs="Times New Roman"/>
+          <w:color w:val="000000" w:themeColor="text1"/>
+          <w:sz w:val="24"/>
+          <w:szCs w:val="24"/>
+        </w:rPr>
+        <w:t>ial en el desarrollo de los modelos matemáticos que sustentan el DEA (</w:t>
+      </w:r>
+      <w:proofErr w:type="spellStart"/>
+      <w:r>
+        <w:rPr>
+          <w:rFonts w:ascii="Times New Roman" w:eastAsia="Times New Roman" w:hAnsi="Times New Roman" w:cs="Times New Roman"/>
+          <w:bCs/>
+          <w:noProof w:val="0"/>
+          <w:sz w:val="24"/>
+          <w:szCs w:val="24"/>
+          <w:lang w:val="es-MX" w:eastAsia="es-MX"/>
+        </w:rPr>
+        <w:t>Taoumi</w:t>
+      </w:r>
+      <w:proofErr w:type="spellEnd"/>
+      <w:r>
+        <w:rPr>
+          <w:rFonts w:ascii="Times New Roman" w:eastAsia="Times New Roman" w:hAnsi="Times New Roman" w:cs="Times New Roman"/>
+          <w:bCs/>
+          <w:noProof w:val="0"/>
+          <w:sz w:val="24"/>
+          <w:szCs w:val="24"/>
+          <w:lang w:val="es-MX" w:eastAsia="es-MX"/>
+        </w:rPr>
+        <w:t xml:space="preserve"> &amp; </w:t>
+      </w:r>
+      <w:proofErr w:type="spellStart"/>
+      <w:r>
+        <w:rPr>
+          <w:rFonts w:ascii="Times New Roman" w:eastAsia="Times New Roman" w:hAnsi="Times New Roman" w:cs="Times New Roman"/>
+          <w:bCs/>
+          <w:noProof w:val="0"/>
+          <w:sz w:val="24"/>
+          <w:szCs w:val="24"/>
+          <w:lang w:val="es-MX" w:eastAsia="es-MX"/>
+        </w:rPr>
+        <w:t>Lahrech</w:t>
+      </w:r>
+      <w:proofErr w:type="spellEnd"/>
+      <w:r>
+        <w:rPr>
+          <w:rFonts w:ascii="Times New Roman" w:hAnsi="Times New Roman" w:cs="Times New Roman"/>
+          <w:color w:val="000000" w:themeColor="text1"/>
+          <w:sz w:val="24"/>
+          <w:szCs w:val="24"/>
+        </w:rPr>
+        <w:t>, 202</w:t>
+      </w:r>
+      <w:r>
+        <w:rPr>
+          <w:rFonts w:ascii="Times New Roman" w:hAnsi="Times New Roman" w:cs="Times New Roman"/>
+          <w:color w:val="000000" w:themeColor="text1"/>
+          <w:sz w:val="24"/>
+          <w:szCs w:val="24"/>
+        </w:rPr>
+        <w:t>3</w:t>
+      </w:r>
+      <w:r>
+        <w:rPr>
+          <w:rFonts w:ascii="Times New Roman" w:hAnsi="Times New Roman" w:cs="Times New Roman"/>
+          <w:color w:val="000000" w:themeColor="text1"/>
+          <w:sz w:val="24"/>
+          <w:szCs w:val="24"/>
+        </w:rPr>
+        <w:t>).</w:t>
       </w:r>
     </w:p>
     <w:p>
@@ -15311,7 +15384,7 @@
 </file>
 
 <file path=customXml/itemProps1.xml><?xml version="1.0" encoding="utf-8"?>
-<ds:datastoreItem xmlns:ds="http://schemas.openxmlformats.org/officeDocument/2006/customXml" ds:itemID="{DD0F4CCC-11EF-4BE5-8FDD-DDF09F5E24E1}">
+<ds:datastoreItem xmlns:ds="http://schemas.openxmlformats.org/officeDocument/2006/customXml" ds:itemID="{18C98B2C-DD5A-4643-BDA5-BA20AC6902EA}">
   <ds:schemaRefs>
     <ds:schemaRef ds:uri="http://schemas.openxmlformats.org/officeDocument/2006/bibliography"/>
   </ds:schemaRefs>

--- a/Nueva carpeta/Estructura General de mi blog.docx
+++ b/Nueva carpeta/Estructura General de mi blog.docx
@@ -9502,18 +9502,7 @@
           <w:sz w:val="24"/>
           <w:szCs w:val="24"/>
         </w:rPr>
-        <w:t>El Análisis Envolvente de Datos es una técnica no paramétrica cuyas primeras aplicaciones se remontan a 1978 (Riaño y Larrea, 2021). Su origen se encuentra en la investigación doctoral de Rhodes, quien evaluaba la eficacia del programa de educación Follow-Through en las escuelas públicas de Estados Unidos. No obstante, el desarrollo de esta técnica no se debe exclusivamente a Rhodes. También es fundamental reconocer la contribución de Charnes, Cooper, Banker, Färe, Grosskopf, Seiford y Thrall, quienes desempeñaron un papel cruc</w:t>
-      </w:r>
-      <w:bookmarkStart w:id="0" w:name="_GoBack"/>
-      <w:bookmarkEnd w:id="0"/>
-      <w:r>
-        <w:rPr>
-          <w:rFonts w:ascii="Times New Roman" w:hAnsi="Times New Roman" w:cs="Times New Roman"/>
-          <w:color w:val="000000" w:themeColor="text1"/>
-          <w:sz w:val="24"/>
-          <w:szCs w:val="24"/>
-        </w:rPr>
-        <w:t>ial en el desarrollo de los modelos matemáticos que sustentan el DEA (</w:t>
+        <w:t>El Análisis Envolvente de Datos es una técnica no paramétrica cuyas primeras aplicaciones se remontan a 1978 (Riaño y Larrea, 2021). Su origen se encuentra en la investigación doctoral de Rhodes, quien evaluaba la eficacia del programa de educación Follow-Through en las escuelas públicas de Estados Unidos. No obstante, el desarrollo de esta técnica no se debe exclusivamente a Rhodes. También es fundamental reconocer la contribución de Charnes, Cooper, Banker, Färe, Grosskopf, Seiford y Thrall, quienes desempeñaron un papel crucial en el desarrollo de los modelos matemáticos que sustentan el DEA (</w:t>
       </w:r>
       <w:proofErr w:type="spellStart"/>
       <w:r>
@@ -9633,7 +9622,25 @@
           <w:sz w:val="24"/>
           <w:szCs w:val="24"/>
         </w:rPr>
-        <w:t xml:space="preserve"> usando modelos DEA, con el propósito de seleccionar un número restringido de variables, a manera de mantener la relación causal en los modelos y que éstos indiquen adecuadamente el desempeño de las DMUs evaluadas (Peças et al., 2019; González &amp; Valdés, 2009).</w:t>
+        <w:t xml:space="preserve"> usando modelos DEA, con el propósito de seleccionar un número restringido de variables, a manera de mantener la relación causal en los modelos y que éstos indiquen adecuadamente el desempeño de las DMU</w:t>
+      </w:r>
+      <w:r>
+        <w:rPr>
+          <w:rFonts w:ascii="Times New Roman" w:hAnsi="Times New Roman" w:cs="Times New Roman"/>
+          <w:color w:val="000000" w:themeColor="text1"/>
+          <w:sz w:val="24"/>
+          <w:szCs w:val="24"/>
+        </w:rPr>
+        <w:t>s evaluadas (Peças et al., 2019</w:t>
+      </w:r>
+      <w:r>
+        <w:rPr>
+          <w:rFonts w:ascii="Times New Roman" w:hAnsi="Times New Roman" w:cs="Times New Roman"/>
+          <w:color w:val="000000" w:themeColor="text1"/>
+          <w:sz w:val="24"/>
+          <w:szCs w:val="24"/>
+        </w:rPr>
+        <w:t>).</w:t>
       </w:r>
     </w:p>
     <w:p>
@@ -9780,7 +9787,47 @@
           <w:szCs w:val="24"/>
           <w:lang w:eastAsia="es-MX"/>
         </w:rPr>
-        <w:t xml:space="preserve">En este orden de ideas, el uso de metodologías para evaluar la eficiencia, como el Análisis de Envolvente de Datos (DEA, por sus siglas en inglés), se ha consolidado como una herramienta clave en el ámbito de la investigación. El DEA ha sido desarrollado a partir de los planteamientos teóricos de Farrell en 1957 (Cooper </w:t>
+        <w:t xml:space="preserve">En este orden de ideas, el uso de metodologías para evaluar la eficiencia, como el DEA, se ha consolidado como una herramienta clave en el ámbito de la investigación. </w:t>
+      </w:r>
+      <w:r>
+        <w:rPr>
+          <w:rFonts w:ascii="Times New Roman" w:eastAsia="Times New Roman" w:hAnsi="Times New Roman" w:cs="Times New Roman"/>
+          <w:color w:val="000000" w:themeColor="text1"/>
+          <w:sz w:val="24"/>
+          <w:szCs w:val="24"/>
+          <w:lang w:eastAsia="es-MX"/>
+        </w:rPr>
+        <w:t>Se</w:t>
+      </w:r>
+      <w:r>
+        <w:rPr>
+          <w:rFonts w:ascii="Times New Roman" w:eastAsia="Times New Roman" w:hAnsi="Times New Roman" w:cs="Times New Roman"/>
+          <w:color w:val="000000" w:themeColor="text1"/>
+          <w:sz w:val="24"/>
+          <w:szCs w:val="24"/>
+          <w:lang w:eastAsia="es-MX"/>
+        </w:rPr>
+        <w:t xml:space="preserve"> ha sido desarrollado a partir de los planteamient</w:t>
+      </w:r>
+      <w:r>
+        <w:rPr>
+          <w:rFonts w:ascii="Times New Roman" w:eastAsia="Times New Roman" w:hAnsi="Times New Roman" w:cs="Times New Roman"/>
+          <w:color w:val="000000" w:themeColor="text1"/>
+          <w:sz w:val="24"/>
+          <w:szCs w:val="24"/>
+          <w:lang w:eastAsia="es-MX"/>
+        </w:rPr>
+        <w:t xml:space="preserve">os teóricos de Farrell en 1957 según </w:t>
+      </w:r>
+      <w:r>
+        <w:rPr>
+          <w:rFonts w:ascii="Times New Roman" w:eastAsia="Times New Roman" w:hAnsi="Times New Roman" w:cs="Times New Roman"/>
+          <w:color w:val="000000" w:themeColor="text1"/>
+          <w:sz w:val="24"/>
+          <w:szCs w:val="24"/>
+          <w:lang w:eastAsia="es-MX"/>
+        </w:rPr>
+        <w:t xml:space="preserve">Cooper </w:t>
       </w:r>
       <w:r>
         <w:rPr>
@@ -9802,7 +9849,83 @@
           <w:szCs w:val="24"/>
           <w:lang w:eastAsia="es-MX"/>
         </w:rPr>
-        <w:t>., 2007), y desde entonces ha sido ampliamente aplicado en diversas disciplinas. Este enfoque se utiliza para medir la eficiencia técnica y asignativa en sectores tan variados como la producción, la salud, el deporte, la educación, el medio ambiente, los recursos naturales, el transporte, la energía, el turismo y las finanzas, entre otros. En estos estudios, se emplean tanto técnicas paramétricas, basadas en desarrollos econométricos, como no paramétricas, que se fundamentan en la programación matemática. Ambas metodologías permiten evaluar el rendimiento de unidades productivas o sistemas, proporcionando información clave para la toma de decisiones y la mejora continua.</w:t>
+        <w:t>.</w:t>
+      </w:r>
+      <w:r>
+        <w:rPr>
+          <w:rFonts w:ascii="Times New Roman" w:eastAsia="Times New Roman" w:hAnsi="Times New Roman" w:cs="Times New Roman"/>
+          <w:color w:val="000000" w:themeColor="text1"/>
+          <w:sz w:val="24"/>
+          <w:szCs w:val="24"/>
+          <w:lang w:eastAsia="es-MX"/>
+        </w:rPr>
+        <w:t>, y desde entonces ha sido ampliamente aplicado en diversas disciplinas</w:t>
+      </w:r>
+      <w:r>
+        <w:rPr>
+          <w:rFonts w:ascii="Times New Roman" w:eastAsia="Times New Roman" w:hAnsi="Times New Roman" w:cs="Times New Roman"/>
+          <w:color w:val="000000" w:themeColor="text1"/>
+          <w:sz w:val="24"/>
+          <w:szCs w:val="24"/>
+          <w:lang w:eastAsia="es-MX"/>
+        </w:rPr>
+        <w:t xml:space="preserve"> (</w:t>
+      </w:r>
+      <w:proofErr w:type="spellStart"/>
+      <w:r>
+        <w:rPr>
+          <w:rFonts w:ascii="Times New Roman" w:eastAsia="Times New Roman" w:hAnsi="Times New Roman" w:cs="Times New Roman"/>
+          <w:bCs/>
+          <w:noProof w:val="0"/>
+          <w:sz w:val="24"/>
+          <w:szCs w:val="24"/>
+          <w:lang w:val="es-MX" w:eastAsia="es-MX"/>
+        </w:rPr>
+        <w:t>Börner</w:t>
+      </w:r>
+      <w:proofErr w:type="spellEnd"/>
+      <w:r>
+        <w:rPr>
+          <w:rFonts w:ascii="Times New Roman" w:eastAsia="Times New Roman" w:hAnsi="Times New Roman" w:cs="Times New Roman"/>
+          <w:bCs/>
+          <w:noProof w:val="0"/>
+          <w:sz w:val="24"/>
+          <w:szCs w:val="24"/>
+          <w:lang w:val="es-MX" w:eastAsia="es-MX"/>
+        </w:rPr>
+        <w:t xml:space="preserve"> et al., 2017)</w:t>
+      </w:r>
+      <w:r>
+        <w:rPr>
+          <w:rFonts w:ascii="Times New Roman" w:eastAsia="Times New Roman" w:hAnsi="Times New Roman" w:cs="Times New Roman"/>
+          <w:color w:val="000000" w:themeColor="text1"/>
+          <w:sz w:val="24"/>
+          <w:szCs w:val="24"/>
+          <w:lang w:eastAsia="es-MX"/>
+        </w:rPr>
+        <w:t xml:space="preserve">. </w:t>
+      </w:r>
+    </w:p>
+    <w:p>
+      <w:pPr>
+        <w:spacing w:before="100" w:beforeAutospacing="1" w:after="100" w:afterAutospacing="1"/>
+        <w:rPr>
+          <w:rFonts w:ascii="Times New Roman" w:eastAsia="Times New Roman" w:hAnsi="Times New Roman" w:cs="Times New Roman"/>
+          <w:color w:val="000000" w:themeColor="text1"/>
+          <w:sz w:val="24"/>
+          <w:szCs w:val="24"/>
+          <w:lang w:eastAsia="es-MX"/>
+        </w:rPr>
+      </w:pPr>
+      <w:r>
+        <w:rPr>
+          <w:rFonts w:ascii="Times New Roman" w:eastAsia="Times New Roman" w:hAnsi="Times New Roman" w:cs="Times New Roman"/>
+          <w:color w:val="000000" w:themeColor="text1"/>
+          <w:sz w:val="24"/>
+          <w:szCs w:val="24"/>
+          <w:lang w:eastAsia="es-MX"/>
+        </w:rPr>
+        <w:t>Este enfoque se utiliza para medir la eficiencia técnica y asignativa en sectores tan variados como la producción, la salud, el deporte, la educación, el medio ambiente, los recursos naturales, el transporte, la energía, el turismo y las finanzas, entre otros. En estos estudios, se emplean tanto técnicas paramétricas, basadas en desarrollos econométricos, como no paramétricas, que se fundamentan en la programación matemática. Ambas metodologías permiten evaluar el rendimiento de unidades productivas o sistemas, proporcionando información clave para la toma de decisiones y la mejora continua.</w:t>
       </w:r>
     </w:p>
     <w:p>
@@ -9883,7 +10006,6 @@
           <w:sz w:val="24"/>
           <w:szCs w:val="24"/>
         </w:rPr>
-        <w:lastRenderedPageBreak/>
         <w:t>Diferencia entre eficiencia técnica, económica y ecoeficiencia</w:t>
       </w:r>
     </w:p>
@@ -9924,7 +10046,25 @@
           <w:sz w:val="24"/>
           <w:szCs w:val="24"/>
         </w:rPr>
-        <w:t xml:space="preserve">La eficiencia económica se centra en maximizar la rentabilidad mediante la optimización de la relación entre costos y beneficios (Bhat &amp; Kaur, 2024). Evalúa el uso de recursos desde una perspectiva monetaria, buscando generar el mayor ingreso posible con los menores costos de producción. Este enfoque prioriza la viabilidad financiera, asegurando que las decisiones de gestión resulten en un equilibrio óptimo entre los recursos invertidos y los retornos obtenidos. </w:t>
+        <w:t>La eficiencia económica se centra en maximizar la rentabilidad mediante la optimización de la relación entre costos</w:t>
+      </w:r>
+      <w:r>
+        <w:rPr>
+          <w:rFonts w:ascii="Times New Roman" w:hAnsi="Times New Roman" w:cs="Times New Roman"/>
+          <w:color w:val="000000" w:themeColor="text1"/>
+          <w:sz w:val="24"/>
+          <w:szCs w:val="24"/>
+        </w:rPr>
+        <w:t xml:space="preserve"> y beneficios (Bhat &amp; Kaur, 2022</w:t>
+      </w:r>
+      <w:r>
+        <w:rPr>
+          <w:rFonts w:ascii="Times New Roman" w:hAnsi="Times New Roman" w:cs="Times New Roman"/>
+          <w:color w:val="000000" w:themeColor="text1"/>
+          <w:sz w:val="24"/>
+          <w:szCs w:val="24"/>
+        </w:rPr>
+        <w:t xml:space="preserve">). Evalúa el uso de recursos desde una perspectiva monetaria, buscando generar el mayor ingreso posible con los menores costos de producción. Este enfoque prioriza la viabilidad financiera, asegurando que las decisiones de gestión resulten en un equilibrio óptimo entre los recursos invertidos y los retornos obtenidos. </w:t>
       </w:r>
     </w:p>
     <w:p>
@@ -9984,7 +10124,18 @@
           <w:sz w:val="24"/>
           <w:szCs w:val="24"/>
         </w:rPr>
-        <w:t>Así, la ecoeficiencia busca producir más con pocos recursos y menos daño ambiental. Mientras la eficiencia técnica y económica se enfocan en desempeño físico o financiero, la ecoeficiencia añade una dimensión ecológica. Por ello se plantea que la ecoeficiencia es clave en sistemas sostenibles, como los agrícolas dado que aporta una mirada distinta sobre el uso eficiente de los recursos.</w:t>
+        <w:t xml:space="preserve">Así, la ecoeficiencia busca producir más con pocos recursos y menos daño ambiental. Mientras la eficiencia técnica y económica se enfocan en desempeño físico o financiero, la ecoeficiencia añade una dimensión ecológica. Por ello se plantea que la ecoeficiencia es clave en sistemas sostenibles, </w:t>
+      </w:r>
+      <w:bookmarkStart w:id="0" w:name="_GoBack"/>
+      <w:bookmarkEnd w:id="0"/>
+      <w:r>
+        <w:rPr>
+          <w:rFonts w:ascii="Times New Roman" w:hAnsi="Times New Roman" w:cs="Times New Roman"/>
+          <w:color w:val="000000" w:themeColor="text1"/>
+          <w:sz w:val="24"/>
+          <w:szCs w:val="24"/>
+        </w:rPr>
+        <w:t>como los agrícolas dado que aporta una mirada distinta sobre el uso eficiente de los recursos.</w:t>
       </w:r>
     </w:p>
     <w:p>
@@ -9992,15 +10143,15 @@
         <w:spacing w:before="100" w:beforeAutospacing="1" w:after="100" w:afterAutospacing="1"/>
         <w:rPr>
           <w:rFonts w:ascii="Times New Roman" w:hAnsi="Times New Roman" w:cs="Times New Roman"/>
-          <w:color w:val="000000" w:themeColor="text1"/>
-          <w:sz w:val="24"/>
-          <w:szCs w:val="24"/>
-        </w:rPr>
-      </w:pPr>
-      <w:r>
-        <w:rPr>
-          <w:rFonts w:ascii="Times New Roman" w:hAnsi="Times New Roman" w:cs="Times New Roman"/>
-          <w:color w:val="000000" w:themeColor="text1"/>
+          <w:color w:val="FF0000"/>
+          <w:sz w:val="24"/>
+          <w:szCs w:val="24"/>
+        </w:rPr>
+      </w:pPr>
+      <w:r>
+        <w:rPr>
+          <w:rFonts w:ascii="Times New Roman" w:hAnsi="Times New Roman" w:cs="Times New Roman"/>
+          <w:color w:val="FF0000"/>
           <w:sz w:val="24"/>
           <w:szCs w:val="24"/>
         </w:rPr>
@@ -15384,7 +15535,7 @@
 </file>
 
 <file path=customXml/itemProps1.xml><?xml version="1.0" encoding="utf-8"?>
-<ds:datastoreItem xmlns:ds="http://schemas.openxmlformats.org/officeDocument/2006/customXml" ds:itemID="{18C98B2C-DD5A-4643-BDA5-BA20AC6902EA}">
+<ds:datastoreItem xmlns:ds="http://schemas.openxmlformats.org/officeDocument/2006/customXml" ds:itemID="{8B12D2F6-59EA-4676-B150-A45B7A65C90F}">
   <ds:schemaRefs>
     <ds:schemaRef ds:uri="http://schemas.openxmlformats.org/officeDocument/2006/bibliography"/>
   </ds:schemaRefs>

--- a/Nueva carpeta/Estructura General de mi blog.docx
+++ b/Nueva carpeta/Estructura General de mi blog.docx
@@ -7840,17 +7840,7 @@
           <w:szCs w:val="24"/>
           <w:lang w:val="es-MX"/>
         </w:rPr>
-        <w:t xml:space="preserve">durante </w:t>
-      </w:r>
-      <w:r>
-        <w:rPr>
-          <w:rFonts w:ascii="Times New Roman" w:hAnsi="Times New Roman" w:cs="Times New Roman"/>
-          <w:color w:val="000000" w:themeColor="text1"/>
-          <w:sz w:val="24"/>
-          <w:szCs w:val="24"/>
-          <w:lang w:val="es-MX"/>
-        </w:rPr>
-        <w:t>el ciclo de vida de un producto. Los datos obtenidos en esta fase son el punto de partida para la evaluación de impactos del ciclo de vida.</w:t>
+        <w:t>durante el ciclo de vida de un producto. Los datos obtenidos en esta fase son el punto de partida para la evaluación de impactos del ciclo de vida.</w:t>
       </w:r>
     </w:p>
     <w:p>
@@ -8041,17 +8031,7 @@
           <w:szCs w:val="24"/>
           <w:lang w:val="es-MX"/>
         </w:rPr>
-        <w:t>. A veces, puede implicar un proceso dinámico de revisión y  actualización del alcance, así como de la naturaleza y la calidad de los datos recopilados para que sean coherentes con el objetivo y e</w:t>
-      </w:r>
-      <w:r>
-        <w:rPr>
-          <w:rFonts w:ascii="Times New Roman" w:hAnsi="Times New Roman" w:cs="Times New Roman"/>
-          <w:color w:val="000000" w:themeColor="text1"/>
-          <w:sz w:val="24"/>
-          <w:szCs w:val="24"/>
-          <w:lang w:val="es-MX"/>
-        </w:rPr>
-        <w:t>l alcance.</w:t>
+        <w:t>. A veces, puede implicar un proceso dinámico de revisión y  actualización del alcance, así como de la naturaleza y la calidad de los datos recopilados para que sean coherentes con el objetivo y el alcance.</w:t>
       </w:r>
     </w:p>
     <w:p>
@@ -8102,7 +8082,7 @@
           <w:color w:val="000000" w:themeColor="text1"/>
           <w:sz w:val="24"/>
           <w:szCs w:val="24"/>
-          <w:lang w:val="es-MX"/>
+          <w:lang w:val="es-MX" w:eastAsia="es-MX"/>
         </w:rPr>
         <w:drawing>
           <wp:inline distT="0" distB="0" distL="0" distR="0" wp14:anchorId="75F2FB13" wp14:editId="1D088A7F">
@@ -10124,18 +10104,7 @@
           <w:sz w:val="24"/>
           <w:szCs w:val="24"/>
         </w:rPr>
-        <w:t xml:space="preserve">Así, la ecoeficiencia busca producir más con pocos recursos y menos daño ambiental. Mientras la eficiencia técnica y económica se enfocan en desempeño físico o financiero, la ecoeficiencia añade una dimensión ecológica. Por ello se plantea que la ecoeficiencia es clave en sistemas sostenibles, </w:t>
-      </w:r>
-      <w:bookmarkStart w:id="0" w:name="_GoBack"/>
-      <w:bookmarkEnd w:id="0"/>
-      <w:r>
-        <w:rPr>
-          <w:rFonts w:ascii="Times New Roman" w:hAnsi="Times New Roman" w:cs="Times New Roman"/>
-          <w:color w:val="000000" w:themeColor="text1"/>
-          <w:sz w:val="24"/>
-          <w:szCs w:val="24"/>
-        </w:rPr>
-        <w:t>como los agrícolas dado que aporta una mirada distinta sobre el uso eficiente de los recursos.</w:t>
+        <w:t>Así, la ecoeficiencia busca producir más con pocos recursos y menos daño ambiental. Mientras la eficiencia técnica y económica se enfocan en desempeño físico o financiero, la ecoeficiencia añade una dimensión ecológica. Por ello se plantea que la ecoeficiencia es clave en sistemas sostenibles, como los agrícolas dado que aporta una mirada distinta sobre el uso eficiente de los recursos.</w:t>
       </w:r>
     </w:p>
     <w:p>
@@ -10143,15 +10112,15 @@
         <w:spacing w:before="100" w:beforeAutospacing="1" w:after="100" w:afterAutospacing="1"/>
         <w:rPr>
           <w:rFonts w:ascii="Times New Roman" w:hAnsi="Times New Roman" w:cs="Times New Roman"/>
-          <w:color w:val="FF0000"/>
-          <w:sz w:val="24"/>
-          <w:szCs w:val="24"/>
-        </w:rPr>
-      </w:pPr>
-      <w:r>
-        <w:rPr>
-          <w:rFonts w:ascii="Times New Roman" w:hAnsi="Times New Roman" w:cs="Times New Roman"/>
-          <w:color w:val="FF0000"/>
+          <w:color w:val="000000" w:themeColor="text1"/>
+          <w:sz w:val="24"/>
+          <w:szCs w:val="24"/>
+        </w:rPr>
+      </w:pPr>
+      <w:r>
+        <w:rPr>
+          <w:rFonts w:ascii="Times New Roman" w:hAnsi="Times New Roman" w:cs="Times New Roman"/>
+          <w:color w:val="000000" w:themeColor="text1"/>
           <w:sz w:val="24"/>
           <w:szCs w:val="24"/>
         </w:rPr>
@@ -10245,6 +10214,264 @@
     </w:p>
     <w:p>
       <w:pPr>
+        <w:pStyle w:val="Prrafodelista"/>
+        <w:numPr>
+          <w:ilvl w:val="0"/>
+          <w:numId w:val="11"/>
+        </w:numPr>
+        <w:spacing w:after="0" w:line="240" w:lineRule="auto"/>
+        <w:rPr>
+          <w:rFonts w:ascii="Times New Roman" w:hAnsi="Times New Roman" w:cs="Times New Roman"/>
+          <w:color w:val="000000" w:themeColor="text1"/>
+          <w:sz w:val="24"/>
+          <w:szCs w:val="24"/>
+        </w:rPr>
+      </w:pPr>
+      <w:r>
+        <w:rPr>
+          <w:rFonts w:ascii="Times New Roman" w:hAnsi="Times New Roman" w:cs="Times New Roman"/>
+          <w:b/>
+          <w:color w:val="000000" w:themeColor="text1"/>
+          <w:sz w:val="24"/>
+          <w:szCs w:val="24"/>
+        </w:rPr>
+        <w:t>Método no paramétrico basado en programación matemática</w:t>
+      </w:r>
+      <w:r>
+        <w:rPr>
+          <w:rFonts w:ascii="Times New Roman" w:hAnsi="Times New Roman" w:cs="Times New Roman"/>
+          <w:color w:val="000000" w:themeColor="text1"/>
+          <w:sz w:val="24"/>
+          <w:szCs w:val="24"/>
+        </w:rPr>
+        <w:t>: DEA utiliza técnicas de programación lineal para construir una frontera de eficiencia sin asumir una forma funcional específica para la relación entre insumos y productos. Esto significa que no requiere suposiciones previas sobre cómo los recursos se convierten en resultados, lo que lo hace adaptable a diferentes contextos, como fincas cafetaleras con diversas prácticas agrícolas, evitando sesgos derivados de modelos teóricos rígidos.</w:t>
+      </w:r>
+    </w:p>
+    <w:p>
+      <w:pPr>
+        <w:pStyle w:val="Prrafodelista"/>
+        <w:numPr>
+          <w:ilvl w:val="0"/>
+          <w:numId w:val="11"/>
+        </w:numPr>
+        <w:spacing w:after="0" w:line="240" w:lineRule="auto"/>
+        <w:rPr>
+          <w:rFonts w:ascii="Times New Roman" w:hAnsi="Times New Roman" w:cs="Times New Roman"/>
+          <w:color w:val="000000" w:themeColor="text1"/>
+          <w:sz w:val="24"/>
+          <w:szCs w:val="24"/>
+        </w:rPr>
+      </w:pPr>
+      <w:r>
+        <w:rPr>
+          <w:rFonts w:ascii="Times New Roman" w:hAnsi="Times New Roman" w:cs="Times New Roman"/>
+          <w:b/>
+          <w:color w:val="000000" w:themeColor="text1"/>
+          <w:sz w:val="24"/>
+          <w:szCs w:val="24"/>
+        </w:rPr>
+        <w:t>Permite comparar fincas cafetaleras sin necesidad de una función de producción predefinida</w:t>
+      </w:r>
+      <w:r>
+        <w:rPr>
+          <w:rFonts w:ascii="Times New Roman" w:hAnsi="Times New Roman" w:cs="Times New Roman"/>
+          <w:color w:val="000000" w:themeColor="text1"/>
+          <w:sz w:val="24"/>
+          <w:szCs w:val="24"/>
+        </w:rPr>
+        <w:t>: A diferencia de otros métodos que dependen de una ecuación matemática preestablecida para modelar la producción, DEA evalúa la eficiencia comparando directamente las fincas según su desempeño real en términos de insumos utilizados y productos generados. Esto permite analizar fincas con características heterogéneas (tamaño, tecnología, tipo de café) de manera objetiva y sin imponer estructuras rígidas.</w:t>
+      </w:r>
+    </w:p>
+    <w:p>
+      <w:pPr>
+        <w:pStyle w:val="Prrafodelista"/>
+        <w:numPr>
+          <w:ilvl w:val="0"/>
+          <w:numId w:val="11"/>
+        </w:numPr>
+        <w:spacing w:after="0" w:line="240" w:lineRule="auto"/>
+        <w:rPr>
+          <w:rFonts w:ascii="Times New Roman" w:hAnsi="Times New Roman" w:cs="Times New Roman"/>
+          <w:color w:val="000000" w:themeColor="text1"/>
+          <w:sz w:val="24"/>
+          <w:szCs w:val="24"/>
+        </w:rPr>
+      </w:pPr>
+      <w:r>
+        <w:rPr>
+          <w:rFonts w:ascii="Times New Roman" w:hAnsi="Times New Roman" w:cs="Times New Roman"/>
+          <w:b/>
+          <w:color w:val="000000" w:themeColor="text1"/>
+          <w:sz w:val="24"/>
+          <w:szCs w:val="24"/>
+        </w:rPr>
+        <w:t>Identifica las unidades más eficientes y las que requieren mejoras</w:t>
+      </w:r>
+      <w:r>
+        <w:rPr>
+          <w:rFonts w:ascii="Times New Roman" w:hAnsi="Times New Roman" w:cs="Times New Roman"/>
+          <w:color w:val="000000" w:themeColor="text1"/>
+          <w:sz w:val="24"/>
+          <w:szCs w:val="24"/>
+        </w:rPr>
+        <w:t xml:space="preserve">: </w:t>
+      </w:r>
+      <w:r>
+        <w:rPr>
+          <w:rFonts w:ascii="Times New Roman" w:hAnsi="Times New Roman" w:cs="Times New Roman"/>
+          <w:color w:val="000000" w:themeColor="text1"/>
+          <w:sz w:val="24"/>
+          <w:szCs w:val="24"/>
+        </w:rPr>
+        <w:t>DEA clasifica las fincas cafetaleras en eficientes e ineficientes al compararlas con una frontera de eficiencia construida a partir de las mejores prácticas observadas. Las fincas eficientes están en la frontera, mientras que las ineficientes se identifican con un puntaje que indica cuánto deben mejorar en el uso de insumos o en la producción para alcanzar la eficiencia, ofreciendo una guía clara para la optimización.</w:t>
+      </w:r>
+    </w:p>
+    <w:p>
+      <w:pPr>
+        <w:pStyle w:val="Prrafodelista"/>
+        <w:numPr>
+          <w:ilvl w:val="0"/>
+          <w:numId w:val="11"/>
+        </w:numPr>
+        <w:spacing w:after="0" w:line="240" w:lineRule="auto"/>
+        <w:rPr>
+          <w:rFonts w:ascii="Times New Roman" w:eastAsia="Times New Roman" w:hAnsi="Times New Roman" w:cs="Times New Roman"/>
+          <w:noProof w:val="0"/>
+          <w:sz w:val="24"/>
+          <w:szCs w:val="24"/>
+          <w:lang w:val="es-MX" w:eastAsia="es-MX"/>
+        </w:rPr>
+      </w:pPr>
+      <w:r>
+        <w:rPr>
+          <w:rFonts w:ascii="Times New Roman" w:eastAsia="Times New Roman" w:hAnsi="Times New Roman" w:cs="Times New Roman"/>
+          <w:b/>
+          <w:bCs/>
+          <w:noProof w:val="0"/>
+          <w:sz w:val="24"/>
+          <w:szCs w:val="24"/>
+          <w:lang w:val="es-MX" w:eastAsia="es-MX"/>
+        </w:rPr>
+        <w:t>Flexibilidad en el manejo de múltiples insumos y productos</w:t>
+      </w:r>
+      <w:r>
+        <w:rPr>
+          <w:rFonts w:ascii="Times New Roman" w:eastAsia="Times New Roman" w:hAnsi="Times New Roman" w:cs="Times New Roman"/>
+          <w:noProof w:val="0"/>
+          <w:sz w:val="24"/>
+          <w:szCs w:val="24"/>
+          <w:lang w:val="es-MX" w:eastAsia="es-MX"/>
+        </w:rPr>
+        <w:t xml:space="preserve">: DEA permite evaluar la eficiencia considerando simultáneamente múltiples insumos (como mano de obra, fertilizantes, agua) y productos (como cantidad de café cosechado o ingresos generados), sin necesidad de asignar pesos subjetivos a cada uno. </w:t>
+      </w:r>
+    </w:p>
+    <w:p>
+      <w:pPr>
+        <w:pStyle w:val="Prrafodelista"/>
+        <w:numPr>
+          <w:ilvl w:val="0"/>
+          <w:numId w:val="11"/>
+        </w:numPr>
+        <w:spacing w:after="0" w:line="240" w:lineRule="auto"/>
+        <w:rPr>
+          <w:rFonts w:ascii="Times New Roman" w:eastAsia="Times New Roman" w:hAnsi="Times New Roman" w:cs="Times New Roman"/>
+          <w:noProof w:val="0"/>
+          <w:sz w:val="24"/>
+          <w:szCs w:val="24"/>
+          <w:lang w:val="es-MX" w:eastAsia="es-MX"/>
+        </w:rPr>
+      </w:pPr>
+      <w:r>
+        <w:rPr>
+          <w:rFonts w:ascii="Times New Roman" w:eastAsia="Times New Roman" w:hAnsi="Times New Roman" w:cs="Times New Roman"/>
+          <w:b/>
+          <w:bCs/>
+          <w:noProof w:val="0"/>
+          <w:sz w:val="24"/>
+          <w:szCs w:val="24"/>
+          <w:lang w:val="es-MX" w:eastAsia="es-MX"/>
+        </w:rPr>
+        <w:t>Orientación a la optimización</w:t>
+      </w:r>
+      <w:r>
+        <w:rPr>
+          <w:rFonts w:ascii="Times New Roman" w:eastAsia="Times New Roman" w:hAnsi="Times New Roman" w:cs="Times New Roman"/>
+          <w:noProof w:val="0"/>
+          <w:sz w:val="24"/>
+          <w:szCs w:val="24"/>
+          <w:lang w:val="es-MX" w:eastAsia="es-MX"/>
+        </w:rPr>
+        <w:t xml:space="preserve">: DEA puede configurarse con diferentes orientaciones, como la minimización de insumos (lograr el mismo nivel de producción con menos recursos) o la maximización de productos (aumentar la producción con los mismos recursos), adaptándose a los objetivos específicos del análisis. </w:t>
+      </w:r>
+    </w:p>
+    <w:p>
+      <w:pPr>
+        <w:pStyle w:val="Prrafodelista"/>
+        <w:numPr>
+          <w:ilvl w:val="0"/>
+          <w:numId w:val="11"/>
+        </w:numPr>
+        <w:spacing w:after="0" w:line="240" w:lineRule="auto"/>
+        <w:rPr>
+          <w:rFonts w:ascii="Times New Roman" w:eastAsia="Times New Roman" w:hAnsi="Times New Roman" w:cs="Times New Roman"/>
+          <w:noProof w:val="0"/>
+          <w:sz w:val="24"/>
+          <w:szCs w:val="24"/>
+          <w:lang w:val="es-MX" w:eastAsia="es-MX"/>
+        </w:rPr>
+      </w:pPr>
+      <w:r>
+        <w:rPr>
+          <w:rFonts w:ascii="Times New Roman" w:eastAsia="Times New Roman" w:hAnsi="Times New Roman" w:cs="Times New Roman"/>
+          <w:b/>
+          <w:bCs/>
+          <w:noProof w:val="0"/>
+          <w:sz w:val="24"/>
+          <w:szCs w:val="24"/>
+          <w:lang w:val="es-MX" w:eastAsia="es-MX"/>
+        </w:rPr>
+        <w:t>Identificación de referencias (</w:t>
+      </w:r>
+      <w:proofErr w:type="spellStart"/>
+      <w:r>
+        <w:rPr>
+          <w:rFonts w:ascii="Times New Roman" w:eastAsia="Times New Roman" w:hAnsi="Times New Roman" w:cs="Times New Roman"/>
+          <w:b/>
+          <w:bCs/>
+          <w:noProof w:val="0"/>
+          <w:sz w:val="24"/>
+          <w:szCs w:val="24"/>
+          <w:lang w:val="es-MX" w:eastAsia="es-MX"/>
+        </w:rPr>
+        <w:t>benchmarks</w:t>
+      </w:r>
+      <w:proofErr w:type="spellEnd"/>
+      <w:r>
+        <w:rPr>
+          <w:rFonts w:ascii="Times New Roman" w:eastAsia="Times New Roman" w:hAnsi="Times New Roman" w:cs="Times New Roman"/>
+          <w:b/>
+          <w:bCs/>
+          <w:noProof w:val="0"/>
+          <w:sz w:val="24"/>
+          <w:szCs w:val="24"/>
+          <w:lang w:val="es-MX" w:eastAsia="es-MX"/>
+        </w:rPr>
+        <w:t>)</w:t>
+      </w:r>
+      <w:r>
+        <w:rPr>
+          <w:rFonts w:ascii="Times New Roman" w:eastAsia="Times New Roman" w:hAnsi="Times New Roman" w:cs="Times New Roman"/>
+          <w:noProof w:val="0"/>
+          <w:sz w:val="24"/>
+          <w:szCs w:val="24"/>
+          <w:lang w:val="es-MX" w:eastAsia="es-MX"/>
+        </w:rPr>
+        <w:t xml:space="preserve">: DEA no solo señala las unidades ineficientes, sino que también identifica las unidades eficientes que sirven como referencia o "mejores prácticas" para las demás, proporcionando metas alcanzables y ejemplos prácticos de mejora. </w:t>
+      </w:r>
+    </w:p>
+    <w:p>
+      <w:pPr>
+        <w:pStyle w:val="Prrafodelista"/>
         <w:numPr>
           <w:ilvl w:val="0"/>
           <w:numId w:val="11"/>
@@ -10259,60 +10486,25 @@
       </w:pPr>
       <w:r>
         <w:rPr>
-          <w:rFonts w:ascii="Times New Roman" w:hAnsi="Times New Roman" w:cs="Times New Roman"/>
-          <w:color w:val="000000" w:themeColor="text1"/>
-          <w:sz w:val="24"/>
-          <w:szCs w:val="24"/>
-        </w:rPr>
-        <w:t>Método no paramétrico basado en programación matemática.</w:t>
-      </w:r>
-    </w:p>
-    <w:p>
-      <w:pPr>
-        <w:numPr>
-          <w:ilvl w:val="0"/>
-          <w:numId w:val="11"/>
-        </w:numPr>
-        <w:spacing w:before="100" w:beforeAutospacing="1" w:after="100" w:afterAutospacing="1" w:line="240" w:lineRule="auto"/>
-        <w:rPr>
-          <w:rFonts w:ascii="Times New Roman" w:hAnsi="Times New Roman" w:cs="Times New Roman"/>
-          <w:color w:val="000000" w:themeColor="text1"/>
-          <w:sz w:val="24"/>
-          <w:szCs w:val="24"/>
-        </w:rPr>
-      </w:pPr>
-      <w:r>
-        <w:rPr>
-          <w:rFonts w:ascii="Times New Roman" w:hAnsi="Times New Roman" w:cs="Times New Roman"/>
-          <w:color w:val="000000" w:themeColor="text1"/>
-          <w:sz w:val="24"/>
-          <w:szCs w:val="24"/>
-        </w:rPr>
-        <w:t>Permite comparar fincas cafetaleras sin necesidad de una función de producción predefinida.</w:t>
-      </w:r>
-    </w:p>
-    <w:p>
-      <w:pPr>
-        <w:numPr>
-          <w:ilvl w:val="0"/>
-          <w:numId w:val="11"/>
-        </w:numPr>
-        <w:spacing w:before="100" w:beforeAutospacing="1" w:after="100" w:afterAutospacing="1" w:line="240" w:lineRule="auto"/>
-        <w:rPr>
-          <w:rFonts w:ascii="Times New Roman" w:hAnsi="Times New Roman" w:cs="Times New Roman"/>
-          <w:color w:val="000000" w:themeColor="text1"/>
-          <w:sz w:val="24"/>
-          <w:szCs w:val="24"/>
-        </w:rPr>
-      </w:pPr>
-      <w:r>
-        <w:rPr>
-          <w:rFonts w:ascii="Times New Roman" w:hAnsi="Times New Roman" w:cs="Times New Roman"/>
-          <w:color w:val="000000" w:themeColor="text1"/>
-          <w:sz w:val="24"/>
-          <w:szCs w:val="24"/>
-        </w:rPr>
-        <w:t>Identifica las unidades más eficientes y las que requieren mejoras.</w:t>
+          <w:rFonts w:ascii="Times New Roman" w:eastAsia="Times New Roman" w:hAnsi="Times New Roman" w:cs="Times New Roman"/>
+          <w:b/>
+          <w:bCs/>
+          <w:noProof w:val="0"/>
+          <w:sz w:val="24"/>
+          <w:szCs w:val="24"/>
+          <w:lang w:val="es-MX" w:eastAsia="es-MX"/>
+        </w:rPr>
+        <w:t>Capacidad para incorporar restricciones contextuales</w:t>
+      </w:r>
+      <w:r>
+        <w:rPr>
+          <w:rFonts w:ascii="Times New Roman" w:eastAsia="Times New Roman" w:hAnsi="Times New Roman" w:cs="Times New Roman"/>
+          <w:noProof w:val="0"/>
+          <w:sz w:val="24"/>
+          <w:szCs w:val="24"/>
+          <w:lang w:val="es-MX" w:eastAsia="es-MX"/>
+        </w:rPr>
+        <w:t>: DEA puede adaptarse para incluir restricciones específicas del entorno, como limitaciones ambientales, tecnológicas o económicas, lo que permite un análisis más realista y ajustado a las condiciones de las fincas cafetaleras.</w:t>
       </w:r>
     </w:p>
     <w:p>
@@ -10368,6 +10560,74 @@
           <w:szCs w:val="24"/>
         </w:rPr>
         <w:t xml:space="preserve"> Asume rendimientos constantes a escala.</w:t>
+      </w:r>
+    </w:p>
+    <w:p>
+      <w:pPr>
+        <w:pStyle w:val="Prrafodelista"/>
+        <w:spacing w:before="100" w:beforeAutospacing="1" w:after="100" w:afterAutospacing="1" w:line="240" w:lineRule="auto"/>
+        <w:rPr>
+          <w:rFonts w:ascii="Times New Roman" w:eastAsia="Times New Roman" w:hAnsi="Times New Roman" w:cs="Times New Roman"/>
+          <w:noProof w:val="0"/>
+          <w:sz w:val="24"/>
+          <w:szCs w:val="24"/>
+          <w:lang w:val="es-MX" w:eastAsia="es-MX"/>
+        </w:rPr>
+      </w:pPr>
+      <w:r>
+        <w:rPr>
+          <w:rFonts w:ascii="Times New Roman" w:eastAsia="Times New Roman" w:hAnsi="Times New Roman" w:cs="Times New Roman"/>
+          <w:noProof w:val="0"/>
+          <w:sz w:val="24"/>
+          <w:szCs w:val="24"/>
+          <w:lang w:val="es-MX" w:eastAsia="es-MX"/>
+        </w:rPr>
+        <w:lastRenderedPageBreak/>
+        <w:t xml:space="preserve">Este modelo de DEA, desarrollado por </w:t>
+      </w:r>
+      <w:proofErr w:type="spellStart"/>
+      <w:r>
+        <w:rPr>
+          <w:rFonts w:ascii="Times New Roman" w:eastAsia="Times New Roman" w:hAnsi="Times New Roman" w:cs="Times New Roman"/>
+          <w:noProof w:val="0"/>
+          <w:sz w:val="24"/>
+          <w:szCs w:val="24"/>
+          <w:lang w:val="es-MX" w:eastAsia="es-MX"/>
+        </w:rPr>
+        <w:t>Charnes</w:t>
+      </w:r>
+      <w:proofErr w:type="spellEnd"/>
+      <w:r>
+        <w:rPr>
+          <w:rFonts w:ascii="Times New Roman" w:eastAsia="Times New Roman" w:hAnsi="Times New Roman" w:cs="Times New Roman"/>
+          <w:noProof w:val="0"/>
+          <w:sz w:val="24"/>
+          <w:szCs w:val="24"/>
+          <w:lang w:val="es-MX" w:eastAsia="es-MX"/>
+        </w:rPr>
+        <w:t xml:space="preserve">, Cooper y </w:t>
+      </w:r>
+      <w:proofErr w:type="spellStart"/>
+      <w:r>
+        <w:rPr>
+          <w:rFonts w:ascii="Times New Roman" w:eastAsia="Times New Roman" w:hAnsi="Times New Roman" w:cs="Times New Roman"/>
+          <w:noProof w:val="0"/>
+          <w:sz w:val="24"/>
+          <w:szCs w:val="24"/>
+          <w:lang w:val="es-MX" w:eastAsia="es-MX"/>
+        </w:rPr>
+        <w:t>Rhodes</w:t>
+      </w:r>
+      <w:proofErr w:type="spellEnd"/>
+      <w:r>
+        <w:rPr>
+          <w:rFonts w:ascii="Times New Roman" w:eastAsia="Times New Roman" w:hAnsi="Times New Roman" w:cs="Times New Roman"/>
+          <w:noProof w:val="0"/>
+          <w:sz w:val="24"/>
+          <w:szCs w:val="24"/>
+          <w:lang w:val="es-MX" w:eastAsia="es-MX"/>
+        </w:rPr>
+        <w:t xml:space="preserve"> en 1978, asume rendimientos constantes a escala (CRS), lo que implica que un aumento proporcional en los insumos genera un aumento proporcional en los productos. Evalúa la eficiencia técnica global de unidades de decisión (como fincas cafetaleras) comparando insumos y productos para determinar cuáles operan en la frontera de eficiencia, sin considerar variaciones en la escala de operación.</w:t>
       </w:r>
     </w:p>
     <w:p>
@@ -10464,6 +10724,85 @@
     </w:p>
     <w:p>
       <w:pPr>
+        <w:pStyle w:val="Prrafodelista"/>
+        <w:spacing w:before="100" w:beforeAutospacing="1" w:after="100" w:afterAutospacing="1" w:line="240" w:lineRule="auto"/>
+        <w:rPr>
+          <w:rFonts w:ascii="Times New Roman" w:eastAsia="Times New Roman" w:hAnsi="Times New Roman" w:cs="Times New Roman"/>
+          <w:noProof w:val="0"/>
+          <w:sz w:val="24"/>
+          <w:szCs w:val="24"/>
+          <w:lang w:val="es-MX" w:eastAsia="es-MX"/>
+        </w:rPr>
+      </w:pPr>
+      <w:r>
+        <w:rPr>
+          <w:rFonts w:ascii="Times New Roman" w:eastAsia="Times New Roman" w:hAnsi="Times New Roman" w:cs="Times New Roman"/>
+          <w:noProof w:val="0"/>
+          <w:sz w:val="24"/>
+          <w:szCs w:val="24"/>
+          <w:lang w:val="es-MX" w:eastAsia="es-MX"/>
+        </w:rPr>
+        <w:t xml:space="preserve">Desarrollado por </w:t>
+      </w:r>
+      <w:proofErr w:type="spellStart"/>
+      <w:r>
+        <w:rPr>
+          <w:rFonts w:ascii="Times New Roman" w:eastAsia="Times New Roman" w:hAnsi="Times New Roman" w:cs="Times New Roman"/>
+          <w:noProof w:val="0"/>
+          <w:sz w:val="24"/>
+          <w:szCs w:val="24"/>
+          <w:lang w:val="es-MX" w:eastAsia="es-MX"/>
+        </w:rPr>
+        <w:t>Banker</w:t>
+      </w:r>
+      <w:proofErr w:type="spellEnd"/>
+      <w:r>
+        <w:rPr>
+          <w:rFonts w:ascii="Times New Roman" w:eastAsia="Times New Roman" w:hAnsi="Times New Roman" w:cs="Times New Roman"/>
+          <w:noProof w:val="0"/>
+          <w:sz w:val="24"/>
+          <w:szCs w:val="24"/>
+          <w:lang w:val="es-MX" w:eastAsia="es-MX"/>
+        </w:rPr>
+        <w:t xml:space="preserve">, </w:t>
+      </w:r>
+      <w:proofErr w:type="spellStart"/>
+      <w:r>
+        <w:rPr>
+          <w:rFonts w:ascii="Times New Roman" w:eastAsia="Times New Roman" w:hAnsi="Times New Roman" w:cs="Times New Roman"/>
+          <w:noProof w:val="0"/>
+          <w:sz w:val="24"/>
+          <w:szCs w:val="24"/>
+          <w:lang w:val="es-MX" w:eastAsia="es-MX"/>
+        </w:rPr>
+        <w:t>Charnes</w:t>
+      </w:r>
+      <w:proofErr w:type="spellEnd"/>
+      <w:r>
+        <w:rPr>
+          <w:rFonts w:ascii="Times New Roman" w:eastAsia="Times New Roman" w:hAnsi="Times New Roman" w:cs="Times New Roman"/>
+          <w:noProof w:val="0"/>
+          <w:sz w:val="24"/>
+          <w:szCs w:val="24"/>
+          <w:lang w:val="es-MX" w:eastAsia="es-MX"/>
+        </w:rPr>
+        <w:t xml:space="preserve"> y Cooper en 1984, este modelo de DEA asume rendimientos variables a escala (VRS), reconociendo que el tamaño o escala de las unidades de decisión (como fincas cafetaleras) puede influir en su eficiencia. Evalúa la eficiencia técnica pura, separando los efectos de la gestión de los efectos de escala, permitiendo comparaciones más precisas entre unidades de diferentes tamaños.</w:t>
+      </w:r>
+    </w:p>
+    <w:p>
+      <w:pPr>
+        <w:spacing w:before="100" w:beforeAutospacing="1" w:after="100" w:afterAutospacing="1" w:line="240" w:lineRule="auto"/>
+        <w:ind w:left="720"/>
+        <w:rPr>
+          <w:rFonts w:ascii="Times New Roman" w:hAnsi="Times New Roman" w:cs="Times New Roman"/>
+          <w:color w:val="000000" w:themeColor="text1"/>
+          <w:sz w:val="24"/>
+          <w:szCs w:val="24"/>
+        </w:rPr>
+      </w:pPr>
+    </w:p>
+    <w:p>
+      <w:pPr>
         <w:spacing w:before="100" w:beforeAutospacing="1" w:after="100" w:afterAutospacing="1" w:line="240" w:lineRule="auto"/>
         <w:jc w:val="center"/>
         <w:rPr>
@@ -10556,6 +10895,52 @@
     </w:p>
     <w:p>
       <w:pPr>
+        <w:pStyle w:val="Prrafodelista"/>
+        <w:spacing w:before="100" w:beforeAutospacing="1" w:after="100" w:afterAutospacing="1" w:line="240" w:lineRule="auto"/>
+        <w:rPr>
+          <w:rFonts w:ascii="Times New Roman" w:eastAsia="Times New Roman" w:hAnsi="Times New Roman" w:cs="Times New Roman"/>
+          <w:noProof w:val="0"/>
+          <w:sz w:val="24"/>
+          <w:szCs w:val="24"/>
+          <w:lang w:val="es-MX" w:eastAsia="es-MX"/>
+        </w:rPr>
+      </w:pPr>
+      <w:r>
+        <w:rPr>
+          <w:rFonts w:ascii="Times New Roman" w:eastAsia="Times New Roman" w:hAnsi="Times New Roman" w:cs="Times New Roman"/>
+          <w:noProof w:val="0"/>
+          <w:sz w:val="24"/>
+          <w:szCs w:val="24"/>
+          <w:lang w:val="es-MX" w:eastAsia="es-MX"/>
+        </w:rPr>
+        <w:t xml:space="preserve">Modelos orientados a insumos o productos: En el Análisis Envolvente de Datos (DEA), los modelos pueden orientarse hacia insumos o hacia productos, dependiendo del objetivo </w:t>
+      </w:r>
+      <w:r>
+        <w:rPr>
+          <w:rFonts w:ascii="Times New Roman" w:eastAsia="Times New Roman" w:hAnsi="Times New Roman" w:cs="Times New Roman"/>
+          <w:noProof w:val="0"/>
+          <w:sz w:val="24"/>
+          <w:szCs w:val="24"/>
+          <w:lang w:val="es-MX" w:eastAsia="es-MX"/>
+        </w:rPr>
+        <w:lastRenderedPageBreak/>
+        <w:t>del análisis. La orientación a insumos se centra en minimizar los recursos utilizados (como mano de obra, fertilizantes o agua en fincas cafetaleras) para lograr un nivel dado de producción, siendo ideal para contextos donde se busca reducir costos o mejorar la eficiencia en el uso de recursos escasos. Por otro lado, la orientación a productos se enfoca en maximizar la producción (como la cantidad de café cosechado o ingresos generados) utilizando un nivel fijo de insumos, lo que es útil cuando el objetivo es aumentar los resultados sin incrementar los recursos. Ambos enfoques permiten adaptar el análisis a las prioridades específicas de las fincas, ya sea optimizando costos operativos o incrementando la productividad, y se implementan mediante programación lineal para identificar la frontera de eficiencia y las mejoras necesarias en cada caso.</w:t>
+      </w:r>
+    </w:p>
+    <w:p>
+      <w:pPr>
+        <w:spacing w:before="100" w:beforeAutospacing="1" w:after="100" w:afterAutospacing="1" w:line="240" w:lineRule="auto"/>
+        <w:ind w:left="720"/>
+        <w:rPr>
+          <w:rFonts w:ascii="Times New Roman" w:hAnsi="Times New Roman" w:cs="Times New Roman"/>
+          <w:color w:val="000000" w:themeColor="text1"/>
+          <w:sz w:val="24"/>
+          <w:szCs w:val="24"/>
+        </w:rPr>
+      </w:pPr>
+    </w:p>
+    <w:p>
+      <w:pPr>
         <w:pStyle w:val="Ttulo3"/>
         <w:rPr>
           <w:color w:val="000000" w:themeColor="text1"/>
@@ -10584,20 +10969,120 @@
         <w:spacing w:before="100" w:beforeAutospacing="1" w:after="100" w:afterAutospacing="1" w:line="240" w:lineRule="auto"/>
         <w:rPr>
           <w:rFonts w:ascii="Times New Roman" w:hAnsi="Times New Roman" w:cs="Times New Roman"/>
-          <w:color w:val="000000" w:themeColor="text1"/>
-          <w:sz w:val="24"/>
-          <w:szCs w:val="24"/>
-        </w:rPr>
-      </w:pPr>
-      <w:r>
-        <w:rPr>
-          <w:rFonts w:ascii="Times New Roman" w:hAnsi="Times New Roman" w:cs="Times New Roman"/>
-          <w:color w:val="000000" w:themeColor="text1"/>
-          <w:sz w:val="24"/>
-          <w:szCs w:val="24"/>
-        </w:rPr>
-        <w:lastRenderedPageBreak/>
+          <w:b/>
+          <w:color w:val="000000" w:themeColor="text1"/>
+          <w:sz w:val="24"/>
+          <w:szCs w:val="24"/>
+        </w:rPr>
+      </w:pPr>
+      <w:r>
+        <w:rPr>
+          <w:rFonts w:ascii="Times New Roman" w:hAnsi="Times New Roman" w:cs="Times New Roman"/>
+          <w:b/>
+          <w:color w:val="000000" w:themeColor="text1"/>
+          <w:sz w:val="24"/>
+          <w:szCs w:val="24"/>
+        </w:rPr>
         <w:t>Combinación de DEA con análisis de big data en agricultura.</w:t>
+      </w:r>
+    </w:p>
+    <w:p>
+      <w:pPr>
+        <w:pStyle w:val="Prrafodelista"/>
+        <w:spacing w:before="100" w:beforeAutospacing="1" w:after="100" w:afterAutospacing="1" w:line="240" w:lineRule="auto"/>
+        <w:rPr>
+          <w:rFonts w:ascii="Times New Roman" w:eastAsia="Times New Roman" w:hAnsi="Times New Roman" w:cs="Times New Roman"/>
+          <w:noProof w:val="0"/>
+          <w:sz w:val="24"/>
+          <w:szCs w:val="24"/>
+          <w:lang w:val="es-MX" w:eastAsia="es-MX"/>
+        </w:rPr>
+      </w:pPr>
+      <w:r>
+        <w:rPr>
+          <w:rFonts w:ascii="Times New Roman" w:eastAsia="Times New Roman" w:hAnsi="Times New Roman" w:cs="Times New Roman"/>
+          <w:noProof w:val="0"/>
+          <w:sz w:val="24"/>
+          <w:szCs w:val="24"/>
+          <w:lang w:val="es-MX" w:eastAsia="es-MX"/>
+        </w:rPr>
+        <w:t xml:space="preserve">La integración del DEA con el análisis de </w:t>
+      </w:r>
+      <w:proofErr w:type="spellStart"/>
+      <w:r>
+        <w:rPr>
+          <w:rFonts w:ascii="Times New Roman" w:eastAsia="Times New Roman" w:hAnsi="Times New Roman" w:cs="Times New Roman"/>
+          <w:noProof w:val="0"/>
+          <w:sz w:val="24"/>
+          <w:szCs w:val="24"/>
+          <w:lang w:val="es-MX" w:eastAsia="es-MX"/>
+        </w:rPr>
+        <w:t>big</w:t>
+      </w:r>
+      <w:proofErr w:type="spellEnd"/>
+      <w:r>
+        <w:rPr>
+          <w:rFonts w:ascii="Times New Roman" w:eastAsia="Times New Roman" w:hAnsi="Times New Roman" w:cs="Times New Roman"/>
+          <w:noProof w:val="0"/>
+          <w:sz w:val="24"/>
+          <w:szCs w:val="24"/>
+          <w:lang w:val="es-MX" w:eastAsia="es-MX"/>
+        </w:rPr>
+        <w:t xml:space="preserve"> data está transformando la evaluación de la eficiencia en la agricultura al combinar la capacidad del DEA para medir la eficiencia relativa con el manejo de grandes volúmenes de datos provenientes de tecnologías avanzadas, como sensores, imágenes satelitales, drones y plataformas </w:t>
+      </w:r>
+      <w:proofErr w:type="spellStart"/>
+      <w:r>
+        <w:rPr>
+          <w:rFonts w:ascii="Times New Roman" w:eastAsia="Times New Roman" w:hAnsi="Times New Roman" w:cs="Times New Roman"/>
+          <w:noProof w:val="0"/>
+          <w:sz w:val="24"/>
+          <w:szCs w:val="24"/>
+          <w:lang w:val="es-MX" w:eastAsia="es-MX"/>
+        </w:rPr>
+        <w:t>IoT</w:t>
+      </w:r>
+      <w:proofErr w:type="spellEnd"/>
+      <w:r>
+        <w:rPr>
+          <w:rFonts w:ascii="Times New Roman" w:eastAsia="Times New Roman" w:hAnsi="Times New Roman" w:cs="Times New Roman"/>
+          <w:noProof w:val="0"/>
+          <w:sz w:val="24"/>
+          <w:szCs w:val="24"/>
+          <w:lang w:val="es-MX" w:eastAsia="es-MX"/>
+        </w:rPr>
+        <w:t xml:space="preserve"> (Internet de las cosas). Esta combinación permite procesar datos en tiempo real sobre variables como el clima, la calidad del suelo, el uso de agua y la productividad de los cultivos, generando modelos de eficiencia más precisos y dinámicos. Por ejemplo, el DEA puede identificar fincas cafetaleras eficientes, mientras que el </w:t>
+      </w:r>
+      <w:proofErr w:type="spellStart"/>
+      <w:r>
+        <w:rPr>
+          <w:rFonts w:ascii="Times New Roman" w:eastAsia="Times New Roman" w:hAnsi="Times New Roman" w:cs="Times New Roman"/>
+          <w:noProof w:val="0"/>
+          <w:sz w:val="24"/>
+          <w:szCs w:val="24"/>
+          <w:lang w:val="es-MX" w:eastAsia="es-MX"/>
+        </w:rPr>
+        <w:t>big</w:t>
+      </w:r>
+      <w:proofErr w:type="spellEnd"/>
+      <w:r>
+        <w:rPr>
+          <w:rFonts w:ascii="Times New Roman" w:eastAsia="Times New Roman" w:hAnsi="Times New Roman" w:cs="Times New Roman"/>
+          <w:noProof w:val="0"/>
+          <w:sz w:val="24"/>
+          <w:szCs w:val="24"/>
+          <w:lang w:val="es-MX" w:eastAsia="es-MX"/>
+        </w:rPr>
+        <w:t xml:space="preserve"> data proporciona patrones y tendencias (como predicciones de rendimiento o riesgos climáticos) que enriquecen el análisis, permitiendo a los agricultores optimizar recursos, reducir costos y adoptar prácticas más sostenibles. Esta sinergia facilita la toma de decisiones informadas, adaptadas a las condiciones específicas de cada parcela, y promueve la agricultura de precisión</w:t>
+      </w:r>
+      <w:r>
+        <w:rPr>
+          <w:rFonts w:ascii="Times New Roman" w:eastAsia="Times New Roman" w:hAnsi="Times New Roman" w:cs="Times New Roman"/>
+          <w:noProof w:val="0"/>
+          <w:sz w:val="24"/>
+          <w:szCs w:val="24"/>
+          <w:lang w:val="es-MX" w:eastAsia="es-MX"/>
+        </w:rPr>
+        <w:t>.</w:t>
       </w:r>
     </w:p>
     <w:p>
@@ -10609,20 +11094,77 @@
         <w:spacing w:before="100" w:beforeAutospacing="1" w:after="100" w:afterAutospacing="1" w:line="240" w:lineRule="auto"/>
         <w:rPr>
           <w:rFonts w:ascii="Times New Roman" w:hAnsi="Times New Roman" w:cs="Times New Roman"/>
-          <w:color w:val="000000" w:themeColor="text1"/>
-          <w:sz w:val="24"/>
-          <w:szCs w:val="24"/>
-        </w:rPr>
-      </w:pPr>
-      <w:r>
-        <w:rPr>
-          <w:rFonts w:ascii="Times New Roman" w:hAnsi="Times New Roman" w:cs="Times New Roman"/>
+          <w:b/>
+          <w:color w:val="000000" w:themeColor="text1"/>
+          <w:sz w:val="24"/>
+          <w:szCs w:val="24"/>
+        </w:rPr>
+      </w:pPr>
+      <w:r>
+        <w:rPr>
+          <w:rFonts w:ascii="Times New Roman" w:hAnsi="Times New Roman" w:cs="Times New Roman"/>
+          <w:b/>
           <w:color w:val="000000" w:themeColor="text1"/>
           <w:sz w:val="24"/>
           <w:szCs w:val="24"/>
         </w:rPr>
         <w:t>Uso en evaluación de impactos económicos y ambientales simultáneamente.</w:t>
       </w:r>
+    </w:p>
+    <w:p>
+      <w:pPr>
+        <w:pStyle w:val="Prrafodelista"/>
+        <w:spacing w:before="100" w:beforeAutospacing="1" w:after="100" w:afterAutospacing="1" w:line="240" w:lineRule="auto"/>
+        <w:rPr>
+          <w:rFonts w:ascii="Times New Roman" w:eastAsia="Times New Roman" w:hAnsi="Times New Roman" w:cs="Times New Roman"/>
+          <w:noProof w:val="0"/>
+          <w:sz w:val="24"/>
+          <w:szCs w:val="24"/>
+          <w:lang w:val="es-MX" w:eastAsia="es-MX"/>
+        </w:rPr>
+      </w:pPr>
+      <w:r>
+        <w:rPr>
+          <w:rFonts w:ascii="Times New Roman" w:eastAsia="Times New Roman" w:hAnsi="Times New Roman" w:cs="Times New Roman"/>
+          <w:noProof w:val="0"/>
+          <w:sz w:val="24"/>
+          <w:szCs w:val="24"/>
+          <w:lang w:val="es-MX" w:eastAsia="es-MX"/>
+        </w:rPr>
+        <w:t>El DEA se utiliza cada vez más para evaluar simultáneamente los impactos económicos y ambientales de sistemas agrícolas, integrando métricas de desempeño financiero (como costos de producción y rentabilidad) con indicadores ambientales (como emisiones de carbono, uso de agua o degradación del suelo). Esta aproximación permite a los productores y responsables de políticas identificar fincas cafetaleras que logran un equilibrio entre viabilidad económica y sostenibilidad ambiental, promoviendo prácticas que minimicen el impacto ecológico sin comprometer los ingresos. Por ejemplo, el DEA puede evaluar cómo la reducción de fertilizantes químicos afecta tanto los costos como la calidad del suelo, ayudando a diseñar estrategias que optimicen el uso de recursos y reduzcan externalidades negativas, como la contaminación por nitratos o la pérdida de biodiversidad. Esta tendencia es clave para alinear la producción agrícola con los Objetivos de Desarrollo Sostenible, especialmente en contextos vulnerables al cambio climático</w:t>
+      </w:r>
+      <w:r>
+        <w:rPr>
+          <w:rFonts w:ascii="Times New Roman" w:eastAsia="Times New Roman" w:hAnsi="Times New Roman" w:cs="Times New Roman"/>
+          <w:noProof w:val="0"/>
+          <w:sz w:val="24"/>
+          <w:szCs w:val="24"/>
+          <w:lang w:val="es-MX" w:eastAsia="es-MX"/>
+        </w:rPr>
+        <w:t>.</w:t>
+      </w:r>
+    </w:p>
+    <w:p>
+      <w:pPr>
+        <w:pStyle w:val="Prrafodelista"/>
+        <w:rPr>
+          <w:rFonts w:ascii="Times New Roman" w:hAnsi="Times New Roman" w:cs="Times New Roman"/>
+          <w:color w:val="000000" w:themeColor="text1"/>
+          <w:sz w:val="24"/>
+          <w:szCs w:val="24"/>
+        </w:rPr>
+      </w:pPr>
+    </w:p>
+    <w:p>
+      <w:pPr>
+        <w:spacing w:before="100" w:beforeAutospacing="1" w:after="100" w:afterAutospacing="1" w:line="240" w:lineRule="auto"/>
+        <w:rPr>
+          <w:rFonts w:ascii="Times New Roman" w:hAnsi="Times New Roman" w:cs="Times New Roman"/>
+          <w:color w:val="000000" w:themeColor="text1"/>
+          <w:sz w:val="24"/>
+          <w:szCs w:val="24"/>
+        </w:rPr>
+      </w:pPr>
     </w:p>
     <w:p>
       <w:pPr>
@@ -10633,19 +11175,50 @@
         <w:spacing w:before="100" w:beforeAutospacing="1" w:after="100" w:afterAutospacing="1" w:line="240" w:lineRule="auto"/>
         <w:rPr>
           <w:rFonts w:ascii="Times New Roman" w:hAnsi="Times New Roman" w:cs="Times New Roman"/>
-          <w:color w:val="000000" w:themeColor="text1"/>
-          <w:sz w:val="24"/>
-          <w:szCs w:val="24"/>
-        </w:rPr>
-      </w:pPr>
-      <w:r>
-        <w:rPr>
-          <w:rFonts w:ascii="Times New Roman" w:hAnsi="Times New Roman" w:cs="Times New Roman"/>
+          <w:b/>
+          <w:color w:val="000000" w:themeColor="text1"/>
+          <w:sz w:val="24"/>
+          <w:szCs w:val="24"/>
+        </w:rPr>
+      </w:pPr>
+      <w:r>
+        <w:rPr>
+          <w:rFonts w:ascii="Times New Roman" w:hAnsi="Times New Roman" w:cs="Times New Roman"/>
+          <w:b/>
           <w:color w:val="000000" w:themeColor="text1"/>
           <w:sz w:val="24"/>
           <w:szCs w:val="24"/>
         </w:rPr>
         <w:t>Aplicación en certificaciones de producción sostenible.</w:t>
+      </w:r>
+    </w:p>
+    <w:p>
+      <w:pPr>
+        <w:spacing w:before="100" w:beforeAutospacing="1" w:after="100" w:afterAutospacing="1" w:line="240" w:lineRule="auto"/>
+        <w:rPr>
+          <w:rFonts w:ascii="Times New Roman" w:hAnsi="Times New Roman" w:cs="Times New Roman"/>
+          <w:color w:val="000000" w:themeColor="text1"/>
+          <w:sz w:val="24"/>
+          <w:szCs w:val="24"/>
+        </w:rPr>
+      </w:pPr>
+      <w:r>
+        <w:rPr>
+          <w:rFonts w:ascii="Times New Roman" w:hAnsi="Times New Roman" w:cs="Times New Roman"/>
+          <w:color w:val="000000" w:themeColor="text1"/>
+          <w:sz w:val="24"/>
+          <w:szCs w:val="24"/>
+        </w:rPr>
+        <w:t>El DEA se está aplicando para respaldar certificaciones de producción sostenible, como Veriflora® o Rainforest Alliance, al proporcionar una metodología objetiva para evaluar la eficiencia de las prácticas agrícolas en términos de sostenibilidad. Esta herramienta permite medir cómo las fincas cafetaleras cumplen con criterios de certificación, como el uso eficiente de recursos, la reducción de insumos químicos y la conservación de la biodiversidad, comparándolas con estándares de mejores prácticas. Por ejemplo, el DEA puede identificar fincas que optimizan el uso de agua y energía mientras mantienen altos rendimientos, ayudando a validar su elegibilidad para certificaciones ecológicas. Además, al combinarse con tecnologías como el big data, el DEA facilita el monitoreo continuo de indicadores de sostenibilidad, asegurando la transparencia y autenticidad de los productos certificados, lo que responde a la creciente demanda de consumidores por alimentos producidos de manera responsable</w:t>
+      </w:r>
+      <w:r>
+        <w:rPr>
+          <w:rFonts w:ascii="Times New Roman" w:hAnsi="Times New Roman" w:cs="Times New Roman"/>
+          <w:color w:val="000000" w:themeColor="text1"/>
+          <w:sz w:val="24"/>
+          <w:szCs w:val="24"/>
+        </w:rPr>
+        <w:t>.</w:t>
       </w:r>
     </w:p>
     <w:p>
@@ -10678,19 +11251,30 @@
         <w:spacing w:before="100" w:beforeAutospacing="1" w:after="100" w:afterAutospacing="1" w:line="240" w:lineRule="auto"/>
         <w:rPr>
           <w:rFonts w:ascii="Times New Roman" w:hAnsi="Times New Roman" w:cs="Times New Roman"/>
-          <w:color w:val="000000" w:themeColor="text1"/>
-          <w:sz w:val="24"/>
-          <w:szCs w:val="24"/>
-        </w:rPr>
-      </w:pPr>
-      <w:r>
-        <w:rPr>
-          <w:rFonts w:ascii="Times New Roman" w:hAnsi="Times New Roman" w:cs="Times New Roman"/>
+          <w:b/>
+          <w:color w:val="000000" w:themeColor="text1"/>
+          <w:sz w:val="24"/>
+          <w:szCs w:val="24"/>
+        </w:rPr>
+      </w:pPr>
+      <w:r>
+        <w:rPr>
+          <w:rFonts w:ascii="Times New Roman" w:hAnsi="Times New Roman" w:cs="Times New Roman"/>
+          <w:b/>
           <w:color w:val="000000" w:themeColor="text1"/>
           <w:sz w:val="24"/>
           <w:szCs w:val="24"/>
         </w:rPr>
         <w:t>Requiere datos homogéneos y comparables.</w:t>
+      </w:r>
+    </w:p>
+    <w:p>
+      <w:pPr>
+        <w:pStyle w:val="NormalWeb"/>
+        <w:ind w:left="360"/>
+      </w:pPr>
+      <w:r>
+        <w:t>El DEA depende de la calidad y consistencia de los datos utilizados para comparar las unidades de decisión, como fincas cafetaleras. Esto implica que los datos de insumos (por ejemplo, cantidad de fertilizantes, horas de trabajo, agua utilizada) y productos (como kilogramos de café cosechado o ingresos) deben ser homogéneos en términos de unidades de medida, período de recolección y contexto operativo. En la práctica, las fincas pueden variar en factores como el tipo de cultivo, las condiciones climáticas o las prácticas de gestión, lo que dificulta la comparabilidad. Si los datos no son uniformes o están incompletos, los resultados del DEA pueden ser sesgados o poco fiables, limitando su capacidad para reflejar con precisión la eficiencia relativa de las unidades analizadas. Por ejemplo, comparar fincas con diferentes sistemas de riego o variedades de café sin ajustes previos puede distorsionar las conclusiones.</w:t>
       </w:r>
     </w:p>
     <w:p>
@@ -10702,20 +11286,53 @@
         <w:spacing w:before="100" w:beforeAutospacing="1" w:after="100" w:afterAutospacing="1" w:line="240" w:lineRule="auto"/>
         <w:rPr>
           <w:rFonts w:ascii="Times New Roman" w:hAnsi="Times New Roman" w:cs="Times New Roman"/>
-          <w:color w:val="000000" w:themeColor="text1"/>
-          <w:sz w:val="24"/>
-          <w:szCs w:val="24"/>
-        </w:rPr>
-      </w:pPr>
-      <w:r>
-        <w:rPr>
-          <w:rFonts w:ascii="Times New Roman" w:hAnsi="Times New Roman" w:cs="Times New Roman"/>
+          <w:b/>
+          <w:color w:val="000000" w:themeColor="text1"/>
+          <w:sz w:val="24"/>
+          <w:szCs w:val="24"/>
+        </w:rPr>
+      </w:pPr>
+      <w:r>
+        <w:rPr>
+          <w:rFonts w:ascii="Times New Roman" w:hAnsi="Times New Roman" w:cs="Times New Roman"/>
+          <w:b/>
           <w:color w:val="000000" w:themeColor="text1"/>
           <w:sz w:val="24"/>
           <w:szCs w:val="24"/>
         </w:rPr>
         <w:t>No identifica causas de ineficiencia, solo señala su existencia.</w:t>
       </w:r>
+    </w:p>
+    <w:p>
+      <w:pPr>
+        <w:spacing w:before="100" w:beforeAutospacing="1" w:after="100" w:afterAutospacing="1" w:line="240" w:lineRule="auto"/>
+        <w:rPr>
+          <w:rFonts w:ascii="Times New Roman" w:hAnsi="Times New Roman" w:cs="Times New Roman"/>
+          <w:color w:val="000000" w:themeColor="text1"/>
+          <w:sz w:val="24"/>
+          <w:szCs w:val="24"/>
+        </w:rPr>
+      </w:pPr>
+      <w:r>
+        <w:rPr>
+          <w:rFonts w:ascii="Times New Roman" w:hAnsi="Times New Roman" w:cs="Times New Roman"/>
+          <w:color w:val="000000" w:themeColor="text1"/>
+          <w:sz w:val="24"/>
+          <w:szCs w:val="24"/>
+        </w:rPr>
+        <w:t>Aunque el DEA es efectivo para identificar cuáles fincas cafetaleras son ineficientes y cuánto deben mejorar para alcanzar la frontera de eficiencia, no proporciona información sobre las razones subyacentes de esa ineficiencia. Por ejemplo, una finca puede ser clasificada como ineficiente debido a un uso excesivo de fertilizantes o una baja productividad, pero el DEA no indica si esto se debe a prácticas de gestión deficientes, limitaciones tecnológicas, problemas climáticos o factores socioeconómicos. Esta limitación requiere que los usuarios complementen el análisis con otras herramientas o estudios cualitativos para diagnosticar las causas específicas de la ineficiencia y diseñar estrategias de mejora adaptadas a cada caso, lo que puede implicar un esfuerzo adicional en la interpretación de los resultados.</w:t>
+      </w:r>
+    </w:p>
+    <w:p>
+      <w:pPr>
+        <w:spacing w:before="100" w:beforeAutospacing="1" w:after="100" w:afterAutospacing="1" w:line="240" w:lineRule="auto"/>
+        <w:rPr>
+          <w:rFonts w:ascii="Times New Roman" w:hAnsi="Times New Roman" w:cs="Times New Roman"/>
+          <w:color w:val="000000" w:themeColor="text1"/>
+          <w:sz w:val="24"/>
+          <w:szCs w:val="24"/>
+        </w:rPr>
+      </w:pPr>
     </w:p>
     <w:p>
       <w:pPr>
@@ -10726,20 +11343,54 @@
         <w:spacing w:before="100" w:beforeAutospacing="1" w:after="100" w:afterAutospacing="1" w:line="240" w:lineRule="auto"/>
         <w:rPr>
           <w:rFonts w:ascii="Times New Roman" w:hAnsi="Times New Roman" w:cs="Times New Roman"/>
-          <w:color w:val="000000" w:themeColor="text1"/>
-          <w:sz w:val="24"/>
-          <w:szCs w:val="24"/>
-        </w:rPr>
-      </w:pPr>
-      <w:r>
-        <w:rPr>
-          <w:rFonts w:ascii="Times New Roman" w:hAnsi="Times New Roman" w:cs="Times New Roman"/>
-          <w:color w:val="000000" w:themeColor="text1"/>
-          <w:sz w:val="24"/>
-          <w:szCs w:val="24"/>
-        </w:rPr>
+          <w:b/>
+          <w:color w:val="000000" w:themeColor="text1"/>
+          <w:sz w:val="24"/>
+          <w:szCs w:val="24"/>
+        </w:rPr>
+      </w:pPr>
+      <w:r>
+        <w:rPr>
+          <w:rFonts w:ascii="Times New Roman" w:hAnsi="Times New Roman" w:cs="Times New Roman"/>
+          <w:b/>
+          <w:color w:val="000000" w:themeColor="text1"/>
+          <w:sz w:val="24"/>
+          <w:szCs w:val="24"/>
+        </w:rPr>
+        <w:lastRenderedPageBreak/>
         <w:t>Sensible a valores atípicos en los datos.</w:t>
       </w:r>
+    </w:p>
+    <w:p>
+      <w:pPr>
+        <w:spacing w:before="100" w:beforeAutospacing="1" w:after="100" w:afterAutospacing="1" w:line="240" w:lineRule="auto"/>
+        <w:rPr>
+          <w:rFonts w:ascii="Times New Roman" w:hAnsi="Times New Roman" w:cs="Times New Roman"/>
+          <w:color w:val="000000" w:themeColor="text1"/>
+          <w:sz w:val="24"/>
+          <w:szCs w:val="24"/>
+        </w:rPr>
+      </w:pPr>
+      <w:r>
+        <w:rPr>
+          <w:rFonts w:ascii="Times New Roman" w:hAnsi="Times New Roman" w:cs="Times New Roman"/>
+          <w:color w:val="000000" w:themeColor="text1"/>
+          <w:sz w:val="24"/>
+          <w:szCs w:val="24"/>
+        </w:rPr>
+        <w:t>El DEA es altamente sensible a valores atípicos (outliers) en los datos, ya que estos pueden distorsionar la construcción de la frontera de eficiencia. En el contexto de fincas cafetaleras, un valor atípico podría ser una finca con rendimientos excepcionalmente altos debido a condiciones excepcionales (como un microclima único) o un error en la recolección de datos (por ejemplo, un registro incorrecto del uso de insumos). Estos valores extremos pueden hacer que la frontera de eficiencia sea poco representativa, afectando la evaluación de otras fincas y clasificando erróneamente algunas como ineficientes. Para mitigar esta limitación, es crucial realizar una limpieza rigurosa de los datos y, en algunos casos, aplicar técnicas estadísticas o ajustes en el modelo DEA para reducir el impacto de los outliers, asegurando resultados más robustos y confiables.</w:t>
+      </w:r>
+    </w:p>
+    <w:p>
+      <w:pPr>
+        <w:spacing w:before="100" w:beforeAutospacing="1" w:after="100" w:afterAutospacing="1" w:line="240" w:lineRule="auto"/>
+        <w:rPr>
+          <w:rFonts w:ascii="Times New Roman" w:hAnsi="Times New Roman" w:cs="Times New Roman"/>
+          <w:color w:val="000000" w:themeColor="text1"/>
+          <w:sz w:val="24"/>
+          <w:szCs w:val="24"/>
+        </w:rPr>
+      </w:pPr>
     </w:p>
     <w:p>
       <w:pPr>
@@ -10776,7 +11427,6 @@
         <w:rPr>
           <w:rStyle w:val="Textoennegrita"/>
           <w:rFonts w:ascii="Times New Roman" w:hAnsi="Times New Roman" w:cs="Times New Roman"/>
-          <w:b w:val="0"/>
           <w:bCs w:val="0"/>
           <w:color w:val="000000" w:themeColor="text1"/>
           <w:sz w:val="24"/>
@@ -10811,6 +11461,795 @@
     </w:p>
     <w:p>
       <w:pPr>
+        <w:pStyle w:val="NormalWeb"/>
+        <w:ind w:left="360"/>
+      </w:pPr>
+      <w:r>
+        <w:t>E</w:t>
+      </w:r>
+      <w:r>
+        <w:t>l DEA ha sido ampliamente utilizado en Europa y Asia para evaluar la eficiencia técnica y económica de sistemas agrícolas, proporcionando una herramienta clave para identificar prácticas óptimas y áreas de mejora en contextos diversos. En Europa, estudios como los de Bravo-</w:t>
+      </w:r>
+      <w:proofErr w:type="spellStart"/>
+      <w:r>
+        <w:t>Ureta</w:t>
+      </w:r>
+      <w:proofErr w:type="spellEnd"/>
+      <w:r>
+        <w:t xml:space="preserve"> et al. (2007) han empleado DEA para analizar la eficiencia técnica (TE) en cultivos como trigo, maíz y arroz, reportando eficiencias promedio de entre 70% y 75% en sistemas de riego, con variaciones según el nivel de tecnificación y las condiciones regionales. Por ejemplo, en países como España e Italia, el DEA se ha usado para evaluar huertos de cítricos deficitariamente irrigados, destacando cómo la adopción de riego por goteo</w:t>
+      </w:r>
+      <w:r>
+        <w:t xml:space="preserve"> mejora la eficiencia hídrica (</w:t>
+      </w:r>
+      <w:r>
+        <w:rPr>
+          <w:bCs/>
+        </w:rPr>
+        <w:t>Angulo</w:t>
+      </w:r>
+      <w:r>
+        <w:t xml:space="preserve"> et al., 20</w:t>
+      </w:r>
+      <w:r>
+        <w:t>19</w:t>
+      </w:r>
+      <w:r>
+        <w:t xml:space="preserve">). </w:t>
+      </w:r>
+    </w:p>
+    <w:p>
+      <w:pPr>
+        <w:spacing w:after="0" w:line="360" w:lineRule="auto"/>
+        <w:ind w:left="709" w:hanging="709"/>
+        <w:jc w:val="both"/>
+        <w:rPr>
+          <w:rFonts w:ascii="Times New Roman" w:eastAsia="Times New Roman" w:hAnsi="Times New Roman" w:cs="Times New Roman"/>
+          <w:bCs/>
+          <w:noProof w:val="0"/>
+          <w:sz w:val="24"/>
+          <w:szCs w:val="24"/>
+          <w:lang w:val="es-MX" w:eastAsia="es-MX"/>
+        </w:rPr>
+      </w:pPr>
+      <w:r>
+        <w:rPr>
+          <w:rFonts w:ascii="Times New Roman" w:eastAsia="Times New Roman" w:hAnsi="Times New Roman" w:cs="Times New Roman"/>
+          <w:bCs/>
+          <w:noProof w:val="0"/>
+          <w:sz w:val="24"/>
+          <w:szCs w:val="24"/>
+          <w:lang w:val="es-MX" w:eastAsia="es-MX"/>
+        </w:rPr>
+        <w:t>Bravo-</w:t>
+      </w:r>
+      <w:proofErr w:type="spellStart"/>
+      <w:r>
+        <w:rPr>
+          <w:rFonts w:ascii="Times New Roman" w:eastAsia="Times New Roman" w:hAnsi="Times New Roman" w:cs="Times New Roman"/>
+          <w:bCs/>
+          <w:noProof w:val="0"/>
+          <w:sz w:val="24"/>
+          <w:szCs w:val="24"/>
+          <w:lang w:val="es-MX" w:eastAsia="es-MX"/>
+        </w:rPr>
+        <w:t>Ureta</w:t>
+      </w:r>
+      <w:proofErr w:type="spellEnd"/>
+      <w:r>
+        <w:rPr>
+          <w:rFonts w:ascii="Times New Roman" w:eastAsia="Times New Roman" w:hAnsi="Times New Roman" w:cs="Times New Roman"/>
+          <w:bCs/>
+          <w:noProof w:val="0"/>
+          <w:sz w:val="24"/>
+          <w:szCs w:val="24"/>
+          <w:lang w:val="es-MX" w:eastAsia="es-MX"/>
+        </w:rPr>
+        <w:t xml:space="preserve">, B. E., Solís, D., Moreira López, V. H., </w:t>
+      </w:r>
+      <w:proofErr w:type="spellStart"/>
+      <w:r>
+        <w:rPr>
+          <w:rFonts w:ascii="Times New Roman" w:eastAsia="Times New Roman" w:hAnsi="Times New Roman" w:cs="Times New Roman"/>
+          <w:bCs/>
+          <w:noProof w:val="0"/>
+          <w:sz w:val="24"/>
+          <w:szCs w:val="24"/>
+          <w:lang w:val="es-MX" w:eastAsia="es-MX"/>
+        </w:rPr>
+        <w:t>Maripani</w:t>
+      </w:r>
+      <w:proofErr w:type="spellEnd"/>
+      <w:r>
+        <w:rPr>
+          <w:rFonts w:ascii="Times New Roman" w:eastAsia="Times New Roman" w:hAnsi="Times New Roman" w:cs="Times New Roman"/>
+          <w:bCs/>
+          <w:noProof w:val="0"/>
+          <w:sz w:val="24"/>
+          <w:szCs w:val="24"/>
+          <w:lang w:val="es-MX" w:eastAsia="es-MX"/>
+        </w:rPr>
+        <w:t xml:space="preserve">, J. F., </w:t>
+      </w:r>
+      <w:proofErr w:type="spellStart"/>
+      <w:r>
+        <w:rPr>
+          <w:rFonts w:ascii="Times New Roman" w:eastAsia="Times New Roman" w:hAnsi="Times New Roman" w:cs="Times New Roman"/>
+          <w:bCs/>
+          <w:noProof w:val="0"/>
+          <w:sz w:val="24"/>
+          <w:szCs w:val="24"/>
+          <w:lang w:val="es-MX" w:eastAsia="es-MX"/>
+        </w:rPr>
+        <w:t>Thiam</w:t>
+      </w:r>
+      <w:proofErr w:type="spellEnd"/>
+      <w:r>
+        <w:rPr>
+          <w:rFonts w:ascii="Times New Roman" w:eastAsia="Times New Roman" w:hAnsi="Times New Roman" w:cs="Times New Roman"/>
+          <w:bCs/>
+          <w:noProof w:val="0"/>
+          <w:sz w:val="24"/>
+          <w:szCs w:val="24"/>
+          <w:lang w:val="es-MX" w:eastAsia="es-MX"/>
+        </w:rPr>
+        <w:t xml:space="preserve">, A. &amp; Rivas, T. (2007). </w:t>
+      </w:r>
+      <w:proofErr w:type="spellStart"/>
+      <w:r>
+        <w:rPr>
+          <w:rFonts w:ascii="Times New Roman" w:eastAsia="Times New Roman" w:hAnsi="Times New Roman" w:cs="Times New Roman"/>
+          <w:bCs/>
+          <w:noProof w:val="0"/>
+          <w:sz w:val="24"/>
+          <w:szCs w:val="24"/>
+          <w:lang w:val="es-MX" w:eastAsia="es-MX"/>
+        </w:rPr>
+        <w:t>Technical</w:t>
+      </w:r>
+      <w:proofErr w:type="spellEnd"/>
+      <w:r>
+        <w:rPr>
+          <w:rFonts w:ascii="Times New Roman" w:eastAsia="Times New Roman" w:hAnsi="Times New Roman" w:cs="Times New Roman"/>
+          <w:bCs/>
+          <w:noProof w:val="0"/>
+          <w:sz w:val="24"/>
+          <w:szCs w:val="24"/>
+          <w:lang w:val="es-MX" w:eastAsia="es-MX"/>
+        </w:rPr>
+        <w:t xml:space="preserve"> </w:t>
+      </w:r>
+      <w:proofErr w:type="spellStart"/>
+      <w:r>
+        <w:rPr>
+          <w:rFonts w:ascii="Times New Roman" w:eastAsia="Times New Roman" w:hAnsi="Times New Roman" w:cs="Times New Roman"/>
+          <w:bCs/>
+          <w:noProof w:val="0"/>
+          <w:sz w:val="24"/>
+          <w:szCs w:val="24"/>
+          <w:lang w:val="es-MX" w:eastAsia="es-MX"/>
+        </w:rPr>
+        <w:t>efficiency</w:t>
+      </w:r>
+      <w:proofErr w:type="spellEnd"/>
+      <w:r>
+        <w:rPr>
+          <w:rFonts w:ascii="Times New Roman" w:eastAsia="Times New Roman" w:hAnsi="Times New Roman" w:cs="Times New Roman"/>
+          <w:bCs/>
+          <w:noProof w:val="0"/>
+          <w:sz w:val="24"/>
+          <w:szCs w:val="24"/>
+          <w:lang w:val="es-MX" w:eastAsia="es-MX"/>
+        </w:rPr>
+        <w:t xml:space="preserve"> in </w:t>
+      </w:r>
+      <w:proofErr w:type="spellStart"/>
+      <w:r>
+        <w:rPr>
+          <w:rFonts w:ascii="Times New Roman" w:eastAsia="Times New Roman" w:hAnsi="Times New Roman" w:cs="Times New Roman"/>
+          <w:bCs/>
+          <w:noProof w:val="0"/>
+          <w:sz w:val="24"/>
+          <w:szCs w:val="24"/>
+          <w:lang w:val="es-MX" w:eastAsia="es-MX"/>
+        </w:rPr>
+        <w:t>farming</w:t>
+      </w:r>
+      <w:proofErr w:type="spellEnd"/>
+      <w:r>
+        <w:rPr>
+          <w:rFonts w:ascii="Times New Roman" w:eastAsia="Times New Roman" w:hAnsi="Times New Roman" w:cs="Times New Roman"/>
+          <w:bCs/>
+          <w:noProof w:val="0"/>
+          <w:sz w:val="24"/>
+          <w:szCs w:val="24"/>
+          <w:lang w:val="es-MX" w:eastAsia="es-MX"/>
+        </w:rPr>
+        <w:t>: a meta-</w:t>
+      </w:r>
+      <w:proofErr w:type="spellStart"/>
+      <w:r>
+        <w:rPr>
+          <w:rFonts w:ascii="Times New Roman" w:eastAsia="Times New Roman" w:hAnsi="Times New Roman" w:cs="Times New Roman"/>
+          <w:bCs/>
+          <w:noProof w:val="0"/>
+          <w:sz w:val="24"/>
+          <w:szCs w:val="24"/>
+          <w:lang w:val="es-MX" w:eastAsia="es-MX"/>
+        </w:rPr>
+        <w:t>regression</w:t>
+      </w:r>
+      <w:proofErr w:type="spellEnd"/>
+      <w:r>
+        <w:rPr>
+          <w:rFonts w:ascii="Times New Roman" w:eastAsia="Times New Roman" w:hAnsi="Times New Roman" w:cs="Times New Roman"/>
+          <w:bCs/>
+          <w:noProof w:val="0"/>
+          <w:sz w:val="24"/>
+          <w:szCs w:val="24"/>
+          <w:lang w:val="es-MX" w:eastAsia="es-MX"/>
+        </w:rPr>
+        <w:t xml:space="preserve"> </w:t>
+      </w:r>
+      <w:proofErr w:type="spellStart"/>
+      <w:r>
+        <w:rPr>
+          <w:rFonts w:ascii="Times New Roman" w:eastAsia="Times New Roman" w:hAnsi="Times New Roman" w:cs="Times New Roman"/>
+          <w:bCs/>
+          <w:noProof w:val="0"/>
+          <w:sz w:val="24"/>
+          <w:szCs w:val="24"/>
+          <w:lang w:val="es-MX" w:eastAsia="es-MX"/>
+        </w:rPr>
+        <w:t>analysis</w:t>
+      </w:r>
+      <w:proofErr w:type="spellEnd"/>
+      <w:r>
+        <w:rPr>
+          <w:rFonts w:ascii="Times New Roman" w:eastAsia="Times New Roman" w:hAnsi="Times New Roman" w:cs="Times New Roman"/>
+          <w:bCs/>
+          <w:noProof w:val="0"/>
+          <w:sz w:val="24"/>
+          <w:szCs w:val="24"/>
+          <w:lang w:val="es-MX" w:eastAsia="es-MX"/>
+        </w:rPr>
+        <w:t xml:space="preserve">. </w:t>
+      </w:r>
+      <w:proofErr w:type="spellStart"/>
+      <w:r>
+        <w:rPr>
+          <w:rFonts w:ascii="Times New Roman" w:eastAsia="Times New Roman" w:hAnsi="Times New Roman" w:cs="Times New Roman"/>
+          <w:bCs/>
+          <w:noProof w:val="0"/>
+          <w:sz w:val="24"/>
+          <w:szCs w:val="24"/>
+          <w:lang w:val="es-MX" w:eastAsia="es-MX"/>
+        </w:rPr>
+        <w:t>Journal</w:t>
+      </w:r>
+      <w:proofErr w:type="spellEnd"/>
+      <w:r>
+        <w:rPr>
+          <w:rFonts w:ascii="Times New Roman" w:eastAsia="Times New Roman" w:hAnsi="Times New Roman" w:cs="Times New Roman"/>
+          <w:bCs/>
+          <w:noProof w:val="0"/>
+          <w:sz w:val="24"/>
+          <w:szCs w:val="24"/>
+          <w:lang w:val="es-MX" w:eastAsia="es-MX"/>
+        </w:rPr>
+        <w:t xml:space="preserve"> of </w:t>
+      </w:r>
+      <w:proofErr w:type="spellStart"/>
+      <w:r>
+        <w:rPr>
+          <w:rFonts w:ascii="Times New Roman" w:eastAsia="Times New Roman" w:hAnsi="Times New Roman" w:cs="Times New Roman"/>
+          <w:bCs/>
+          <w:noProof w:val="0"/>
+          <w:sz w:val="24"/>
+          <w:szCs w:val="24"/>
+          <w:lang w:val="es-MX" w:eastAsia="es-MX"/>
+        </w:rPr>
+        <w:t>Productivity</w:t>
+      </w:r>
+      <w:proofErr w:type="spellEnd"/>
+      <w:r>
+        <w:rPr>
+          <w:rFonts w:ascii="Times New Roman" w:eastAsia="Times New Roman" w:hAnsi="Times New Roman" w:cs="Times New Roman"/>
+          <w:bCs/>
+          <w:noProof w:val="0"/>
+          <w:sz w:val="24"/>
+          <w:szCs w:val="24"/>
+          <w:lang w:val="es-MX" w:eastAsia="es-MX"/>
+        </w:rPr>
+        <w:t xml:space="preserve"> </w:t>
+      </w:r>
+      <w:proofErr w:type="spellStart"/>
+      <w:r>
+        <w:rPr>
+          <w:rFonts w:ascii="Times New Roman" w:eastAsia="Times New Roman" w:hAnsi="Times New Roman" w:cs="Times New Roman"/>
+          <w:bCs/>
+          <w:noProof w:val="0"/>
+          <w:sz w:val="24"/>
+          <w:szCs w:val="24"/>
+          <w:lang w:val="es-MX" w:eastAsia="es-MX"/>
+        </w:rPr>
+        <w:t>Analysis</w:t>
+      </w:r>
+      <w:proofErr w:type="spellEnd"/>
+      <w:r>
+        <w:rPr>
+          <w:rFonts w:ascii="Times New Roman" w:eastAsia="Times New Roman" w:hAnsi="Times New Roman" w:cs="Times New Roman"/>
+          <w:bCs/>
+          <w:noProof w:val="0"/>
+          <w:sz w:val="24"/>
+          <w:szCs w:val="24"/>
+          <w:lang w:val="es-MX" w:eastAsia="es-MX"/>
+        </w:rPr>
+        <w:t xml:space="preserve">, 27(1), 57-72. DOI: </w:t>
+      </w:r>
+      <w:hyperlink r:id="rId51" w:history="1">
+        <w:r>
+          <w:rPr>
+            <w:rStyle w:val="Hipervnculo"/>
+            <w:rFonts w:ascii="Times New Roman" w:eastAsia="Times New Roman" w:hAnsi="Times New Roman" w:cs="Times New Roman"/>
+            <w:bCs/>
+            <w:noProof w:val="0"/>
+            <w:sz w:val="24"/>
+            <w:szCs w:val="24"/>
+            <w:lang w:val="es-MX" w:eastAsia="es-MX"/>
+          </w:rPr>
+          <w:t>https://doi.org/10.1007/s11123-006-0025-3</w:t>
+        </w:r>
+      </w:hyperlink>
+      <w:r>
+        <w:rPr>
+          <w:rFonts w:ascii="Times New Roman" w:eastAsia="Times New Roman" w:hAnsi="Times New Roman" w:cs="Times New Roman"/>
+          <w:bCs/>
+          <w:noProof w:val="0"/>
+          <w:sz w:val="24"/>
+          <w:szCs w:val="24"/>
+          <w:lang w:val="es-MX" w:eastAsia="es-MX"/>
+        </w:rPr>
+        <w:t xml:space="preserve"> </w:t>
+      </w:r>
+      <w:r>
+        <w:rPr>
+          <w:rFonts w:ascii="Times New Roman" w:eastAsia="Times New Roman" w:hAnsi="Times New Roman" w:cs="Times New Roman"/>
+          <w:bCs/>
+          <w:noProof w:val="0"/>
+          <w:sz w:val="24"/>
+          <w:szCs w:val="24"/>
+          <w:lang w:val="es-MX" w:eastAsia="es-MX"/>
+        </w:rPr>
+        <w:t xml:space="preserve"> </w:t>
+      </w:r>
+    </w:p>
+    <w:p>
+      <w:pPr>
+        <w:spacing w:after="0" w:line="360" w:lineRule="auto"/>
+        <w:ind w:left="709" w:hanging="709"/>
+        <w:jc w:val="both"/>
+        <w:rPr>
+          <w:rFonts w:ascii="Times New Roman" w:eastAsia="Times New Roman" w:hAnsi="Times New Roman" w:cs="Times New Roman"/>
+          <w:bCs/>
+          <w:noProof w:val="0"/>
+          <w:sz w:val="24"/>
+          <w:szCs w:val="24"/>
+          <w:lang w:val="es-MX" w:eastAsia="es-MX"/>
+        </w:rPr>
+      </w:pPr>
+      <w:r>
+        <w:rPr>
+          <w:rFonts w:ascii="Times New Roman" w:eastAsia="Times New Roman" w:hAnsi="Times New Roman" w:cs="Times New Roman"/>
+          <w:bCs/>
+          <w:noProof w:val="0"/>
+          <w:sz w:val="24"/>
+          <w:szCs w:val="24"/>
+          <w:lang w:val="es-MX" w:eastAsia="es-MX"/>
+        </w:rPr>
+        <w:t xml:space="preserve">Angulo-Meza, L., González-Araya, M., Iriarte, A., Rebolledo-Leiva, R. &amp; </w:t>
+      </w:r>
+      <w:proofErr w:type="spellStart"/>
+      <w:r>
+        <w:rPr>
+          <w:rFonts w:ascii="Times New Roman" w:eastAsia="Times New Roman" w:hAnsi="Times New Roman" w:cs="Times New Roman"/>
+          <w:bCs/>
+          <w:noProof w:val="0"/>
+          <w:sz w:val="24"/>
+          <w:szCs w:val="24"/>
+          <w:lang w:val="es-MX" w:eastAsia="es-MX"/>
+        </w:rPr>
+        <w:t>Soares</w:t>
+      </w:r>
+      <w:proofErr w:type="spellEnd"/>
+      <w:r>
+        <w:rPr>
+          <w:rFonts w:ascii="Times New Roman" w:eastAsia="Times New Roman" w:hAnsi="Times New Roman" w:cs="Times New Roman"/>
+          <w:bCs/>
+          <w:noProof w:val="0"/>
+          <w:sz w:val="24"/>
+          <w:szCs w:val="24"/>
+          <w:lang w:val="es-MX" w:eastAsia="es-MX"/>
+        </w:rPr>
+        <w:t xml:space="preserve"> de Mello, J.C. (2019). A </w:t>
+      </w:r>
+      <w:proofErr w:type="spellStart"/>
+      <w:r>
+        <w:rPr>
+          <w:rFonts w:ascii="Times New Roman" w:eastAsia="Times New Roman" w:hAnsi="Times New Roman" w:cs="Times New Roman"/>
+          <w:bCs/>
+          <w:noProof w:val="0"/>
+          <w:sz w:val="24"/>
+          <w:szCs w:val="24"/>
+          <w:lang w:val="es-MX" w:eastAsia="es-MX"/>
+        </w:rPr>
+        <w:t>multiobjective</w:t>
+      </w:r>
+      <w:proofErr w:type="spellEnd"/>
+      <w:r>
+        <w:rPr>
+          <w:rFonts w:ascii="Times New Roman" w:eastAsia="Times New Roman" w:hAnsi="Times New Roman" w:cs="Times New Roman"/>
+          <w:bCs/>
+          <w:noProof w:val="0"/>
+          <w:sz w:val="24"/>
+          <w:szCs w:val="24"/>
+          <w:lang w:val="es-MX" w:eastAsia="es-MX"/>
+        </w:rPr>
+        <w:t xml:space="preserve"> DEA </w:t>
+      </w:r>
+      <w:proofErr w:type="spellStart"/>
+      <w:r>
+        <w:rPr>
+          <w:rFonts w:ascii="Times New Roman" w:eastAsia="Times New Roman" w:hAnsi="Times New Roman" w:cs="Times New Roman"/>
+          <w:bCs/>
+          <w:noProof w:val="0"/>
+          <w:sz w:val="24"/>
+          <w:szCs w:val="24"/>
+          <w:lang w:val="es-MX" w:eastAsia="es-MX"/>
+        </w:rPr>
+        <w:t>model</w:t>
+      </w:r>
+      <w:proofErr w:type="spellEnd"/>
+      <w:r>
+        <w:rPr>
+          <w:rFonts w:ascii="Times New Roman" w:eastAsia="Times New Roman" w:hAnsi="Times New Roman" w:cs="Times New Roman"/>
+          <w:bCs/>
+          <w:noProof w:val="0"/>
+          <w:sz w:val="24"/>
+          <w:szCs w:val="24"/>
+          <w:lang w:val="es-MX" w:eastAsia="es-MX"/>
+        </w:rPr>
+        <w:t xml:space="preserve"> to </w:t>
+      </w:r>
+      <w:proofErr w:type="spellStart"/>
+      <w:r>
+        <w:rPr>
+          <w:rFonts w:ascii="Times New Roman" w:eastAsia="Times New Roman" w:hAnsi="Times New Roman" w:cs="Times New Roman"/>
+          <w:bCs/>
+          <w:noProof w:val="0"/>
+          <w:sz w:val="24"/>
+          <w:szCs w:val="24"/>
+          <w:lang w:val="es-MX" w:eastAsia="es-MX"/>
+        </w:rPr>
+        <w:t>assess</w:t>
+      </w:r>
+      <w:proofErr w:type="spellEnd"/>
+      <w:r>
+        <w:rPr>
+          <w:rFonts w:ascii="Times New Roman" w:eastAsia="Times New Roman" w:hAnsi="Times New Roman" w:cs="Times New Roman"/>
+          <w:bCs/>
+          <w:noProof w:val="0"/>
+          <w:sz w:val="24"/>
+          <w:szCs w:val="24"/>
+          <w:lang w:val="es-MX" w:eastAsia="es-MX"/>
+        </w:rPr>
+        <w:t xml:space="preserve"> </w:t>
+      </w:r>
+      <w:proofErr w:type="spellStart"/>
+      <w:r>
+        <w:rPr>
+          <w:rFonts w:ascii="Times New Roman" w:eastAsia="Times New Roman" w:hAnsi="Times New Roman" w:cs="Times New Roman"/>
+          <w:bCs/>
+          <w:noProof w:val="0"/>
+          <w:sz w:val="24"/>
+          <w:szCs w:val="24"/>
+          <w:lang w:val="es-MX" w:eastAsia="es-MX"/>
+        </w:rPr>
+        <w:t>the</w:t>
+      </w:r>
+      <w:proofErr w:type="spellEnd"/>
+      <w:r>
+        <w:rPr>
+          <w:rFonts w:ascii="Times New Roman" w:eastAsia="Times New Roman" w:hAnsi="Times New Roman" w:cs="Times New Roman"/>
+          <w:bCs/>
+          <w:noProof w:val="0"/>
+          <w:sz w:val="24"/>
+          <w:szCs w:val="24"/>
+          <w:lang w:val="es-MX" w:eastAsia="es-MX"/>
+        </w:rPr>
+        <w:t xml:space="preserve"> eco-</w:t>
+      </w:r>
+      <w:proofErr w:type="spellStart"/>
+      <w:r>
+        <w:rPr>
+          <w:rFonts w:ascii="Times New Roman" w:eastAsia="Times New Roman" w:hAnsi="Times New Roman" w:cs="Times New Roman"/>
+          <w:bCs/>
+          <w:noProof w:val="0"/>
+          <w:sz w:val="24"/>
+          <w:szCs w:val="24"/>
+          <w:lang w:val="es-MX" w:eastAsia="es-MX"/>
+        </w:rPr>
+        <w:t>efficiency</w:t>
+      </w:r>
+      <w:proofErr w:type="spellEnd"/>
+      <w:r>
+        <w:rPr>
+          <w:rFonts w:ascii="Times New Roman" w:eastAsia="Times New Roman" w:hAnsi="Times New Roman" w:cs="Times New Roman"/>
+          <w:bCs/>
+          <w:noProof w:val="0"/>
+          <w:sz w:val="24"/>
+          <w:szCs w:val="24"/>
+          <w:lang w:val="es-MX" w:eastAsia="es-MX"/>
+        </w:rPr>
+        <w:t xml:space="preserve"> of </w:t>
+      </w:r>
+      <w:proofErr w:type="spellStart"/>
+      <w:r>
+        <w:rPr>
+          <w:rFonts w:ascii="Times New Roman" w:eastAsia="Times New Roman" w:hAnsi="Times New Roman" w:cs="Times New Roman"/>
+          <w:bCs/>
+          <w:noProof w:val="0"/>
+          <w:sz w:val="24"/>
+          <w:szCs w:val="24"/>
+          <w:lang w:val="es-MX" w:eastAsia="es-MX"/>
+        </w:rPr>
+        <w:t>agricultural</w:t>
+      </w:r>
+      <w:proofErr w:type="spellEnd"/>
+      <w:r>
+        <w:rPr>
+          <w:rFonts w:ascii="Times New Roman" w:eastAsia="Times New Roman" w:hAnsi="Times New Roman" w:cs="Times New Roman"/>
+          <w:bCs/>
+          <w:noProof w:val="0"/>
+          <w:sz w:val="24"/>
+          <w:szCs w:val="24"/>
+          <w:lang w:val="es-MX" w:eastAsia="es-MX"/>
+        </w:rPr>
+        <w:t xml:space="preserve"> </w:t>
+      </w:r>
+      <w:proofErr w:type="spellStart"/>
+      <w:r>
+        <w:rPr>
+          <w:rFonts w:ascii="Times New Roman" w:eastAsia="Times New Roman" w:hAnsi="Times New Roman" w:cs="Times New Roman"/>
+          <w:bCs/>
+          <w:noProof w:val="0"/>
+          <w:sz w:val="24"/>
+          <w:szCs w:val="24"/>
+          <w:lang w:val="es-MX" w:eastAsia="es-MX"/>
+        </w:rPr>
+        <w:t>practices</w:t>
+      </w:r>
+      <w:proofErr w:type="spellEnd"/>
+      <w:r>
+        <w:rPr>
+          <w:rFonts w:ascii="Times New Roman" w:eastAsia="Times New Roman" w:hAnsi="Times New Roman" w:cs="Times New Roman"/>
+          <w:bCs/>
+          <w:noProof w:val="0"/>
+          <w:sz w:val="24"/>
+          <w:szCs w:val="24"/>
+          <w:lang w:val="es-MX" w:eastAsia="es-MX"/>
+        </w:rPr>
+        <w:t xml:space="preserve"> </w:t>
+      </w:r>
+      <w:proofErr w:type="spellStart"/>
+      <w:r>
+        <w:rPr>
+          <w:rFonts w:ascii="Times New Roman" w:eastAsia="Times New Roman" w:hAnsi="Times New Roman" w:cs="Times New Roman"/>
+          <w:bCs/>
+          <w:noProof w:val="0"/>
+          <w:sz w:val="24"/>
+          <w:szCs w:val="24"/>
+          <w:lang w:val="es-MX" w:eastAsia="es-MX"/>
+        </w:rPr>
+        <w:t>within</w:t>
+      </w:r>
+      <w:proofErr w:type="spellEnd"/>
+      <w:r>
+        <w:rPr>
+          <w:rFonts w:ascii="Times New Roman" w:eastAsia="Times New Roman" w:hAnsi="Times New Roman" w:cs="Times New Roman"/>
+          <w:bCs/>
+          <w:noProof w:val="0"/>
+          <w:sz w:val="24"/>
+          <w:szCs w:val="24"/>
+          <w:lang w:val="es-MX" w:eastAsia="es-MX"/>
+        </w:rPr>
+        <w:t xml:space="preserve"> </w:t>
+      </w:r>
+      <w:proofErr w:type="spellStart"/>
+      <w:r>
+        <w:rPr>
+          <w:rFonts w:ascii="Times New Roman" w:eastAsia="Times New Roman" w:hAnsi="Times New Roman" w:cs="Times New Roman"/>
+          <w:bCs/>
+          <w:noProof w:val="0"/>
+          <w:sz w:val="24"/>
+          <w:szCs w:val="24"/>
+          <w:lang w:val="es-MX" w:eastAsia="es-MX"/>
+        </w:rPr>
+        <w:t>the</w:t>
+      </w:r>
+      <w:proofErr w:type="spellEnd"/>
+      <w:r>
+        <w:rPr>
+          <w:rFonts w:ascii="Times New Roman" w:eastAsia="Times New Roman" w:hAnsi="Times New Roman" w:cs="Times New Roman"/>
+          <w:bCs/>
+          <w:noProof w:val="0"/>
+          <w:sz w:val="24"/>
+          <w:szCs w:val="24"/>
+          <w:lang w:val="es-MX" w:eastAsia="es-MX"/>
+        </w:rPr>
+        <w:t xml:space="preserve"> CF + DEA </w:t>
+      </w:r>
+      <w:proofErr w:type="spellStart"/>
+      <w:r>
+        <w:rPr>
+          <w:rFonts w:ascii="Times New Roman" w:eastAsia="Times New Roman" w:hAnsi="Times New Roman" w:cs="Times New Roman"/>
+          <w:bCs/>
+          <w:noProof w:val="0"/>
+          <w:sz w:val="24"/>
+          <w:szCs w:val="24"/>
+          <w:lang w:val="es-MX" w:eastAsia="es-MX"/>
+        </w:rPr>
+        <w:t>method</w:t>
+      </w:r>
+      <w:proofErr w:type="spellEnd"/>
+      <w:r>
+        <w:rPr>
+          <w:rFonts w:ascii="Times New Roman" w:eastAsia="Times New Roman" w:hAnsi="Times New Roman" w:cs="Times New Roman"/>
+          <w:bCs/>
+          <w:noProof w:val="0"/>
+          <w:sz w:val="24"/>
+          <w:szCs w:val="24"/>
+          <w:lang w:val="es-MX" w:eastAsia="es-MX"/>
+        </w:rPr>
+        <w:t xml:space="preserve">. </w:t>
+      </w:r>
+      <w:proofErr w:type="spellStart"/>
+      <w:r>
+        <w:rPr>
+          <w:rFonts w:ascii="Times New Roman" w:eastAsia="Times New Roman" w:hAnsi="Times New Roman" w:cs="Times New Roman"/>
+          <w:bCs/>
+          <w:i/>
+          <w:noProof w:val="0"/>
+          <w:sz w:val="24"/>
+          <w:szCs w:val="24"/>
+          <w:lang w:val="es-MX" w:eastAsia="es-MX"/>
+        </w:rPr>
+        <w:t>Comput</w:t>
+      </w:r>
+      <w:proofErr w:type="spellEnd"/>
+      <w:r>
+        <w:rPr>
+          <w:rFonts w:ascii="Times New Roman" w:eastAsia="Times New Roman" w:hAnsi="Times New Roman" w:cs="Times New Roman"/>
+          <w:bCs/>
+          <w:i/>
+          <w:noProof w:val="0"/>
+          <w:sz w:val="24"/>
+          <w:szCs w:val="24"/>
+          <w:lang w:val="es-MX" w:eastAsia="es-MX"/>
+        </w:rPr>
+        <w:t xml:space="preserve">. </w:t>
+      </w:r>
+      <w:proofErr w:type="spellStart"/>
+      <w:r>
+        <w:rPr>
+          <w:rFonts w:ascii="Times New Roman" w:eastAsia="Times New Roman" w:hAnsi="Times New Roman" w:cs="Times New Roman"/>
+          <w:bCs/>
+          <w:i/>
+          <w:noProof w:val="0"/>
+          <w:sz w:val="24"/>
+          <w:szCs w:val="24"/>
+          <w:lang w:val="es-MX" w:eastAsia="es-MX"/>
+        </w:rPr>
+        <w:t>Electron</w:t>
+      </w:r>
+      <w:proofErr w:type="spellEnd"/>
+      <w:r>
+        <w:rPr>
+          <w:rFonts w:ascii="Times New Roman" w:eastAsia="Times New Roman" w:hAnsi="Times New Roman" w:cs="Times New Roman"/>
+          <w:bCs/>
+          <w:i/>
+          <w:noProof w:val="0"/>
+          <w:sz w:val="24"/>
+          <w:szCs w:val="24"/>
+          <w:lang w:val="es-MX" w:eastAsia="es-MX"/>
+        </w:rPr>
+        <w:t xml:space="preserve">. </w:t>
+      </w:r>
+      <w:proofErr w:type="spellStart"/>
+      <w:r>
+        <w:rPr>
+          <w:rFonts w:ascii="Times New Roman" w:eastAsia="Times New Roman" w:hAnsi="Times New Roman" w:cs="Times New Roman"/>
+          <w:bCs/>
+          <w:i/>
+          <w:noProof w:val="0"/>
+          <w:sz w:val="24"/>
+          <w:szCs w:val="24"/>
+          <w:lang w:val="es-MX" w:eastAsia="es-MX"/>
+        </w:rPr>
+        <w:t>Agric</w:t>
+      </w:r>
+      <w:proofErr w:type="spellEnd"/>
+      <w:r>
+        <w:rPr>
+          <w:rFonts w:ascii="Times New Roman" w:eastAsia="Times New Roman" w:hAnsi="Times New Roman" w:cs="Times New Roman"/>
+          <w:bCs/>
+          <w:noProof w:val="0"/>
+          <w:sz w:val="24"/>
+          <w:szCs w:val="24"/>
+          <w:lang w:val="es-MX" w:eastAsia="es-MX"/>
+        </w:rPr>
+        <w:t xml:space="preserve">. 161, 151–161. </w:t>
+      </w:r>
+      <w:hyperlink r:id="rId52" w:history="1">
+        <w:r>
+          <w:rPr>
+            <w:rStyle w:val="Hipervnculo"/>
+            <w:rFonts w:ascii="Times New Roman" w:hAnsi="Times New Roman" w:cs="Times New Roman"/>
+            <w:bCs/>
+            <w:noProof w:val="0"/>
+            <w:sz w:val="24"/>
+            <w:szCs w:val="24"/>
+            <w:lang w:val="es-MX" w:eastAsia="es-MX"/>
+          </w:rPr>
+          <w:t>https://doi.org/10.1016/j.compag.2018.05.037</w:t>
+        </w:r>
+      </w:hyperlink>
+      <w:r>
+        <w:rPr>
+          <w:rFonts w:ascii="Times New Roman" w:eastAsia="Times New Roman" w:hAnsi="Times New Roman" w:cs="Times New Roman"/>
+          <w:bCs/>
+          <w:noProof w:val="0"/>
+          <w:sz w:val="24"/>
+          <w:szCs w:val="24"/>
+          <w:lang w:val="es-MX" w:eastAsia="es-MX"/>
+        </w:rPr>
+        <w:t xml:space="preserve"> </w:t>
+      </w:r>
+    </w:p>
+    <w:p>
+      <w:pPr>
+        <w:pStyle w:val="NormalWeb"/>
+        <w:ind w:left="360"/>
+      </w:pPr>
+      <w:r>
+        <w:t xml:space="preserve">En Asia, investigaciones en países como India y China han aplicado DEA para optimizar el uso de insumos en arrozales, revelando que factores como la experiencia del agricultor y el acceso a tecnologías de precisión pueden aumentar la TE hasta en un 20% (Yang et al., 2020). Además, el trabajo de Vásquez Ibarra et al. (2020) en su artículo sobre la combinación de </w:t>
+      </w:r>
+      <w:r>
+        <w:lastRenderedPageBreak/>
+        <w:t>metodologías LCA</w:t>
+      </w:r>
+      <w:r>
+        <w:t xml:space="preserve"> y DEA destaca la utilidad de estas metodologías para evaluar la eficiencia en regiones agrícolas heterogéneas, integrando variables espaciales y socioeconómicas para identificar fincas de alto rendimiento en Europa y Asia</w:t>
+      </w:r>
+      <w:r>
+        <w:t xml:space="preserve">, del total de artículos analizados el mayor porcentaje fue para España reconociendo que es el país que más utiliza estos enfoques con un total de 32 artículos, seguidos por Irán con 8 artículos y otros 16 países que han utilizado las diferentes metodologías en un rango de hasta 6 artículos por país. </w:t>
+      </w:r>
+      <w:r>
+        <w:t>Estos estudios subrayan la capacidad del DEA para guiar políticas agrícolas que promuevan la productividad y la sostenibilidad en contextos regionales diversos</w:t>
+      </w:r>
+    </w:p>
+    <w:p>
+      <w:pPr>
+        <w:spacing w:before="100" w:beforeAutospacing="1" w:after="100" w:afterAutospacing="1" w:line="240" w:lineRule="auto"/>
+        <w:rPr>
+          <w:rFonts w:ascii="Times New Roman" w:hAnsi="Times New Roman" w:cs="Times New Roman"/>
+          <w:color w:val="000000" w:themeColor="text1"/>
+          <w:sz w:val="24"/>
+          <w:szCs w:val="24"/>
+        </w:rPr>
+      </w:pPr>
+    </w:p>
+    <w:p>
+      <w:pPr>
         <w:numPr>
           <w:ilvl w:val="0"/>
           <w:numId w:val="15"/>
@@ -10835,6 +12274,266 @@
     </w:p>
     <w:p>
       <w:pPr>
+        <w:spacing w:before="100" w:beforeAutospacing="1" w:after="100" w:afterAutospacing="1" w:line="240" w:lineRule="auto"/>
+        <w:rPr>
+          <w:rFonts w:ascii="Times New Roman" w:hAnsi="Times New Roman" w:cs="Times New Roman"/>
+          <w:color w:val="000000" w:themeColor="text1"/>
+          <w:sz w:val="24"/>
+          <w:szCs w:val="24"/>
+        </w:rPr>
+      </w:pPr>
+      <w:r>
+        <w:rPr>
+          <w:rFonts w:ascii="Times New Roman" w:hAnsi="Times New Roman" w:cs="Times New Roman"/>
+          <w:color w:val="000000" w:themeColor="text1"/>
+          <w:sz w:val="24"/>
+          <w:szCs w:val="24"/>
+        </w:rPr>
+        <w:t>El DEA se ha consolidado como una herramienta clave para optimizar el riego en cultivos tropicales, donde la disponibilidad de agua y las condiciones climáticas son críticas. Estudios en regiones tropicales, como los realizados en México por Vásquez Ibarra et al. (2020), han combinado DEA con L</w:t>
+      </w:r>
+      <w:r>
+        <w:rPr>
+          <w:rFonts w:ascii="Times New Roman" w:hAnsi="Times New Roman" w:cs="Times New Roman"/>
+          <w:color w:val="000000" w:themeColor="text1"/>
+          <w:sz w:val="24"/>
+          <w:szCs w:val="24"/>
+        </w:rPr>
+        <w:t>C</w:t>
+      </w:r>
+      <w:r>
+        <w:rPr>
+          <w:rFonts w:ascii="Times New Roman" w:hAnsi="Times New Roman" w:cs="Times New Roman"/>
+          <w:color w:val="000000" w:themeColor="text1"/>
+          <w:sz w:val="24"/>
+          <w:szCs w:val="24"/>
+        </w:rPr>
+        <w:t>A para evaluar la eficiencia hídrica en cultivos como maíz, plátano y sorgo en regiones como el Valle Bajo de Grijalva. Este trabajo reportó eficiencias técnicas promedio de 66% a 77%, destacando que las fincas con sistemas de riego tecnificados (como goteo) logran una mayor productividad hídrica frente a métodos gravitacionales. En Venezuela, investigaciones han utilizado DEA para analizar el café, un cultivo tropical clave, identificando que la renovación de cafetales y la mejora en la infraestructura de riego pueden incrementar la eficiencia hasta en un 24% (</w:t>
+      </w:r>
+      <w:r>
+        <w:rPr>
+          <w:rFonts w:ascii="Times New Roman" w:hAnsi="Times New Roman" w:cs="Times New Roman"/>
+          <w:color w:val="000000" w:themeColor="text1"/>
+          <w:sz w:val="24"/>
+          <w:szCs w:val="24"/>
+        </w:rPr>
+        <w:t>Colin </w:t>
+      </w:r>
+      <w:r>
+        <w:rPr>
+          <w:rFonts w:ascii="Times New Roman" w:hAnsi="Times New Roman" w:cs="Times New Roman"/>
+          <w:i/>
+          <w:color w:val="000000" w:themeColor="text1"/>
+          <w:sz w:val="24"/>
+          <w:szCs w:val="24"/>
+        </w:rPr>
+        <w:t>et al</w:t>
+      </w:r>
+      <w:r>
+        <w:rPr>
+          <w:rFonts w:ascii="Times New Roman" w:hAnsi="Times New Roman" w:cs="Times New Roman"/>
+          <w:color w:val="000000" w:themeColor="text1"/>
+          <w:sz w:val="24"/>
+          <w:szCs w:val="24"/>
+        </w:rPr>
+        <w:t>. 2024</w:t>
+      </w:r>
+      <w:r>
+        <w:rPr>
+          <w:rFonts w:ascii="Times New Roman" w:hAnsi="Times New Roman" w:cs="Times New Roman"/>
+          <w:color w:val="000000" w:themeColor="text1"/>
+          <w:sz w:val="24"/>
+          <w:szCs w:val="24"/>
+        </w:rPr>
+        <w:t>). En Asia, estudios en arrozales de India han empleado DEA para optimizar el uso del agua, mostrando que la integración de sensores y datos satelitales con DEA puede reducir el consumo de agua en un 15-20% sin comprometer los rendimientos (</w:t>
+      </w:r>
+      <w:r>
+        <w:rPr>
+          <w:rFonts w:ascii="Times New Roman" w:hAnsi="Times New Roman" w:cs="Times New Roman"/>
+          <w:color w:val="000000" w:themeColor="text1"/>
+          <w:sz w:val="24"/>
+          <w:szCs w:val="24"/>
+        </w:rPr>
+        <w:t>Nan</w:t>
+      </w:r>
+      <w:r>
+        <w:rPr>
+          <w:rFonts w:ascii="Times New Roman" w:hAnsi="Times New Roman" w:cs="Times New Roman"/>
+          <w:color w:val="000000" w:themeColor="text1"/>
+          <w:sz w:val="24"/>
+          <w:szCs w:val="24"/>
+        </w:rPr>
+        <w:t> </w:t>
+      </w:r>
+      <w:r>
+        <w:rPr>
+          <w:rFonts w:ascii="Times New Roman" w:hAnsi="Times New Roman" w:cs="Times New Roman"/>
+          <w:color w:val="000000" w:themeColor="text1"/>
+          <w:sz w:val="24"/>
+          <w:szCs w:val="24"/>
+        </w:rPr>
+        <w:t>Zhu</w:t>
+      </w:r>
+      <w:r>
+        <w:rPr>
+          <w:rFonts w:ascii="Times New Roman" w:hAnsi="Times New Roman" w:cs="Times New Roman"/>
+          <w:color w:val="000000" w:themeColor="text1"/>
+          <w:sz w:val="24"/>
+          <w:szCs w:val="24"/>
+        </w:rPr>
+        <w:t xml:space="preserve"> </w:t>
+      </w:r>
+      <w:r>
+        <w:rPr>
+          <w:rFonts w:ascii="Times New Roman" w:hAnsi="Times New Roman" w:cs="Times New Roman"/>
+          <w:color w:val="000000" w:themeColor="text1"/>
+          <w:sz w:val="24"/>
+          <w:szCs w:val="24"/>
+        </w:rPr>
+        <w:t>et al., 2016). Estos resultados, respaldados por autores reconocidos como Vásquez Ibarra, demuestran que el DEA no solo identifica ineficiencias en el uso del agua, sino que también guía la adopción de tecnologías de riego de precisión, promoviendo una agricultura más sostenible en climas tropicales</w:t>
+      </w:r>
+    </w:p>
+    <w:p>
+      <w:pPr>
+        <w:spacing w:before="100" w:beforeAutospacing="1" w:after="100" w:afterAutospacing="1" w:line="240" w:lineRule="auto"/>
+        <w:rPr>
+          <w:rFonts w:ascii="Times New Roman" w:hAnsi="Times New Roman" w:cs="Times New Roman"/>
+          <w:color w:val="000000" w:themeColor="text1"/>
+          <w:sz w:val="24"/>
+          <w:szCs w:val="24"/>
+        </w:rPr>
+      </w:pPr>
+      <w:r>
+        <w:rPr>
+          <w:rFonts w:ascii="Times New Roman" w:hAnsi="Times New Roman" w:cs="Times New Roman"/>
+          <w:color w:val="000000" w:themeColor="text1"/>
+          <w:sz w:val="24"/>
+          <w:szCs w:val="24"/>
+        </w:rPr>
+        <w:t>Colin </w:t>
+      </w:r>
+      <w:r>
+        <w:rPr>
+          <w:rFonts w:ascii="Times New Roman" w:hAnsi="Times New Roman" w:cs="Times New Roman"/>
+          <w:i/>
+          <w:color w:val="000000" w:themeColor="text1"/>
+          <w:sz w:val="24"/>
+          <w:szCs w:val="24"/>
+        </w:rPr>
+        <w:t>et al</w:t>
+      </w:r>
+      <w:r>
+        <w:rPr>
+          <w:rFonts w:ascii="Times New Roman" w:hAnsi="Times New Roman" w:cs="Times New Roman"/>
+          <w:color w:val="000000" w:themeColor="text1"/>
+          <w:sz w:val="24"/>
+          <w:szCs w:val="24"/>
+        </w:rPr>
+        <w:t>. 2024</w:t>
+      </w:r>
+      <w:r>
+        <w:rPr>
+          <w:rFonts w:ascii="OpenSans-Regular" w:hAnsi="OpenSans-Regular"/>
+          <w:b/>
+          <w:bCs/>
+          <w:color w:val="777777"/>
+          <w:shd w:val="clear" w:color="auto" w:fill="FFFFFF"/>
+        </w:rPr>
+        <w:t xml:space="preserve"> </w:t>
+      </w:r>
+      <w:hyperlink r:id="rId53" w:history="1">
+        <w:r>
+          <w:rPr>
+            <w:rStyle w:val="Hipervnculo"/>
+            <w:rFonts w:ascii="Times New Roman" w:hAnsi="Times New Roman" w:cs="Times New Roman"/>
+            <w:sz w:val="24"/>
+            <w:szCs w:val="24"/>
+          </w:rPr>
+          <w:t>https://doi.org/10.20983/noesis.2024.2.2</w:t>
+        </w:r>
+      </w:hyperlink>
+      <w:r>
+        <w:rPr>
+          <w:rFonts w:ascii="Times New Roman" w:hAnsi="Times New Roman" w:cs="Times New Roman"/>
+          <w:color w:val="000000" w:themeColor="text1"/>
+          <w:sz w:val="24"/>
+          <w:szCs w:val="24"/>
+        </w:rPr>
+        <w:t xml:space="preserve"> </w:t>
+      </w:r>
+    </w:p>
+    <w:p>
+      <w:pPr>
+        <w:spacing w:before="100" w:beforeAutospacing="1" w:after="100" w:afterAutospacing="1" w:line="240" w:lineRule="auto"/>
+        <w:rPr>
+          <w:rFonts w:ascii="Times New Roman" w:hAnsi="Times New Roman" w:cs="Times New Roman"/>
+          <w:color w:val="000000" w:themeColor="text1"/>
+          <w:sz w:val="24"/>
+          <w:szCs w:val="24"/>
+        </w:rPr>
+      </w:pPr>
+      <w:r>
+        <w:rPr>
+          <w:rFonts w:ascii="Times New Roman" w:hAnsi="Times New Roman" w:cs="Times New Roman"/>
+          <w:color w:val="000000" w:themeColor="text1"/>
+          <w:sz w:val="24"/>
+          <w:szCs w:val="24"/>
+        </w:rPr>
+        <w:t>Nan</w:t>
+      </w:r>
+      <w:r>
+        <w:rPr>
+          <w:rFonts w:ascii="Times New Roman" w:hAnsi="Times New Roman" w:cs="Times New Roman"/>
+          <w:color w:val="000000" w:themeColor="text1"/>
+          <w:sz w:val="24"/>
+          <w:szCs w:val="24"/>
+        </w:rPr>
+        <w:t> </w:t>
+      </w:r>
+      <w:r>
+        <w:rPr>
+          <w:rFonts w:ascii="Times New Roman" w:hAnsi="Times New Roman" w:cs="Times New Roman"/>
+          <w:color w:val="000000" w:themeColor="text1"/>
+          <w:sz w:val="24"/>
+          <w:szCs w:val="24"/>
+        </w:rPr>
+        <w:t xml:space="preserve">Zhu </w:t>
+      </w:r>
+      <w:r>
+        <w:rPr>
+          <w:rFonts w:ascii="Times New Roman" w:hAnsi="Times New Roman" w:cs="Times New Roman"/>
+          <w:i/>
+          <w:color w:val="000000" w:themeColor="text1"/>
+          <w:sz w:val="24"/>
+          <w:szCs w:val="24"/>
+        </w:rPr>
+        <w:t>et al.</w:t>
+      </w:r>
+      <w:r>
+        <w:rPr>
+          <w:rStyle w:val="text"/>
+          <w:rFonts w:ascii="Arial" w:hAnsi="Arial" w:cs="Arial"/>
+          <w:color w:val="1F1F1F"/>
+        </w:rPr>
+        <w:t xml:space="preserve"> 2021 </w:t>
+      </w:r>
+      <w:hyperlink r:id="rId54" w:tgtFrame="_blank" w:tooltip="Persistent link using digital object identifier" w:history="1">
+        <w:r>
+          <w:rPr>
+            <w:rStyle w:val="anchor-text"/>
+            <w:rFonts w:ascii="Arial" w:hAnsi="Arial" w:cs="Arial"/>
+            <w:color w:val="0272B1"/>
+            <w:sz w:val="21"/>
+            <w:szCs w:val="21"/>
+          </w:rPr>
+          <w:t>https://doi.org/10.1016/j.jmse.2020.10.001</w:t>
+        </w:r>
+      </w:hyperlink>
+      <w:r>
+        <w:t xml:space="preserve">  </w:t>
+      </w:r>
+    </w:p>
+    <w:p>
+      <w:pPr>
         <w:pStyle w:val="Ttulo4"/>
         <w:rPr>
           <w:rFonts w:ascii="Times New Roman" w:hAnsi="Times New Roman" w:cs="Times New Roman"/>
@@ -10847,7 +12546,6 @@
         <w:rPr>
           <w:rStyle w:val="Textoennegrita"/>
           <w:rFonts w:ascii="Times New Roman" w:hAnsi="Times New Roman" w:cs="Times New Roman"/>
-          <w:b w:val="0"/>
           <w:bCs w:val="0"/>
           <w:color w:val="000000" w:themeColor="text1"/>
           <w:sz w:val="24"/>
@@ -10882,6 +12580,125 @@
     </w:p>
     <w:p>
       <w:pPr>
+        <w:spacing w:before="100" w:beforeAutospacing="1" w:after="100" w:afterAutospacing="1" w:line="240" w:lineRule="auto"/>
+        <w:rPr>
+          <w:rFonts w:ascii="Times New Roman" w:hAnsi="Times New Roman" w:cs="Times New Roman"/>
+          <w:color w:val="000000" w:themeColor="text1"/>
+          <w:sz w:val="24"/>
+          <w:szCs w:val="24"/>
+        </w:rPr>
+      </w:pPr>
+      <w:r>
+        <w:rPr>
+          <w:rFonts w:ascii="Times New Roman" w:hAnsi="Times New Roman" w:cs="Times New Roman"/>
+          <w:color w:val="000000" w:themeColor="text1"/>
+          <w:sz w:val="24"/>
+          <w:szCs w:val="24"/>
+        </w:rPr>
+        <w:t xml:space="preserve">El Análisis Envolvente de Datos (DEA) ha sido ampliamente utilizado en Colombia para evaluar la eficiencia técnica y asignativa de pequeños productores agrícolas, especialmente en cultivos como café, caña de azúcar y hortalizas, donde los pequeños productores enfrentan limitaciones de recursos y acceso a tecnología. Un estudio clave de Perdomo y Mendieta (2007) analizó la eficiencia técnica en el sector cafetero colombiano utilizando DEA, encontrando que los pequeños productores alcanzaron eficiencias técnicas promedio de entre 60% y 70%, con variaciones según el acceso a capacitación y la adopción de prácticas agronómicas modernas. Los resultados indicaron que factores como la educación del agricultor, el acceso a crédito y la </w:t>
+      </w:r>
+      <w:r>
+        <w:rPr>
+          <w:rFonts w:ascii="Times New Roman" w:hAnsi="Times New Roman" w:cs="Times New Roman"/>
+          <w:color w:val="000000" w:themeColor="text1"/>
+          <w:sz w:val="24"/>
+          <w:szCs w:val="24"/>
+        </w:rPr>
+        <w:lastRenderedPageBreak/>
+        <w:t xml:space="preserve">calidad del suelo son determinantes para mejorar la eficiencia. </w:t>
+      </w:r>
+    </w:p>
+    <w:p>
+      <w:pPr>
+        <w:spacing w:before="100" w:beforeAutospacing="1" w:after="100" w:afterAutospacing="1" w:line="240" w:lineRule="auto"/>
+        <w:rPr>
+          <w:rFonts w:ascii="Times New Roman" w:hAnsi="Times New Roman" w:cs="Times New Roman"/>
+          <w:color w:val="000000" w:themeColor="text1"/>
+          <w:sz w:val="24"/>
+          <w:szCs w:val="24"/>
+        </w:rPr>
+      </w:pPr>
+      <w:r>
+        <w:rPr>
+          <w:rFonts w:ascii="Times New Roman" w:hAnsi="Times New Roman" w:cs="Times New Roman"/>
+          <w:color w:val="000000" w:themeColor="text1"/>
+          <w:sz w:val="24"/>
+          <w:szCs w:val="24"/>
+        </w:rPr>
+        <w:t>Perdomo, J. A., &amp; Mendieta, J. C. (2007). Factores que afectan la eficiencia técnica y asignativa en el sector cafetero colombiano: una aplicación con análisis envolvente de datos. Desarrollo y sociedad, (60), 03-45.</w:t>
+      </w:r>
+      <w:r>
+        <w:rPr>
+          <w:rFonts w:ascii="Times New Roman" w:hAnsi="Times New Roman" w:cs="Times New Roman"/>
+          <w:color w:val="000000" w:themeColor="text1"/>
+          <w:sz w:val="24"/>
+          <w:szCs w:val="24"/>
+        </w:rPr>
+        <w:t xml:space="preserve"> </w:t>
+      </w:r>
+    </w:p>
+    <w:p>
+      <w:pPr>
+        <w:spacing w:before="100" w:beforeAutospacing="1" w:after="100" w:afterAutospacing="1" w:line="240" w:lineRule="auto"/>
+        <w:rPr>
+          <w:rFonts w:ascii="Times New Roman" w:hAnsi="Times New Roman" w:cs="Times New Roman"/>
+          <w:color w:val="000000" w:themeColor="text1"/>
+          <w:sz w:val="24"/>
+          <w:szCs w:val="24"/>
+        </w:rPr>
+      </w:pPr>
+      <w:r>
+        <w:rPr>
+          <w:rFonts w:ascii="Times New Roman" w:hAnsi="Times New Roman" w:cs="Times New Roman"/>
+          <w:color w:val="000000" w:themeColor="text1"/>
+          <w:sz w:val="24"/>
+          <w:szCs w:val="24"/>
+        </w:rPr>
+        <w:t xml:space="preserve">Además, el trabajo de Vásquez Ibarra et al. (2020) sobre la combinación de Análisis de Localización (LA) y DEA en sistemas agrícolas destacó cómo la heterogeneidad regional afecta la eficiencia, mostrando que los pequeños productores en regiones como Antioquia y el Valle del Cauca pueden mejorar hasta un 25% su eficiencia al adoptar tecnologías de riego y fertilización optimizadas. </w:t>
+      </w:r>
+    </w:p>
+    <w:p>
+      <w:pPr>
+        <w:spacing w:before="100" w:beforeAutospacing="1" w:after="100" w:afterAutospacing="1" w:line="240" w:lineRule="auto"/>
+        <w:rPr>
+          <w:rFonts w:ascii="Times New Roman" w:hAnsi="Times New Roman" w:cs="Times New Roman"/>
+          <w:color w:val="000000" w:themeColor="text1"/>
+          <w:sz w:val="24"/>
+          <w:szCs w:val="24"/>
+        </w:rPr>
+      </w:pPr>
+      <w:r>
+        <w:rPr>
+          <w:rFonts w:ascii="Times New Roman" w:hAnsi="Times New Roman" w:cs="Times New Roman"/>
+          <w:color w:val="000000" w:themeColor="text1"/>
+          <w:sz w:val="24"/>
+          <w:szCs w:val="24"/>
+        </w:rPr>
+        <w:t>Otro estudio relevante de Pardo Martínez y Cotte Poveda (2011) aplicó DEA para evaluar la eficiencia energética en la industria manufacturera colombiana, pero incluyó pequeños productores agroindustriales, reportando que la incorporación de tecnologías modernas incrementa la eficiencia en un 15-20% al reducir el consumo de energía y los costos asociados. Estos resultados subrayan la importancia de políticas públicas que promuevan la capacitación, el acceso a tecnología y la infraestructura para pequeños productores, permitiendo cerrar brechas de ineficiencia y mejorar la competitividad agrícola en Colombia.</w:t>
+      </w:r>
+    </w:p>
+    <w:p>
+      <w:pPr>
+        <w:spacing w:before="100" w:beforeAutospacing="1" w:after="100" w:afterAutospacing="1" w:line="240" w:lineRule="auto"/>
+        <w:rPr>
+          <w:rFonts w:ascii="Times New Roman" w:hAnsi="Times New Roman" w:cs="Times New Roman"/>
+          <w:color w:val="000000" w:themeColor="text1"/>
+          <w:sz w:val="24"/>
+          <w:szCs w:val="24"/>
+        </w:rPr>
+      </w:pPr>
+      <w:r>
+        <w:rPr>
+          <w:rFonts w:ascii="Times New Roman" w:hAnsi="Times New Roman" w:cs="Times New Roman"/>
+          <w:color w:val="000000" w:themeColor="text1"/>
+          <w:sz w:val="24"/>
+          <w:szCs w:val="24"/>
+        </w:rPr>
+        <w:t>Martínez, C. I. P. (2011). La eficiencia energética en la industria manufacturera colombiana: una estimación con análisis envolvente de datos-dea y datos de Panela. econ. gest. desarro. cali (colombia), (11), 39-58.</w:t>
+      </w:r>
+    </w:p>
+    <w:p>
+      <w:pPr>
         <w:numPr>
           <w:ilvl w:val="0"/>
           <w:numId w:val="16"/>
@@ -10906,6 +12723,163 @@
     </w:p>
     <w:p>
       <w:pPr>
+        <w:spacing w:before="100" w:beforeAutospacing="1" w:after="100" w:afterAutospacing="1" w:line="240" w:lineRule="auto"/>
+        <w:rPr>
+          <w:rFonts w:ascii="Times New Roman" w:hAnsi="Times New Roman" w:cs="Times New Roman"/>
+          <w:color w:val="000000" w:themeColor="text1"/>
+          <w:sz w:val="24"/>
+          <w:szCs w:val="24"/>
+        </w:rPr>
+      </w:pPr>
+      <w:r>
+        <w:rPr>
+          <w:rFonts w:ascii="Times New Roman" w:hAnsi="Times New Roman" w:cs="Times New Roman"/>
+          <w:color w:val="000000" w:themeColor="text1"/>
+          <w:sz w:val="24"/>
+          <w:szCs w:val="24"/>
+        </w:rPr>
+        <w:t xml:space="preserve">En Brasil y Perú, el DEA se ha utilizado para identificar buenas prácticas agrícolas que sirvan como referentes para mejorar la eficiencia de pequeños y medianos productores. En Brasil, un estudio de </w:t>
+      </w:r>
+      <w:r>
+        <w:rPr>
+          <w:rFonts w:ascii="Times New Roman" w:hAnsi="Times New Roman" w:cs="Times New Roman"/>
+          <w:color w:val="000000" w:themeColor="text1"/>
+          <w:sz w:val="24"/>
+          <w:szCs w:val="24"/>
+        </w:rPr>
+        <w:t>Herrera</w:t>
+      </w:r>
+      <w:r>
+        <w:rPr>
+          <w:rFonts w:ascii="Times New Roman" w:hAnsi="Times New Roman" w:cs="Times New Roman"/>
+          <w:color w:val="000000" w:themeColor="text1"/>
+          <w:sz w:val="24"/>
+          <w:szCs w:val="24"/>
+        </w:rPr>
+        <w:t xml:space="preserve"> </w:t>
+      </w:r>
+      <w:r>
+        <w:rPr>
+          <w:rFonts w:ascii="Times New Roman" w:hAnsi="Times New Roman" w:cs="Times New Roman"/>
+          <w:color w:val="000000" w:themeColor="text1"/>
+          <w:sz w:val="24"/>
+          <w:szCs w:val="24"/>
+        </w:rPr>
+        <w:t xml:space="preserve">&amp; de la Hoz </w:t>
+      </w:r>
+      <w:r>
+        <w:rPr>
+          <w:rFonts w:ascii="Times New Roman" w:hAnsi="Times New Roman" w:cs="Times New Roman"/>
+          <w:color w:val="000000" w:themeColor="text1"/>
+          <w:sz w:val="24"/>
+          <w:szCs w:val="24"/>
+        </w:rPr>
+        <w:t xml:space="preserve">(2012) aplicó un modelo híbrido de DEA y programación lineal multiobjetivo para evaluar la eficiencia de productores de caña de azúcar, identificando que las fincas que implementan rotación de cultivos y manejo integrado de plagas alcanzan eficiencias técnicas superiores al 80%. Estas prácticas, combinadas con el uso de fertilizantes orgánicos y sistemas de riego por goteo, se destacaron como modelos replicables para optimizar recursos y reducir impactos ambientales. </w:t>
+      </w:r>
+    </w:p>
+    <w:p>
+      <w:pPr>
+        <w:spacing w:before="100" w:beforeAutospacing="1" w:after="100" w:afterAutospacing="1" w:line="240" w:lineRule="auto"/>
+        <w:rPr>
+          <w:rFonts w:ascii="Times New Roman" w:hAnsi="Times New Roman" w:cs="Times New Roman"/>
+          <w:color w:val="000000" w:themeColor="text1"/>
+          <w:sz w:val="24"/>
+          <w:szCs w:val="24"/>
+        </w:rPr>
+      </w:pPr>
+      <w:r>
+        <w:rPr>
+          <w:rFonts w:ascii="Times New Roman" w:hAnsi="Times New Roman" w:cs="Times New Roman"/>
+          <w:color w:val="000000" w:themeColor="text1"/>
+          <w:sz w:val="24"/>
+          <w:szCs w:val="24"/>
+        </w:rPr>
+        <w:t>Herrera, T. J. F., &amp; de la Hoz Granadillo, E. J. (2020). Método conglomerado-análisis discriminante-análisis envolvente de datos para clasificar y evaluar eficiencia empresarial. Entramado, 16(2), 46-55.</w:t>
+      </w:r>
+    </w:p>
+    <w:p>
+      <w:pPr>
+        <w:spacing w:before="100" w:beforeAutospacing="1" w:after="100" w:afterAutospacing="1" w:line="240" w:lineRule="auto"/>
+        <w:rPr>
+          <w:rFonts w:ascii="Times New Roman" w:hAnsi="Times New Roman" w:cs="Times New Roman"/>
+          <w:color w:val="000000" w:themeColor="text1"/>
+          <w:sz w:val="24"/>
+          <w:szCs w:val="24"/>
+        </w:rPr>
+      </w:pPr>
+      <w:r>
+        <w:rPr>
+          <w:rFonts w:ascii="Times New Roman" w:hAnsi="Times New Roman" w:cs="Times New Roman"/>
+          <w:color w:val="000000" w:themeColor="text1"/>
+          <w:sz w:val="24"/>
+          <w:szCs w:val="24"/>
+        </w:rPr>
+        <w:t xml:space="preserve">En Perú, Benavides y García (2014) emplearon DEA para analizar la eficiencia de pequeños productores de quinua en la región andina, encontrando que las fincas con acceso a asociaciones cooperativas y certificaciones de comercio justo logran eficiencias promedio de 75%, frente al 55% de las fincas sin estas prácticas. El estudio de Vásquez Ibarra et al. (2020) también resalta la relevancia de integrar DEA con análisis espacial para identificar buenas prácticas en cultivos tropicales en Perú, como el cacao, donde el uso de sombra natural y la diversificación de cultivos mejoran la eficiencia hídrica y económica en un 20-30%. Estas investigaciones destacan que las buenas prácticas identificadas, como la tecnificación del riego, la cooperación entre productores y </w:t>
+      </w:r>
+      <w:r>
+        <w:rPr>
+          <w:rFonts w:ascii="Times New Roman" w:hAnsi="Times New Roman" w:cs="Times New Roman"/>
+          <w:color w:val="000000" w:themeColor="text1"/>
+          <w:sz w:val="24"/>
+          <w:szCs w:val="24"/>
+        </w:rPr>
+        <w:lastRenderedPageBreak/>
+        <w:t>la adopción de métodos sostenibles, no solo aumentan la eficiencia, sino que también fortalecen la resiliencia frente al cambio climático y mejoran los ingresos de los productores en ambos países.</w:t>
+      </w:r>
+      <w:bookmarkStart w:id="0" w:name="_GoBack"/>
+      <w:bookmarkEnd w:id="0"/>
+    </w:p>
+    <w:p>
+      <w:pPr>
+        <w:spacing w:before="100" w:beforeAutospacing="1" w:after="100" w:afterAutospacing="1" w:line="240" w:lineRule="auto"/>
+        <w:rPr>
+          <w:rFonts w:ascii="Times New Roman" w:hAnsi="Times New Roman" w:cs="Times New Roman"/>
+          <w:color w:val="000000" w:themeColor="text1"/>
+          <w:sz w:val="24"/>
+          <w:szCs w:val="24"/>
+        </w:rPr>
+      </w:pPr>
+      <w:r>
+        <w:rPr>
+          <w:rFonts w:ascii="Times New Roman" w:hAnsi="Times New Roman" w:cs="Times New Roman"/>
+          <w:color w:val="000000" w:themeColor="text1"/>
+          <w:sz w:val="24"/>
+          <w:szCs w:val="24"/>
+        </w:rPr>
+        <w:t xml:space="preserve">Valdivia et al. 2022 </w:t>
+      </w:r>
+      <w:r>
+        <w:rPr>
+          <w:rFonts w:ascii="Times New Roman" w:hAnsi="Times New Roman" w:cs="Times New Roman"/>
+          <w:color w:val="000000" w:themeColor="text1"/>
+          <w:sz w:val="24"/>
+          <w:szCs w:val="24"/>
+        </w:rPr>
+        <w:br/>
+      </w:r>
+      <w:hyperlink r:id="rId55" w:history="1">
+        <w:r>
+          <w:rPr>
+            <w:rStyle w:val="Hipervnculo"/>
+            <w:rFonts w:ascii="Times New Roman" w:hAnsi="Times New Roman" w:cs="Times New Roman"/>
+            <w:sz w:val="24"/>
+            <w:szCs w:val="24"/>
+          </w:rPr>
+          <w:t>http://dx.doi.org/10.18235/0004292</w:t>
+        </w:r>
+      </w:hyperlink>
+      <w:r>
+        <w:rPr>
+          <w:rFonts w:ascii="Times New Roman" w:hAnsi="Times New Roman" w:cs="Times New Roman"/>
+          <w:color w:val="000000" w:themeColor="text1"/>
+          <w:sz w:val="24"/>
+          <w:szCs w:val="24"/>
+        </w:rPr>
+        <w:t xml:space="preserve"> </w:t>
+      </w:r>
+    </w:p>
+    <w:p>
+      <w:pPr>
         <w:pStyle w:val="Ttulo4"/>
         <w:rPr>
           <w:rFonts w:ascii="Times New Roman" w:hAnsi="Times New Roman" w:cs="Times New Roman"/>
@@ -10953,6 +12927,17 @@
     </w:p>
     <w:p>
       <w:pPr>
+        <w:spacing w:before="100" w:beforeAutospacing="1" w:after="100" w:afterAutospacing="1" w:line="240" w:lineRule="auto"/>
+        <w:rPr>
+          <w:rFonts w:ascii="Times New Roman" w:hAnsi="Times New Roman" w:cs="Times New Roman"/>
+          <w:color w:val="000000" w:themeColor="text1"/>
+          <w:sz w:val="24"/>
+          <w:szCs w:val="24"/>
+        </w:rPr>
+      </w:pPr>
+    </w:p>
+    <w:p>
+      <w:pPr>
         <w:numPr>
           <w:ilvl w:val="0"/>
           <w:numId w:val="17"/>
@@ -10977,6 +12962,28 @@
     </w:p>
     <w:p>
       <w:pPr>
+        <w:pStyle w:val="Prrafodelista"/>
+        <w:rPr>
+          <w:rFonts w:ascii="Times New Roman" w:hAnsi="Times New Roman" w:cs="Times New Roman"/>
+          <w:color w:val="000000" w:themeColor="text1"/>
+          <w:sz w:val="24"/>
+          <w:szCs w:val="24"/>
+        </w:rPr>
+      </w:pPr>
+    </w:p>
+    <w:p>
+      <w:pPr>
+        <w:spacing w:before="100" w:beforeAutospacing="1" w:after="100" w:afterAutospacing="1" w:line="240" w:lineRule="auto"/>
+        <w:rPr>
+          <w:rFonts w:ascii="Times New Roman" w:hAnsi="Times New Roman" w:cs="Times New Roman"/>
+          <w:color w:val="000000" w:themeColor="text1"/>
+          <w:sz w:val="24"/>
+          <w:szCs w:val="24"/>
+        </w:rPr>
+      </w:pPr>
+    </w:p>
+    <w:p>
+      <w:pPr>
         <w:spacing w:after="0" w:line="360" w:lineRule="auto"/>
         <w:jc w:val="both"/>
         <w:rPr>
@@ -11021,6 +13028,504 @@
     </w:p>
     <w:p>
       <w:pPr>
+        <w:pStyle w:val="Ttulo2"/>
+        <w:shd w:val="clear" w:color="auto" w:fill="FFFFFF"/>
+        <w:spacing w:before="0" w:line="336" w:lineRule="atLeast"/>
+        <w:rPr>
+          <w:rFonts w:ascii="Source Sans Pro" w:hAnsi="Source Sans Pro"/>
+          <w:b/>
+          <w:noProof w:val="0"/>
+          <w:color w:val="343A40"/>
+          <w:lang w:val="es-MX"/>
+        </w:rPr>
+      </w:pPr>
+      <w:r>
+        <w:rPr>
+          <w:rFonts w:ascii="Source Sans Pro" w:hAnsi="Source Sans Pro"/>
+          <w:b/>
+          <w:color w:val="343A40"/>
+        </w:rPr>
+        <w:t>References</w:t>
+      </w:r>
+    </w:p>
+    <w:p>
+      <w:pPr>
+        <w:shd w:val="clear" w:color="auto" w:fill="FFFFFF"/>
+        <w:ind w:hanging="240"/>
+        <w:rPr>
+          <w:rFonts w:ascii="Source Sans Pro" w:hAnsi="Source Sans Pro"/>
+          <w:color w:val="343A40"/>
+        </w:rPr>
+      </w:pPr>
+      <w:r>
+        <w:rPr>
+          <w:rFonts w:ascii="Source Sans Pro" w:hAnsi="Source Sans Pro"/>
+          <w:color w:val="343A40"/>
+        </w:rPr>
+        <w:t>Bhat, Nadeem Ahmad, and Sandeep Kaur. 2022. “Technical Efficiency Analysis of Indian IT Industry: A Panel Data Stochastic Frontier Approach.” </w:t>
+      </w:r>
+      <w:r>
+        <w:rPr>
+          <w:rStyle w:val="nfasis"/>
+          <w:rFonts w:ascii="Source Sans Pro" w:hAnsi="Source Sans Pro"/>
+          <w:color w:val="343A40"/>
+        </w:rPr>
+        <w:t>Millennial Asia</w:t>
+      </w:r>
+      <w:r>
+        <w:rPr>
+          <w:rFonts w:ascii="Source Sans Pro" w:hAnsi="Source Sans Pro"/>
+          <w:color w:val="343A40"/>
+        </w:rPr>
+        <w:t> 15 (2): 327–48. </w:t>
+      </w:r>
+      <w:hyperlink r:id="rId56" w:history="1">
+        <w:r>
+          <w:rPr>
+            <w:rStyle w:val="Hipervnculo"/>
+            <w:rFonts w:ascii="Source Sans Pro" w:hAnsi="Source Sans Pro"/>
+            <w:color w:val="2761E3"/>
+          </w:rPr>
+          <w:t>https://doi.org/10.1177/09763996221082199</w:t>
+        </w:r>
+      </w:hyperlink>
+      <w:r>
+        <w:rPr>
+          <w:rFonts w:ascii="Source Sans Pro" w:hAnsi="Source Sans Pro"/>
+          <w:color w:val="343A40"/>
+        </w:rPr>
+        <w:t>.</w:t>
+      </w:r>
+    </w:p>
+    <w:p>
+      <w:pPr>
+        <w:shd w:val="clear" w:color="auto" w:fill="FFFFFF"/>
+        <w:ind w:hanging="240"/>
+        <w:rPr>
+          <w:rFonts w:ascii="Source Sans Pro" w:hAnsi="Source Sans Pro"/>
+          <w:color w:val="343A40"/>
+        </w:rPr>
+      </w:pPr>
+      <w:r>
+        <w:rPr>
+          <w:rFonts w:ascii="Source Sans Pro" w:hAnsi="Source Sans Pro"/>
+          <w:color w:val="343A40"/>
+        </w:rPr>
+        <w:t>Börner, Jan, Kathy Baylis, Esteve Corbera, Driss Ezzine-de-Blas, Jordi Honey-Rosés, U. Martin Persson, and Sven Wunder. 2017. “The Effectiveness of Payments for Environmental Services.” </w:t>
+      </w:r>
+      <w:r>
+        <w:rPr>
+          <w:rStyle w:val="nfasis"/>
+          <w:rFonts w:ascii="Source Sans Pro" w:hAnsi="Source Sans Pro"/>
+          <w:color w:val="343A40"/>
+        </w:rPr>
+        <w:t>World Development</w:t>
+      </w:r>
+      <w:r>
+        <w:rPr>
+          <w:rFonts w:ascii="Source Sans Pro" w:hAnsi="Source Sans Pro"/>
+          <w:color w:val="343A40"/>
+        </w:rPr>
+        <w:t> 96 (August): 359–74. </w:t>
+      </w:r>
+      <w:hyperlink r:id="rId57" w:history="1">
+        <w:r>
+          <w:rPr>
+            <w:rStyle w:val="Hipervnculo"/>
+            <w:rFonts w:ascii="Source Sans Pro" w:hAnsi="Source Sans Pro"/>
+            <w:color w:val="2761E3"/>
+          </w:rPr>
+          <w:t>https://doi.org/10.1016/j.worlddev.2017.03.020</w:t>
+        </w:r>
+      </w:hyperlink>
+      <w:r>
+        <w:rPr>
+          <w:rFonts w:ascii="Source Sans Pro" w:hAnsi="Source Sans Pro"/>
+          <w:color w:val="343A40"/>
+        </w:rPr>
+        <w:t>.</w:t>
+      </w:r>
+    </w:p>
+    <w:p>
+      <w:pPr>
+        <w:shd w:val="clear" w:color="auto" w:fill="FFFFFF"/>
+        <w:ind w:hanging="240"/>
+        <w:rPr>
+          <w:rFonts w:ascii="Source Sans Pro" w:hAnsi="Source Sans Pro"/>
+          <w:color w:val="343A40"/>
+        </w:rPr>
+      </w:pPr>
+      <w:r>
+        <w:rPr>
+          <w:rFonts w:ascii="Source Sans Pro" w:hAnsi="Source Sans Pro"/>
+          <w:color w:val="343A40"/>
+        </w:rPr>
+        <w:t>Cardoso, Brenda Rodrigues, Daniel d, e Abreu Pereira Uhr, and Júlia Gallego Ziero Uhr. 2024. “Global Perspectives on Environmental Policies: A Bibliometric Journey into Eco-Efficiency Research.” </w:t>
+      </w:r>
+      <w:r>
+        <w:rPr>
+          <w:rStyle w:val="nfasis"/>
+          <w:rFonts w:ascii="Source Sans Pro" w:hAnsi="Source Sans Pro"/>
+          <w:color w:val="343A40"/>
+        </w:rPr>
+        <w:t>International Journal of Bibliometrics in Business and Management</w:t>
+      </w:r>
+      <w:r>
+        <w:rPr>
+          <w:rFonts w:ascii="Source Sans Pro" w:hAnsi="Source Sans Pro"/>
+          <w:color w:val="343A40"/>
+        </w:rPr>
+        <w:t> 3 (4): 313–45. </w:t>
+      </w:r>
+      <w:hyperlink r:id="rId58" w:history="1">
+        <w:r>
+          <w:rPr>
+            <w:rStyle w:val="Hipervnculo"/>
+            <w:rFonts w:ascii="Source Sans Pro" w:hAnsi="Source Sans Pro"/>
+            <w:color w:val="2761E3"/>
+          </w:rPr>
+          <w:t>https://doi.org/10.1504/ijbbm.2024.145184</w:t>
+        </w:r>
+      </w:hyperlink>
+      <w:r>
+        <w:rPr>
+          <w:rFonts w:ascii="Source Sans Pro" w:hAnsi="Source Sans Pro"/>
+          <w:color w:val="343A40"/>
+        </w:rPr>
+        <w:t>.</w:t>
+      </w:r>
+    </w:p>
+    <w:p>
+      <w:pPr>
+        <w:shd w:val="clear" w:color="auto" w:fill="FFFFFF"/>
+        <w:ind w:hanging="240"/>
+        <w:rPr>
+          <w:rFonts w:ascii="Source Sans Pro" w:hAnsi="Source Sans Pro"/>
+          <w:color w:val="343A40"/>
+        </w:rPr>
+      </w:pPr>
+      <w:r>
+        <w:rPr>
+          <w:rFonts w:ascii="Source Sans Pro" w:hAnsi="Source Sans Pro"/>
+          <w:color w:val="343A40"/>
+        </w:rPr>
+        <w:t>Charnes, A., W. W. Cooper, and E. Rhodes. 1978. “Measuring the Efficiency of Decision Making Units.” </w:t>
+      </w:r>
+      <w:r>
+        <w:rPr>
+          <w:rStyle w:val="nfasis"/>
+          <w:rFonts w:ascii="Source Sans Pro" w:hAnsi="Source Sans Pro"/>
+          <w:color w:val="343A40"/>
+        </w:rPr>
+        <w:t>European Journal of Operational Research</w:t>
+      </w:r>
+      <w:r>
+        <w:rPr>
+          <w:rFonts w:ascii="Source Sans Pro" w:hAnsi="Source Sans Pro"/>
+          <w:color w:val="343A40"/>
+        </w:rPr>
+        <w:t> 2 (6): 429–44. </w:t>
+      </w:r>
+      <w:hyperlink r:id="rId59" w:history="1">
+        <w:r>
+          <w:rPr>
+            <w:rStyle w:val="Hipervnculo"/>
+            <w:rFonts w:ascii="Source Sans Pro" w:hAnsi="Source Sans Pro"/>
+            <w:color w:val="2761E3"/>
+          </w:rPr>
+          <w:t>https://doi.org/10.1016/0377-2217(78)90138-8</w:t>
+        </w:r>
+      </w:hyperlink>
+      <w:r>
+        <w:rPr>
+          <w:rFonts w:ascii="Source Sans Pro" w:hAnsi="Source Sans Pro"/>
+          <w:color w:val="343A40"/>
+        </w:rPr>
+        <w:t>.</w:t>
+      </w:r>
+    </w:p>
+    <w:p>
+      <w:pPr>
+        <w:shd w:val="clear" w:color="auto" w:fill="FFFFFF"/>
+        <w:ind w:hanging="240"/>
+        <w:rPr>
+          <w:rFonts w:ascii="Source Sans Pro" w:hAnsi="Source Sans Pro"/>
+          <w:color w:val="343A40"/>
+        </w:rPr>
+      </w:pPr>
+      <w:r>
+        <w:rPr>
+          <w:rFonts w:ascii="Source Sans Pro" w:hAnsi="Source Sans Pro"/>
+          <w:color w:val="343A40"/>
+        </w:rPr>
+        <w:t>Gaitán, Alvaro. 2022. “Cenicafé, Ciencia y Tecnología Para La Caficultura Colombiana.” </w:t>
+      </w:r>
+      <w:r>
+        <w:rPr>
+          <w:rStyle w:val="nfasis"/>
+          <w:rFonts w:ascii="Source Sans Pro" w:hAnsi="Source Sans Pro"/>
+          <w:color w:val="343A40"/>
+        </w:rPr>
+        <w:t>Memorias Seminario Científico Cenicafé</w:t>
+      </w:r>
+      <w:r>
+        <w:rPr>
+          <w:rFonts w:ascii="Source Sans Pro" w:hAnsi="Source Sans Pro"/>
+          <w:color w:val="343A40"/>
+        </w:rPr>
+        <w:t> 71 (1): e71109. </w:t>
+      </w:r>
+      <w:hyperlink r:id="rId60" w:history="1">
+        <w:r>
+          <w:rPr>
+            <w:rStyle w:val="Hipervnculo"/>
+            <w:rFonts w:ascii="Source Sans Pro" w:hAnsi="Source Sans Pro"/>
+            <w:color w:val="2761E3"/>
+          </w:rPr>
+          <w:t>https://doi.org/10.38141/10795/71109</w:t>
+        </w:r>
+      </w:hyperlink>
+      <w:r>
+        <w:rPr>
+          <w:rFonts w:ascii="Source Sans Pro" w:hAnsi="Source Sans Pro"/>
+          <w:color w:val="343A40"/>
+        </w:rPr>
+        <w:t>.</w:t>
+      </w:r>
+    </w:p>
+    <w:p>
+      <w:pPr>
+        <w:shd w:val="clear" w:color="auto" w:fill="FFFFFF"/>
+        <w:ind w:hanging="240"/>
+        <w:rPr>
+          <w:rFonts w:ascii="Source Sans Pro" w:hAnsi="Source Sans Pro"/>
+          <w:color w:val="343A40"/>
+        </w:rPr>
+      </w:pPr>
+      <w:r>
+        <w:rPr>
+          <w:rFonts w:ascii="Source Sans Pro" w:hAnsi="Source Sans Pro"/>
+          <w:color w:val="343A40"/>
+        </w:rPr>
+        <w:lastRenderedPageBreak/>
+        <w:t>Harya, Gyska Indah, Nuhfil Hanani, Rosihan Asmara, and Abdul Wahib Muhaimin. 2024. “Study of Technical Efficiency of The Cocoa Industry Using Data Envelopment Analysis.” </w:t>
+      </w:r>
+      <w:r>
+        <w:rPr>
+          <w:rStyle w:val="nfasis"/>
+          <w:rFonts w:ascii="Source Sans Pro" w:hAnsi="Source Sans Pro"/>
+          <w:color w:val="343A40"/>
+        </w:rPr>
+        <w:t>RIVAR</w:t>
+      </w:r>
+      <w:r>
+        <w:rPr>
+          <w:rFonts w:ascii="Source Sans Pro" w:hAnsi="Source Sans Pro"/>
+          <w:color w:val="343A40"/>
+        </w:rPr>
+        <w:t>, February. </w:t>
+      </w:r>
+      <w:hyperlink r:id="rId61" w:history="1">
+        <w:r>
+          <w:rPr>
+            <w:rStyle w:val="Hipervnculo"/>
+            <w:rFonts w:ascii="Source Sans Pro" w:hAnsi="Source Sans Pro"/>
+            <w:color w:val="2761E3"/>
+          </w:rPr>
+          <w:t>https://doi.org/10.35588/RIVAR.V11I33.6257</w:t>
+        </w:r>
+      </w:hyperlink>
+      <w:r>
+        <w:rPr>
+          <w:rFonts w:ascii="Source Sans Pro" w:hAnsi="Source Sans Pro"/>
+          <w:color w:val="343A40"/>
+        </w:rPr>
+        <w:t>.</w:t>
+      </w:r>
+    </w:p>
+    <w:p>
+      <w:pPr>
+        <w:shd w:val="clear" w:color="auto" w:fill="FFFFFF"/>
+        <w:ind w:hanging="240"/>
+        <w:rPr>
+          <w:rFonts w:ascii="Source Sans Pro" w:hAnsi="Source Sans Pro"/>
+          <w:color w:val="343A40"/>
+        </w:rPr>
+      </w:pPr>
+      <w:r>
+        <w:rPr>
+          <w:rFonts w:ascii="Source Sans Pro" w:hAnsi="Source Sans Pro"/>
+          <w:color w:val="343A40"/>
+        </w:rPr>
+        <w:t>Peças, Paulo, Uwe Götze, Rita Bravo, Fanny Richter, and Inês Ribeiro. 2019. “Methodology for Selection and Application of Eco-Efficiency Indicators Fostering Decision-Making and Communication at Product LevelThe Case of Molds for Injection Molding.” In, 1–52. Elsevier. </w:t>
+      </w:r>
+      <w:hyperlink r:id="rId62" w:history="1">
+        <w:r>
+          <w:rPr>
+            <w:rStyle w:val="Hipervnculo"/>
+            <w:rFonts w:ascii="Source Sans Pro" w:hAnsi="Source Sans Pro"/>
+            <w:color w:val="2761E3"/>
+          </w:rPr>
+          <w:t>https://doi.org/10.1016/b978-0-08-102414-0.00001-x</w:t>
+        </w:r>
+      </w:hyperlink>
+      <w:r>
+        <w:rPr>
+          <w:rFonts w:ascii="Source Sans Pro" w:hAnsi="Source Sans Pro"/>
+          <w:color w:val="343A40"/>
+        </w:rPr>
+        <w:t>.</w:t>
+      </w:r>
+    </w:p>
+    <w:p>
+      <w:pPr>
+        <w:shd w:val="clear" w:color="auto" w:fill="FFFFFF"/>
+        <w:ind w:hanging="240"/>
+        <w:rPr>
+          <w:rFonts w:ascii="Source Sans Pro" w:hAnsi="Source Sans Pro"/>
+          <w:color w:val="343A40"/>
+        </w:rPr>
+      </w:pPr>
+      <w:r>
+        <w:rPr>
+          <w:rFonts w:ascii="Source Sans Pro" w:hAnsi="Source Sans Pro"/>
+          <w:color w:val="343A40"/>
+        </w:rPr>
+        <w:t>Riaño Henao, Camilo Andrés, and Olga Lucía Larrea Serna. 2022a. “Análisis Envolvente de Datos y Sus Aplicaciones En Sostenibilidad.” </w:t>
+      </w:r>
+      <w:r>
+        <w:rPr>
+          <w:rStyle w:val="nfasis"/>
+          <w:rFonts w:ascii="Source Sans Pro" w:hAnsi="Source Sans Pro"/>
+          <w:color w:val="343A40"/>
+        </w:rPr>
+        <w:t>Ingeniare</w:t>
+      </w:r>
+      <w:r>
+        <w:rPr>
+          <w:rFonts w:ascii="Source Sans Pro" w:hAnsi="Source Sans Pro"/>
+          <w:color w:val="343A40"/>
+        </w:rPr>
+        <w:t>, no. 31 (July). </w:t>
+      </w:r>
+      <w:hyperlink r:id="rId63" w:history="1">
+        <w:r>
+          <w:rPr>
+            <w:rStyle w:val="Hipervnculo"/>
+            <w:rFonts w:ascii="Source Sans Pro" w:hAnsi="Source Sans Pro"/>
+            <w:color w:val="2761E3"/>
+          </w:rPr>
+          <w:t>https://doi.org/10.18041/1909-2458/ingeniare.31.8934</w:t>
+        </w:r>
+      </w:hyperlink>
+      <w:r>
+        <w:rPr>
+          <w:rFonts w:ascii="Source Sans Pro" w:hAnsi="Source Sans Pro"/>
+          <w:color w:val="343A40"/>
+        </w:rPr>
+        <w:t>.</w:t>
+      </w:r>
+    </w:p>
+    <w:p>
+      <w:pPr>
+        <w:shd w:val="clear" w:color="auto" w:fill="FFFFFF"/>
+        <w:ind w:hanging="240"/>
+        <w:rPr>
+          <w:rFonts w:ascii="Source Sans Pro" w:hAnsi="Source Sans Pro"/>
+          <w:color w:val="343A40"/>
+        </w:rPr>
+      </w:pPr>
+      <w:r>
+        <w:rPr>
+          <w:rFonts w:ascii="Source Sans Pro" w:hAnsi="Source Sans Pro"/>
+          <w:color w:val="343A40"/>
+        </w:rPr>
+        <w:t>———. 2022b. “Análisis Envolvente de Datos y Sus Aplicaciones En Sostenibilidad.” </w:t>
+      </w:r>
+      <w:r>
+        <w:rPr>
+          <w:rStyle w:val="nfasis"/>
+          <w:rFonts w:ascii="Source Sans Pro" w:hAnsi="Source Sans Pro"/>
+          <w:color w:val="343A40"/>
+        </w:rPr>
+        <w:t>Ingeniare</w:t>
+      </w:r>
+      <w:r>
+        <w:rPr>
+          <w:rFonts w:ascii="Source Sans Pro" w:hAnsi="Source Sans Pro"/>
+          <w:color w:val="343A40"/>
+        </w:rPr>
+        <w:t>, no. 31 (July). </w:t>
+      </w:r>
+      <w:hyperlink r:id="rId64" w:history="1">
+        <w:r>
+          <w:rPr>
+            <w:rStyle w:val="Hipervnculo"/>
+            <w:rFonts w:ascii="Source Sans Pro" w:hAnsi="Source Sans Pro"/>
+            <w:color w:val="2761E3"/>
+          </w:rPr>
+          <w:t>https://doi.org/10.18041/1909-2458/ingeniare.31.8934</w:t>
+        </w:r>
+      </w:hyperlink>
+      <w:r>
+        <w:rPr>
+          <w:rFonts w:ascii="Source Sans Pro" w:hAnsi="Source Sans Pro"/>
+          <w:color w:val="343A40"/>
+        </w:rPr>
+        <w:t>.</w:t>
+      </w:r>
+    </w:p>
+    <w:p>
+      <w:pPr>
+        <w:shd w:val="clear" w:color="auto" w:fill="FFFFFF"/>
+        <w:ind w:hanging="240"/>
+        <w:rPr>
+          <w:rFonts w:ascii="Source Sans Pro" w:hAnsi="Source Sans Pro"/>
+          <w:color w:val="343A40"/>
+        </w:rPr>
+      </w:pPr>
+      <w:r>
+        <w:rPr>
+          <w:rFonts w:ascii="Source Sans Pro" w:hAnsi="Source Sans Pro"/>
+          <w:color w:val="343A40"/>
+        </w:rPr>
+        <w:t>Taoumi, Hamza, and Khadija Lahrech. 2023. “Economic, Environmental and Social Efficiency and Effectiveness Development in the Sustainable Crop Agricultural Sector: A Systematic in-Depth Analysis Review.” </w:t>
+      </w:r>
+      <w:r>
+        <w:rPr>
+          <w:rStyle w:val="nfasis"/>
+          <w:rFonts w:ascii="Source Sans Pro" w:hAnsi="Source Sans Pro"/>
+          <w:color w:val="343A40"/>
+        </w:rPr>
+        <w:t>Science of The Total Environment</w:t>
+      </w:r>
+      <w:r>
+        <w:rPr>
+          <w:rFonts w:ascii="Source Sans Pro" w:hAnsi="Source Sans Pro"/>
+          <w:color w:val="343A40"/>
+        </w:rPr>
+        <w:t> 901 (November): 165761. </w:t>
+      </w:r>
+      <w:hyperlink r:id="rId65" w:history="1">
+        <w:r>
+          <w:rPr>
+            <w:rStyle w:val="Hipervnculo"/>
+            <w:rFonts w:ascii="Source Sans Pro" w:hAnsi="Source Sans Pro"/>
+            <w:color w:val="2761E3"/>
+          </w:rPr>
+          <w:t>https://doi.org/10.1016/j.scitotenv.2023.165761</w:t>
+        </w:r>
+      </w:hyperlink>
+      <w:r>
+        <w:rPr>
+          <w:rFonts w:ascii="Source Sans Pro" w:hAnsi="Source Sans Pro"/>
+          <w:color w:val="343A40"/>
+        </w:rPr>
+        <w:t>.</w:t>
+      </w:r>
+    </w:p>
+    <w:p>
+      <w:pPr>
         <w:rPr>
           <w:rFonts w:ascii="Times New Roman" w:hAnsi="Times New Roman" w:cs="Times New Roman"/>
           <w:color w:val="000000" w:themeColor="text1"/>
@@ -11090,7 +13595,7 @@
         </w:rPr>
         <w:t xml:space="preserve">URL en Github: </w:t>
       </w:r>
-      <w:hyperlink r:id="rId51" w:history="1">
+      <w:hyperlink r:id="rId66" w:history="1">
         <w:r>
           <w:rPr>
             <w:rStyle w:val="Hipervnculo"/>
@@ -11134,7 +13639,7 @@
         </w:rPr>
         <w:t xml:space="preserve">URL del blog: </w:t>
       </w:r>
-      <w:hyperlink r:id="rId52" w:history="1">
+      <w:hyperlink r:id="rId67" w:history="1">
         <w:r>
           <w:rPr>
             <w:rStyle w:val="Hipervnculo"/>
@@ -15030,6 +17535,7 @@
   <w:style w:type="character" w:default="1" w:styleId="Fuentedeprrafopredeter">
     <w:name w:val="Default Paragraph Font"/>
     <w:uiPriority w:val="1"/>
+    <w:semiHidden/>
     <w:unhideWhenUsed/>
   </w:style>
   <w:style w:type="table" w:default="1" w:styleId="Tablanormal">
@@ -15209,7 +17715,6 @@
     <w:name w:val="Normal (Web)"/>
     <w:basedOn w:val="Normal"/>
     <w:uiPriority w:val="99"/>
-    <w:semiHidden/>
     <w:unhideWhenUsed/>
     <w:rsid w:val="0092735A"/>
     <w:pPr>
@@ -15265,6 +17770,33 @@
     <w:name w:val="cite-id"/>
     <w:basedOn w:val="Fuentedeprrafopredeter"/>
     <w:rsid w:val="00C35D3E"/>
+  </w:style>
+  <w:style w:type="character" w:customStyle="1" w:styleId="anchor-text">
+    <w:name w:val="anchor-text"/>
+    <w:basedOn w:val="Fuentedeprrafopredeter"/>
+    <w:rsid w:val="007C0D36"/>
+  </w:style>
+  <w:style w:type="character" w:customStyle="1" w:styleId="given-name">
+    <w:name w:val="given-name"/>
+    <w:basedOn w:val="Fuentedeprrafopredeter"/>
+    <w:rsid w:val="007C0D36"/>
+  </w:style>
+  <w:style w:type="character" w:customStyle="1" w:styleId="text">
+    <w:name w:val="text"/>
+    <w:basedOn w:val="Fuentedeprrafopredeter"/>
+    <w:rsid w:val="007C0D36"/>
+  </w:style>
+  <w:style w:type="character" w:styleId="Refdecomentario">
+    <w:name w:val="annotation reference"/>
+    <w:basedOn w:val="Fuentedeprrafopredeter"/>
+    <w:uiPriority w:val="99"/>
+    <w:semiHidden/>
+    <w:unhideWhenUsed/>
+    <w:rsid w:val="007C0D36"/>
+    <w:rPr>
+      <w:sz w:val="16"/>
+      <w:szCs w:val="16"/>
+    </w:rPr>
   </w:style>
 </w:styles>
 </file>
@@ -15535,7 +18067,7 @@
 </file>
 
 <file path=customXml/itemProps1.xml><?xml version="1.0" encoding="utf-8"?>
-<ds:datastoreItem xmlns:ds="http://schemas.openxmlformats.org/officeDocument/2006/customXml" ds:itemID="{8B12D2F6-59EA-4676-B150-A45B7A65C90F}">
+<ds:datastoreItem xmlns:ds="http://schemas.openxmlformats.org/officeDocument/2006/customXml" ds:itemID="{E9E18C12-4953-4019-88CE-6B588B7B9550}">
   <ds:schemaRefs>
     <ds:schemaRef ds:uri="http://schemas.openxmlformats.org/officeDocument/2006/bibliography"/>
   </ds:schemaRefs>

--- a/Nueva carpeta/Estructura General de mi blog.docx
+++ b/Nueva carpeta/Estructura General de mi blog.docx
@@ -11465,10 +11465,7 @@
         <w:ind w:left="360"/>
       </w:pPr>
       <w:r>
-        <w:t>E</w:t>
-      </w:r>
-      <w:r>
-        <w:t>l DEA ha sido ampliamente utilizado en Europa y Asia para evaluar la eficiencia técnica y económica de sistemas agrícolas, proporcionando una herramienta clave para identificar prácticas óptimas y áreas de mejora en contextos diversos. En Europa, estudios como los de Bravo-</w:t>
+        <w:t>El DEA ha sido ampliamente utilizado en Europa y Asia para evaluar la eficiencia técnica y económica de sistemas agrícolas, proporcionando una herramienta clave para identificar prácticas óptimas y áreas de mejora en contextos diversos. En Europa, estudios como los de Bravo-</w:t>
       </w:r>
       <w:proofErr w:type="spellStart"/>
       <w:r>
@@ -12225,16 +12222,7 @@
       </w:r>
       <w:r>
         <w:lastRenderedPageBreak/>
-        <w:t>metodologías LCA</w:t>
-      </w:r>
-      <w:r>
-        <w:t xml:space="preserve"> y DEA destaca la utilidad de estas metodologías para evaluar la eficiencia en regiones agrícolas heterogéneas, integrando variables espaciales y socioeconómicas para identificar fincas de alto rendimiento en Europa y Asia</w:t>
-      </w:r>
-      <w:r>
-        <w:t xml:space="preserve">, del total de artículos analizados el mayor porcentaje fue para España reconociendo que es el país que más utiliza estos enfoques con un total de 32 artículos, seguidos por Irán con 8 artículos y otros 16 países que han utilizado las diferentes metodologías en un rango de hasta 6 artículos por país. </w:t>
-      </w:r>
-      <w:r>
-        <w:t>Estos estudios subrayan la capacidad del DEA para guiar políticas agrícolas que promuevan la productividad y la sostenibilidad en contextos regionales diversos</w:t>
+        <w:t>metodologías LCA y DEA destaca la utilidad de estas metodologías para evaluar la eficiencia en regiones agrícolas heterogéneas, integrando variables espaciales y socioeconómicas para identificar fincas de alto rendimiento en Europa y Asia, del total de artículos analizados el mayor porcentaje fue para España reconociendo que es el país que más utiliza estos enfoques con un total de 32 artículos, seguidos por Irán con 8 artículos y otros 16 países que han utilizado las diferentes metodologías en un rango de hasta 6 artículos por país. Estos estudios subrayan la capacidad del DEA para guiar políticas agrícolas que promuevan la productividad y la sostenibilidad en contextos regionales diversos</w:t>
       </w:r>
     </w:p>
     <w:p>
@@ -12353,43 +12341,16 @@
           <w:sz w:val="24"/>
           <w:szCs w:val="24"/>
         </w:rPr>
-        <w:t>Nan</w:t>
-      </w:r>
-      <w:r>
-        <w:rPr>
-          <w:rFonts w:ascii="Times New Roman" w:hAnsi="Times New Roman" w:cs="Times New Roman"/>
-          <w:color w:val="000000" w:themeColor="text1"/>
-          <w:sz w:val="24"/>
-          <w:szCs w:val="24"/>
-        </w:rPr>
-        <w:t> </w:t>
-      </w:r>
-      <w:r>
-        <w:rPr>
-          <w:rFonts w:ascii="Times New Roman" w:hAnsi="Times New Roman" w:cs="Times New Roman"/>
-          <w:color w:val="000000" w:themeColor="text1"/>
-          <w:sz w:val="24"/>
-          <w:szCs w:val="24"/>
-        </w:rPr>
-        <w:t>Zhu</w:t>
-      </w:r>
-      <w:r>
-        <w:rPr>
-          <w:rFonts w:ascii="Times New Roman" w:hAnsi="Times New Roman" w:cs="Times New Roman"/>
-          <w:color w:val="000000" w:themeColor="text1"/>
-          <w:sz w:val="24"/>
-          <w:szCs w:val="24"/>
-        </w:rPr>
-        <w:t xml:space="preserve"> </w:t>
-      </w:r>
-      <w:r>
-        <w:rPr>
-          <w:rFonts w:ascii="Times New Roman" w:hAnsi="Times New Roman" w:cs="Times New Roman"/>
-          <w:color w:val="000000" w:themeColor="text1"/>
-          <w:sz w:val="24"/>
-          <w:szCs w:val="24"/>
-        </w:rPr>
-        <w:t>et al., 2016). Estos resultados, respaldados por autores reconocidos como Vásquez Ibarra, demuestran que el DEA no solo identifica ineficiencias en el uso del agua, sino que también guía la adopción de tecnologías de riego de precisión, promoviendo una agricultura más sostenible en climas tropicales</w:t>
+        <w:t>Nan Zhu</w:t>
+      </w:r>
+      <w:r>
+        <w:rPr>
+          <w:rFonts w:ascii="Times New Roman" w:hAnsi="Times New Roman" w:cs="Times New Roman"/>
+          <w:color w:val="000000" w:themeColor="text1"/>
+          <w:sz w:val="24"/>
+          <w:szCs w:val="24"/>
+        </w:rPr>
+        <w:t xml:space="preserve"> et al., 2016). Estos resultados, respaldados por autores reconocidos como Vásquez Ibarra, demuestran que el DEA no solo identifica ineficiencias en el uso del agua, sino que también guía la adopción de tecnologías de riego de precisión, promoviendo una agricultura más sostenible en climas tropicales</w:t>
       </w:r>
     </w:p>
     <w:p>
@@ -12478,25 +12439,7 @@
           <w:sz w:val="24"/>
           <w:szCs w:val="24"/>
         </w:rPr>
-        <w:t>Nan</w:t>
-      </w:r>
-      <w:r>
-        <w:rPr>
-          <w:rFonts w:ascii="Times New Roman" w:hAnsi="Times New Roman" w:cs="Times New Roman"/>
-          <w:color w:val="000000" w:themeColor="text1"/>
-          <w:sz w:val="24"/>
-          <w:szCs w:val="24"/>
-        </w:rPr>
-        <w:t> </w:t>
-      </w:r>
-      <w:r>
-        <w:rPr>
-          <w:rFonts w:ascii="Times New Roman" w:hAnsi="Times New Roman" w:cs="Times New Roman"/>
-          <w:color w:val="000000" w:themeColor="text1"/>
-          <w:sz w:val="24"/>
-          <w:szCs w:val="24"/>
-        </w:rPr>
-        <w:t xml:space="preserve">Zhu </w:t>
+        <w:t xml:space="preserve">Nan Zhu </w:t>
       </w:r>
       <w:r>
         <w:rPr>
@@ -12595,7 +12538,7 @@
           <w:sz w:val="24"/>
           <w:szCs w:val="24"/>
         </w:rPr>
-        <w:t xml:space="preserve">El Análisis Envolvente de Datos (DEA) ha sido ampliamente utilizado en Colombia para evaluar la eficiencia técnica y asignativa de pequeños productores agrícolas, especialmente en cultivos como café, caña de azúcar y hortalizas, donde los pequeños productores enfrentan limitaciones de recursos y acceso a tecnología. Un estudio clave de Perdomo y Mendieta (2007) analizó la eficiencia técnica en el sector cafetero colombiano utilizando DEA, encontrando que los pequeños productores alcanzaron eficiencias técnicas promedio de entre 60% y 70%, con variaciones según el acceso a capacitación y la adopción de prácticas agronómicas modernas. Los resultados indicaron que factores como la educación del agricultor, el acceso a crédito y la </w:t>
+        <w:t xml:space="preserve">El Análisis Envolvente de Datos (DEA) ha sido ampliamente utilizado en Colombia para evaluar la eficiencia técnica y asignativa de pequeños productores agrícolas, especialmente en cultivos como café, caña de azúcar y hortalizas, donde los pequeños productores enfrentan limitaciones de recursos y acceso a tecnología. Un estudio clave de Perdomo y Mendieta (2007) analizó la eficiencia técnica en el sector cafetero colombiano utilizando DEA, encontrando que los pequeños productores alcanzaron eficiencias técnicas promedio de entre 60% y 70%, con variaciones según el acceso a capacitación y la adopción de prácticas agronómicas modernas. Los </w:t>
       </w:r>
       <w:r>
         <w:rPr>
@@ -12605,7 +12548,7 @@
           <w:szCs w:val="24"/>
         </w:rPr>
         <w:lastRenderedPageBreak/>
-        <w:t xml:space="preserve">calidad del suelo son determinantes para mejorar la eficiencia. </w:t>
+        <w:t xml:space="preserve">resultados indicaron que factores como la educación del agricultor, el acceso a crédito y la calidad del suelo son determinantes para mejorar la eficiencia. </w:t>
       </w:r>
     </w:p>
     <w:p>
@@ -12625,16 +12568,7 @@
           <w:sz w:val="24"/>
           <w:szCs w:val="24"/>
         </w:rPr>
-        <w:t>Perdomo, J. A., &amp; Mendieta, J. C. (2007). Factores que afectan la eficiencia técnica y asignativa en el sector cafetero colombiano: una aplicación con análisis envolvente de datos. Desarrollo y sociedad, (60), 03-45.</w:t>
-      </w:r>
-      <w:r>
-        <w:rPr>
-          <w:rFonts w:ascii="Times New Roman" w:hAnsi="Times New Roman" w:cs="Times New Roman"/>
-          <w:color w:val="000000" w:themeColor="text1"/>
-          <w:sz w:val="24"/>
-          <w:szCs w:val="24"/>
-        </w:rPr>
-        <w:t xml:space="preserve"> </w:t>
+        <w:t xml:space="preserve">Perdomo, J. A., &amp; Mendieta, J. C. (2007). Factores que afectan la eficiencia técnica y asignativa en el sector cafetero colombiano: una aplicación con análisis envolvente de datos. Desarrollo y sociedad, (60), 03-45. </w:t>
       </w:r>
     </w:p>
     <w:p>
@@ -12814,7 +12748,7 @@
           <w:sz w:val="24"/>
           <w:szCs w:val="24"/>
         </w:rPr>
-        <w:t xml:space="preserve">En Perú, Benavides y García (2014) emplearon DEA para analizar la eficiencia de pequeños productores de quinua en la región andina, encontrando que las fincas con acceso a asociaciones cooperativas y certificaciones de comercio justo logran eficiencias promedio de 75%, frente al 55% de las fincas sin estas prácticas. El estudio de Vásquez Ibarra et al. (2020) también resalta la relevancia de integrar DEA con análisis espacial para identificar buenas prácticas en cultivos tropicales en Perú, como el cacao, donde el uso de sombra natural y la diversificación de cultivos mejoran la eficiencia hídrica y económica en un 20-30%. Estas investigaciones destacan que las buenas prácticas identificadas, como la tecnificación del riego, la cooperación entre productores y </w:t>
+        <w:t xml:space="preserve">En Perú, Benavides y García (2014) emplearon DEA para analizar la eficiencia de pequeños productores de quinua en la región andina, encontrando que las fincas con acceso a asociaciones cooperativas y certificaciones de comercio justo logran eficiencias promedio de 75%, frente al 55% de las fincas sin estas prácticas. El estudio de Vásquez Ibarra et al. (2020) también resalta la relevancia de integrar DEA con análisis espacial para identificar buenas prácticas en cultivos tropicales en Perú, como el cacao, donde el uso de sombra natural y la diversificación de cultivos mejoran la eficiencia hídrica y económica en un 20-30%. Estas investigaciones destacan que las </w:t>
       </w:r>
       <w:r>
         <w:rPr>
@@ -12824,10 +12758,8 @@
           <w:szCs w:val="24"/>
         </w:rPr>
         <w:lastRenderedPageBreak/>
-        <w:t>la adopción de métodos sostenibles, no solo aumentan la eficiencia, sino que también fortalecen la resiliencia frente al cambio climático y mejoran los ingresos de los productores en ambos países.</w:t>
-      </w:r>
-      <w:bookmarkStart w:id="0" w:name="_GoBack"/>
-      <w:bookmarkEnd w:id="0"/>
+        <w:t>buenas prácticas identificadas, como la tecnificación del riego, la cooperación entre productores y la adopción de métodos sostenibles, no solo aumentan la eficiencia, sino que también fortalecen la resiliencia frente al cambio climático y mejoran los ingresos de los productores en ambos países.</w:t>
+      </w:r>
     </w:p>
     <w:p>
       <w:pPr>
@@ -12903,65 +12835,6 @@
     </w:p>
     <w:p>
       <w:pPr>
-        <w:numPr>
-          <w:ilvl w:val="0"/>
-          <w:numId w:val="17"/>
-        </w:numPr>
-        <w:spacing w:before="100" w:beforeAutospacing="1" w:after="100" w:afterAutospacing="1" w:line="240" w:lineRule="auto"/>
-        <w:rPr>
-          <w:rFonts w:ascii="Times New Roman" w:hAnsi="Times New Roman" w:cs="Times New Roman"/>
-          <w:color w:val="000000" w:themeColor="text1"/>
-          <w:sz w:val="24"/>
-          <w:szCs w:val="24"/>
-        </w:rPr>
-      </w:pPr>
-      <w:r>
-        <w:rPr>
-          <w:rFonts w:ascii="Times New Roman" w:hAnsi="Times New Roman" w:cs="Times New Roman"/>
-          <w:color w:val="000000" w:themeColor="text1"/>
-          <w:sz w:val="24"/>
-          <w:szCs w:val="24"/>
-        </w:rPr>
-        <w:t>Uso en análisis de eficiencia de productores en Chiapas y Veracruz.</w:t>
-      </w:r>
-    </w:p>
-    <w:p>
-      <w:pPr>
-        <w:spacing w:before="100" w:beforeAutospacing="1" w:after="100" w:afterAutospacing="1" w:line="240" w:lineRule="auto"/>
-        <w:rPr>
-          <w:rFonts w:ascii="Times New Roman" w:hAnsi="Times New Roman" w:cs="Times New Roman"/>
-          <w:color w:val="000000" w:themeColor="text1"/>
-          <w:sz w:val="24"/>
-          <w:szCs w:val="24"/>
-        </w:rPr>
-      </w:pPr>
-    </w:p>
-    <w:p>
-      <w:pPr>
-        <w:numPr>
-          <w:ilvl w:val="0"/>
-          <w:numId w:val="17"/>
-        </w:numPr>
-        <w:spacing w:before="100" w:beforeAutospacing="1" w:after="100" w:afterAutospacing="1" w:line="240" w:lineRule="auto"/>
-        <w:rPr>
-          <w:rFonts w:ascii="Times New Roman" w:hAnsi="Times New Roman" w:cs="Times New Roman"/>
-          <w:color w:val="000000" w:themeColor="text1"/>
-          <w:sz w:val="24"/>
-          <w:szCs w:val="24"/>
-        </w:rPr>
-      </w:pPr>
-      <w:r>
-        <w:rPr>
-          <w:rFonts w:ascii="Times New Roman" w:hAnsi="Times New Roman" w:cs="Times New Roman"/>
-          <w:color w:val="000000" w:themeColor="text1"/>
-          <w:sz w:val="24"/>
-          <w:szCs w:val="24"/>
-        </w:rPr>
-        <w:t>Integración con LCA para estudios de sostenibilidad.</w:t>
-      </w:r>
-    </w:p>
-    <w:p>
-      <w:pPr>
         <w:pStyle w:val="Prrafodelista"/>
         <w:rPr>
           <w:rFonts w:ascii="Times New Roman" w:hAnsi="Times New Roman" w:cs="Times New Roman"/>
@@ -12970,270 +12843,1205 @@
           <w:szCs w:val="24"/>
         </w:rPr>
       </w:pPr>
-    </w:p>
-    <w:p>
-      <w:pPr>
-        <w:spacing w:before="100" w:beforeAutospacing="1" w:after="100" w:afterAutospacing="1" w:line="240" w:lineRule="auto"/>
-        <w:rPr>
-          <w:rFonts w:ascii="Times New Roman" w:hAnsi="Times New Roman" w:cs="Times New Roman"/>
-          <w:color w:val="000000" w:themeColor="text1"/>
-          <w:sz w:val="24"/>
-          <w:szCs w:val="24"/>
-        </w:rPr>
-      </w:pPr>
-    </w:p>
-    <w:p>
-      <w:pPr>
-        <w:spacing w:after="0" w:line="360" w:lineRule="auto"/>
-        <w:jc w:val="both"/>
-        <w:rPr>
-          <w:rFonts w:ascii="Times New Roman" w:eastAsia="Times New Roman" w:hAnsi="Times New Roman" w:cs="Times New Roman"/>
-          <w:noProof w:val="0"/>
-          <w:sz w:val="24"/>
-          <w:szCs w:val="24"/>
-          <w:lang w:val="es-MX" w:eastAsia="es-MX"/>
-        </w:rPr>
-      </w:pPr>
-      <w:r>
-        <w:rPr>
-          <w:rFonts w:ascii="Times New Roman" w:eastAsia="Times New Roman" w:hAnsi="Times New Roman" w:cs="Times New Roman"/>
-          <w:noProof w:val="0"/>
-          <w:sz w:val="24"/>
-          <w:szCs w:val="24"/>
-          <w:lang w:val="es-MX" w:eastAsia="es-MX"/>
-        </w:rPr>
-        <w:t xml:space="preserve">En regiones como Veracruz, México, esta perspectiva es especialmente pertinente, dado que la producción de café se caracteriza por una alta heterogeneidad en cuanto a tamaño de finca, sistemas de manejo y condiciones ecológicas (Gómez </w:t>
-      </w:r>
-      <w:r>
-        <w:rPr>
-          <w:rFonts w:ascii="Times New Roman" w:eastAsia="Times New Roman" w:hAnsi="Times New Roman" w:cs="Times New Roman"/>
+      <w:r>
+        <w:rPr>
+          <w:rFonts w:ascii="Times New Roman" w:hAnsi="Times New Roman" w:cs="Times New Roman"/>
+          <w:color w:val="000000" w:themeColor="text1"/>
+          <w:sz w:val="24"/>
+          <w:szCs w:val="24"/>
+        </w:rPr>
+        <w:t>Evaluación térmica y financiera del proceso de secado de grano de café en un secador solar activo tipo invernadero</w:t>
+      </w:r>
+      <w:r>
+        <w:rPr>
+          <w:rFonts w:ascii="Times New Roman" w:hAnsi="Times New Roman" w:cs="Times New Roman"/>
+          <w:color w:val="000000" w:themeColor="text1"/>
+          <w:sz w:val="24"/>
+          <w:szCs w:val="24"/>
+        </w:rPr>
+        <w:t xml:space="preserve"> </w:t>
+      </w:r>
+    </w:p>
+    <w:p>
+      <w:pPr>
+        <w:pStyle w:val="Prrafodelista"/>
+        <w:rPr>
+          <w:rFonts w:ascii="Times New Roman" w:hAnsi="Times New Roman" w:cs="Times New Roman"/>
+          <w:color w:val="000000" w:themeColor="text1"/>
+          <w:sz w:val="24"/>
+          <w:szCs w:val="24"/>
+        </w:rPr>
+      </w:pPr>
+      <w:r>
+        <w:rPr>
+          <w:rFonts w:ascii="Times New Roman" w:hAnsi="Times New Roman" w:cs="Times New Roman"/>
+          <w:color w:val="000000" w:themeColor="text1"/>
+          <w:sz w:val="24"/>
+          <w:szCs w:val="24"/>
+        </w:rPr>
+        <w:t>La forma más común de realizar el proceso de secado para obtener café pergamino seco a partir de café cereza, es exponiendolo a los rayos solares de manera directa y a la intemperie, donde la calidad final no siempre es óptima. Una alternativa para mejorar el proceso ha sido el aprovechamiento de la energía solar mediante el uso de secadores solares. El objetivo del presente trabajo fue evaluar la eficiencia térmica y financiera del proceso de secado de grano de café en un secador solar activo tipo invernadero. El estudio se realizo durante el año 2014, en un secador solar tipo invernadero con colector integrado formando parte de la estructura, con circulación de aire forzada. El grano fue puesto en charolas hechas con bastidor de madera y malla sombra 80% con dimensiones de 0.3*0.85 m, que sirvieron como camas de secado. La proporción de grano fue de 19.5 kg m-2. En 44 h de sol (5 días), se obtuvo un porcentaje de humedad del café pergamino de 11%. La eficiencia térmica del secador solar fue de 12%. Los resultados del flujo de efectivo descontado es positivo y la recuperación de la inversión se logra durante un periodo de cosecha (aproximadamente tres meses), que representa una alta viabilidad de uso de esta tecnología a nivel de pequeños productores</w:t>
+      </w:r>
+      <w:r>
+        <w:rPr>
+          <w:rFonts w:ascii="Times New Roman" w:hAnsi="Times New Roman" w:cs="Times New Roman"/>
+          <w:color w:val="000000" w:themeColor="text1"/>
+          <w:sz w:val="24"/>
+          <w:szCs w:val="24"/>
+        </w:rPr>
+        <w:t>.</w:t>
+      </w:r>
+    </w:p>
+    <w:p>
+      <w:pPr>
+        <w:pStyle w:val="Prrafodelista"/>
+        <w:rPr>
+          <w:rFonts w:ascii="Times New Roman" w:hAnsi="Times New Roman" w:cs="Times New Roman"/>
+          <w:color w:val="000000" w:themeColor="text1"/>
+          <w:sz w:val="24"/>
+          <w:szCs w:val="24"/>
+        </w:rPr>
+      </w:pPr>
+    </w:p>
+    <w:p>
+      <w:pPr>
+        <w:pStyle w:val="Prrafodelista"/>
+        <w:rPr>
+          <w:rFonts w:ascii="Times New Roman" w:hAnsi="Times New Roman" w:cs="Times New Roman"/>
+          <w:color w:val="000000" w:themeColor="text1"/>
+          <w:sz w:val="24"/>
+          <w:szCs w:val="24"/>
+        </w:rPr>
+      </w:pPr>
+      <w:r>
+        <w:rPr>
+          <w:rFonts w:ascii="Arial" w:hAnsi="Arial" w:cs="Arial"/>
+          <w:color w:val="000000"/>
+          <w:sz w:val="18"/>
+          <w:szCs w:val="18"/>
+        </w:rPr>
+        <w:t>Quintanar Olguin, Juan, &amp; Roa Durán, Refugio. (2017). Evaluación térmica y financiera del proceso de secado de grano de café en un secador solar activo tipo invernadero. </w:t>
+      </w:r>
+      <w:r>
+        <w:rPr>
+          <w:rFonts w:ascii="Arial" w:hAnsi="Arial" w:cs="Arial"/>
           <w:i/>
-          <w:noProof w:val="0"/>
-          <w:sz w:val="24"/>
-          <w:szCs w:val="24"/>
-          <w:lang w:val="es-MX" w:eastAsia="es-MX"/>
-        </w:rPr>
-        <w:t>et al</w:t>
-      </w:r>
-      <w:r>
-        <w:rPr>
-          <w:rFonts w:ascii="Times New Roman" w:eastAsia="Times New Roman" w:hAnsi="Times New Roman" w:cs="Times New Roman"/>
-          <w:noProof w:val="0"/>
-          <w:sz w:val="24"/>
-          <w:szCs w:val="24"/>
-          <w:lang w:val="es-MX" w:eastAsia="es-MX"/>
-        </w:rPr>
-        <w:t>., 2018). Sin embargo, existe una escasez de estudios que apliquen este enfoque de manera localizada. Tal como señalan los autores anteriores, adaptar las metodologías de ecoeficiencia al contexto regional permite formular recomendaciones específicas para los productores y diseñar políticas públicas más efectivas en este sector.</w:t>
-      </w:r>
-    </w:p>
-    <w:p>
-      <w:pPr>
-        <w:pStyle w:val="Ttulo2"/>
-        <w:shd w:val="clear" w:color="auto" w:fill="FFFFFF"/>
-        <w:spacing w:before="0" w:line="336" w:lineRule="atLeast"/>
-        <w:rPr>
-          <w:rFonts w:ascii="Source Sans Pro" w:hAnsi="Source Sans Pro"/>
-          <w:b/>
-          <w:noProof w:val="0"/>
-          <w:color w:val="343A40"/>
-          <w:lang w:val="es-MX"/>
-        </w:rPr>
-      </w:pPr>
-      <w:r>
-        <w:rPr>
-          <w:rFonts w:ascii="Source Sans Pro" w:hAnsi="Source Sans Pro"/>
-          <w:b/>
-          <w:color w:val="343A40"/>
-        </w:rPr>
-        <w:t>References</w:t>
-      </w:r>
-    </w:p>
-    <w:p>
-      <w:pPr>
-        <w:shd w:val="clear" w:color="auto" w:fill="FFFFFF"/>
-        <w:ind w:hanging="240"/>
-        <w:rPr>
-          <w:rFonts w:ascii="Source Sans Pro" w:hAnsi="Source Sans Pro"/>
-          <w:color w:val="343A40"/>
-        </w:rPr>
-      </w:pPr>
-      <w:r>
-        <w:rPr>
-          <w:rFonts w:ascii="Source Sans Pro" w:hAnsi="Source Sans Pro"/>
-          <w:color w:val="343A40"/>
-        </w:rPr>
-        <w:t>Bhat, Nadeem Ahmad, and Sandeep Kaur. 2022. “Technical Efficiency Analysis of Indian IT Industry: A Panel Data Stochastic Frontier Approach.” </w:t>
-      </w:r>
-      <w:r>
-        <w:rPr>
-          <w:rStyle w:val="nfasis"/>
-          <w:rFonts w:ascii="Source Sans Pro" w:hAnsi="Source Sans Pro"/>
-          <w:color w:val="343A40"/>
-        </w:rPr>
-        <w:t>Millennial Asia</w:t>
-      </w:r>
-      <w:r>
-        <w:rPr>
-          <w:rFonts w:ascii="Source Sans Pro" w:hAnsi="Source Sans Pro"/>
-          <w:color w:val="343A40"/>
-        </w:rPr>
-        <w:t> 15 (2): 327–48. </w:t>
+          <w:iCs/>
+          <w:color w:val="000000"/>
+          <w:sz w:val="18"/>
+          <w:szCs w:val="18"/>
+        </w:rPr>
+        <w:t>Revista mexicana de ciencias agrícolas</w:t>
+      </w:r>
+      <w:r>
+        <w:rPr>
+          <w:rFonts w:ascii="Arial" w:hAnsi="Arial" w:cs="Arial"/>
+          <w:color w:val="000000"/>
+          <w:sz w:val="18"/>
+          <w:szCs w:val="18"/>
+        </w:rPr>
+        <w:t>, </w:t>
+      </w:r>
+      <w:r>
+        <w:rPr>
+          <w:rFonts w:ascii="Arial" w:hAnsi="Arial" w:cs="Arial"/>
+          <w:i/>
+          <w:iCs/>
+          <w:color w:val="000000"/>
+          <w:sz w:val="18"/>
+          <w:szCs w:val="18"/>
+        </w:rPr>
+        <w:t>8</w:t>
+      </w:r>
+      <w:r>
+        <w:rPr>
+          <w:rFonts w:ascii="Arial" w:hAnsi="Arial" w:cs="Arial"/>
+          <w:color w:val="000000"/>
+          <w:sz w:val="18"/>
+          <w:szCs w:val="18"/>
+        </w:rPr>
+        <w:t>(2), 321-331. </w:t>
+      </w:r>
+      <w:r>
+        <w:rPr>
+          <w:rFonts w:ascii="Times New Roman" w:hAnsi="Times New Roman" w:cs="Times New Roman"/>
+          <w:color w:val="000000" w:themeColor="text1"/>
+          <w:sz w:val="24"/>
+          <w:szCs w:val="24"/>
+        </w:rPr>
+        <w:t xml:space="preserve"> </w:t>
       </w:r>
       <w:hyperlink r:id="rId56" w:history="1">
         <w:r>
           <w:rPr>
             <w:rStyle w:val="Hipervnculo"/>
-            <w:rFonts w:ascii="Source Sans Pro" w:hAnsi="Source Sans Pro"/>
-            <w:color w:val="2761E3"/>
+            <w:rFonts w:ascii="Times New Roman" w:hAnsi="Times New Roman" w:cs="Times New Roman"/>
+            <w:sz w:val="24"/>
+            <w:szCs w:val="24"/>
           </w:rPr>
-          <w:t>https://doi.org/10.1177/09763996221082199</w:t>
+          <w:t>https://doi.org/10.29312/remexca.v8i2.53</w:t>
         </w:r>
       </w:hyperlink>
       <w:r>
         <w:rPr>
-          <w:rFonts w:ascii="Source Sans Pro" w:hAnsi="Source Sans Pro"/>
-          <w:color w:val="343A40"/>
-        </w:rPr>
-        <w:t>.</w:t>
-      </w:r>
-    </w:p>
-    <w:p>
-      <w:pPr>
-        <w:shd w:val="clear" w:color="auto" w:fill="FFFFFF"/>
-        <w:ind w:hanging="240"/>
-        <w:rPr>
-          <w:rFonts w:ascii="Source Sans Pro" w:hAnsi="Source Sans Pro"/>
-          <w:color w:val="343A40"/>
-        </w:rPr>
-      </w:pPr>
-      <w:r>
-        <w:rPr>
-          <w:rFonts w:ascii="Source Sans Pro" w:hAnsi="Source Sans Pro"/>
-          <w:color w:val="343A40"/>
-        </w:rPr>
-        <w:t>Börner, Jan, Kathy Baylis, Esteve Corbera, Driss Ezzine-de-Blas, Jordi Honey-Rosés, U. Martin Persson, and Sven Wunder. 2017. “The Effectiveness of Payments for Environmental Services.” </w:t>
-      </w:r>
-      <w:r>
-        <w:rPr>
-          <w:rStyle w:val="nfasis"/>
-          <w:rFonts w:ascii="Source Sans Pro" w:hAnsi="Source Sans Pro"/>
-          <w:color w:val="343A40"/>
-        </w:rPr>
-        <w:t>World Development</w:t>
-      </w:r>
-      <w:r>
-        <w:rPr>
-          <w:rFonts w:ascii="Source Sans Pro" w:hAnsi="Source Sans Pro"/>
-          <w:color w:val="343A40"/>
-        </w:rPr>
-        <w:t> 96 (August): 359–74. </w:t>
+          <w:rFonts w:ascii="Times New Roman" w:hAnsi="Times New Roman" w:cs="Times New Roman"/>
+          <w:color w:val="000000" w:themeColor="text1"/>
+          <w:sz w:val="24"/>
+          <w:szCs w:val="24"/>
+        </w:rPr>
+        <w:t xml:space="preserve"> </w:t>
+      </w:r>
+    </w:p>
+    <w:p>
+      <w:pPr>
+        <w:pStyle w:val="Prrafodelista"/>
+        <w:rPr>
+          <w:rFonts w:ascii="Times New Roman" w:hAnsi="Times New Roman" w:cs="Times New Roman"/>
+          <w:color w:val="000000" w:themeColor="text1"/>
+          <w:sz w:val="24"/>
+          <w:szCs w:val="24"/>
+        </w:rPr>
+      </w:pPr>
+    </w:p>
+    <w:p>
+      <w:pPr>
+        <w:pStyle w:val="Prrafodelista"/>
+        <w:rPr>
+          <w:rFonts w:ascii="Times New Roman" w:hAnsi="Times New Roman" w:cs="Times New Roman"/>
+          <w:color w:val="000000" w:themeColor="text1"/>
+          <w:sz w:val="24"/>
+          <w:szCs w:val="24"/>
+        </w:rPr>
+      </w:pPr>
+    </w:p>
+    <w:p>
+      <w:pPr>
+        <w:spacing w:before="100" w:beforeAutospacing="1" w:after="100" w:afterAutospacing="1" w:line="240" w:lineRule="auto"/>
+        <w:rPr>
+          <w:rFonts w:ascii="Times New Roman" w:hAnsi="Times New Roman" w:cs="Times New Roman"/>
+          <w:color w:val="000000" w:themeColor="text1"/>
+          <w:sz w:val="24"/>
+          <w:szCs w:val="24"/>
+        </w:rPr>
+      </w:pPr>
+      <w:r>
+        <w:rPr>
+          <w:rFonts w:ascii="Times New Roman" w:hAnsi="Times New Roman" w:cs="Times New Roman"/>
+          <w:color w:val="000000" w:themeColor="text1"/>
+          <w:sz w:val="24"/>
+          <w:szCs w:val="24"/>
+        </w:rPr>
+        <w:t>La sustentabilidad y la cultura cafetalera mexicana</w:t>
+      </w:r>
+    </w:p>
+    <w:p>
+      <w:pPr>
+        <w:spacing w:before="100" w:beforeAutospacing="1" w:after="100" w:afterAutospacing="1" w:line="240" w:lineRule="auto"/>
+        <w:rPr>
+          <w:rFonts w:ascii="Times New Roman" w:hAnsi="Times New Roman" w:cs="Times New Roman"/>
+          <w:color w:val="000000" w:themeColor="text1"/>
+          <w:sz w:val="24"/>
+          <w:szCs w:val="24"/>
+        </w:rPr>
+      </w:pPr>
+      <w:r>
+        <w:rPr>
+          <w:rFonts w:ascii="Times New Roman" w:hAnsi="Times New Roman" w:cs="Times New Roman"/>
+          <w:color w:val="000000" w:themeColor="text1"/>
+          <w:sz w:val="24"/>
+          <w:szCs w:val="24"/>
+        </w:rPr>
+        <w:t xml:space="preserve">Los cafeticultores mexicanos enfrentan desafíos complejos con una variedad de temas entrelazados. El presente trabajo es un acercamiento a la compleja red que forma su problemática. Se llevaron a cabo 10 talleres de diagnóstico participativo en los cuatro estados con mayor producción de café en México: Chiapas, Veracruz, Oaxaca y Puebla. Dichos talleres se realizaron en coordinación con ocho organizaciones y en ellos se contó con la presencia de 312 actores sociales. Se identificaron 22 problemas y 23 fortalezas, así como, las relaciones entre ellos. Todo ello se concentró en tres temas centrales: capacidad organizativa, conocimiento y valores éticos, en una red de alta complejidad que genera vulnerabilidad ante intervenciones externas negativas y propicia la migración de jóvenes y la degradación ambiental. En aras de potencializar sus fortalezas es posible mejorar la cultura cafetalera y, en particular, la producción </w:t>
+      </w:r>
+      <w:r>
+        <w:rPr>
+          <w:rFonts w:ascii="Times New Roman" w:hAnsi="Times New Roman" w:cs="Times New Roman"/>
+          <w:color w:val="000000" w:themeColor="text1"/>
+          <w:sz w:val="24"/>
+          <w:szCs w:val="24"/>
+        </w:rPr>
+        <w:lastRenderedPageBreak/>
+        <w:t>y la comercialización del aromático. El trabajo teórico en torno al concepto de sustentabilidad posibilita reconocer el valor del conocimiento tradicional de campesinos e indígenas, así como de sus relaciones comunitarias de cooperación y economías que les permiten intercambios, pero que no tienen como objetivo central la acumulación de valor monetario, sino la satisfacción de las necesidades humanas, individuales y comunitarias. El resultado de la reflexión abona a la mejor comprensión de las prácticas sustentables en términos funcionales.</w:t>
+      </w:r>
+    </w:p>
+    <w:p>
+      <w:pPr>
+        <w:spacing w:before="100" w:beforeAutospacing="1" w:after="100" w:afterAutospacing="1" w:line="240" w:lineRule="auto"/>
+        <w:rPr>
+          <w:rFonts w:ascii="Times New Roman" w:hAnsi="Times New Roman" w:cs="Times New Roman"/>
+          <w:color w:val="000000" w:themeColor="text1"/>
+          <w:sz w:val="24"/>
+          <w:szCs w:val="24"/>
+        </w:rPr>
+      </w:pPr>
+      <w:r>
+        <w:rPr>
+          <w:rFonts w:ascii="Times New Roman" w:hAnsi="Times New Roman" w:cs="Times New Roman"/>
+          <w:color w:val="000000" w:themeColor="text1"/>
+          <w:sz w:val="24"/>
+          <w:szCs w:val="24"/>
+        </w:rPr>
+        <w:t>Morandín Ahuerma, Indra, Contreras Hernández, Armando, Ayala Ortíz, Dante Ariel, &amp; Pérez Maqueo, Octavio. (2023). La sustentabilidad y la cultura cafetalera mexicana. Madera y bosques, 29(1), e2912132. Epub 24 de noviembre de 2023.</w:t>
+      </w:r>
+      <w:r>
+        <w:rPr>
+          <w:rFonts w:ascii="Times New Roman" w:hAnsi="Times New Roman" w:cs="Times New Roman"/>
+          <w:color w:val="000000" w:themeColor="text1"/>
+          <w:sz w:val="24"/>
+          <w:szCs w:val="24"/>
+        </w:rPr>
+        <w:t xml:space="preserve"> </w:t>
       </w:r>
       <w:hyperlink r:id="rId57" w:history="1">
         <w:r>
           <w:rPr>
             <w:rStyle w:val="Hipervnculo"/>
-            <w:rFonts w:ascii="Source Sans Pro" w:hAnsi="Source Sans Pro"/>
-            <w:color w:val="2761E3"/>
+            <w:rFonts w:ascii="Times New Roman" w:hAnsi="Times New Roman" w:cs="Times New Roman"/>
+            <w:sz w:val="24"/>
+            <w:szCs w:val="24"/>
           </w:rPr>
-          <w:t>https://doi.org/10.1016/j.worlddev.2017.03.020</w:t>
+          <w:t>https://doi.org/10.21829/myb.2023.2912132</w:t>
         </w:r>
       </w:hyperlink>
       <w:r>
         <w:rPr>
-          <w:rFonts w:ascii="Source Sans Pro" w:hAnsi="Source Sans Pro"/>
-          <w:color w:val="343A40"/>
-        </w:rPr>
-        <w:t>.</w:t>
-      </w:r>
-    </w:p>
-    <w:p>
-      <w:pPr>
-        <w:shd w:val="clear" w:color="auto" w:fill="FFFFFF"/>
-        <w:ind w:hanging="240"/>
-        <w:rPr>
-          <w:rFonts w:ascii="Source Sans Pro" w:hAnsi="Source Sans Pro"/>
-          <w:color w:val="343A40"/>
-        </w:rPr>
-      </w:pPr>
-      <w:r>
-        <w:rPr>
-          <w:rFonts w:ascii="Source Sans Pro" w:hAnsi="Source Sans Pro"/>
-          <w:color w:val="343A40"/>
-        </w:rPr>
-        <w:t>Cardoso, Brenda Rodrigues, Daniel d, e Abreu Pereira Uhr, and Júlia Gallego Ziero Uhr. 2024. “Global Perspectives on Environmental Policies: A Bibliometric Journey into Eco-Efficiency Research.” </w:t>
-      </w:r>
-      <w:r>
-        <w:rPr>
-          <w:rStyle w:val="nfasis"/>
-          <w:rFonts w:ascii="Source Sans Pro" w:hAnsi="Source Sans Pro"/>
-          <w:color w:val="343A40"/>
-        </w:rPr>
-        <w:t>International Journal of Bibliometrics in Business and Management</w:t>
-      </w:r>
-      <w:r>
-        <w:rPr>
-          <w:rFonts w:ascii="Source Sans Pro" w:hAnsi="Source Sans Pro"/>
-          <w:color w:val="343A40"/>
-        </w:rPr>
-        <w:t> 3 (4): 313–45. </w:t>
+          <w:rFonts w:ascii="Times New Roman" w:hAnsi="Times New Roman" w:cs="Times New Roman"/>
+          <w:color w:val="000000" w:themeColor="text1"/>
+          <w:sz w:val="24"/>
+          <w:szCs w:val="24"/>
+        </w:rPr>
+        <w:t xml:space="preserve">  </w:t>
+      </w:r>
+    </w:p>
+    <w:p>
+      <w:pPr>
+        <w:spacing w:before="100" w:beforeAutospacing="1" w:after="100" w:afterAutospacing="1" w:line="240" w:lineRule="auto"/>
+        <w:rPr>
+          <w:rFonts w:ascii="Times New Roman" w:hAnsi="Times New Roman" w:cs="Times New Roman"/>
+          <w:b/>
+          <w:color w:val="000000" w:themeColor="text1"/>
+          <w:sz w:val="24"/>
+          <w:szCs w:val="24"/>
+        </w:rPr>
+      </w:pPr>
+      <w:r>
+        <w:rPr>
+          <w:rFonts w:ascii="Times New Roman" w:hAnsi="Times New Roman" w:cs="Times New Roman"/>
+          <w:b/>
+          <w:color w:val="000000" w:themeColor="text1"/>
+          <w:sz w:val="24"/>
+          <w:szCs w:val="24"/>
+        </w:rPr>
+        <w:t>Sustentabilidad en la industria del café. Caffenio modelo de negocio</w:t>
+      </w:r>
+    </w:p>
+    <w:p>
+      <w:pPr>
+        <w:spacing w:after="0" w:line="240" w:lineRule="auto"/>
+        <w:rPr>
+          <w:rFonts w:ascii="Times New Roman" w:hAnsi="Times New Roman" w:cs="Times New Roman"/>
+          <w:color w:val="000000" w:themeColor="text1"/>
+          <w:sz w:val="24"/>
+          <w:szCs w:val="24"/>
+        </w:rPr>
+      </w:pPr>
+      <w:r>
+        <w:rPr>
+          <w:rFonts w:ascii="Times New Roman" w:hAnsi="Times New Roman" w:cs="Times New Roman"/>
+          <w:color w:val="000000" w:themeColor="text1"/>
+          <w:sz w:val="24"/>
+          <w:szCs w:val="24"/>
+        </w:rPr>
+        <w:t xml:space="preserve"> </w:t>
+      </w:r>
+      <w:r>
+        <w:rPr>
+          <w:rFonts w:ascii="Times New Roman" w:hAnsi="Times New Roman" w:cs="Times New Roman"/>
+          <w:color w:val="000000" w:themeColor="text1"/>
+          <w:sz w:val="24"/>
+          <w:szCs w:val="24"/>
+        </w:rPr>
+        <w:t xml:space="preserve">La marca Caffenio nació oficialmente en 2017, aunque sus orígenes datan de </w:t>
+      </w:r>
+    </w:p>
+    <w:p>
+      <w:pPr>
+        <w:spacing w:after="0" w:line="240" w:lineRule="auto"/>
+        <w:rPr>
+          <w:rFonts w:ascii="Times New Roman" w:hAnsi="Times New Roman" w:cs="Times New Roman"/>
+          <w:color w:val="000000" w:themeColor="text1"/>
+          <w:sz w:val="24"/>
+          <w:szCs w:val="24"/>
+        </w:rPr>
+      </w:pPr>
+      <w:r>
+        <w:rPr>
+          <w:rFonts w:ascii="Times New Roman" w:hAnsi="Times New Roman" w:cs="Times New Roman"/>
+          <w:color w:val="000000" w:themeColor="text1"/>
+          <w:sz w:val="24"/>
+          <w:szCs w:val="24"/>
+        </w:rPr>
+        <w:t xml:space="preserve">1941, con la fundación del negocio ‘Café Combate’ en Hermosillo, Sonora, México. Es una de </w:t>
+      </w:r>
+    </w:p>
+    <w:p>
+      <w:pPr>
+        <w:spacing w:after="0" w:line="240" w:lineRule="auto"/>
+        <w:rPr>
+          <w:rFonts w:ascii="Times New Roman" w:hAnsi="Times New Roman" w:cs="Times New Roman"/>
+          <w:color w:val="000000" w:themeColor="text1"/>
+          <w:sz w:val="24"/>
+          <w:szCs w:val="24"/>
+        </w:rPr>
+      </w:pPr>
+      <w:r>
+        <w:rPr>
+          <w:rFonts w:ascii="Times New Roman" w:hAnsi="Times New Roman" w:cs="Times New Roman"/>
+          <w:color w:val="000000" w:themeColor="text1"/>
+          <w:sz w:val="24"/>
+          <w:szCs w:val="24"/>
+        </w:rPr>
+        <w:t xml:space="preserve">las franquicias de café en el noreste del país, que además de ofertar bebidas frías y calientes, </w:t>
+      </w:r>
+    </w:p>
+    <w:p>
+      <w:pPr>
+        <w:spacing w:after="0" w:line="240" w:lineRule="auto"/>
+        <w:rPr>
+          <w:rFonts w:ascii="Times New Roman" w:hAnsi="Times New Roman" w:cs="Times New Roman"/>
+          <w:color w:val="000000" w:themeColor="text1"/>
+          <w:sz w:val="24"/>
+          <w:szCs w:val="24"/>
+        </w:rPr>
+      </w:pPr>
+      <w:r>
+        <w:rPr>
+          <w:rFonts w:ascii="Times New Roman" w:hAnsi="Times New Roman" w:cs="Times New Roman"/>
+          <w:color w:val="000000" w:themeColor="text1"/>
+          <w:sz w:val="24"/>
+          <w:szCs w:val="24"/>
+        </w:rPr>
+        <w:t xml:space="preserve">son conocidos por la alianza que sostienen con la cadena comercial OXXO, S. A. de C. V., a </w:t>
+      </w:r>
+    </w:p>
+    <w:p>
+      <w:pPr>
+        <w:spacing w:after="0" w:line="240" w:lineRule="auto"/>
+        <w:rPr>
+          <w:rFonts w:ascii="Times New Roman" w:hAnsi="Times New Roman" w:cs="Times New Roman"/>
+          <w:color w:val="000000" w:themeColor="text1"/>
+          <w:sz w:val="24"/>
+          <w:szCs w:val="24"/>
+        </w:rPr>
+      </w:pPr>
+      <w:r>
+        <w:rPr>
+          <w:rFonts w:ascii="Times New Roman" w:hAnsi="Times New Roman" w:cs="Times New Roman"/>
+          <w:color w:val="000000" w:themeColor="text1"/>
+          <w:sz w:val="24"/>
+          <w:szCs w:val="24"/>
+        </w:rPr>
+        <w:t xml:space="preserve">través de la cual venden la marca “Andatti”. Es una empresa líder dedicada al desarrollo de </w:t>
+      </w:r>
+    </w:p>
+    <w:p>
+      <w:pPr>
+        <w:spacing w:after="0" w:line="240" w:lineRule="auto"/>
+        <w:rPr>
+          <w:rFonts w:ascii="Times New Roman" w:hAnsi="Times New Roman" w:cs="Times New Roman"/>
+          <w:color w:val="000000" w:themeColor="text1"/>
+          <w:sz w:val="24"/>
+          <w:szCs w:val="24"/>
+        </w:rPr>
+      </w:pPr>
+      <w:r>
+        <w:rPr>
+          <w:rFonts w:ascii="Times New Roman" w:hAnsi="Times New Roman" w:cs="Times New Roman"/>
+          <w:color w:val="000000" w:themeColor="text1"/>
+          <w:sz w:val="24"/>
+          <w:szCs w:val="24"/>
+        </w:rPr>
+        <w:t xml:space="preserve">productos y conceptos diferenciados para segmentos específicos de mercado. Desarrollan 5 </w:t>
+      </w:r>
+    </w:p>
+    <w:p>
+      <w:pPr>
+        <w:spacing w:after="0" w:line="240" w:lineRule="auto"/>
+        <w:rPr>
+          <w:rFonts w:ascii="Times New Roman" w:hAnsi="Times New Roman" w:cs="Times New Roman"/>
+          <w:color w:val="000000" w:themeColor="text1"/>
+          <w:sz w:val="24"/>
+          <w:szCs w:val="24"/>
+        </w:rPr>
+      </w:pPr>
+      <w:r>
+        <w:rPr>
+          <w:rFonts w:ascii="Times New Roman" w:hAnsi="Times New Roman" w:cs="Times New Roman"/>
+          <w:color w:val="000000" w:themeColor="text1"/>
+          <w:sz w:val="24"/>
+          <w:szCs w:val="24"/>
+        </w:rPr>
+        <w:t xml:space="preserve">divisiones de negocio: Centros de consumo, Tiendas de conveniencia, Barras de café, </w:t>
+      </w:r>
+    </w:p>
+    <w:p>
+      <w:pPr>
+        <w:spacing w:after="0" w:line="240" w:lineRule="auto"/>
+        <w:rPr>
+          <w:rFonts w:ascii="Times New Roman" w:hAnsi="Times New Roman" w:cs="Times New Roman"/>
+          <w:color w:val="000000" w:themeColor="text1"/>
+          <w:sz w:val="24"/>
+          <w:szCs w:val="24"/>
+        </w:rPr>
+      </w:pPr>
+      <w:r>
+        <w:rPr>
+          <w:rFonts w:ascii="Times New Roman" w:hAnsi="Times New Roman" w:cs="Times New Roman"/>
+          <w:color w:val="000000" w:themeColor="text1"/>
+          <w:sz w:val="24"/>
+          <w:szCs w:val="24"/>
+        </w:rPr>
+        <w:t xml:space="preserve">Cafeterías y Soluciones para autoservicios y mayoristas. </w:t>
+      </w:r>
+      <w:r>
+        <w:rPr>
+          <w:rFonts w:ascii="Times New Roman" w:hAnsi="Times New Roman" w:cs="Times New Roman"/>
+          <w:color w:val="000000" w:themeColor="text1"/>
+          <w:sz w:val="24"/>
+          <w:szCs w:val="24"/>
+        </w:rPr>
+        <w:t>Se propuso</w:t>
+      </w:r>
+      <w:r>
+        <w:rPr>
+          <w:rFonts w:ascii="Times New Roman" w:hAnsi="Times New Roman" w:cs="Times New Roman"/>
+          <w:color w:val="000000" w:themeColor="text1"/>
+          <w:sz w:val="24"/>
+          <w:szCs w:val="24"/>
+        </w:rPr>
+        <w:t xml:space="preserve"> </w:t>
+      </w:r>
+    </w:p>
+    <w:p>
+      <w:pPr>
+        <w:spacing w:after="0" w:line="240" w:lineRule="auto"/>
+        <w:rPr>
+          <w:rFonts w:ascii="Times New Roman" w:hAnsi="Times New Roman" w:cs="Times New Roman"/>
+          <w:color w:val="000000" w:themeColor="text1"/>
+          <w:sz w:val="24"/>
+          <w:szCs w:val="24"/>
+        </w:rPr>
+      </w:pPr>
+      <w:r>
+        <w:rPr>
+          <w:rFonts w:ascii="Times New Roman" w:hAnsi="Times New Roman" w:cs="Times New Roman"/>
+          <w:color w:val="000000" w:themeColor="text1"/>
+          <w:sz w:val="24"/>
+          <w:szCs w:val="24"/>
+        </w:rPr>
+        <w:t xml:space="preserve">analizar la estrategia de sostenibilidad que se denomina Crece Caffenio, de la cual se deriva </w:t>
+      </w:r>
+    </w:p>
+    <w:p>
+      <w:pPr>
+        <w:spacing w:after="0" w:line="240" w:lineRule="auto"/>
+        <w:rPr>
+          <w:rFonts w:ascii="Times New Roman" w:hAnsi="Times New Roman" w:cs="Times New Roman"/>
+          <w:color w:val="000000" w:themeColor="text1"/>
+          <w:sz w:val="24"/>
+          <w:szCs w:val="24"/>
+        </w:rPr>
+      </w:pPr>
+      <w:r>
+        <w:rPr>
+          <w:rFonts w:ascii="Times New Roman" w:hAnsi="Times New Roman" w:cs="Times New Roman"/>
+          <w:color w:val="000000" w:themeColor="text1"/>
+          <w:sz w:val="24"/>
+          <w:szCs w:val="24"/>
+        </w:rPr>
+        <w:t xml:space="preserve">Cosecha, el programa que impulsa el apoyo a productores de café para que sus fincas sean </w:t>
+      </w:r>
+    </w:p>
+    <w:p>
+      <w:pPr>
+        <w:spacing w:after="0" w:line="240" w:lineRule="auto"/>
+        <w:rPr>
+          <w:rFonts w:ascii="Times New Roman" w:hAnsi="Times New Roman" w:cs="Times New Roman"/>
+          <w:color w:val="000000" w:themeColor="text1"/>
+          <w:sz w:val="24"/>
+          <w:szCs w:val="24"/>
+        </w:rPr>
+      </w:pPr>
+      <w:r>
+        <w:rPr>
+          <w:rFonts w:ascii="Times New Roman" w:hAnsi="Times New Roman" w:cs="Times New Roman"/>
+          <w:color w:val="000000" w:themeColor="text1"/>
+          <w:sz w:val="24"/>
+          <w:szCs w:val="24"/>
+        </w:rPr>
+        <w:t xml:space="preserve">más rentables. El método de investigación fue cualitativo con enfoque </w:t>
+      </w:r>
+    </w:p>
+    <w:p>
+      <w:pPr>
+        <w:spacing w:after="0" w:line="240" w:lineRule="auto"/>
+        <w:rPr>
+          <w:rFonts w:ascii="Times New Roman" w:hAnsi="Times New Roman" w:cs="Times New Roman"/>
+          <w:color w:val="000000" w:themeColor="text1"/>
+          <w:sz w:val="24"/>
+          <w:szCs w:val="24"/>
+        </w:rPr>
+      </w:pPr>
+      <w:r>
+        <w:rPr>
+          <w:rFonts w:ascii="Times New Roman" w:hAnsi="Times New Roman" w:cs="Times New Roman"/>
+          <w:color w:val="000000" w:themeColor="text1"/>
+          <w:sz w:val="24"/>
+          <w:szCs w:val="24"/>
+        </w:rPr>
+        <w:t xml:space="preserve">explicativo y documental. Se encontró que las innovaciones aplicadas en la </w:t>
+      </w:r>
+    </w:p>
+    <w:p>
+      <w:pPr>
+        <w:spacing w:after="0" w:line="240" w:lineRule="auto"/>
+        <w:rPr>
+          <w:rFonts w:ascii="Times New Roman" w:hAnsi="Times New Roman" w:cs="Times New Roman"/>
+          <w:color w:val="000000" w:themeColor="text1"/>
+          <w:sz w:val="24"/>
+          <w:szCs w:val="24"/>
+        </w:rPr>
+      </w:pPr>
+      <w:r>
+        <w:rPr>
+          <w:rFonts w:ascii="Times New Roman" w:hAnsi="Times New Roman" w:cs="Times New Roman"/>
+          <w:color w:val="000000" w:themeColor="text1"/>
+          <w:sz w:val="24"/>
+          <w:szCs w:val="24"/>
+        </w:rPr>
+        <w:t xml:space="preserve">empresa conducen a mejorar significativamente la productividad de las organizaciones. </w:t>
+      </w:r>
+    </w:p>
+    <w:p>
+      <w:pPr>
+        <w:spacing w:after="0" w:line="240" w:lineRule="auto"/>
+        <w:rPr>
+          <w:rFonts w:ascii="Times New Roman" w:hAnsi="Times New Roman" w:cs="Times New Roman"/>
+          <w:color w:val="000000" w:themeColor="text1"/>
+          <w:sz w:val="24"/>
+          <w:szCs w:val="24"/>
+        </w:rPr>
+      </w:pPr>
+      <w:r>
+        <w:rPr>
+          <w:rFonts w:ascii="Times New Roman" w:hAnsi="Times New Roman" w:cs="Times New Roman"/>
+          <w:color w:val="000000" w:themeColor="text1"/>
+          <w:sz w:val="24"/>
+          <w:szCs w:val="24"/>
+        </w:rPr>
+        <w:t>El programa es integral y abarca todos los aspectos de la operación de la empresa.</w:t>
+      </w:r>
+      <w:r>
+        <w:rPr>
+          <w:rFonts w:ascii="Times New Roman" w:hAnsi="Times New Roman" w:cs="Times New Roman"/>
+          <w:color w:val="000000" w:themeColor="text1"/>
+          <w:sz w:val="24"/>
+          <w:szCs w:val="24"/>
+        </w:rPr>
+        <w:t xml:space="preserve"> </w:t>
+      </w:r>
+      <w:r>
+        <w:rPr>
+          <w:rFonts w:ascii="Times New Roman" w:hAnsi="Times New Roman" w:cs="Times New Roman"/>
+          <w:color w:val="000000" w:themeColor="text1"/>
+          <w:sz w:val="24"/>
+          <w:szCs w:val="24"/>
+        </w:rPr>
+        <w:t>Los resultados llevan a plantear que las innovaciones en los procesos de producción de las cadenas de suministro sostenible en la agroindustria tienen tendencia a consolidarse en el mercado. Por tanto, la adopción de este enfoque en el diseño de la estrategia de las empresas se ha convertido en eje de trabajo para la alta gerencia, que percibe en la sostenibilidad un elemento clave para la competitividad. Por lo anterior, el desarrollo y fortalecimiento de la importancia de la sostenibilidad enfocado en el pilar social, ambiental, económico y ético es clave para que exista una colaboración entre quienes participan en el proceso productivo.</w:t>
+      </w:r>
+    </w:p>
+    <w:p>
+      <w:pPr>
+        <w:spacing w:before="100" w:beforeAutospacing="1" w:after="100" w:afterAutospacing="1" w:line="240" w:lineRule="auto"/>
+        <w:rPr>
+          <w:rFonts w:ascii="Times New Roman" w:hAnsi="Times New Roman" w:cs="Times New Roman"/>
+          <w:color w:val="000000" w:themeColor="text1"/>
+          <w:sz w:val="24"/>
+          <w:szCs w:val="24"/>
+        </w:rPr>
+      </w:pPr>
+      <w:r>
+        <w:t xml:space="preserve">Navarrete M. C. y García-Muñoz, C. (2025). Sustentabilidad en la industria del café. Caffenio modelo de negocio [Sustainability in the Coffe industry. Caffenio business model]. European Public &amp; Social Innovation Review, 10, 01-15. </w:t>
       </w:r>
       <w:hyperlink r:id="rId58" w:history="1">
         <w:r>
           <w:rPr>
             <w:rStyle w:val="Hipervnculo"/>
-            <w:rFonts w:ascii="Source Sans Pro" w:hAnsi="Source Sans Pro"/>
-            <w:color w:val="2761E3"/>
           </w:rPr>
-          <w:t>https://doi.org/10.1504/ijbbm.2024.145184</w:t>
+          <w:t>https://doi.org/10.31637/epsir-2025-1129</w:t>
         </w:r>
       </w:hyperlink>
       <w:r>
+        <w:t xml:space="preserve"> </w:t>
+      </w:r>
+    </w:p>
+    <w:p>
+      <w:pPr>
+        <w:spacing w:after="0" w:line="360" w:lineRule="auto"/>
+        <w:jc w:val="both"/>
+        <w:rPr>
+          <w:rFonts w:ascii="Times New Roman" w:eastAsia="Times New Roman" w:hAnsi="Times New Roman" w:cs="Times New Roman"/>
+          <w:noProof w:val="0"/>
+          <w:sz w:val="24"/>
+          <w:szCs w:val="24"/>
+          <w:lang w:val="es-MX" w:eastAsia="es-MX"/>
+        </w:rPr>
+      </w:pPr>
+    </w:p>
+    <w:p>
+      <w:pPr>
+        <w:spacing w:after="0" w:line="360" w:lineRule="auto"/>
+        <w:jc w:val="both"/>
+        <w:rPr>
+          <w:rFonts w:ascii="Times New Roman" w:eastAsia="Times New Roman" w:hAnsi="Times New Roman" w:cs="Times New Roman"/>
+          <w:noProof w:val="0"/>
+          <w:sz w:val="24"/>
+          <w:szCs w:val="24"/>
+          <w:lang w:val="es-MX" w:eastAsia="es-MX"/>
+        </w:rPr>
+      </w:pPr>
+      <w:r>
+        <w:rPr>
+          <w:rFonts w:ascii="Times New Roman" w:eastAsia="Times New Roman" w:hAnsi="Times New Roman" w:cs="Times New Roman"/>
+          <w:noProof w:val="0"/>
+          <w:sz w:val="24"/>
+          <w:szCs w:val="24"/>
+          <w:lang w:val="es-MX" w:eastAsia="es-MX"/>
+        </w:rPr>
+        <w:t xml:space="preserve">En regiones como Veracruz, México, esta perspectiva es especialmente pertinente, dado que la producción de café se caracteriza por una alta heterogeneidad en cuanto a tamaño de finca, sistemas de manejo y condiciones ecológicas (Gómez </w:t>
+      </w:r>
+      <w:r>
+        <w:rPr>
+          <w:rFonts w:ascii="Times New Roman" w:eastAsia="Times New Roman" w:hAnsi="Times New Roman" w:cs="Times New Roman"/>
+          <w:i/>
+          <w:noProof w:val="0"/>
+          <w:sz w:val="24"/>
+          <w:szCs w:val="24"/>
+          <w:lang w:val="es-MX" w:eastAsia="es-MX"/>
+        </w:rPr>
+        <w:t>et al</w:t>
+      </w:r>
+      <w:r>
+        <w:rPr>
+          <w:rFonts w:ascii="Times New Roman" w:eastAsia="Times New Roman" w:hAnsi="Times New Roman" w:cs="Times New Roman"/>
+          <w:noProof w:val="0"/>
+          <w:sz w:val="24"/>
+          <w:szCs w:val="24"/>
+          <w:lang w:val="es-MX" w:eastAsia="es-MX"/>
+        </w:rPr>
+        <w:t xml:space="preserve">., 2018). Sin embargo, existe una escasez de estudios que apliquen este enfoque de manera localizada. Tal como señalan los autores anteriores, </w:t>
+      </w:r>
+      <w:r>
+        <w:rPr>
+          <w:rFonts w:ascii="Times New Roman" w:eastAsia="Times New Roman" w:hAnsi="Times New Roman" w:cs="Times New Roman"/>
+          <w:noProof w:val="0"/>
+          <w:sz w:val="24"/>
+          <w:szCs w:val="24"/>
+          <w:lang w:val="es-MX" w:eastAsia="es-MX"/>
+        </w:rPr>
+        <w:lastRenderedPageBreak/>
+        <w:t>adaptar las metodolog</w:t>
+      </w:r>
+      <w:bookmarkStart w:id="0" w:name="_GoBack"/>
+      <w:bookmarkEnd w:id="0"/>
+      <w:r>
+        <w:rPr>
+          <w:rFonts w:ascii="Times New Roman" w:eastAsia="Times New Roman" w:hAnsi="Times New Roman" w:cs="Times New Roman"/>
+          <w:noProof w:val="0"/>
+          <w:sz w:val="24"/>
+          <w:szCs w:val="24"/>
+          <w:lang w:val="es-MX" w:eastAsia="es-MX"/>
+        </w:rPr>
+        <w:t>ías de ecoeficiencia al contexto regional permite formular recomendaciones específicas para los productores y diseñar políticas públicas más efectivas en este sector.</w:t>
+      </w:r>
+    </w:p>
+    <w:p>
+      <w:pPr>
+        <w:spacing w:after="0" w:line="360" w:lineRule="auto"/>
+        <w:jc w:val="both"/>
+        <w:rPr>
+          <w:rFonts w:ascii="Times New Roman" w:eastAsia="Times New Roman" w:hAnsi="Times New Roman" w:cs="Times New Roman"/>
+          <w:noProof w:val="0"/>
+          <w:sz w:val="24"/>
+          <w:szCs w:val="24"/>
+          <w:lang w:val="es-MX" w:eastAsia="es-MX"/>
+        </w:rPr>
+      </w:pPr>
+    </w:p>
+    <w:p>
+      <w:pPr>
+        <w:pStyle w:val="Ttulo2"/>
+        <w:shd w:val="clear" w:color="auto" w:fill="FFFFFF"/>
+        <w:spacing w:before="0" w:line="336" w:lineRule="atLeast"/>
+        <w:rPr>
+          <w:rFonts w:ascii="Source Sans Pro" w:hAnsi="Source Sans Pro"/>
+          <w:b/>
+          <w:noProof w:val="0"/>
+          <w:color w:val="343A40"/>
+          <w:lang w:val="es-MX"/>
+        </w:rPr>
+      </w:pPr>
+      <w:r>
+        <w:rPr>
+          <w:rFonts w:ascii="Source Sans Pro" w:hAnsi="Source Sans Pro"/>
+          <w:b/>
+          <w:color w:val="343A40"/>
+        </w:rPr>
+        <w:t>References</w:t>
+      </w:r>
+    </w:p>
+    <w:p>
+      <w:pPr>
         <w:rPr>
           <w:rFonts w:ascii="Source Sans Pro" w:hAnsi="Source Sans Pro"/>
           <w:color w:val="343A40"/>
         </w:rPr>
-        <w:t>.</w:t>
-      </w:r>
-    </w:p>
-    <w:p>
-      <w:pPr>
-        <w:shd w:val="clear" w:color="auto" w:fill="FFFFFF"/>
-        <w:ind w:hanging="240"/>
+      </w:pPr>
+      <w:r>
         <w:rPr>
           <w:rFonts w:ascii="Source Sans Pro" w:hAnsi="Source Sans Pro"/>
           <w:color w:val="343A40"/>
         </w:rPr>
-      </w:pPr>
-      <w:r>
+        <w:t>Angulo-Meza, Lidia, Marcela González-Araya, Alfredo Iriarte, Ricardo Rebolledo-Leiva, and João Carlos Soares de Mello. 2019. “A Multiobjective DEA Model to Assess the Eco-Efficiency of Agricultural Practices Within the CF + DEA Method.” Computers and Electronics in Agriculture 161 (June): 151–61. https://doi.org/10.1016/j.compag.2018.05.037.</w:t>
+      </w:r>
+    </w:p>
+    <w:p>
+      <w:pPr>
         <w:rPr>
           <w:rFonts w:ascii="Source Sans Pro" w:hAnsi="Source Sans Pro"/>
           <w:color w:val="343A40"/>
         </w:rPr>
-        <w:t>Charnes, A., W. W. Cooper, and E. Rhodes. 1978. “Measuring the Efficiency of Decision Making Units.” </w:t>
-      </w:r>
-      <w:r>
-        <w:rPr>
-          <w:rStyle w:val="nfasis"/>
+      </w:pPr>
+      <w:r>
+        <w:rPr>
           <w:rFonts w:ascii="Source Sans Pro" w:hAnsi="Source Sans Pro"/>
           <w:color w:val="343A40"/>
         </w:rPr>
-        <w:t>European Journal of Operational Research</w:t>
-      </w:r>
-      <w:r>
+        <w:t>Beltrán-Vargas, Héctor Jair, Verónica Vázquez-García, Diego Flores-Sánchez, and Gisela Illescas-Palma. 2024. “Mainstreaming Gender in Agroecology: Coffee Cropping Systems in Veracruz, Mexico.” Agroecology and Sustainable Food Systems 48 (7): 1037–63. https://doi.org/10.1080/21683565.2024.2345748.</w:t>
+      </w:r>
+    </w:p>
+    <w:p>
+      <w:pPr>
         <w:rPr>
           <w:rFonts w:ascii="Source Sans Pro" w:hAnsi="Source Sans Pro"/>
           <w:color w:val="343A40"/>
         </w:rPr>
-        <w:t> 2 (6): 429–44. </w:t>
+      </w:pPr>
+      <w:r>
+        <w:rPr>
+          <w:rFonts w:ascii="Source Sans Pro" w:hAnsi="Source Sans Pro"/>
+          <w:color w:val="343A40"/>
+        </w:rPr>
+        <w:t>Bhat, Nadeem Ahmad, and Sandeep Kaur. 2022. “Technical Efficiency Analysis of Indian IT Industry: A Panel Data Stochastic Frontier Approach.” Millennial Asia 15 (2): 327–48. https://doi.org/10.1177/09763996221082199.</w:t>
+      </w:r>
+    </w:p>
+    <w:p>
+      <w:pPr>
+        <w:rPr>
+          <w:rFonts w:ascii="Source Sans Pro" w:hAnsi="Source Sans Pro"/>
+          <w:color w:val="343A40"/>
+        </w:rPr>
+      </w:pPr>
+      <w:r>
+        <w:rPr>
+          <w:rFonts w:ascii="Source Sans Pro" w:hAnsi="Source Sans Pro"/>
+          <w:color w:val="343A40"/>
+        </w:rPr>
+        <w:t>Börner, Jan, Kathy Baylis, Esteve Corbera, Driss Ezzine-de-Blas, Jordi Honey-Rosés, U. Martin Persson, and Sven Wunder. 2017. “The Effectiveness of Payments for Environmental Services.” World Development 96 (August): 359–74. https://doi.org/10.1016/j.worlddev.2017.03.020.</w:t>
+      </w:r>
+    </w:p>
+    <w:p>
+      <w:pPr>
+        <w:rPr>
+          <w:rFonts w:ascii="Source Sans Pro" w:hAnsi="Source Sans Pro"/>
+          <w:color w:val="343A40"/>
+        </w:rPr>
+      </w:pPr>
+      <w:r>
+        <w:rPr>
+          <w:rFonts w:ascii="Source Sans Pro" w:hAnsi="Source Sans Pro"/>
+          <w:color w:val="343A40"/>
+        </w:rPr>
+        <w:t>Bravo-Ureta, Boris E., Daniel Solís, Víctor H. Moreira López, José F. Maripani, Abdourahmane Thiam, and Teodoro Rivas. 2006. “Technical Efficiency in Farming: A Meta-Regression Analysis.” Journal of Productivity Analysis 27 (1): 57–72. https://doi.org/10.1007/s11123-006-0025-3.</w:t>
+      </w:r>
+    </w:p>
+    <w:p>
+      <w:pPr>
+        <w:rPr>
+          <w:rFonts w:ascii="Source Sans Pro" w:hAnsi="Source Sans Pro"/>
+          <w:color w:val="343A40"/>
+        </w:rPr>
+      </w:pPr>
+      <w:r>
+        <w:rPr>
+          <w:rFonts w:ascii="Source Sans Pro" w:hAnsi="Source Sans Pro"/>
+          <w:color w:val="343A40"/>
+        </w:rPr>
+        <w:t>Broeckhoven, Ieben, Jonas Depecker, Trésor K. Muliwambene, Olivier Honnay, Roel Merckx, and Bruno Verbist. 2025. “Synergies and Trade-Offs Between Robusta Yield, Carbon Stocks and Biodiversity Across Coffee Systems in the DR Congo.” Agroforestry Systems 99 (2). https://doi.org/10.1007/s10457-025-01140-9.</w:t>
+      </w:r>
+    </w:p>
+    <w:p>
+      <w:pPr>
+        <w:rPr>
+          <w:rFonts w:ascii="Source Sans Pro" w:hAnsi="Source Sans Pro"/>
+          <w:color w:val="343A40"/>
+        </w:rPr>
+      </w:pPr>
+      <w:r>
+        <w:rPr>
+          <w:rFonts w:ascii="Source Sans Pro" w:hAnsi="Source Sans Pro"/>
+          <w:color w:val="343A40"/>
+        </w:rPr>
+        <w:t>Cardoso, Brenda Rodrigues, Daniel d, e Abreu Pereira Uhr, and Júlia Gallego Ziero Uhr. 2024. “Global Perspectives on Environmental Policies: A Bibliometric Journey into Eco-Efficiency Research.” International Journal of Bibliometrics in Business and Management 3 (4): 313–45. https://doi.org/10.1504/ijbbm.2024.145184.</w:t>
+      </w:r>
+    </w:p>
+    <w:p>
+      <w:pPr>
+        <w:rPr>
+          <w:rFonts w:ascii="Source Sans Pro" w:hAnsi="Source Sans Pro"/>
+          <w:color w:val="343A40"/>
+        </w:rPr>
+      </w:pPr>
+      <w:r>
+        <w:rPr>
+          <w:rFonts w:ascii="Source Sans Pro" w:hAnsi="Source Sans Pro"/>
+          <w:color w:val="343A40"/>
+        </w:rPr>
+        <w:t>Charnes, A., W. W. Cooper, and E. Rhodes. 1978. “Measuring the Efficiency of Decision Making Units.” European Journal of Operational Research 2 (6): 429–44. https://doi.org/10.1016/0377-2217(78)90138-8.</w:t>
+      </w:r>
+    </w:p>
+    <w:p>
+      <w:pPr>
+        <w:rPr>
+          <w:rFonts w:ascii="Source Sans Pro" w:hAnsi="Source Sans Pro"/>
+          <w:color w:val="343A40"/>
+        </w:rPr>
+      </w:pPr>
+      <w:r>
+        <w:rPr>
+          <w:rFonts w:ascii="Source Sans Pro" w:hAnsi="Source Sans Pro"/>
+          <w:color w:val="343A40"/>
+        </w:rPr>
+        <w:t>Colin Castillo, Sergio, Ismael Aguilar Benítez, and María Azahara Mesa Jurado. 2024. “Explorando La Eficiencia Técnica de La Producción Agrícola En Tres Regiones de México.” Revista de Ciencias Sociales y Humanidades 33 (66): 21–38. https://doi.org/10.20983/noesis.2024.2.2.</w:t>
+      </w:r>
+    </w:p>
+    <w:p>
+      <w:pPr>
+        <w:rPr>
+          <w:rFonts w:ascii="Source Sans Pro" w:hAnsi="Source Sans Pro"/>
+          <w:color w:val="343A40"/>
+        </w:rPr>
+      </w:pPr>
+      <w:r>
+        <w:rPr>
+          <w:rFonts w:ascii="Source Sans Pro" w:hAnsi="Source Sans Pro"/>
+          <w:color w:val="343A40"/>
+        </w:rPr>
+        <w:t>Favila Tello, Antonio. 2019. “Eficiencia de La Innovación En América Latina. Una Aproximación a Través Del Análisis Envolvente de Datos.” Análisis Económico 34 (87): 249–67. https://doi.org/10.24275/uam/azc/dcsh/ae/2019v34n87/favila.</w:t>
+      </w:r>
+    </w:p>
+    <w:p>
+      <w:pPr>
+        <w:rPr>
+          <w:rFonts w:ascii="Source Sans Pro" w:hAnsi="Source Sans Pro"/>
+          <w:color w:val="343A40"/>
+        </w:rPr>
+      </w:pPr>
+      <w:r>
+        <w:rPr>
+          <w:rFonts w:ascii="Source Sans Pro" w:hAnsi="Source Sans Pro"/>
+          <w:color w:val="343A40"/>
+        </w:rPr>
+        <w:t>Ferrucho, Rosa Lilia, Gustavo Adolfo Marín-Ramírez, and Alvaro Gaitan. 2024. “Integrated Disease Management for the Sustainable Production of Colombian Coffee.” Agronomy 14 (6): 1286. https://doi.org/10.3390/agronomy14061286.</w:t>
+      </w:r>
+    </w:p>
+    <w:p>
+      <w:pPr>
+        <w:rPr>
+          <w:rFonts w:ascii="Source Sans Pro" w:hAnsi="Source Sans Pro"/>
+          <w:color w:val="343A40"/>
+        </w:rPr>
+      </w:pPr>
+      <w:r>
+        <w:rPr>
+          <w:rFonts w:ascii="Source Sans Pro" w:hAnsi="Source Sans Pro"/>
+          <w:color w:val="343A40"/>
+        </w:rPr>
+        <w:lastRenderedPageBreak/>
+        <w:t>Fontalvo-Herrera, Tomaś Jose', and Efraiń De La Hoz-Granadillo. 2020. “Método Conglomerado-Análisis Discriminante-Análisis Envolvente de Datos Para Clasificar y Evaluar Eficiencia Empresarial.” Entramado 16 (2): 46–55. https://doi.org/10.18041/1900-3803/entramado.2.6437.</w:t>
+      </w:r>
+    </w:p>
+    <w:p>
+      <w:pPr>
+        <w:rPr>
+          <w:rFonts w:ascii="Source Sans Pro" w:hAnsi="Source Sans Pro"/>
+          <w:color w:val="343A40"/>
+        </w:rPr>
+      </w:pPr>
+      <w:r>
+        <w:rPr>
+          <w:rFonts w:ascii="Source Sans Pro" w:hAnsi="Source Sans Pro"/>
+          <w:color w:val="343A40"/>
+        </w:rPr>
+        <w:t>Gaitán, Alvaro. 2022. “Cenicafé, Ciencia y Tecnología Para La Caficultura Colombiana.” Memorias Seminario Científico Cenicafé 71 (1): e71109. https://doi.org/10.38141/10795/71109.</w:t>
+      </w:r>
+    </w:p>
+    <w:p>
+      <w:pPr>
+        <w:rPr>
+          <w:rFonts w:ascii="Source Sans Pro" w:hAnsi="Source Sans Pro"/>
+          <w:color w:val="343A40"/>
+        </w:rPr>
+      </w:pPr>
+      <w:r>
+        <w:rPr>
+          <w:rFonts w:ascii="Source Sans Pro" w:hAnsi="Source Sans Pro"/>
+          <w:color w:val="343A40"/>
+        </w:rPr>
+        <w:t>Harya, Gyska Indah, Nuhfil Hanani, Rosihan Asmara, and Abdul Wahib Muhaimin. 2024. “Study of Technical Efficiency of The Cocoa Industry Using Data Envelopment Analysis.” RIVAR, February. https://doi.org/10.35588/RIVAR.V11I33.6257.</w:t>
+      </w:r>
+    </w:p>
+    <w:p>
+      <w:pPr>
+        <w:rPr>
+          <w:rFonts w:ascii="Source Sans Pro" w:hAnsi="Source Sans Pro"/>
+          <w:color w:val="343A40"/>
+        </w:rPr>
+      </w:pPr>
+      <w:r>
+        <w:rPr>
+          <w:rFonts w:ascii="Source Sans Pro" w:hAnsi="Source Sans Pro"/>
+          <w:color w:val="343A40"/>
+        </w:rPr>
+        <w:t>Jorge Andrés, Perdomo, and Mendieta Juan Carlos. 2007. “Factores que afectan la eficiencia técnica y asignativa en el sector cafetero colombiano: una aplicación con análisis envolvente de datos.” Revista Desarrollo y Sociedad, no. 60 (August): 1–45. https://doi.org/10.13043/dys.60.1.</w:t>
+      </w:r>
+    </w:p>
+    <w:p>
+      <w:pPr>
+        <w:rPr>
+          <w:rFonts w:ascii="Source Sans Pro" w:hAnsi="Source Sans Pro"/>
+          <w:color w:val="343A40"/>
+        </w:rPr>
+      </w:pPr>
+      <w:r>
+        <w:rPr>
+          <w:rFonts w:ascii="Source Sans Pro" w:hAnsi="Source Sans Pro"/>
+          <w:color w:val="343A40"/>
+        </w:rPr>
+        <w:t>Morandin Ahuerma, Indra, Armando Contreras Hernández, Dante Ariel Ayala Ortíz, and Octavio Pérez Maqueo. 2023. “La Sustentabilidad y La Cultura Cafetalera Mexicana.” Madera y Bosques 29 (1): e2912132. https://doi.org/10.21829/myb.2023.2912132.</w:t>
+      </w:r>
+    </w:p>
+    <w:p>
+      <w:pPr>
+        <w:rPr>
+          <w:rFonts w:ascii="Source Sans Pro" w:hAnsi="Source Sans Pro"/>
+          <w:color w:val="343A40"/>
+        </w:rPr>
+      </w:pPr>
+      <w:r>
+        <w:rPr>
+          <w:rFonts w:ascii="Source Sans Pro" w:hAnsi="Source Sans Pro"/>
+          <w:color w:val="343A40"/>
+        </w:rPr>
+        <w:t>Navarrete-Torres, Maria del Carmen, and Cecilia García Muñoz Aparicio. 2025. “Sustentabilidad En La Industria Del Café. Caffenio Modelo de Negocio.” European Public &amp; Social Innovation Review 10 (January): 1–15. https://doi.org/10.31637/epsir-2025-1129.</w:t>
+      </w:r>
+    </w:p>
+    <w:p>
+      <w:pPr>
+        <w:rPr>
+          <w:rFonts w:ascii="Source Sans Pro" w:hAnsi="Source Sans Pro"/>
+          <w:color w:val="343A40"/>
+        </w:rPr>
+      </w:pPr>
+      <w:r>
+        <w:rPr>
+          <w:rFonts w:ascii="Source Sans Pro" w:hAnsi="Source Sans Pro"/>
+          <w:color w:val="343A40"/>
+        </w:rPr>
+        <w:t>Peças, Paulo, Uwe Götze, Rita Bravo, Fanny Richter, and Inês Ribeiro. 2019. “Methodology for Selection and Application of Eco-Efficiency Indicators Fostering Decision-Making and Communication at Product LevelThe Case of Molds for Injection Molding.” In, 1–52. Elsevier. https://doi.org/10.1016/b978-0-08-102414-0.00001-x.</w:t>
+      </w:r>
+    </w:p>
+    <w:p>
+      <w:pPr>
+        <w:rPr>
+          <w:rFonts w:ascii="Source Sans Pro" w:hAnsi="Source Sans Pro"/>
+          <w:color w:val="343A40"/>
+        </w:rPr>
+      </w:pPr>
+      <w:r>
+        <w:rPr>
+          <w:rFonts w:ascii="Source Sans Pro" w:hAnsi="Source Sans Pro"/>
+          <w:color w:val="343A40"/>
+        </w:rPr>
+        <w:t>Quintanar Olguin, Juan, and Refugio Roa Durań. 2017. “Evaluacioń Teŕmica y Financiera Del Proceso de Secado de Grano de Cafeén Un Secador Solar Activo Tipo Invernadero.” Revista Mexicana de Ciencias Agrícolas 8 (2): 321–31. https://doi.org/10.29312/remexca.v8i2.53.</w:t>
+      </w:r>
+    </w:p>
+    <w:p>
+      <w:pPr>
+        <w:rPr>
+          <w:rFonts w:ascii="Source Sans Pro" w:hAnsi="Source Sans Pro"/>
+          <w:color w:val="343A40"/>
+        </w:rPr>
+      </w:pPr>
+      <w:r>
+        <w:rPr>
+          <w:rFonts w:ascii="Source Sans Pro" w:hAnsi="Source Sans Pro"/>
+          <w:color w:val="343A40"/>
+        </w:rPr>
+        <w:t>Riaño Henao, Camilo Andrés, and Olga Lucía Larrea Serna. 2022a. “Análisis Envolvente de Datos y Sus Aplicaciones En Sostenibilidad.” Ingeniare, no. 31 (July). https://doi.org/10.18041/1909-2458/ingeniare.31.8934.</w:t>
+      </w:r>
+    </w:p>
+    <w:p>
+      <w:pPr>
+        <w:rPr>
+          <w:rFonts w:ascii="Source Sans Pro" w:hAnsi="Source Sans Pro"/>
+          <w:color w:val="343A40"/>
+        </w:rPr>
+      </w:pPr>
+      <w:r>
+        <w:rPr>
+          <w:rFonts w:ascii="Source Sans Pro" w:hAnsi="Source Sans Pro"/>
+          <w:color w:val="343A40"/>
+        </w:rPr>
+        <w:t>———. 2022b. “Análisis Envolvente de Datos y Sus Aplicaciones En Sostenibilidad.” Ingeniare, no. 31 (July). https://doi.org/10.18041/1909-2458/ingeniare.31.8934.</w:t>
+      </w:r>
+    </w:p>
+    <w:p>
+      <w:pPr>
+        <w:rPr>
+          <w:rFonts w:ascii="Source Sans Pro" w:hAnsi="Source Sans Pro"/>
+          <w:color w:val="343A40"/>
+        </w:rPr>
+      </w:pPr>
+      <w:r>
+        <w:rPr>
+          <w:rFonts w:ascii="Source Sans Pro" w:hAnsi="Source Sans Pro"/>
+          <w:color w:val="343A40"/>
+        </w:rPr>
+        <w:t>Rubio-Jovel, K. 2024. “Coffee Production Networks in Costa Rica and Colombia: A Systems Analysis on Voluntary Sustainability Standards and Impacts at the Local Level.” Journal of Cleaner Production 445 (March): 141196. https://doi.org/10.1016/j.jclepro.2024.141196.</w:t>
+      </w:r>
+    </w:p>
+    <w:p>
+      <w:pPr>
+        <w:rPr>
+          <w:rFonts w:ascii="Source Sans Pro" w:hAnsi="Source Sans Pro"/>
+          <w:color w:val="343A40"/>
+        </w:rPr>
+      </w:pPr>
+      <w:r>
+        <w:rPr>
+          <w:rFonts w:ascii="Source Sans Pro" w:hAnsi="Source Sans Pro"/>
+          <w:color w:val="343A40"/>
+        </w:rPr>
+        <w:t>Taoumi, Hamza, and Khadija Lahrech. 2023a. “Economic, Environmental and Social Efficiency and Effectiveness Development in the Sustainable Crop Agricultural Sector: A Systematic in-Depth Analysis Review.” Science of The Total Environment 901 (November): 165761. https://doi.org/10.1016/j.scitotenv.2023.165761.</w:t>
+      </w:r>
+    </w:p>
+    <w:p>
+      <w:pPr>
+        <w:rPr>
+          <w:rFonts w:ascii="Source Sans Pro" w:hAnsi="Source Sans Pro"/>
+          <w:color w:val="343A40"/>
+        </w:rPr>
+      </w:pPr>
+      <w:r>
+        <w:rPr>
+          <w:rFonts w:ascii="Source Sans Pro" w:hAnsi="Source Sans Pro"/>
+          <w:color w:val="343A40"/>
+        </w:rPr>
+        <w:t>———. 2023b. “Economic, Environmental and Social Efficiency and Effectiveness Development in the Sustainable Crop Agricultural Sector: A Systematic in-Depth Analysis Review.” Science of The Total Environment 901 (November): 165761. https://doi.org/10.1016/j.scitotenv.2023.165761.</w:t>
+      </w:r>
+    </w:p>
+    <w:p>
+      <w:pPr>
+        <w:rPr>
+          <w:rFonts w:ascii="Source Sans Pro" w:hAnsi="Source Sans Pro"/>
+          <w:color w:val="343A40"/>
+        </w:rPr>
+      </w:pPr>
+      <w:r>
+        <w:rPr>
+          <w:rFonts w:ascii="Source Sans Pro" w:hAnsi="Source Sans Pro"/>
+          <w:color w:val="343A40"/>
+        </w:rPr>
+        <w:lastRenderedPageBreak/>
+        <w:t>Valdivia, Gabriel, Nestor Vera Villanueva, and Fabián Valdivia Bondarenko. 2022. “Estrategias Empleadas Por Pequeños Productores de Quinua Real Para Llegar Al Mercado Agroalimentario Global.” https://doi.org/10.18235/0004292.</w:t>
+      </w:r>
+    </w:p>
+    <w:p>
+      <w:pPr>
+        <w:rPr>
+          <w:rFonts w:ascii="Source Sans Pro" w:hAnsi="Source Sans Pro"/>
+          <w:color w:val="343A40"/>
+        </w:rPr>
+      </w:pPr>
+      <w:r>
+        <w:rPr>
+          <w:rFonts w:ascii="Source Sans Pro" w:hAnsi="Source Sans Pro"/>
+          <w:color w:val="343A40"/>
+        </w:rPr>
+        <w:t>Vásquez-Ibarra, Leonardo, Ricardo Rebolledo-Leiva, Lidia Angulo-Meza, Marcela C. González-Araya, and Alfredo Iriarte. 2020a. “The Joint Use of Life Cycle Assessment and Data Envelopment Analysis Methodologies for Eco-Efficiency Assessment: A Critical Review, Taxonomy and Future Research.” Science of The Total Environment 738 (October): 139538. https://doi.org/10.1016/j.scitotenv.2020.139538.</w:t>
+      </w:r>
+    </w:p>
+    <w:p>
+      <w:pPr>
+        <w:rPr>
+          <w:rFonts w:ascii="Source Sans Pro" w:hAnsi="Source Sans Pro"/>
+          <w:color w:val="343A40"/>
+        </w:rPr>
+      </w:pPr>
+      <w:r>
+        <w:rPr>
+          <w:rFonts w:ascii="Source Sans Pro" w:hAnsi="Source Sans Pro"/>
+          <w:color w:val="343A40"/>
+        </w:rPr>
+        <w:t>———. 2020b. “The Joint Use of Life Cycle Assessment and Data Envelopment Analysis Methodologies for Eco-Efficiency Assessment: A Critical Review, Taxonomy and Future Research.” Science of The Total Environment 738 (October): 139538. https://doi.org/10.1016/j.scitotenv.2020.139538.</w:t>
+      </w:r>
+    </w:p>
+    <w:p>
+      <w:pPr>
+        <w:rPr>
+          <w:rFonts w:ascii="Source Sans Pro" w:hAnsi="Source Sans Pro"/>
+          <w:color w:val="343A40"/>
+        </w:rPr>
+      </w:pPr>
+      <w:r>
+        <w:rPr>
+          <w:rFonts w:ascii="Source Sans Pro" w:hAnsi="Source Sans Pro"/>
+          <w:color w:val="343A40"/>
+        </w:rPr>
+        <w:t>Verdugo Morales, Edwin Geyner, María Inés Yáñez Díaz, Eduardo Alanís-Rodríguez, Humberto González Rodríguez, Fortunato Garza Ocañas, and Luis Alfredo Rodríguez Larramendi. 2025. “Riqueza de Especies, Estructura Horizontal y Diversidad Arbórea En Un Gradiente Altitudinal En Cafetales de Chiapas.” Revista Mexicana de Ciencias Forestales 16 (88): 148–73. https://doi.org/10.29298/rmcf.v16i88.1506.</w:t>
+      </w:r>
+    </w:p>
+    <w:p>
+      <w:pPr>
+        <w:rPr>
+          <w:rFonts w:ascii="Source Sans Pro" w:hAnsi="Source Sans Pro"/>
+          <w:color w:val="343A40"/>
+        </w:rPr>
+      </w:pPr>
+      <w:r>
+        <w:rPr>
+          <w:rFonts w:ascii="Source Sans Pro" w:hAnsi="Source Sans Pro"/>
+          <w:color w:val="343A40"/>
+        </w:rPr>
+        <w:t xml:space="preserve">Zhu, Nan, Chuanjin Zhu, and Ali Emrouznejad. 2021. “A Combined Machine Learning Algorithms and DEA Method for Measuring and Predicting the Efficiency of Chinese Manufacturing Listed Companies.” Journal of Management Science and Engineering 6 (4): 435–48. </w:t>
       </w:r>
       <w:hyperlink r:id="rId59" w:history="1">
         <w:r>
           <w:rPr>
             <w:rStyle w:val="Hipervnculo"/>
             <w:rFonts w:ascii="Source Sans Pro" w:hAnsi="Source Sans Pro"/>
-            <w:color w:val="2761E3"/>
           </w:rPr>
-          <w:t>https://doi.org/10.1016/0377-2217(78)90138-8</w:t>
+          <w:t>https://doi.org/10.1016/j.jmse.2020.10.001</w:t>
         </w:r>
       </w:hyperlink>
       <w:r>
@@ -13246,292 +14054,130 @@
     </w:p>
     <w:p>
       <w:pPr>
-        <w:shd w:val="clear" w:color="auto" w:fill="FFFFFF"/>
-        <w:ind w:hanging="240"/>
         <w:rPr>
           <w:rFonts w:ascii="Source Sans Pro" w:hAnsi="Source Sans Pro"/>
           <w:color w:val="343A40"/>
         </w:rPr>
       </w:pPr>
-      <w:r>
+    </w:p>
+    <w:p>
+      <w:pPr>
         <w:rPr>
           <w:rFonts w:ascii="Source Sans Pro" w:hAnsi="Source Sans Pro"/>
           <w:color w:val="343A40"/>
         </w:rPr>
-        <w:t>Gaitán, Alvaro. 2022. “Cenicafé, Ciencia y Tecnología Para La Caficultura Colombiana.” </w:t>
-      </w:r>
-      <w:r>
-        <w:rPr>
-          <w:rStyle w:val="nfasis"/>
+      </w:pPr>
+    </w:p>
+    <w:p>
+      <w:pPr>
+        <w:rPr>
           <w:rFonts w:ascii="Source Sans Pro" w:hAnsi="Source Sans Pro"/>
           <w:color w:val="343A40"/>
         </w:rPr>
-        <w:t>Memorias Seminario Científico Cenicafé</w:t>
-      </w:r>
-      <w:r>
+      </w:pPr>
+    </w:p>
+    <w:p>
+      <w:pPr>
         <w:rPr>
           <w:rFonts w:ascii="Source Sans Pro" w:hAnsi="Source Sans Pro"/>
           <w:color w:val="343A40"/>
         </w:rPr>
-        <w:t> 71 (1): e71109. </w:t>
-      </w:r>
-      <w:hyperlink r:id="rId60" w:history="1">
-        <w:r>
-          <w:rPr>
-            <w:rStyle w:val="Hipervnculo"/>
-            <w:rFonts w:ascii="Source Sans Pro" w:hAnsi="Source Sans Pro"/>
-            <w:color w:val="2761E3"/>
-          </w:rPr>
-          <w:t>https://doi.org/10.38141/10795/71109</w:t>
-        </w:r>
-      </w:hyperlink>
-      <w:r>
+      </w:pPr>
+    </w:p>
+    <w:p>
+      <w:pPr>
         <w:rPr>
           <w:rFonts w:ascii="Source Sans Pro" w:hAnsi="Source Sans Pro"/>
           <w:color w:val="343A40"/>
         </w:rPr>
-        <w:t>.</w:t>
-      </w:r>
-    </w:p>
-    <w:p>
-      <w:pPr>
-        <w:shd w:val="clear" w:color="auto" w:fill="FFFFFF"/>
-        <w:ind w:hanging="240"/>
+      </w:pPr>
+    </w:p>
+    <w:p>
+      <w:pPr>
         <w:rPr>
           <w:rFonts w:ascii="Source Sans Pro" w:hAnsi="Source Sans Pro"/>
           <w:color w:val="343A40"/>
         </w:rPr>
       </w:pPr>
-      <w:r>
+    </w:p>
+    <w:p>
+      <w:pPr>
         <w:rPr>
           <w:rFonts w:ascii="Source Sans Pro" w:hAnsi="Source Sans Pro"/>
           <w:color w:val="343A40"/>
         </w:rPr>
-        <w:lastRenderedPageBreak/>
-        <w:t>Harya, Gyska Indah, Nuhfil Hanani, Rosihan Asmara, and Abdul Wahib Muhaimin. 2024. “Study of Technical Efficiency of The Cocoa Industry Using Data Envelopment Analysis.” </w:t>
-      </w:r>
-      <w:r>
-        <w:rPr>
-          <w:rStyle w:val="nfasis"/>
+      </w:pPr>
+    </w:p>
+    <w:p>
+      <w:pPr>
+        <w:rPr>
           <w:rFonts w:ascii="Source Sans Pro" w:hAnsi="Source Sans Pro"/>
           <w:color w:val="343A40"/>
         </w:rPr>
-        <w:t>RIVAR</w:t>
-      </w:r>
-      <w:r>
+      </w:pPr>
+    </w:p>
+    <w:p>
+      <w:pPr>
         <w:rPr>
           <w:rFonts w:ascii="Source Sans Pro" w:hAnsi="Source Sans Pro"/>
           <w:color w:val="343A40"/>
         </w:rPr>
-        <w:t>, February. </w:t>
-      </w:r>
-      <w:hyperlink r:id="rId61" w:history="1">
-        <w:r>
-          <w:rPr>
-            <w:rStyle w:val="Hipervnculo"/>
-            <w:rFonts w:ascii="Source Sans Pro" w:hAnsi="Source Sans Pro"/>
-            <w:color w:val="2761E3"/>
-          </w:rPr>
-          <w:t>https://doi.org/10.35588/RIVAR.V11I33.6257</w:t>
-        </w:r>
-      </w:hyperlink>
-      <w:r>
+      </w:pPr>
+    </w:p>
+    <w:p>
+      <w:pPr>
         <w:rPr>
           <w:rFonts w:ascii="Source Sans Pro" w:hAnsi="Source Sans Pro"/>
           <w:color w:val="343A40"/>
         </w:rPr>
-        <w:t>.</w:t>
-      </w:r>
-    </w:p>
-    <w:p>
-      <w:pPr>
-        <w:shd w:val="clear" w:color="auto" w:fill="FFFFFF"/>
-        <w:ind w:hanging="240"/>
+      </w:pPr>
+    </w:p>
+    <w:p>
+      <w:pPr>
         <w:rPr>
           <w:rFonts w:ascii="Source Sans Pro" w:hAnsi="Source Sans Pro"/>
           <w:color w:val="343A40"/>
         </w:rPr>
       </w:pPr>
-      <w:r>
+    </w:p>
+    <w:p>
+      <w:pPr>
         <w:rPr>
           <w:rFonts w:ascii="Source Sans Pro" w:hAnsi="Source Sans Pro"/>
           <w:color w:val="343A40"/>
         </w:rPr>
-        <w:t>Peças, Paulo, Uwe Götze, Rita Bravo, Fanny Richter, and Inês Ribeiro. 2019. “Methodology for Selection and Application of Eco-Efficiency Indicators Fostering Decision-Making and Communication at Product LevelThe Case of Molds for Injection Molding.” In, 1–52. Elsevier. </w:t>
-      </w:r>
-      <w:hyperlink r:id="rId62" w:history="1">
-        <w:r>
-          <w:rPr>
-            <w:rStyle w:val="Hipervnculo"/>
-            <w:rFonts w:ascii="Source Sans Pro" w:hAnsi="Source Sans Pro"/>
-            <w:color w:val="2761E3"/>
-          </w:rPr>
-          <w:t>https://doi.org/10.1016/b978-0-08-102414-0.00001-x</w:t>
-        </w:r>
-      </w:hyperlink>
-      <w:r>
+      </w:pPr>
+    </w:p>
+    <w:p>
+      <w:pPr>
         <w:rPr>
           <w:rFonts w:ascii="Source Sans Pro" w:hAnsi="Source Sans Pro"/>
           <w:color w:val="343A40"/>
         </w:rPr>
-        <w:t>.</w:t>
-      </w:r>
-    </w:p>
-    <w:p>
-      <w:pPr>
-        <w:shd w:val="clear" w:color="auto" w:fill="FFFFFF"/>
-        <w:ind w:hanging="240"/>
+      </w:pPr>
+    </w:p>
+    <w:p>
+      <w:pPr>
         <w:rPr>
           <w:rFonts w:ascii="Source Sans Pro" w:hAnsi="Source Sans Pro"/>
           <w:color w:val="343A40"/>
         </w:rPr>
       </w:pPr>
-      <w:r>
+    </w:p>
+    <w:p>
+      <w:pPr>
         <w:rPr>
           <w:rFonts w:ascii="Source Sans Pro" w:hAnsi="Source Sans Pro"/>
           <w:color w:val="343A40"/>
         </w:rPr>
-        <w:t>Riaño Henao, Camilo Andrés, and Olga Lucía Larrea Serna. 2022a. “Análisis Envolvente de Datos y Sus Aplicaciones En Sostenibilidad.” </w:t>
-      </w:r>
-      <w:r>
-        <w:rPr>
-          <w:rStyle w:val="nfasis"/>
+      </w:pPr>
+    </w:p>
+    <w:p>
+      <w:pPr>
+        <w:rPr>
           <w:rFonts w:ascii="Source Sans Pro" w:hAnsi="Source Sans Pro"/>
           <w:color w:val="343A40"/>
         </w:rPr>
-        <w:t>Ingeniare</w:t>
-      </w:r>
-      <w:r>
-        <w:rPr>
-          <w:rFonts w:ascii="Source Sans Pro" w:hAnsi="Source Sans Pro"/>
-          <w:color w:val="343A40"/>
-        </w:rPr>
-        <w:t>, no. 31 (July). </w:t>
-      </w:r>
-      <w:hyperlink r:id="rId63" w:history="1">
-        <w:r>
-          <w:rPr>
-            <w:rStyle w:val="Hipervnculo"/>
-            <w:rFonts w:ascii="Source Sans Pro" w:hAnsi="Source Sans Pro"/>
-            <w:color w:val="2761E3"/>
-          </w:rPr>
-          <w:t>https://doi.org/10.18041/1909-2458/ingeniare.31.8934</w:t>
-        </w:r>
-      </w:hyperlink>
-      <w:r>
-        <w:rPr>
-          <w:rFonts w:ascii="Source Sans Pro" w:hAnsi="Source Sans Pro"/>
-          <w:color w:val="343A40"/>
-        </w:rPr>
-        <w:t>.</w:t>
-      </w:r>
-    </w:p>
-    <w:p>
-      <w:pPr>
-        <w:shd w:val="clear" w:color="auto" w:fill="FFFFFF"/>
-        <w:ind w:hanging="240"/>
-        <w:rPr>
-          <w:rFonts w:ascii="Source Sans Pro" w:hAnsi="Source Sans Pro"/>
-          <w:color w:val="343A40"/>
-        </w:rPr>
-      </w:pPr>
-      <w:r>
-        <w:rPr>
-          <w:rFonts w:ascii="Source Sans Pro" w:hAnsi="Source Sans Pro"/>
-          <w:color w:val="343A40"/>
-        </w:rPr>
-        <w:t>———. 2022b. “Análisis Envolvente de Datos y Sus Aplicaciones En Sostenibilidad.” </w:t>
-      </w:r>
-      <w:r>
-        <w:rPr>
-          <w:rStyle w:val="nfasis"/>
-          <w:rFonts w:ascii="Source Sans Pro" w:hAnsi="Source Sans Pro"/>
-          <w:color w:val="343A40"/>
-        </w:rPr>
-        <w:t>Ingeniare</w:t>
-      </w:r>
-      <w:r>
-        <w:rPr>
-          <w:rFonts w:ascii="Source Sans Pro" w:hAnsi="Source Sans Pro"/>
-          <w:color w:val="343A40"/>
-        </w:rPr>
-        <w:t>, no. 31 (July). </w:t>
-      </w:r>
-      <w:hyperlink r:id="rId64" w:history="1">
-        <w:r>
-          <w:rPr>
-            <w:rStyle w:val="Hipervnculo"/>
-            <w:rFonts w:ascii="Source Sans Pro" w:hAnsi="Source Sans Pro"/>
-            <w:color w:val="2761E3"/>
-          </w:rPr>
-          <w:t>https://doi.org/10.18041/1909-2458/ingeniare.31.8934</w:t>
-        </w:r>
-      </w:hyperlink>
-      <w:r>
-        <w:rPr>
-          <w:rFonts w:ascii="Source Sans Pro" w:hAnsi="Source Sans Pro"/>
-          <w:color w:val="343A40"/>
-        </w:rPr>
-        <w:t>.</w:t>
-      </w:r>
-    </w:p>
-    <w:p>
-      <w:pPr>
-        <w:shd w:val="clear" w:color="auto" w:fill="FFFFFF"/>
-        <w:ind w:hanging="240"/>
-        <w:rPr>
-          <w:rFonts w:ascii="Source Sans Pro" w:hAnsi="Source Sans Pro"/>
-          <w:color w:val="343A40"/>
-        </w:rPr>
-      </w:pPr>
-      <w:r>
-        <w:rPr>
-          <w:rFonts w:ascii="Source Sans Pro" w:hAnsi="Source Sans Pro"/>
-          <w:color w:val="343A40"/>
-        </w:rPr>
-        <w:t>Taoumi, Hamza, and Khadija Lahrech. 2023. “Economic, Environmental and Social Efficiency and Effectiveness Development in the Sustainable Crop Agricultural Sector: A Systematic in-Depth Analysis Review.” </w:t>
-      </w:r>
-      <w:r>
-        <w:rPr>
-          <w:rStyle w:val="nfasis"/>
-          <w:rFonts w:ascii="Source Sans Pro" w:hAnsi="Source Sans Pro"/>
-          <w:color w:val="343A40"/>
-        </w:rPr>
-        <w:t>Science of The Total Environment</w:t>
-      </w:r>
-      <w:r>
-        <w:rPr>
-          <w:rFonts w:ascii="Source Sans Pro" w:hAnsi="Source Sans Pro"/>
-          <w:color w:val="343A40"/>
-        </w:rPr>
-        <w:t> 901 (November): 165761. </w:t>
-      </w:r>
-      <w:hyperlink r:id="rId65" w:history="1">
-        <w:r>
-          <w:rPr>
-            <w:rStyle w:val="Hipervnculo"/>
-            <w:rFonts w:ascii="Source Sans Pro" w:hAnsi="Source Sans Pro"/>
-            <w:color w:val="2761E3"/>
-          </w:rPr>
-          <w:t>https://doi.org/10.1016/j.scitotenv.2023.165761</w:t>
-        </w:r>
-      </w:hyperlink>
-      <w:r>
-        <w:rPr>
-          <w:rFonts w:ascii="Source Sans Pro" w:hAnsi="Source Sans Pro"/>
-          <w:color w:val="343A40"/>
-        </w:rPr>
-        <w:t>.</w:t>
-      </w:r>
-    </w:p>
-    <w:p>
-      <w:pPr>
-        <w:rPr>
-          <w:rFonts w:ascii="Times New Roman" w:hAnsi="Times New Roman" w:cs="Times New Roman"/>
-          <w:color w:val="000000" w:themeColor="text1"/>
-          <w:sz w:val="24"/>
-          <w:szCs w:val="24"/>
-        </w:rPr>
       </w:pPr>
     </w:p>
     <w:p>
@@ -13595,7 +14241,7 @@
         </w:rPr>
         <w:t xml:space="preserve">URL en Github: </w:t>
       </w:r>
-      <w:hyperlink r:id="rId66" w:history="1">
+      <w:hyperlink r:id="rId60" w:history="1">
         <w:r>
           <w:rPr>
             <w:rStyle w:val="Hipervnculo"/>
@@ -13639,7 +14285,7 @@
         </w:rPr>
         <w:t xml:space="preserve">URL del blog: </w:t>
       </w:r>
-      <w:hyperlink r:id="rId67" w:history="1">
+      <w:hyperlink r:id="rId61" w:history="1">
         <w:r>
           <w:rPr>
             <w:rStyle w:val="Hipervnculo"/>
@@ -18067,7 +18713,7 @@
 </file>
 
 <file path=customXml/itemProps1.xml><?xml version="1.0" encoding="utf-8"?>
-<ds:datastoreItem xmlns:ds="http://schemas.openxmlformats.org/officeDocument/2006/customXml" ds:itemID="{E9E18C12-4953-4019-88CE-6B588B7B9550}">
+<ds:datastoreItem xmlns:ds="http://schemas.openxmlformats.org/officeDocument/2006/customXml" ds:itemID="{4EA0C9EF-189A-451F-A8A6-10200A4B40C6}">
   <ds:schemaRefs>
     <ds:schemaRef ds:uri="http://schemas.openxmlformats.org/officeDocument/2006/bibliography"/>
   </ds:schemaRefs>

--- a/Nueva carpeta/Estructura General de mi blog.docx
+++ b/Nueva carpeta/Estructura General de mi blog.docx
@@ -3073,6 +3073,484 @@
         </w:rPr>
         <w:t>(2024).</w:t>
       </w:r>
+    </w:p>
+    <w:p>
+      <w:pPr>
+        <w:spacing w:before="100" w:beforeAutospacing="1" w:after="100" w:afterAutospacing="1" w:line="240" w:lineRule="auto"/>
+        <w:rPr>
+          <w:rFonts w:ascii="Times New Roman" w:eastAsia="Times New Roman" w:hAnsi="Times New Roman" w:cs="Times New Roman"/>
+          <w:noProof w:val="0"/>
+          <w:sz w:val="24"/>
+          <w:szCs w:val="24"/>
+          <w:lang w:val="es-MX" w:eastAsia="es-MX"/>
+        </w:rPr>
+      </w:pPr>
+      <w:r>
+        <w:rPr>
+          <w:rFonts w:ascii="Times New Roman" w:eastAsia="Times New Roman" w:hAnsi="Times New Roman" w:cs="Times New Roman"/>
+          <w:noProof w:val="0"/>
+          <w:sz w:val="24"/>
+          <w:szCs w:val="24"/>
+          <w:lang w:val="es-MX" w:eastAsia="es-MX"/>
+        </w:rPr>
+        <w:t>Sus cerezas vibrantes se transforman en granos tras un proceso meticuloso. En México, 12 estados, incluidos Chiapas, Veracruz y Oaxaca, cultivan café, principalmente por 25 millones de pequeños productores. Las hojas perennes y flores con aroma a jazmín del cafeto resaltan su encanto. Este trabajo promoverá la sostenibilidad en el sector cafetalero de Veracruz, adaptándose a su contexto socioeconómico y ambiental único.</w:t>
+      </w:r>
+    </w:p>
+    <w:p>
+      <w:pPr>
+        <w:spacing w:before="100" w:beforeAutospacing="1" w:after="100" w:afterAutospacing="1" w:line="240" w:lineRule="auto"/>
+        <w:rPr>
+          <w:rFonts w:ascii="Times New Roman" w:hAnsi="Times New Roman" w:cs="Times New Roman"/>
+          <w:color w:val="000000" w:themeColor="text1"/>
+          <w:sz w:val="24"/>
+          <w:szCs w:val="24"/>
+          <w:lang w:val="es-MX"/>
+        </w:rPr>
+      </w:pPr>
+      <w:r>
+        <w:rPr>
+          <w:rFonts w:ascii="Times New Roman" w:hAnsi="Times New Roman" w:cs="Times New Roman"/>
+          <w:color w:val="000000" w:themeColor="text1"/>
+          <w:sz w:val="24"/>
+          <w:szCs w:val="24"/>
+          <w:lang w:val="es-MX"/>
+        </w:rPr>
+        <w:t>En México hay 15 estados productores de café; al sur del país, </w:t>
+      </w:r>
+      <w:r>
+        <w:rPr>
+          <w:rFonts w:ascii="Times New Roman" w:hAnsi="Times New Roman" w:cs="Times New Roman"/>
+          <w:b/>
+          <w:bCs/>
+          <w:color w:val="000000" w:themeColor="text1"/>
+          <w:sz w:val="24"/>
+          <w:szCs w:val="24"/>
+          <w:lang w:val="es-MX"/>
+        </w:rPr>
+        <w:t>Chiapas</w:t>
+      </w:r>
+      <w:r>
+        <w:rPr>
+          <w:rFonts w:ascii="Times New Roman" w:hAnsi="Times New Roman" w:cs="Times New Roman"/>
+          <w:color w:val="000000" w:themeColor="text1"/>
+          <w:sz w:val="24"/>
+          <w:szCs w:val="24"/>
+          <w:lang w:val="es-MX"/>
+        </w:rPr>
+        <w:t> es el principal estado productor, aporta </w:t>
+      </w:r>
+      <w:r>
+        <w:rPr>
+          <w:rFonts w:ascii="Times New Roman" w:hAnsi="Times New Roman" w:cs="Times New Roman"/>
+          <w:b/>
+          <w:bCs/>
+          <w:color w:val="000000" w:themeColor="text1"/>
+          <w:sz w:val="24"/>
+          <w:szCs w:val="24"/>
+          <w:lang w:val="es-MX"/>
+        </w:rPr>
+        <w:t>41.0%</w:t>
+      </w:r>
+      <w:r>
+        <w:rPr>
+          <w:rFonts w:ascii="Times New Roman" w:hAnsi="Times New Roman" w:cs="Times New Roman"/>
+          <w:color w:val="000000" w:themeColor="text1"/>
+          <w:sz w:val="24"/>
+          <w:szCs w:val="24"/>
+          <w:lang w:val="es-MX"/>
+        </w:rPr>
+        <w:t> del volumen nacional, seguido por </w:t>
+      </w:r>
+      <w:r>
+        <w:rPr>
+          <w:rFonts w:ascii="Times New Roman" w:hAnsi="Times New Roman" w:cs="Times New Roman"/>
+          <w:b/>
+          <w:bCs/>
+          <w:color w:val="000000" w:themeColor="text1"/>
+          <w:sz w:val="24"/>
+          <w:szCs w:val="24"/>
+          <w:lang w:val="es-MX"/>
+        </w:rPr>
+        <w:t>Veracruz</w:t>
+      </w:r>
+      <w:r>
+        <w:rPr>
+          <w:rFonts w:ascii="Times New Roman" w:hAnsi="Times New Roman" w:cs="Times New Roman"/>
+          <w:color w:val="000000" w:themeColor="text1"/>
+          <w:sz w:val="24"/>
+          <w:szCs w:val="24"/>
+          <w:lang w:val="es-MX"/>
+        </w:rPr>
+        <w:t> (24.0%) y </w:t>
+      </w:r>
+      <w:r>
+        <w:rPr>
+          <w:rFonts w:ascii="Times New Roman" w:hAnsi="Times New Roman" w:cs="Times New Roman"/>
+          <w:b/>
+          <w:bCs/>
+          <w:color w:val="000000" w:themeColor="text1"/>
+          <w:sz w:val="24"/>
+          <w:szCs w:val="24"/>
+          <w:lang w:val="es-MX"/>
+        </w:rPr>
+        <w:t>Puebla</w:t>
+      </w:r>
+      <w:r>
+        <w:rPr>
+          <w:rFonts w:ascii="Times New Roman" w:hAnsi="Times New Roman" w:cs="Times New Roman"/>
+          <w:color w:val="000000" w:themeColor="text1"/>
+          <w:sz w:val="24"/>
+          <w:szCs w:val="24"/>
+          <w:lang w:val="es-MX"/>
+        </w:rPr>
+        <w:t> (15.3%).</w:t>
+      </w:r>
+    </w:p>
+    <w:p>
+      <w:pPr>
+        <w:spacing w:before="100" w:beforeAutospacing="1" w:after="100" w:afterAutospacing="1" w:line="240" w:lineRule="auto"/>
+        <w:rPr>
+          <w:rFonts w:ascii="Times New Roman" w:hAnsi="Times New Roman" w:cs="Times New Roman"/>
+          <w:color w:val="000000" w:themeColor="text1"/>
+          <w:sz w:val="24"/>
+          <w:szCs w:val="24"/>
+          <w:lang w:val="es-MX"/>
+        </w:rPr>
+      </w:pPr>
+      <w:r>
+        <w:rPr>
+          <w:rFonts w:ascii="Times New Roman" w:hAnsi="Times New Roman" w:cs="Times New Roman"/>
+          <w:color w:val="000000" w:themeColor="text1"/>
+          <w:sz w:val="24"/>
+          <w:szCs w:val="24"/>
+          <w:lang w:val="es-MX"/>
+        </w:rPr>
+        <w:t>En México, se cultivan mayormente los cultivares Typica, Bourbon, Caturra Rojo, Mundo Novo, Garnica y Caturra Amarillo, cuya producción promedio de frutos frescos de café (cereza) es inferior a siete sacos de café oro (menor a 2.0 t ha-1 de café cereza, equivalente a 8 qq ha-1), que son las unidades utilizadas en el comercio internacional de este producto (</w:t>
+      </w:r>
+      <w:r>
+        <w:rPr>
+          <w:rFonts w:ascii="Times New Roman" w:hAnsi="Times New Roman" w:cs="Times New Roman"/>
+          <w:color w:val="000000" w:themeColor="text1"/>
+          <w:sz w:val="24"/>
+          <w:szCs w:val="24"/>
+          <w:lang w:val="es-MX"/>
+        </w:rPr>
+        <w:t>Escamilla et al., 2021</w:t>
+      </w:r>
+      <w:r>
+        <w:rPr>
+          <w:rFonts w:ascii="Times New Roman" w:hAnsi="Times New Roman" w:cs="Times New Roman"/>
+          <w:color w:val="000000" w:themeColor="text1"/>
+          <w:sz w:val="24"/>
+          <w:szCs w:val="24"/>
+          <w:lang w:val="es-MX"/>
+        </w:rPr>
+        <w:t>).</w:t>
+      </w:r>
+    </w:p>
+    <w:p>
+      <w:pPr>
+        <w:spacing w:after="0" w:line="360" w:lineRule="auto"/>
+        <w:ind w:left="709" w:hanging="709"/>
+        <w:jc w:val="both"/>
+        <w:rPr>
+          <w:rFonts w:ascii="Times New Roman" w:eastAsia="Times New Roman" w:hAnsi="Times New Roman" w:cs="Times New Roman"/>
+          <w:bCs/>
+          <w:noProof w:val="0"/>
+          <w:sz w:val="24"/>
+          <w:szCs w:val="24"/>
+          <w:lang w:val="es-MX" w:eastAsia="es-MX"/>
+        </w:rPr>
+      </w:pPr>
+      <w:r>
+        <w:rPr>
+          <w:rFonts w:ascii="Times New Roman" w:eastAsia="Times New Roman" w:hAnsi="Times New Roman" w:cs="Times New Roman"/>
+          <w:bCs/>
+          <w:noProof w:val="0"/>
+          <w:sz w:val="24"/>
+          <w:szCs w:val="24"/>
+          <w:lang w:val="es-MX" w:eastAsia="es-MX"/>
+        </w:rPr>
+        <w:lastRenderedPageBreak/>
+        <w:t>Escamilla-Prado, E., Tinoco-Rueda, J. Á., Pérez-Villatoro, H. A., Aguilar-Calvo, Á. D. J., Sánchez-Hernández, R., &amp; Ayala-Mo</w:t>
+      </w:r>
+      <w:bookmarkStart w:id="0" w:name="_GoBack"/>
+      <w:bookmarkEnd w:id="0"/>
+      <w:r>
+        <w:rPr>
+          <w:rFonts w:ascii="Times New Roman" w:eastAsia="Times New Roman" w:hAnsi="Times New Roman" w:cs="Times New Roman"/>
+          <w:bCs/>
+          <w:noProof w:val="0"/>
+          <w:sz w:val="24"/>
+          <w:szCs w:val="24"/>
+          <w:lang w:val="es-MX" w:eastAsia="es-MX"/>
+        </w:rPr>
+        <w:t>ntejo, D. (2021). Socio-</w:t>
+      </w:r>
+      <w:proofErr w:type="spellStart"/>
+      <w:r>
+        <w:rPr>
+          <w:rFonts w:ascii="Times New Roman" w:eastAsia="Times New Roman" w:hAnsi="Times New Roman" w:cs="Times New Roman"/>
+          <w:bCs/>
+          <w:noProof w:val="0"/>
+          <w:sz w:val="24"/>
+          <w:szCs w:val="24"/>
+          <w:lang w:val="es-MX" w:eastAsia="es-MX"/>
+        </w:rPr>
+        <w:t>ecological</w:t>
+      </w:r>
+      <w:proofErr w:type="spellEnd"/>
+      <w:r>
+        <w:rPr>
+          <w:rFonts w:ascii="Times New Roman" w:eastAsia="Times New Roman" w:hAnsi="Times New Roman" w:cs="Times New Roman"/>
+          <w:bCs/>
+          <w:noProof w:val="0"/>
+          <w:sz w:val="24"/>
+          <w:szCs w:val="24"/>
+          <w:lang w:val="es-MX" w:eastAsia="es-MX"/>
+        </w:rPr>
+        <w:t xml:space="preserve"> </w:t>
+      </w:r>
+      <w:proofErr w:type="spellStart"/>
+      <w:r>
+        <w:rPr>
+          <w:rFonts w:ascii="Times New Roman" w:eastAsia="Times New Roman" w:hAnsi="Times New Roman" w:cs="Times New Roman"/>
+          <w:bCs/>
+          <w:noProof w:val="0"/>
+          <w:sz w:val="24"/>
+          <w:szCs w:val="24"/>
+          <w:lang w:val="es-MX" w:eastAsia="es-MX"/>
+        </w:rPr>
+        <w:t>transformation</w:t>
+      </w:r>
+      <w:proofErr w:type="spellEnd"/>
+      <w:r>
+        <w:rPr>
+          <w:rFonts w:ascii="Times New Roman" w:eastAsia="Times New Roman" w:hAnsi="Times New Roman" w:cs="Times New Roman"/>
+          <w:bCs/>
+          <w:noProof w:val="0"/>
+          <w:sz w:val="24"/>
+          <w:szCs w:val="24"/>
+          <w:lang w:val="es-MX" w:eastAsia="es-MX"/>
+        </w:rPr>
+        <w:t xml:space="preserve"> in </w:t>
+      </w:r>
+      <w:proofErr w:type="spellStart"/>
+      <w:r>
+        <w:rPr>
+          <w:rFonts w:ascii="Times New Roman" w:eastAsia="Times New Roman" w:hAnsi="Times New Roman" w:cs="Times New Roman"/>
+          <w:bCs/>
+          <w:noProof w:val="0"/>
+          <w:sz w:val="24"/>
+          <w:szCs w:val="24"/>
+          <w:lang w:val="es-MX" w:eastAsia="es-MX"/>
+        </w:rPr>
+        <w:t>coffee</w:t>
+      </w:r>
+      <w:proofErr w:type="spellEnd"/>
+      <w:r>
+        <w:rPr>
+          <w:rFonts w:ascii="Times New Roman" w:eastAsia="Times New Roman" w:hAnsi="Times New Roman" w:cs="Times New Roman"/>
+          <w:bCs/>
+          <w:noProof w:val="0"/>
+          <w:sz w:val="24"/>
+          <w:szCs w:val="24"/>
+          <w:lang w:val="es-MX" w:eastAsia="es-MX"/>
+        </w:rPr>
+        <w:t xml:space="preserve"> </w:t>
+      </w:r>
+      <w:proofErr w:type="spellStart"/>
+      <w:r>
+        <w:rPr>
+          <w:rFonts w:ascii="Times New Roman" w:eastAsia="Times New Roman" w:hAnsi="Times New Roman" w:cs="Times New Roman"/>
+          <w:bCs/>
+          <w:noProof w:val="0"/>
+          <w:sz w:val="24"/>
+          <w:szCs w:val="24"/>
+          <w:lang w:val="es-MX" w:eastAsia="es-MX"/>
+        </w:rPr>
+        <w:t>agroecosystem</w:t>
+      </w:r>
+      <w:proofErr w:type="spellEnd"/>
+      <w:r>
+        <w:rPr>
+          <w:rFonts w:ascii="Times New Roman" w:eastAsia="Times New Roman" w:hAnsi="Times New Roman" w:cs="Times New Roman"/>
+          <w:bCs/>
+          <w:noProof w:val="0"/>
+          <w:sz w:val="24"/>
+          <w:szCs w:val="24"/>
+          <w:lang w:val="es-MX" w:eastAsia="es-MX"/>
+        </w:rPr>
+        <w:t xml:space="preserve"> </w:t>
+      </w:r>
+      <w:proofErr w:type="spellStart"/>
+      <w:r>
+        <w:rPr>
+          <w:rFonts w:ascii="Times New Roman" w:eastAsia="Times New Roman" w:hAnsi="Times New Roman" w:cs="Times New Roman"/>
+          <w:bCs/>
+          <w:noProof w:val="0"/>
+          <w:sz w:val="24"/>
+          <w:szCs w:val="24"/>
+          <w:lang w:val="es-MX" w:eastAsia="es-MX"/>
+        </w:rPr>
+        <w:t>affected</w:t>
+      </w:r>
+      <w:proofErr w:type="spellEnd"/>
+      <w:r>
+        <w:rPr>
+          <w:rFonts w:ascii="Times New Roman" w:eastAsia="Times New Roman" w:hAnsi="Times New Roman" w:cs="Times New Roman"/>
+          <w:bCs/>
+          <w:noProof w:val="0"/>
+          <w:sz w:val="24"/>
+          <w:szCs w:val="24"/>
+          <w:lang w:val="es-MX" w:eastAsia="es-MX"/>
+        </w:rPr>
+        <w:t xml:space="preserve"> </w:t>
+      </w:r>
+      <w:proofErr w:type="spellStart"/>
+      <w:r>
+        <w:rPr>
+          <w:rFonts w:ascii="Times New Roman" w:eastAsia="Times New Roman" w:hAnsi="Times New Roman" w:cs="Times New Roman"/>
+          <w:bCs/>
+          <w:noProof w:val="0"/>
+          <w:sz w:val="24"/>
+          <w:szCs w:val="24"/>
+          <w:lang w:val="es-MX" w:eastAsia="es-MX"/>
+        </w:rPr>
+        <w:t>by</w:t>
+      </w:r>
+      <w:proofErr w:type="spellEnd"/>
+      <w:r>
+        <w:rPr>
+          <w:rFonts w:ascii="Times New Roman" w:eastAsia="Times New Roman" w:hAnsi="Times New Roman" w:cs="Times New Roman"/>
+          <w:bCs/>
+          <w:noProof w:val="0"/>
+          <w:sz w:val="24"/>
+          <w:szCs w:val="24"/>
+          <w:lang w:val="es-MX" w:eastAsia="es-MX"/>
+        </w:rPr>
+        <w:t xml:space="preserve"> </w:t>
+      </w:r>
+      <w:proofErr w:type="spellStart"/>
+      <w:r>
+        <w:rPr>
+          <w:rFonts w:ascii="Times New Roman" w:eastAsia="Times New Roman" w:hAnsi="Times New Roman" w:cs="Times New Roman"/>
+          <w:bCs/>
+          <w:noProof w:val="0"/>
+          <w:sz w:val="24"/>
+          <w:szCs w:val="24"/>
+          <w:lang w:val="es-MX" w:eastAsia="es-MX"/>
+        </w:rPr>
+        <w:t>rust</w:t>
+      </w:r>
+      <w:proofErr w:type="spellEnd"/>
+      <w:r>
+        <w:rPr>
+          <w:rFonts w:ascii="Times New Roman" w:eastAsia="Times New Roman" w:hAnsi="Times New Roman" w:cs="Times New Roman"/>
+          <w:bCs/>
+          <w:noProof w:val="0"/>
+          <w:sz w:val="24"/>
+          <w:szCs w:val="24"/>
+          <w:lang w:val="es-MX" w:eastAsia="es-MX"/>
+        </w:rPr>
+        <w:t xml:space="preserve"> in Chiapas, México. </w:t>
+      </w:r>
+      <w:r>
+        <w:rPr>
+          <w:rFonts w:ascii="Times New Roman" w:eastAsia="Times New Roman" w:hAnsi="Times New Roman" w:cs="Times New Roman"/>
+          <w:bCs/>
+          <w:i/>
+          <w:noProof w:val="0"/>
+          <w:sz w:val="24"/>
+          <w:szCs w:val="24"/>
+          <w:lang w:val="es-MX" w:eastAsia="es-MX"/>
+        </w:rPr>
+        <w:t>Revista Fitotecnia Mexicana</w:t>
+      </w:r>
+      <w:r>
+        <w:rPr>
+          <w:rFonts w:ascii="Times New Roman" w:eastAsia="Times New Roman" w:hAnsi="Times New Roman" w:cs="Times New Roman"/>
+          <w:bCs/>
+          <w:noProof w:val="0"/>
+          <w:sz w:val="24"/>
+          <w:szCs w:val="24"/>
+          <w:lang w:val="es-MX" w:eastAsia="es-MX"/>
+        </w:rPr>
+        <w:t>, 44(4), 643-653.</w:t>
+      </w:r>
+      <w:r>
+        <w:t xml:space="preserve"> </w:t>
+      </w:r>
+      <w:hyperlink r:id="rId14" w:history="1">
+        <w:r>
+          <w:rPr>
+            <w:rStyle w:val="Hipervnculo"/>
+            <w:rFonts w:ascii="Times New Roman" w:eastAsia="Times New Roman" w:hAnsi="Times New Roman" w:cs="Times New Roman"/>
+            <w:bCs/>
+            <w:noProof w:val="0"/>
+            <w:sz w:val="24"/>
+            <w:szCs w:val="24"/>
+            <w:lang w:val="es-MX" w:eastAsia="es-MX"/>
+          </w:rPr>
+          <w:t>https://doi.org/10.35196/rfm.2021.4.643</w:t>
+        </w:r>
+      </w:hyperlink>
+      <w:r>
+        <w:rPr>
+          <w:rFonts w:ascii="Times New Roman" w:eastAsia="Times New Roman" w:hAnsi="Times New Roman" w:cs="Times New Roman"/>
+          <w:bCs/>
+          <w:noProof w:val="0"/>
+          <w:sz w:val="24"/>
+          <w:szCs w:val="24"/>
+          <w:lang w:val="es-MX" w:eastAsia="es-MX"/>
+        </w:rPr>
+        <w:t xml:space="preserve"> </w:t>
+      </w:r>
+    </w:p>
+    <w:p>
+      <w:pPr>
+        <w:spacing w:before="100" w:beforeAutospacing="1" w:after="100" w:afterAutospacing="1" w:line="240" w:lineRule="auto"/>
+        <w:rPr>
+          <w:rFonts w:ascii="Times New Roman" w:hAnsi="Times New Roman" w:cs="Times New Roman"/>
+          <w:color w:val="000000" w:themeColor="text1"/>
+          <w:sz w:val="24"/>
+          <w:szCs w:val="24"/>
+          <w:lang w:val="es-MX"/>
+        </w:rPr>
+      </w:pPr>
+    </w:p>
+    <w:p>
+      <w:pPr>
+        <w:spacing w:before="100" w:beforeAutospacing="1" w:after="100" w:afterAutospacing="1" w:line="240" w:lineRule="auto"/>
+        <w:rPr>
+          <w:rFonts w:ascii="Times New Roman" w:hAnsi="Times New Roman" w:cs="Times New Roman"/>
+          <w:color w:val="000000" w:themeColor="text1"/>
+          <w:sz w:val="24"/>
+          <w:szCs w:val="24"/>
+          <w:lang w:val="es-MX"/>
+        </w:rPr>
+      </w:pPr>
+      <w:r>
+        <w:rPr>
+          <w:rFonts w:ascii="Times New Roman" w:hAnsi="Times New Roman" w:cs="Times New Roman"/>
+          <w:color w:val="000000" w:themeColor="text1"/>
+          <w:sz w:val="24"/>
+          <w:szCs w:val="24"/>
+          <w:lang w:val="es-MX"/>
+        </w:rPr>
+        <w:t>Específicamente, en el estado de Veracruz las vars. Typica, Garnica, Bourbon, y Caturra se cultivan ampliamente (Hernández-Solabac et al., 2011: Läderach et al., 2010). Este estado aporta 21.25 % de la producción total de café cereza en México y presenta un rendimiento promedio de 2.2 t ha-1.</w:t>
+      </w:r>
+    </w:p>
+    <w:p>
+      <w:pPr>
+        <w:spacing w:before="100" w:beforeAutospacing="1" w:after="100" w:afterAutospacing="1" w:line="240" w:lineRule="auto"/>
+        <w:rPr>
+          <w:rFonts w:ascii="Times New Roman" w:hAnsi="Times New Roman" w:cs="Times New Roman"/>
+          <w:color w:val="000000" w:themeColor="text1"/>
+          <w:sz w:val="24"/>
+          <w:szCs w:val="24"/>
+        </w:rPr>
+      </w:pPr>
     </w:p>
     <w:p>
       <w:pPr>
@@ -3607,6 +4085,7 @@
           <w:szCs w:val="24"/>
           <w:lang w:val="es-MX" w:eastAsia="es-MX"/>
         </w:rPr>
+        <w:lastRenderedPageBreak/>
         <w:drawing>
           <wp:inline distT="0" distB="0" distL="0" distR="0">
             <wp:extent cx="4876800" cy="4508500"/>
@@ -3625,7 +4104,7 @@
                     </pic:cNvPicPr>
                   </pic:nvPicPr>
                   <pic:blipFill>
-                    <a:blip r:embed="rId14">
+                    <a:blip r:embed="rId15">
                       <a:extLst>
                         <a:ext uri="{28A0092B-C50C-407E-A947-70E740481C1C}">
                           <a14:useLocalDpi xmlns:a14="http://schemas.microsoft.com/office/drawing/2010/main" val="0"/>
@@ -3745,7 +4224,7 @@
         </w:rPr>
         <w:t xml:space="preserve"> </w:t>
       </w:r>
-      <w:hyperlink r:id="rId15" w:history="1">
+      <w:hyperlink r:id="rId16" w:history="1">
         <w:r>
           <w:rPr>
             <w:rStyle w:val="Hipervnculo"/>
@@ -3835,7 +4314,7 @@
         </w:rPr>
         <w:t xml:space="preserve"> 11(1), e3840. </w:t>
       </w:r>
-      <w:hyperlink r:id="rId16" w:history="1">
+      <w:hyperlink r:id="rId17" w:history="1">
         <w:r>
           <w:rPr>
             <w:rStyle w:val="Hipervnculo"/>
@@ -3872,7 +4351,6 @@
           <w:szCs w:val="24"/>
           <w:lang w:eastAsia="es-MX"/>
         </w:rPr>
-        <w:lastRenderedPageBreak/>
         <w:t xml:space="preserve">Organización Internacional del Café (OIC). (Julio 2017). </w:t>
       </w:r>
       <w:r>
@@ -3897,7 +4375,7 @@
         </w:rPr>
         <w:t xml:space="preserve">.  </w:t>
       </w:r>
-      <w:hyperlink r:id="rId17" w:history="1">
+      <w:hyperlink r:id="rId18" w:history="1">
         <w:r>
           <w:rPr>
             <w:rStyle w:val="Hipervnculo"/>
@@ -4091,7 +4569,7 @@
                     </pic:cNvPicPr>
                   </pic:nvPicPr>
                   <pic:blipFill>
-                    <a:blip r:embed="rId18">
+                    <a:blip r:embed="rId19">
                       <a:extLst>
                         <a:ext uri="{28A0092B-C50C-407E-A947-70E740481C1C}">
                           <a14:useLocalDpi xmlns:a14="http://schemas.microsoft.com/office/drawing/2010/main" val="0"/>
@@ -4294,7 +4772,7 @@
                     </pic:cNvPicPr>
                   </pic:nvPicPr>
                   <pic:blipFill>
-                    <a:blip r:embed="rId19">
+                    <a:blip r:embed="rId20">
                       <a:extLst>
                         <a:ext uri="{28A0092B-C50C-407E-A947-70E740481C1C}">
                           <a14:useLocalDpi xmlns:a14="http://schemas.microsoft.com/office/drawing/2010/main" val="0"/>
@@ -4506,115 +4984,6 @@
                 <pic:pic xmlns:pic="http://schemas.openxmlformats.org/drawingml/2006/picture">
                   <pic:nvPicPr>
                     <pic:cNvPr id="0" name="Picture 2" descr="C:\Users\USER\Documents\Ecoeficiencia combinado con LCA y DEA\posts\Imagenes ok\Ecoeficiencia 2.png"/>
-                    <pic:cNvPicPr>
-                      <a:picLocks noChangeAspect="1" noChangeArrowheads="1"/>
-                    </pic:cNvPicPr>
-                  </pic:nvPicPr>
-                  <pic:blipFill>
-                    <a:blip r:embed="rId20">
-                      <a:extLst>
-                        <a:ext uri="{28A0092B-C50C-407E-A947-70E740481C1C}">
-                          <a14:useLocalDpi xmlns:a14="http://schemas.microsoft.com/office/drawing/2010/main" val="0"/>
-                        </a:ext>
-                      </a:extLst>
-                    </a:blip>
-                    <a:srcRect/>
-                    <a:stretch>
-                      <a:fillRect/>
-                    </a:stretch>
-                  </pic:blipFill>
-                  <pic:spPr bwMode="auto">
-                    <a:xfrm>
-                      <a:off x="0" y="0"/>
-                      <a:ext cx="3810000" cy="2857500"/>
-                    </a:xfrm>
-                    <a:prstGeom prst="rect">
-                      <a:avLst/>
-                    </a:prstGeom>
-                    <a:noFill/>
-                    <a:ln>
-                      <a:noFill/>
-                    </a:ln>
-                  </pic:spPr>
-                </pic:pic>
-              </a:graphicData>
-            </a:graphic>
-          </wp:inline>
-        </w:drawing>
-      </w:r>
-    </w:p>
-    <w:p>
-      <w:pPr>
-        <w:spacing w:before="100" w:beforeAutospacing="1" w:after="100" w:afterAutospacing="1" w:line="240" w:lineRule="auto"/>
-        <w:jc w:val="both"/>
-        <w:rPr>
-          <w:rFonts w:ascii="Times New Roman" w:hAnsi="Times New Roman" w:cs="Times New Roman"/>
-          <w:bCs/>
-          <w:color w:val="000000" w:themeColor="text1"/>
-          <w:sz w:val="24"/>
-          <w:szCs w:val="24"/>
-          <w:lang w:val="es-MX"/>
-        </w:rPr>
-      </w:pPr>
-      <w:r>
-        <w:rPr>
-          <w:rFonts w:ascii="Times New Roman" w:hAnsi="Times New Roman" w:cs="Times New Roman"/>
-          <w:bCs/>
-          <w:color w:val="000000" w:themeColor="text1"/>
-          <w:sz w:val="24"/>
-          <w:szCs w:val="24"/>
-          <w:lang w:val="es-MX"/>
-        </w:rPr>
-        <w:t xml:space="preserve">En este contexto la producción de café es un proceso complejo que involucra múltiples factores, desde la elección de variedades adecuadas hasta el manejo de plagas y enfermedades. La eficiencia en la producción se traduce en un uso óptimo de recursos, lo que no solo mejora la rentabilidad para los agricultores, sino que también contribuye a la sostenibilidad del ecosistema (Leguizamo </w:t>
-      </w:r>
-      <w:r>
-        <w:rPr>
-          <w:rFonts w:ascii="Times New Roman" w:hAnsi="Times New Roman" w:cs="Times New Roman"/>
-          <w:bCs/>
-          <w:color w:val="000000" w:themeColor="text1"/>
-          <w:sz w:val="24"/>
-          <w:szCs w:val="24"/>
-          <w:lang w:val="es-MX"/>
-        </w:rPr>
-        <w:lastRenderedPageBreak/>
-        <w:t>et al., 2024). Medir la eficiencia permite identificar áreas de mejora, optimizar prácticas agrícolas y maximizar la calidad del café producido.</w:t>
-      </w:r>
-    </w:p>
-    <w:p>
-      <w:pPr>
-        <w:spacing w:before="100" w:beforeAutospacing="1" w:after="100" w:afterAutospacing="1" w:line="240" w:lineRule="auto"/>
-        <w:jc w:val="center"/>
-        <w:rPr>
-          <w:rFonts w:ascii="Times New Roman" w:hAnsi="Times New Roman" w:cs="Times New Roman"/>
-          <w:bCs/>
-          <w:color w:val="000000" w:themeColor="text1"/>
-          <w:sz w:val="24"/>
-          <w:szCs w:val="24"/>
-          <w:lang w:val="es-MX"/>
-        </w:rPr>
-      </w:pPr>
-      <w:r>
-        <w:rPr>
-          <w:rFonts w:ascii="Times New Roman" w:hAnsi="Times New Roman" w:cs="Times New Roman"/>
-          <w:bCs/>
-          <w:color w:val="000000" w:themeColor="text1"/>
-          <w:sz w:val="24"/>
-          <w:szCs w:val="24"/>
-          <w:lang w:val="es-MX" w:eastAsia="es-MX"/>
-        </w:rPr>
-        <w:drawing>
-          <wp:inline distT="0" distB="0" distL="0" distR="0">
-            <wp:extent cx="3810000" cy="2857500"/>
-            <wp:effectExtent l="0" t="0" r="0" b="0"/>
-            <wp:docPr id="16" name="Imagen 16" descr="C:\Users\USER\Documents\Ecoeficiencia combinado con LCA y DEA\posts\Imagenes ok\Cafe 2.png"/>
-            <wp:cNvGraphicFramePr>
-              <a:graphicFrameLocks xmlns:a="http://schemas.openxmlformats.org/drawingml/2006/main" noChangeAspect="1"/>
-            </wp:cNvGraphicFramePr>
-            <a:graphic xmlns:a="http://schemas.openxmlformats.org/drawingml/2006/main">
-              <a:graphicData uri="http://schemas.openxmlformats.org/drawingml/2006/picture">
-                <pic:pic xmlns:pic="http://schemas.openxmlformats.org/drawingml/2006/picture">
-                  <pic:nvPicPr>
-                    <pic:cNvPr id="0" name="Picture 4" descr="C:\Users\USER\Documents\Ecoeficiencia combinado con LCA y DEA\posts\Imagenes ok\Cafe 2.png"/>
                     <pic:cNvPicPr>
                       <a:picLocks noChangeAspect="1" noChangeArrowheads="1"/>
                     </pic:cNvPicPr>
@@ -4674,6 +5043,115 @@
           <w:szCs w:val="24"/>
           <w:lang w:val="es-MX"/>
         </w:rPr>
+        <w:t xml:space="preserve">En este contexto la producción de café es un proceso complejo que involucra múltiples factores, desde la elección de variedades adecuadas hasta el manejo de plagas y enfermedades. La eficiencia en la producción se traduce en un uso óptimo de recursos, lo que no solo mejora la rentabilidad para los agricultores, sino que también contribuye a la sostenibilidad del ecosistema (Leguizamo </w:t>
+      </w:r>
+      <w:r>
+        <w:rPr>
+          <w:rFonts w:ascii="Times New Roman" w:hAnsi="Times New Roman" w:cs="Times New Roman"/>
+          <w:bCs/>
+          <w:color w:val="000000" w:themeColor="text1"/>
+          <w:sz w:val="24"/>
+          <w:szCs w:val="24"/>
+          <w:lang w:val="es-MX"/>
+        </w:rPr>
+        <w:lastRenderedPageBreak/>
+        <w:t>et al., 2024). Medir la eficiencia permite identificar áreas de mejora, optimizar prácticas agrícolas y maximizar la calidad del café producido.</w:t>
+      </w:r>
+    </w:p>
+    <w:p>
+      <w:pPr>
+        <w:spacing w:before="100" w:beforeAutospacing="1" w:after="100" w:afterAutospacing="1" w:line="240" w:lineRule="auto"/>
+        <w:jc w:val="center"/>
+        <w:rPr>
+          <w:rFonts w:ascii="Times New Roman" w:hAnsi="Times New Roman" w:cs="Times New Roman"/>
+          <w:bCs/>
+          <w:color w:val="000000" w:themeColor="text1"/>
+          <w:sz w:val="24"/>
+          <w:szCs w:val="24"/>
+          <w:lang w:val="es-MX"/>
+        </w:rPr>
+      </w:pPr>
+      <w:r>
+        <w:rPr>
+          <w:rFonts w:ascii="Times New Roman" w:hAnsi="Times New Roman" w:cs="Times New Roman"/>
+          <w:bCs/>
+          <w:color w:val="000000" w:themeColor="text1"/>
+          <w:sz w:val="24"/>
+          <w:szCs w:val="24"/>
+          <w:lang w:val="es-MX" w:eastAsia="es-MX"/>
+        </w:rPr>
+        <w:drawing>
+          <wp:inline distT="0" distB="0" distL="0" distR="0">
+            <wp:extent cx="3810000" cy="2857500"/>
+            <wp:effectExtent l="0" t="0" r="0" b="0"/>
+            <wp:docPr id="16" name="Imagen 16" descr="C:\Users\USER\Documents\Ecoeficiencia combinado con LCA y DEA\posts\Imagenes ok\Cafe 2.png"/>
+            <wp:cNvGraphicFramePr>
+              <a:graphicFrameLocks xmlns:a="http://schemas.openxmlformats.org/drawingml/2006/main" noChangeAspect="1"/>
+            </wp:cNvGraphicFramePr>
+            <a:graphic xmlns:a="http://schemas.openxmlformats.org/drawingml/2006/main">
+              <a:graphicData uri="http://schemas.openxmlformats.org/drawingml/2006/picture">
+                <pic:pic xmlns:pic="http://schemas.openxmlformats.org/drawingml/2006/picture">
+                  <pic:nvPicPr>
+                    <pic:cNvPr id="0" name="Picture 4" descr="C:\Users\USER\Documents\Ecoeficiencia combinado con LCA y DEA\posts\Imagenes ok\Cafe 2.png"/>
+                    <pic:cNvPicPr>
+                      <a:picLocks noChangeAspect="1" noChangeArrowheads="1"/>
+                    </pic:cNvPicPr>
+                  </pic:nvPicPr>
+                  <pic:blipFill>
+                    <a:blip r:embed="rId22">
+                      <a:extLst>
+                        <a:ext uri="{28A0092B-C50C-407E-A947-70E740481C1C}">
+                          <a14:useLocalDpi xmlns:a14="http://schemas.microsoft.com/office/drawing/2010/main" val="0"/>
+                        </a:ext>
+                      </a:extLst>
+                    </a:blip>
+                    <a:srcRect/>
+                    <a:stretch>
+                      <a:fillRect/>
+                    </a:stretch>
+                  </pic:blipFill>
+                  <pic:spPr bwMode="auto">
+                    <a:xfrm>
+                      <a:off x="0" y="0"/>
+                      <a:ext cx="3810000" cy="2857500"/>
+                    </a:xfrm>
+                    <a:prstGeom prst="rect">
+                      <a:avLst/>
+                    </a:prstGeom>
+                    <a:noFill/>
+                    <a:ln>
+                      <a:noFill/>
+                    </a:ln>
+                  </pic:spPr>
+                </pic:pic>
+              </a:graphicData>
+            </a:graphic>
+          </wp:inline>
+        </w:drawing>
+      </w:r>
+    </w:p>
+    <w:p>
+      <w:pPr>
+        <w:spacing w:before="100" w:beforeAutospacing="1" w:after="100" w:afterAutospacing="1" w:line="240" w:lineRule="auto"/>
+        <w:jc w:val="both"/>
+        <w:rPr>
+          <w:rFonts w:ascii="Times New Roman" w:hAnsi="Times New Roman" w:cs="Times New Roman"/>
+          <w:bCs/>
+          <w:color w:val="000000" w:themeColor="text1"/>
+          <w:sz w:val="24"/>
+          <w:szCs w:val="24"/>
+          <w:lang w:val="es-MX"/>
+        </w:rPr>
+      </w:pPr>
+      <w:r>
+        <w:rPr>
+          <w:rFonts w:ascii="Times New Roman" w:hAnsi="Times New Roman" w:cs="Times New Roman"/>
+          <w:bCs/>
+          <w:color w:val="000000" w:themeColor="text1"/>
+          <w:sz w:val="24"/>
+          <w:szCs w:val="24"/>
+          <w:lang w:val="es-MX"/>
+        </w:rPr>
         <w:t xml:space="preserve">La Figura 1 muestra el árbol de problemas del sector cafetalero a nivel nacional en México según hallazgos </w:t>
       </w:r>
       <w:r>
@@ -4769,7 +5247,7 @@
                     </pic:cNvPicPr>
                   </pic:nvPicPr>
                   <pic:blipFill>
-                    <a:blip r:embed="rId22" cstate="print"/>
+                    <a:blip r:embed="rId23" cstate="print"/>
                     <a:stretch>
                       <a:fillRect/>
                     </a:stretch>
@@ -5041,7 +5519,7 @@
                     </pic:cNvPicPr>
                   </pic:nvPicPr>
                   <pic:blipFill>
-                    <a:blip r:embed="rId23">
+                    <a:blip r:embed="rId24">
                       <a:extLst>
                         <a:ext uri="{28A0092B-C50C-407E-A947-70E740481C1C}">
                           <a14:useLocalDpi xmlns:a14="http://schemas.microsoft.com/office/drawing/2010/main" val="0"/>
@@ -5426,7 +5904,7 @@
                     </pic:cNvPicPr>
                   </pic:nvPicPr>
                   <pic:blipFill>
-                    <a:blip r:embed="rId24">
+                    <a:blip r:embed="rId25">
                       <a:extLst>
                         <a:ext uri="{28A0092B-C50C-407E-A947-70E740481C1C}">
                           <a14:useLocalDpi xmlns:a14="http://schemas.microsoft.com/office/drawing/2010/main" val="0"/>
@@ -5522,7 +6000,7 @@
                     </pic:cNvPicPr>
                   </pic:nvPicPr>
                   <pic:blipFill>
-                    <a:blip r:embed="rId25">
+                    <a:blip r:embed="rId26">
                       <a:extLst>
                         <a:ext uri="{28A0092B-C50C-407E-A947-70E740481C1C}">
                           <a14:useLocalDpi xmlns:a14="http://schemas.microsoft.com/office/drawing/2010/main" val="0"/>
@@ -5783,7 +6261,7 @@
                     </pic:cNvPicPr>
                   </pic:nvPicPr>
                   <pic:blipFill>
-                    <a:blip r:embed="rId26">
+                    <a:blip r:embed="rId27">
                       <a:extLst>
                         <a:ext uri="{28A0092B-C50C-407E-A947-70E740481C1C}">
                           <a14:useLocalDpi xmlns:a14="http://schemas.microsoft.com/office/drawing/2010/main" val="0"/>
@@ -5903,7 +6381,7 @@
                     </pic:cNvPicPr>
                   </pic:nvPicPr>
                   <pic:blipFill>
-                    <a:blip r:embed="rId27">
+                    <a:blip r:embed="rId28">
                       <a:extLst>
                         <a:ext uri="{28A0092B-C50C-407E-A947-70E740481C1C}">
                           <a14:useLocalDpi xmlns:a14="http://schemas.microsoft.com/office/drawing/2010/main" val="0"/>
@@ -6198,7 +6676,7 @@
         </w:rPr>
         <w:t xml:space="preserve">, May. </w:t>
       </w:r>
-      <w:hyperlink r:id="rId28" w:history="1">
+      <w:hyperlink r:id="rId29" w:history="1">
         <w:r>
           <w:rPr>
             <w:rStyle w:val="Hipervnculo"/>
@@ -6270,7 +6748,7 @@
         </w:rPr>
         <w:t xml:space="preserve"> 14 (1): 24–43. </w:t>
       </w:r>
-      <w:hyperlink r:id="rId29" w:history="1">
+      <w:hyperlink r:id="rId30" w:history="1">
         <w:r>
           <w:rPr>
             <w:rStyle w:val="Hipervnculo"/>
@@ -6342,7 +6820,7 @@
         </w:rPr>
         <w:t xml:space="preserve"> 10 (6): 1195–1206. </w:t>
       </w:r>
-      <w:hyperlink r:id="rId30" w:history="1">
+      <w:hyperlink r:id="rId31" w:history="1">
         <w:r>
           <w:rPr>
             <w:rStyle w:val="Hipervnculo"/>
@@ -6414,7 +6892,7 @@
         </w:rPr>
         <w:t xml:space="preserve"> 11 (1). </w:t>
       </w:r>
-      <w:hyperlink r:id="rId31" w:history="1">
+      <w:hyperlink r:id="rId32" w:history="1">
         <w:r>
           <w:rPr>
             <w:rStyle w:val="Hipervnculo"/>
@@ -6463,7 +6941,7 @@
         </w:rPr>
         <w:t xml:space="preserve">Riaño Henao, Camilo Andrés, and Olga Lucía Larrea Serna. 2022. “Análisis Envolvente de Datos y Sus Aplicaciones En Sostenibilidad.” Ingeniare, no. 31 (July). </w:t>
       </w:r>
-      <w:hyperlink r:id="rId32" w:history="1">
+      <w:hyperlink r:id="rId33" w:history="1">
         <w:r>
           <w:rPr>
             <w:rStyle w:val="Hipervnculo"/>
@@ -6510,7 +6988,7 @@
         </w:rPr>
         <w:t xml:space="preserve">Venegas Sandoval, Andrea, Lorena Soto Pinto, Guadalupe Álvarez Gordillo, Armando Alayón Gamboa, and Emmanuel Díaz Nigenda. 2021. “La Diversificación de Estrategias Socioambientales En La Familia Campesina: Mecanismo de Resiliencia Ante La Crisis Del Café En Chiapas.” Revista Pueblos y Fronteras Digital 16 (May): 1–31. </w:t>
       </w:r>
-      <w:hyperlink r:id="rId33" w:history="1">
+      <w:hyperlink r:id="rId34" w:history="1">
         <w:r>
           <w:rPr>
             <w:rStyle w:val="Hipervnculo"/>
@@ -6661,7 +7139,7 @@
                     </pic:cNvPicPr>
                   </pic:nvPicPr>
                   <pic:blipFill>
-                    <a:blip r:embed="rId34">
+                    <a:blip r:embed="rId35">
                       <a:extLst>
                         <a:ext uri="{28A0092B-C50C-407E-A947-70E740481C1C}">
                           <a14:useLocalDpi xmlns:a14="http://schemas.microsoft.com/office/drawing/2010/main" val="0"/>
@@ -8100,7 +8578,7 @@
                     <pic:cNvPicPr/>
                   </pic:nvPicPr>
                   <pic:blipFill>
-                    <a:blip r:embed="rId35"/>
+                    <a:blip r:embed="rId36"/>
                     <a:stretch>
                       <a:fillRect/>
                     </a:stretch>
@@ -8179,7 +8657,7 @@
                     </pic:cNvPicPr>
                   </pic:nvPicPr>
                   <pic:blipFill>
-                    <a:blip r:embed="rId36">
+                    <a:blip r:embed="rId37">
                       <a:extLst>
                         <a:ext uri="{28A0092B-C50C-407E-A947-70E740481C1C}">
                           <a14:useLocalDpi xmlns:a14="http://schemas.microsoft.com/office/drawing/2010/main" val="0"/>
@@ -8337,7 +8815,7 @@
                     </pic:cNvPicPr>
                   </pic:nvPicPr>
                   <pic:blipFill>
-                    <a:blip r:embed="rId37">
+                    <a:blip r:embed="rId38">
                       <a:extLst>
                         <a:ext uri="{28A0092B-C50C-407E-A947-70E740481C1C}">
                           <a14:useLocalDpi xmlns:a14="http://schemas.microsoft.com/office/drawing/2010/main" val="0"/>
@@ -8872,7 +9350,7 @@
         </w:rPr>
         <w:t> 161 (June): 151–61. </w:t>
       </w:r>
-      <w:hyperlink r:id="rId38" w:history="1">
+      <w:hyperlink r:id="rId39" w:history="1">
         <w:r>
           <w:rPr>
             <w:rStyle w:val="Hipervnculo"/>
@@ -8921,7 +9399,7 @@
         </w:rPr>
         <w:t> 2 (6): 429–44. </w:t>
       </w:r>
-      <w:hyperlink r:id="rId39" w:history="1">
+      <w:hyperlink r:id="rId40" w:history="1">
         <w:r>
           <w:rPr>
             <w:rStyle w:val="Hipervnculo"/>
@@ -8970,7 +9448,7 @@
         </w:rPr>
         <w:t> 171 (January): 1460–71. </w:t>
       </w:r>
-      <w:hyperlink r:id="rId40" w:history="1">
+      <w:hyperlink r:id="rId41" w:history="1">
         <w:r>
           <w:rPr>
             <w:rStyle w:val="Hipervnculo"/>
@@ -9019,7 +9497,7 @@
         </w:rPr>
         <w:t> 11 (2): 80–85. </w:t>
       </w:r>
-      <w:hyperlink r:id="rId41" w:history="1">
+      <w:hyperlink r:id="rId42" w:history="1">
         <w:r>
           <w:rPr>
             <w:rStyle w:val="Hipervnculo"/>
@@ -9068,7 +9546,7 @@
         </w:rPr>
         <w:t> 140 (September): 105581. </w:t>
       </w:r>
-      <w:hyperlink r:id="rId42" w:history="1">
+      <w:hyperlink r:id="rId43" w:history="1">
         <w:r>
           <w:rPr>
             <w:rStyle w:val="Hipervnculo"/>
@@ -9118,7 +9596,7 @@
         </w:rPr>
         <w:t> 140 (January): 399–409. </w:t>
       </w:r>
-      <w:hyperlink r:id="rId43" w:history="1">
+      <w:hyperlink r:id="rId44" w:history="1">
         <w:r>
           <w:rPr>
             <w:rStyle w:val="Hipervnculo"/>
@@ -9167,7 +9645,7 @@
         </w:rPr>
         <w:t> 6 (2): 17. </w:t>
       </w:r>
-      <w:hyperlink r:id="rId44" w:history="1">
+      <w:hyperlink r:id="rId45" w:history="1">
         <w:r>
           <w:rPr>
             <w:rStyle w:val="Hipervnculo"/>
@@ -9216,7 +9694,7 @@
         </w:rPr>
         <w:t> 17 (3): 1307–24. </w:t>
       </w:r>
-      <w:hyperlink r:id="rId45" w:history="1">
+      <w:hyperlink r:id="rId46" w:history="1">
         <w:r>
           <w:rPr>
             <w:rStyle w:val="Hipervnculo"/>
@@ -9265,7 +9743,7 @@
         </w:rPr>
         <w:t> 313 (September): 127609. </w:t>
       </w:r>
-      <w:hyperlink r:id="rId46" w:history="1">
+      <w:hyperlink r:id="rId47" w:history="1">
         <w:r>
           <w:rPr>
             <w:rStyle w:val="Hipervnculo"/>
@@ -9370,7 +9848,7 @@
                     </pic:cNvPicPr>
                   </pic:nvPicPr>
                   <pic:blipFill>
-                    <a:blip r:embed="rId47">
+                    <a:blip r:embed="rId48">
                       <a:extLst>
                         <a:ext uri="{28A0092B-C50C-407E-A947-70E740481C1C}">
                           <a14:useLocalDpi xmlns:a14="http://schemas.microsoft.com/office/drawing/2010/main" val="0"/>
@@ -9681,7 +10159,7 @@
                     </pic:cNvPicPr>
                   </pic:nvPicPr>
                   <pic:blipFill>
-                    <a:blip r:embed="rId48"/>
+                    <a:blip r:embed="rId49"/>
                     <a:stretch>
                       <a:fillRect/>
                     </a:stretch>
@@ -10667,7 +11145,7 @@
                     </pic:cNvPicPr>
                   </pic:nvPicPr>
                   <pic:blipFill>
-                    <a:blip r:embed="rId49"/>
+                    <a:blip r:embed="rId50"/>
                     <a:stretch>
                       <a:fillRect/>
                     </a:stretch>
@@ -10838,7 +11316,7 @@
                     </pic:cNvPicPr>
                   </pic:nvPicPr>
                   <pic:blipFill>
-                    <a:blip r:embed="rId50"/>
+                    <a:blip r:embed="rId51"/>
                     <a:stretch>
                       <a:fillRect/>
                     </a:stretch>
@@ -11783,7 +12261,7 @@
         </w:rPr>
         <w:t xml:space="preserve">, 27(1), 57-72. DOI: </w:t>
       </w:r>
-      <w:hyperlink r:id="rId51" w:history="1">
+      <w:hyperlink r:id="rId52" w:history="1">
         <w:r>
           <w:rPr>
             <w:rStyle w:val="Hipervnculo"/>
@@ -12186,7 +12664,7 @@
         </w:rPr>
         <w:t xml:space="preserve">. 161, 151–161. </w:t>
       </w:r>
-      <w:hyperlink r:id="rId52" w:history="1">
+      <w:hyperlink r:id="rId53" w:history="1">
         <w:r>
           <w:rPr>
             <w:rStyle w:val="Hipervnculo"/>
@@ -12401,7 +12879,7 @@
         </w:rPr>
         <w:t xml:space="preserve"> </w:t>
       </w:r>
-      <w:hyperlink r:id="rId53" w:history="1">
+      <w:hyperlink r:id="rId54" w:history="1">
         <w:r>
           <w:rPr>
             <w:rStyle w:val="Hipervnculo"/>
@@ -12459,7 +12937,7 @@
         </w:rPr>
         <w:t xml:space="preserve"> 2021 </w:t>
       </w:r>
-      <w:hyperlink r:id="rId54" w:tgtFrame="_blank" w:tooltip="Persistent link using digital object identifier" w:history="1">
+      <w:hyperlink r:id="rId55" w:tgtFrame="_blank" w:tooltip="Persistent link using digital object identifier" w:history="1">
         <w:r>
           <w:rPr>
             <w:rStyle w:val="anchor-text"/>
@@ -12789,7 +13267,7 @@
         </w:rPr>
         <w:br/>
       </w:r>
-      <w:hyperlink r:id="rId55" w:history="1">
+      <w:hyperlink r:id="rId56" w:history="1">
         <w:r>
           <w:rPr>
             <w:rStyle w:val="Hipervnculo"/>
@@ -12850,16 +13328,7 @@
           <w:sz w:val="24"/>
           <w:szCs w:val="24"/>
         </w:rPr>
-        <w:t>Evaluación térmica y financiera del proceso de secado de grano de café en un secador solar activo tipo invernadero</w:t>
-      </w:r>
-      <w:r>
-        <w:rPr>
-          <w:rFonts w:ascii="Times New Roman" w:hAnsi="Times New Roman" w:cs="Times New Roman"/>
-          <w:color w:val="000000" w:themeColor="text1"/>
-          <w:sz w:val="24"/>
-          <w:szCs w:val="24"/>
-        </w:rPr>
-        <w:t xml:space="preserve"> </w:t>
+        <w:t xml:space="preserve">Evaluación térmica y financiera del proceso de secado de grano de café en un secador solar activo tipo invernadero </w:t>
       </w:r>
     </w:p>
     <w:p>
@@ -12879,16 +13348,7 @@
           <w:sz w:val="24"/>
           <w:szCs w:val="24"/>
         </w:rPr>
-        <w:t>La forma más común de realizar el proceso de secado para obtener café pergamino seco a partir de café cereza, es exponiendolo a los rayos solares de manera directa y a la intemperie, donde la calidad final no siempre es óptima. Una alternativa para mejorar el proceso ha sido el aprovechamiento de la energía solar mediante el uso de secadores solares. El objetivo del presente trabajo fue evaluar la eficiencia térmica y financiera del proceso de secado de grano de café en un secador solar activo tipo invernadero. El estudio se realizo durante el año 2014, en un secador solar tipo invernadero con colector integrado formando parte de la estructura, con circulación de aire forzada. El grano fue puesto en charolas hechas con bastidor de madera y malla sombra 80% con dimensiones de 0.3*0.85 m, que sirvieron como camas de secado. La proporción de grano fue de 19.5 kg m-2. En 44 h de sol (5 días), se obtuvo un porcentaje de humedad del café pergamino de 11%. La eficiencia térmica del secador solar fue de 12%. Los resultados del flujo de efectivo descontado es positivo y la recuperación de la inversión se logra durante un periodo de cosecha (aproximadamente tres meses), que representa una alta viabilidad de uso de esta tecnología a nivel de pequeños productores</w:t>
-      </w:r>
-      <w:r>
-        <w:rPr>
-          <w:rFonts w:ascii="Times New Roman" w:hAnsi="Times New Roman" w:cs="Times New Roman"/>
-          <w:color w:val="000000" w:themeColor="text1"/>
-          <w:sz w:val="24"/>
-          <w:szCs w:val="24"/>
-        </w:rPr>
-        <w:t>.</w:t>
+        <w:t>La forma más común de realizar el proceso de secado para obtener café pergamino seco a partir de café cereza, es exponiendolo a los rayos solares de manera directa y a la intemperie, donde la calidad final no siempre es óptima. Una alternativa para mejorar el proceso ha sido el aprovechamiento de la energía solar mediante el uso de secadores solares. El objetivo del presente trabajo fue evaluar la eficiencia térmica y financiera del proceso de secado de grano de café en un secador solar activo tipo invernadero. El estudio se realizo durante el año 2014, en un secador solar tipo invernadero con colector integrado formando parte de la estructura, con circulación de aire forzada. El grano fue puesto en charolas hechas con bastidor de madera y malla sombra 80% con dimensiones de 0.3*0.85 m, que sirvieron como camas de secado. La proporción de grano fue de 19.5 kg m-2. En 44 h de sol (5 días), se obtuvo un porcentaje de humedad del café pergamino de 11%. La eficiencia térmica del secador solar fue de 12%. Los resultados del flujo de efectivo descontado es positivo y la recuperación de la inversión se logra durante un periodo de cosecha (aproximadamente tres meses), que representa una alta viabilidad de uso de esta tecnología a nivel de pequeños productores.</w:t>
       </w:r>
     </w:p>
     <w:p>
@@ -12970,7 +13430,7 @@
         </w:rPr>
         <w:t xml:space="preserve"> </w:t>
       </w:r>
-      <w:hyperlink r:id="rId56" w:history="1">
+      <w:hyperlink r:id="rId57" w:history="1">
         <w:r>
           <w:rPr>
             <w:rStyle w:val="Hipervnculo"/>
@@ -13091,7 +13551,7 @@
         </w:rPr>
         <w:t xml:space="preserve"> </w:t>
       </w:r>
-      <w:hyperlink r:id="rId57" w:history="1">
+      <w:hyperlink r:id="rId58" w:history="1">
         <w:r>
           <w:rPr>
             <w:rStyle w:val="Hipervnculo"/>
@@ -13472,7 +13932,7 @@
       <w:r>
         <w:t xml:space="preserve">Navarrete M. C. y García-Muñoz, C. (2025). Sustentabilidad en la industria del café. Caffenio modelo de negocio [Sustainability in the Coffe industry. Caffenio business model]. European Public &amp; Social Innovation Review, 10, 01-15. </w:t>
       </w:r>
-      <w:hyperlink r:id="rId58" w:history="1">
+      <w:hyperlink r:id="rId59" w:history="1">
         <w:r>
           <w:rPr>
             <w:rStyle w:val="Hipervnculo"/>
@@ -13549,19 +14009,7 @@
           <w:lang w:val="es-MX" w:eastAsia="es-MX"/>
         </w:rPr>
         <w:lastRenderedPageBreak/>
-        <w:t>adaptar las metodolog</w:t>
-      </w:r>
-      <w:bookmarkStart w:id="0" w:name="_GoBack"/>
-      <w:bookmarkEnd w:id="0"/>
-      <w:r>
-        <w:rPr>
-          <w:rFonts w:ascii="Times New Roman" w:eastAsia="Times New Roman" w:hAnsi="Times New Roman" w:cs="Times New Roman"/>
-          <w:noProof w:val="0"/>
-          <w:sz w:val="24"/>
-          <w:szCs w:val="24"/>
-          <w:lang w:val="es-MX" w:eastAsia="es-MX"/>
-        </w:rPr>
-        <w:t>ías de ecoeficiencia al contexto regional permite formular recomendaciones específicas para los productores y diseñar políticas públicas más efectivas en este sector.</w:t>
+        <w:t>adaptar las metodologías de ecoeficiencia al contexto regional permite formular recomendaciones específicas para los productores y diseñar políticas públicas más efectivas en este sector.</w:t>
       </w:r>
     </w:p>
     <w:p>
@@ -14035,7 +14483,7 @@
         </w:rPr>
         <w:t xml:space="preserve">Zhu, Nan, Chuanjin Zhu, and Ali Emrouznejad. 2021. “A Combined Machine Learning Algorithms and DEA Method for Measuring and Predicting the Efficiency of Chinese Manufacturing Listed Companies.” Journal of Management Science and Engineering 6 (4): 435–48. </w:t>
       </w:r>
-      <w:hyperlink r:id="rId59" w:history="1">
+      <w:hyperlink r:id="rId60" w:history="1">
         <w:r>
           <w:rPr>
             <w:rStyle w:val="Hipervnculo"/>
@@ -14241,7 +14689,7 @@
         </w:rPr>
         <w:t xml:space="preserve">URL en Github: </w:t>
       </w:r>
-      <w:hyperlink r:id="rId60" w:history="1">
+      <w:hyperlink r:id="rId61" w:history="1">
         <w:r>
           <w:rPr>
             <w:rStyle w:val="Hipervnculo"/>
@@ -14285,7 +14733,7 @@
         </w:rPr>
         <w:t xml:space="preserve">URL del blog: </w:t>
       </w:r>
-      <w:hyperlink r:id="rId61" w:history="1">
+      <w:hyperlink r:id="rId62" w:history="1">
         <w:r>
           <w:rPr>
             <w:rStyle w:val="Hipervnculo"/>
@@ -18181,7 +18629,6 @@
   <w:style w:type="character" w:default="1" w:styleId="Fuentedeprrafopredeter">
     <w:name w:val="Default Paragraph Font"/>
     <w:uiPriority w:val="1"/>
-    <w:semiHidden/>
     <w:unhideWhenUsed/>
   </w:style>
   <w:style w:type="table" w:default="1" w:styleId="Tablanormal">
@@ -18713,7 +19160,7 @@
 </file>
 
 <file path=customXml/itemProps1.xml><?xml version="1.0" encoding="utf-8"?>
-<ds:datastoreItem xmlns:ds="http://schemas.openxmlformats.org/officeDocument/2006/customXml" ds:itemID="{4EA0C9EF-189A-451F-A8A6-10200A4B40C6}">
+<ds:datastoreItem xmlns:ds="http://schemas.openxmlformats.org/officeDocument/2006/customXml" ds:itemID="{32AAF168-E2D7-49AA-944E-78FF8D3D1ED3}">
   <ds:schemaRefs>
     <ds:schemaRef ds:uri="http://schemas.openxmlformats.org/officeDocument/2006/bibliography"/>
   </ds:schemaRefs>
